--- a/400 HKD Meal Plan.docx
+++ b/400 HKD Meal Plan.docx
@@ -1909,6 +1909,13 @@
           <w:rFonts w:ascii="Arial" w:hAnsi="Arial" w:cs="Arial"/>
           <w:szCs w:val="24"/>
         </w:rPr>
+        <w:t xml:space="preserve"> (fill up to almost full of the pot)</w:t>
+      </w:r>
+      <w:r>
+        <w:rPr>
+          <w:rFonts w:ascii="Arial" w:hAnsi="Arial" w:cs="Arial"/>
+          <w:szCs w:val="24"/>
+        </w:rPr>
         <w:t>.</w:t>
       </w:r>
     </w:p>
@@ -1965,7 +1972,21 @@
           <w:rFonts w:ascii="Arial" w:hAnsi="Arial" w:cs="Arial"/>
           <w:szCs w:val="24"/>
         </w:rPr>
-        <w:t>Stir it, as you keep boiling, it becomes condense.</w:t>
+        <w:t>Stir it, as you keep boiling, it becomes condense</w:t>
+      </w:r>
+      <w:r>
+        <w:rPr>
+          <w:rFonts w:ascii="Arial" w:hAnsi="Arial" w:cs="Arial"/>
+          <w:szCs w:val="24"/>
+        </w:rPr>
+        <w:t xml:space="preserve"> and thick</w:t>
+      </w:r>
+      <w:r>
+        <w:rPr>
+          <w:rFonts w:ascii="Arial" w:hAnsi="Arial" w:cs="Arial"/>
+          <w:szCs w:val="24"/>
+        </w:rPr>
+        <w:t>.</w:t>
       </w:r>
     </w:p>
     <w:p>

--- a/400 HKD Meal Plan.docx
+++ b/400 HKD Meal Plan.docx
@@ -34,6 +34,42 @@
         </w:rPr>
         <w:t xml:space="preserve">Product: </w:t>
       </w:r>
+      <w:r>
+        <w:rPr>
+          <w:rFonts w:ascii="Arial" w:hAnsi="Arial" w:cs="Arial"/>
+          <w:b/>
+          <w:bCs/>
+          <w:szCs w:val="24"/>
+        </w:rPr>
+        <w:t>出前一丁麻油即食麵</w:t>
+      </w:r>
+      <w:r>
+        <w:rPr>
+          <w:rFonts w:ascii="Arial" w:hAnsi="Arial" w:cs="Arial"/>
+          <w:b/>
+          <w:bCs/>
+          <w:szCs w:val="24"/>
+        </w:rPr>
+        <w:t>91GM</w:t>
+      </w:r>
+      <w:r>
+        <w:rPr>
+          <w:rFonts w:ascii="Arial" w:hAnsi="Arial" w:cs="Arial"/>
+          <w:b/>
+          <w:bCs/>
+          <w:szCs w:val="24"/>
+        </w:rPr>
+        <w:t xml:space="preserve"> </w:t>
+      </w:r>
+      <w:r>
+        <w:rPr>
+          <w:rFonts w:ascii="Arial" w:hAnsi="Arial" w:cs="Arial"/>
+          <w:b/>
+          <w:bCs/>
+          <w:szCs w:val="24"/>
+        </w:rPr>
+        <w:t>(</w:t>
+      </w:r>
       <w:proofErr w:type="spellStart"/>
       <w:r>
         <w:rPr>
@@ -54,6 +90,15 @@
         </w:rPr>
         <w:t xml:space="preserve"> Sesame Oil Noodle 91GM</w:t>
       </w:r>
+      <w:r>
+        <w:rPr>
+          <w:rFonts w:ascii="Arial" w:hAnsi="Arial" w:cs="Arial"/>
+          <w:b/>
+          <w:bCs/>
+          <w:szCs w:val="24"/>
+        </w:rPr>
+        <w:t>)</w:t>
+      </w:r>
     </w:p>
     <w:p>
       <w:pPr>
@@ -160,6 +205,24 @@
       </w:r>
       <w:r>
         <w:rPr>
+          <w:rFonts w:ascii="Arial" w:hAnsi="Arial" w:cs="Arial" w:hint="eastAsia"/>
+          <w:b/>
+          <w:bCs/>
+          <w:szCs w:val="24"/>
+        </w:rPr>
+        <w:t>蝦子麵</w:t>
+      </w:r>
+      <w:r>
+        <w:rPr>
+          <w:rFonts w:ascii="Arial" w:hAnsi="Arial" w:cs="Arial"/>
+          <w:b/>
+          <w:bCs/>
+          <w:szCs w:val="24"/>
+        </w:rPr>
+        <w:t xml:space="preserve"> (</w:t>
+      </w:r>
+      <w:r>
+        <w:rPr>
           <w:rFonts w:ascii="Arial" w:hAnsi="Arial" w:cs="Arial"/>
           <w:b/>
           <w:bCs/>
@@ -167,6 +230,15 @@
         </w:rPr>
         <w:t>Shrimp Noodle</w:t>
       </w:r>
+      <w:r>
+        <w:rPr>
+          <w:rFonts w:ascii="Arial" w:hAnsi="Arial" w:cs="Arial"/>
+          <w:b/>
+          <w:bCs/>
+          <w:szCs w:val="24"/>
+        </w:rPr>
+        <w:t>)</w:t>
+      </w:r>
     </w:p>
     <w:p>
       <w:pPr>
@@ -257,8 +329,62 @@
           <w:bCs/>
           <w:szCs w:val="24"/>
         </w:rPr>
+        <w:t>Doux</w:t>
+      </w:r>
+      <w:r>
+        <w:rPr>
+          <w:rFonts w:ascii="Arial" w:hAnsi="Arial" w:cs="Arial"/>
+          <w:b/>
+          <w:bCs/>
+          <w:szCs w:val="24"/>
+        </w:rPr>
+        <w:t>法國雞肉腸原味</w:t>
+      </w:r>
+      <w:r>
+        <w:rPr>
+          <w:rFonts w:ascii="Arial" w:hAnsi="Arial" w:cs="Arial"/>
+          <w:b/>
+          <w:bCs/>
+          <w:szCs w:val="24"/>
+        </w:rPr>
+        <w:t xml:space="preserve"> 340GM</w:t>
+      </w:r>
+      <w:r>
+        <w:rPr>
+          <w:rFonts w:ascii="Arial" w:hAnsi="Arial" w:cs="Arial"/>
+          <w:b/>
+          <w:bCs/>
+          <w:szCs w:val="24"/>
+        </w:rPr>
+        <w:t xml:space="preserve"> </w:t>
+      </w:r>
+      <w:r>
+        <w:rPr>
+          <w:rFonts w:ascii="Arial" w:hAnsi="Arial" w:cs="Arial"/>
+          <w:b/>
+          <w:bCs/>
+          <w:szCs w:val="24"/>
+        </w:rPr>
+        <w:t>(</w:t>
+      </w:r>
+      <w:r>
+        <w:rPr>
+          <w:rFonts w:ascii="Arial" w:hAnsi="Arial" w:cs="Arial"/>
+          <w:b/>
+          <w:bCs/>
+          <w:szCs w:val="24"/>
+        </w:rPr>
         <w:t>Doux Chicken Franks 340GM</w:t>
       </w:r>
+      <w:r>
+        <w:rPr>
+          <w:rFonts w:ascii="Arial" w:hAnsi="Arial" w:cs="Arial"/>
+          <w:b/>
+          <w:bCs/>
+          <w:szCs w:val="24"/>
+        </w:rPr>
+        <w:t>)</w:t>
+      </w:r>
     </w:p>
     <w:p>
       <w:pPr>
@@ -396,6 +522,24 @@
       </w:r>
       <w:r>
         <w:rPr>
+          <w:rFonts w:ascii="Arial" w:hAnsi="Arial" w:cs="Arial" w:hint="eastAsia"/>
+          <w:b/>
+          <w:bCs/>
+          <w:szCs w:val="24"/>
+        </w:rPr>
+        <w:t>薯仔</w:t>
+      </w:r>
+      <w:r>
+        <w:rPr>
+          <w:rFonts w:ascii="Arial" w:hAnsi="Arial" w:cs="Arial"/>
+          <w:b/>
+          <w:bCs/>
+          <w:szCs w:val="24"/>
+        </w:rPr>
+        <w:t xml:space="preserve"> (</w:t>
+      </w:r>
+      <w:r>
+        <w:rPr>
           <w:rFonts w:ascii="Arial" w:hAnsi="Arial" w:cs="Arial"/>
           <w:b/>
           <w:bCs/>
@@ -403,6 +547,15 @@
         </w:rPr>
         <w:t>Potato</w:t>
       </w:r>
+      <w:r>
+        <w:rPr>
+          <w:rFonts w:ascii="Arial" w:hAnsi="Arial" w:cs="Arial"/>
+          <w:b/>
+          <w:bCs/>
+          <w:szCs w:val="24"/>
+        </w:rPr>
+        <w:t>)</w:t>
+      </w:r>
     </w:p>
     <w:p>
       <w:pPr>
@@ -498,6 +651,15 @@
           <w:szCs w:val="24"/>
         </w:rPr>
         <w:t xml:space="preserve">Product: </w:t>
+      </w:r>
+      <w:r>
+        <w:rPr>
+          <w:rFonts w:ascii="Arial" w:hAnsi="Arial" w:cs="Arial"/>
+          <w:b/>
+          <w:bCs/>
+          <w:szCs w:val="24"/>
+        </w:rPr>
+        <w:t>菜心</w:t>
       </w:r>
       <w:r>
         <w:rPr>
@@ -605,6 +767,15 @@
           <w:bCs/>
           <w:szCs w:val="24"/>
         </w:rPr>
+        <w:t>紅洋蔥</w:t>
+      </w:r>
+      <w:r>
+        <w:rPr>
+          <w:rFonts w:ascii="Arial" w:hAnsi="Arial" w:cs="Arial"/>
+          <w:b/>
+          <w:bCs/>
+          <w:szCs w:val="24"/>
+        </w:rPr>
         <w:t>Onion</w:t>
       </w:r>
       <w:r>
@@ -614,7 +785,7 @@
           <w:bCs/>
           <w:szCs w:val="24"/>
         </w:rPr>
-        <w:t xml:space="preserve"> (Choi Sum)</w:t>
+        <w:t xml:space="preserve"> </w:t>
       </w:r>
     </w:p>
     <w:p>
@@ -742,6 +913,24 @@
       </w:r>
       <w:r>
         <w:rPr>
+          <w:rFonts w:ascii="Arial" w:hAnsi="Arial" w:cs="Arial" w:hint="eastAsia"/>
+          <w:b/>
+          <w:bCs/>
+          <w:szCs w:val="24"/>
+        </w:rPr>
+        <w:t>雞扒</w:t>
+      </w:r>
+      <w:r>
+        <w:rPr>
+          <w:rFonts w:ascii="Arial" w:hAnsi="Arial" w:cs="Arial"/>
+          <w:b/>
+          <w:bCs/>
+          <w:szCs w:val="24"/>
+        </w:rPr>
+        <w:t xml:space="preserve"> (</w:t>
+      </w:r>
+      <w:r>
+        <w:rPr>
           <w:rFonts w:ascii="Arial" w:hAnsi="Arial" w:cs="Arial"/>
           <w:b/>
           <w:bCs/>
@@ -749,6 +938,15 @@
         </w:rPr>
         <w:t>Chicken Tights</w:t>
       </w:r>
+      <w:r>
+        <w:rPr>
+          <w:rFonts w:ascii="Arial" w:hAnsi="Arial" w:cs="Arial"/>
+          <w:b/>
+          <w:bCs/>
+          <w:szCs w:val="24"/>
+        </w:rPr>
+        <w:t>)</w:t>
+      </w:r>
     </w:p>
     <w:p>
       <w:pPr>
@@ -866,8 +1064,71 @@
           <w:bCs/>
           <w:szCs w:val="24"/>
         </w:rPr>
+        <w:t>金滿堂</w:t>
+      </w:r>
+      <w:r>
+        <w:rPr>
+          <w:rFonts w:ascii="Arial" w:hAnsi="Arial" w:cs="Arial"/>
+          <w:b/>
+          <w:bCs/>
+          <w:szCs w:val="24"/>
+        </w:rPr>
+        <w:t xml:space="preserve"> </w:t>
+      </w:r>
+      <w:r>
+        <w:rPr>
+          <w:rFonts w:ascii="Arial" w:hAnsi="Arial" w:cs="Arial"/>
+          <w:b/>
+          <w:bCs/>
+          <w:szCs w:val="24"/>
+        </w:rPr>
+        <w:t>頂級東北大米</w:t>
+      </w:r>
+      <w:r>
+        <w:rPr>
+          <w:rFonts w:ascii="Arial" w:hAnsi="Arial" w:cs="Arial"/>
+          <w:b/>
+          <w:bCs/>
+          <w:szCs w:val="24"/>
+        </w:rPr>
+        <w:t xml:space="preserve"> 3 KG</w:t>
+      </w:r>
+      <w:r>
+        <w:rPr>
+          <w:rFonts w:ascii="Arial" w:hAnsi="Arial" w:cs="Arial"/>
+          <w:b/>
+          <w:bCs/>
+          <w:szCs w:val="24"/>
+        </w:rPr>
+        <w:t xml:space="preserve"> </w:t>
+      </w:r>
+      <w:r>
+        <w:rPr>
+          <w:rFonts w:ascii="Arial" w:hAnsi="Arial" w:cs="Arial"/>
+          <w:b/>
+          <w:bCs/>
+          <w:szCs w:val="24"/>
+        </w:rPr>
+        <w:t>(</w:t>
+      </w:r>
+      <w:r>
+        <w:rPr>
+          <w:rFonts w:ascii="Arial" w:hAnsi="Arial" w:cs="Arial"/>
+          <w:b/>
+          <w:bCs/>
+          <w:szCs w:val="24"/>
+        </w:rPr>
         <w:t>Golden Hall Premium Short Grain White Rice 3KG</w:t>
       </w:r>
+      <w:r>
+        <w:rPr>
+          <w:rFonts w:ascii="Arial" w:hAnsi="Arial" w:cs="Arial"/>
+          <w:b/>
+          <w:bCs/>
+          <w:szCs w:val="24"/>
+        </w:rPr>
+        <w:t>)</w:t>
+      </w:r>
     </w:p>
     <w:p>
       <w:pPr>
@@ -964,8 +1225,53 @@
           <w:bCs/>
           <w:szCs w:val="24"/>
         </w:rPr>
+        <w:t>楊協成咖喱汁</w:t>
+      </w:r>
+      <w:r>
+        <w:rPr>
+          <w:rFonts w:ascii="Arial" w:hAnsi="Arial" w:cs="Arial"/>
+          <w:b/>
+          <w:bCs/>
+          <w:szCs w:val="24"/>
+        </w:rPr>
+        <w:t xml:space="preserve"> 400ML</w:t>
+      </w:r>
+      <w:r>
+        <w:rPr>
+          <w:rFonts w:ascii="Arial" w:hAnsi="Arial" w:cs="Arial"/>
+          <w:b/>
+          <w:bCs/>
+          <w:szCs w:val="24"/>
+        </w:rPr>
+        <w:t xml:space="preserve"> </w:t>
+      </w:r>
+      <w:r>
+        <w:rPr>
+          <w:rFonts w:ascii="Arial" w:hAnsi="Arial" w:cs="Arial"/>
+          <w:b/>
+          <w:bCs/>
+          <w:szCs w:val="24"/>
+        </w:rPr>
+        <w:t>(</w:t>
+      </w:r>
+      <w:r>
+        <w:rPr>
+          <w:rFonts w:ascii="Arial" w:hAnsi="Arial" w:cs="Arial"/>
+          <w:b/>
+          <w:bCs/>
+          <w:szCs w:val="24"/>
+        </w:rPr>
         <w:t>Yeo's Curry Gravy 400ML</w:t>
       </w:r>
+      <w:r>
+        <w:rPr>
+          <w:rFonts w:ascii="Arial" w:hAnsi="Arial" w:cs="Arial"/>
+          <w:b/>
+          <w:bCs/>
+          <w:szCs w:val="24"/>
+        </w:rPr>
+        <w:t>)</w:t>
+      </w:r>
     </w:p>
     <w:p>
       <w:pPr>
@@ -1092,7 +1398,70 @@
           <w:bCs/>
           <w:szCs w:val="24"/>
         </w:rPr>
+        <w:t>佳樂</w:t>
+      </w:r>
+      <w:r>
+        <w:rPr>
+          <w:rFonts w:ascii="Arial" w:hAnsi="Arial" w:cs="Arial"/>
+          <w:b/>
+          <w:bCs/>
+          <w:szCs w:val="24"/>
+        </w:rPr>
+        <w:t xml:space="preserve"> </w:t>
+      </w:r>
+      <w:r>
+        <w:rPr>
+          <w:rFonts w:ascii="Arial" w:hAnsi="Arial" w:cs="Arial"/>
+          <w:b/>
+          <w:bCs/>
+          <w:szCs w:val="24"/>
+        </w:rPr>
+        <w:t>三角盒裝純正椰漿</w:t>
+      </w:r>
+      <w:r>
+        <w:rPr>
+          <w:rFonts w:ascii="Arial" w:hAnsi="Arial" w:cs="Arial"/>
+          <w:b/>
+          <w:bCs/>
+          <w:szCs w:val="24"/>
+        </w:rPr>
+        <w:t xml:space="preserve"> 65 GM</w:t>
+      </w:r>
+      <w:r>
+        <w:rPr>
+          <w:rFonts w:ascii="Arial" w:hAnsi="Arial" w:cs="Arial"/>
+          <w:b/>
+          <w:bCs/>
+          <w:szCs w:val="24"/>
+        </w:rPr>
+        <w:t xml:space="preserve"> </w:t>
+      </w:r>
+      <w:r>
+        <w:rPr>
+          <w:rFonts w:ascii="Arial" w:hAnsi="Arial" w:cs="Arial"/>
+          <w:b/>
+          <w:bCs/>
+          <w:szCs w:val="24"/>
+        </w:rPr>
+        <w:t>(</w:t>
+      </w:r>
+      <w:r>
+        <w:rPr>
+          <w:rFonts w:ascii="Arial" w:hAnsi="Arial" w:cs="Arial"/>
+          <w:b/>
+          <w:bCs/>
+          <w:szCs w:val="24"/>
+        </w:rPr>
         <w:t>Kara UHT Coconut Cream 65GM</w:t>
+      </w:r>
+      <w:r>
+        <w:rPr>
+          <w:rFonts w:ascii="Arial" w:hAnsi="Arial" w:cs="Arial"/>
+          <w:b/>
+          <w:bCs/>
+          <w:szCs w:val="24"/>
+        </w:rPr>
+        <w:t>)</w:t>
       </w:r>
     </w:p>
     <w:p>
@@ -1288,6 +1657,7 @@
           <w:sz w:val="52"/>
           <w:szCs w:val="52"/>
         </w:rPr>
+        <w:lastRenderedPageBreak/>
         <w:br w:type="page"/>
       </w:r>
     </w:p>
@@ -3117,7 +3487,6 @@
   <w:style w:type="character" w:default="1" w:styleId="DefaultParagraphFont">
     <w:name w:val="Default Paragraph Font"/>
     <w:uiPriority w:val="1"/>
-    <w:semiHidden/>
     <w:unhideWhenUsed/>
   </w:style>
   <w:style w:type="table" w:default="1" w:styleId="TableNormal">

--- a/400 HKD Meal Plan.docx
+++ b/400 HKD Meal Plan.docx
@@ -50,16 +50,7 @@
           <w:bCs/>
           <w:szCs w:val="24"/>
         </w:rPr>
-        <w:t>91GM</w:t>
-      </w:r>
-      <w:r>
-        <w:rPr>
-          <w:rFonts w:ascii="Arial" w:hAnsi="Arial" w:cs="Arial"/>
-          <w:b/>
-          <w:bCs/>
-          <w:szCs w:val="24"/>
-        </w:rPr>
-        <w:t xml:space="preserve"> </w:t>
+        <w:t xml:space="preserve">91GM </w:t>
       </w:r>
       <w:r>
         <w:rPr>
@@ -347,16 +338,7 @@
           <w:bCs/>
           <w:szCs w:val="24"/>
         </w:rPr>
-        <w:t xml:space="preserve"> 340GM</w:t>
-      </w:r>
-      <w:r>
-        <w:rPr>
-          <w:rFonts w:ascii="Arial" w:hAnsi="Arial" w:cs="Arial"/>
-          <w:b/>
-          <w:bCs/>
-          <w:szCs w:val="24"/>
-        </w:rPr>
-        <w:t xml:space="preserve"> </w:t>
+        <w:t xml:space="preserve"> 340GM </w:t>
       </w:r>
       <w:r>
         <w:rPr>
@@ -1091,16 +1073,7 @@
           <w:bCs/>
           <w:szCs w:val="24"/>
         </w:rPr>
-        <w:t xml:space="preserve"> 3 KG</w:t>
-      </w:r>
-      <w:r>
-        <w:rPr>
-          <w:rFonts w:ascii="Arial" w:hAnsi="Arial" w:cs="Arial"/>
-          <w:b/>
-          <w:bCs/>
-          <w:szCs w:val="24"/>
-        </w:rPr>
-        <w:t xml:space="preserve"> </w:t>
+        <w:t xml:space="preserve"> 3 KG </w:t>
       </w:r>
       <w:r>
         <w:rPr>
@@ -1234,16 +1207,7 @@
           <w:bCs/>
           <w:szCs w:val="24"/>
         </w:rPr>
-        <w:t xml:space="preserve"> 400ML</w:t>
-      </w:r>
-      <w:r>
-        <w:rPr>
-          <w:rFonts w:ascii="Arial" w:hAnsi="Arial" w:cs="Arial"/>
-          <w:b/>
-          <w:bCs/>
-          <w:szCs w:val="24"/>
-        </w:rPr>
-        <w:t xml:space="preserve"> </w:t>
+        <w:t xml:space="preserve"> 400ML </w:t>
       </w:r>
       <w:r>
         <w:rPr>
@@ -1645,20 +1609,77 @@
     </w:p>
     <w:p>
       <w:pPr>
-        <w:rPr>
-          <w:rFonts w:ascii="Arial" w:hAnsi="Arial" w:cs="Arial"/>
-          <w:sz w:val="52"/>
-          <w:szCs w:val="52"/>
-        </w:rPr>
-      </w:pPr>
-      <w:r>
-        <w:rPr>
-          <w:rFonts w:ascii="Arial" w:hAnsi="Arial" w:cs="Arial"/>
-          <w:sz w:val="52"/>
-          <w:szCs w:val="52"/>
+        <w:jc w:val="center"/>
+        <w:rPr>
+          <w:rFonts w:ascii="Arial" w:hAnsi="Arial" w:cs="Arial"/>
+          <w:sz w:val="48"/>
+          <w:szCs w:val="48"/>
+        </w:rPr>
+      </w:pPr>
+      <w:r>
+        <w:rPr>
+          <w:rFonts w:ascii="Arial" w:hAnsi="Arial" w:cs="Arial"/>
+          <w:sz w:val="48"/>
+          <w:szCs w:val="48"/>
         </w:rPr>
         <w:lastRenderedPageBreak/>
-        <w:br w:type="page"/>
+        <w:t>Meal Plan (Breakfast</w:t>
+      </w:r>
+      <w:r>
+        <w:rPr>
+          <w:rFonts w:ascii="Arial" w:hAnsi="Arial" w:cs="Arial"/>
+          <w:sz w:val="48"/>
+          <w:szCs w:val="48"/>
+        </w:rPr>
+        <w:t xml:space="preserve"> / </w:t>
+      </w:r>
+      <w:r>
+        <w:rPr>
+          <w:rFonts w:ascii="Arial" w:hAnsi="Arial" w:cs="Arial"/>
+          <w:sz w:val="48"/>
+          <w:szCs w:val="48"/>
+        </w:rPr>
+        <w:t>Lunch</w:t>
+      </w:r>
+      <w:r>
+        <w:rPr>
+          <w:rFonts w:ascii="Arial" w:hAnsi="Arial" w:cs="Arial"/>
+          <w:sz w:val="48"/>
+          <w:szCs w:val="48"/>
+        </w:rPr>
+        <w:t xml:space="preserve"> </w:t>
+      </w:r>
+      <w:r>
+        <w:rPr>
+          <w:rFonts w:ascii="Arial" w:hAnsi="Arial" w:cs="Arial"/>
+          <w:sz w:val="48"/>
+          <w:szCs w:val="48"/>
+        </w:rPr>
+        <w:t>/</w:t>
+      </w:r>
+      <w:r>
+        <w:rPr>
+          <w:rFonts w:ascii="Arial" w:hAnsi="Arial" w:cs="Arial"/>
+          <w:sz w:val="48"/>
+          <w:szCs w:val="48"/>
+        </w:rPr>
+        <w:t xml:space="preserve"> </w:t>
+      </w:r>
+      <w:r>
+        <w:rPr>
+          <w:rFonts w:ascii="Arial" w:hAnsi="Arial" w:cs="Arial"/>
+          <w:sz w:val="48"/>
+          <w:szCs w:val="48"/>
+        </w:rPr>
+        <w:t>Dinner</w:t>
+      </w:r>
+      <w:r>
+        <w:rPr>
+          <w:rFonts w:ascii="Arial" w:hAnsi="Arial" w:cs="Arial"/>
+          <w:sz w:val="48"/>
+          <w:szCs w:val="48"/>
+        </w:rPr>
+        <w:t>)</w:t>
       </w:r>
     </w:p>
     <w:p>
@@ -1666,34 +1687,15 @@
         <w:jc w:val="center"/>
         <w:rPr>
           <w:rFonts w:ascii="Arial" w:hAnsi="Arial" w:cs="Arial"/>
-          <w:sz w:val="52"/>
-          <w:szCs w:val="52"/>
-        </w:rPr>
-      </w:pPr>
-      <w:r>
-        <w:rPr>
-          <w:rFonts w:ascii="Arial" w:hAnsi="Arial" w:cs="Arial"/>
-          <w:sz w:val="52"/>
-          <w:szCs w:val="52"/>
-        </w:rPr>
-        <w:lastRenderedPageBreak/>
-        <w:t>Meal Plan (Breakfast and Lunch)</w:t>
-      </w:r>
-    </w:p>
-    <w:p>
-      <w:pPr>
-        <w:jc w:val="center"/>
-        <w:rPr>
-          <w:rFonts w:ascii="Arial" w:hAnsi="Arial" w:cs="Arial"/>
-          <w:sz w:val="52"/>
-          <w:szCs w:val="52"/>
-        </w:rPr>
-      </w:pPr>
-      <w:r>
-        <w:rPr>
-          <w:rFonts w:ascii="Arial" w:hAnsi="Arial" w:cs="Arial"/>
-          <w:sz w:val="52"/>
-          <w:szCs w:val="52"/>
+          <w:sz w:val="48"/>
+          <w:szCs w:val="48"/>
+        </w:rPr>
+      </w:pPr>
+      <w:r>
+        <w:rPr>
+          <w:rFonts w:ascii="Arial" w:hAnsi="Arial" w:cs="Arial"/>
+          <w:sz w:val="48"/>
+          <w:szCs w:val="48"/>
         </w:rPr>
         <w:t>Total 60 meals</w:t>
       </w:r>
@@ -1723,6 +1725,42 @@
           <w:szCs w:val="24"/>
         </w:rPr>
         <w:t>Breakfast</w:t>
+      </w:r>
+      <w:r>
+        <w:rPr>
+          <w:rFonts w:ascii="Arial" w:hAnsi="Arial" w:cs="Arial"/>
+          <w:b/>
+          <w:bCs/>
+          <w:szCs w:val="24"/>
+        </w:rPr>
+        <w:t xml:space="preserve"> </w:t>
+      </w:r>
+      <w:r>
+        <w:rPr>
+          <w:rFonts w:ascii="Arial" w:hAnsi="Arial" w:cs="Arial"/>
+          <w:b/>
+          <w:bCs/>
+          <w:szCs w:val="24"/>
+        </w:rPr>
+        <w:t>/</w:t>
+      </w:r>
+      <w:r>
+        <w:rPr>
+          <w:rFonts w:ascii="Arial" w:hAnsi="Arial" w:cs="Arial"/>
+          <w:b/>
+          <w:bCs/>
+          <w:szCs w:val="24"/>
+        </w:rPr>
+        <w:t xml:space="preserve"> </w:t>
+      </w:r>
+      <w:r>
+        <w:rPr>
+          <w:rFonts w:ascii="Arial" w:hAnsi="Arial" w:cs="Arial"/>
+          <w:b/>
+          <w:bCs/>
+          <w:szCs w:val="24"/>
+        </w:rPr>
+        <w:t>Lunch</w:t>
       </w:r>
       <w:r>
         <w:rPr>
@@ -2070,6 +2108,42 @@
           <w:szCs w:val="24"/>
         </w:rPr>
         <w:t>Lunch</w:t>
+      </w:r>
+      <w:r>
+        <w:rPr>
+          <w:rFonts w:ascii="Arial" w:hAnsi="Arial" w:cs="Arial"/>
+          <w:b/>
+          <w:bCs/>
+          <w:szCs w:val="24"/>
+        </w:rPr>
+        <w:t xml:space="preserve"> </w:t>
+      </w:r>
+      <w:r>
+        <w:rPr>
+          <w:rFonts w:ascii="Arial" w:hAnsi="Arial" w:cs="Arial"/>
+          <w:b/>
+          <w:bCs/>
+          <w:szCs w:val="24"/>
+        </w:rPr>
+        <w:t>/</w:t>
+      </w:r>
+      <w:r>
+        <w:rPr>
+          <w:rFonts w:ascii="Arial" w:hAnsi="Arial" w:cs="Arial"/>
+          <w:b/>
+          <w:bCs/>
+          <w:szCs w:val="24"/>
+        </w:rPr>
+        <w:t xml:space="preserve"> </w:t>
+      </w:r>
+      <w:r>
+        <w:rPr>
+          <w:rFonts w:ascii="Arial" w:hAnsi="Arial" w:cs="Arial"/>
+          <w:b/>
+          <w:bCs/>
+          <w:szCs w:val="24"/>
+        </w:rPr>
+        <w:t>Dinner</w:t>
       </w:r>
       <w:r>
         <w:rPr>
@@ -3487,6 +3561,7 @@
   <w:style w:type="character" w:default="1" w:styleId="DefaultParagraphFont">
     <w:name w:val="Default Paragraph Font"/>
     <w:uiPriority w:val="1"/>
+    <w:semiHidden/>
     <w:unhideWhenUsed/>
   </w:style>
   <w:style w:type="table" w:default="1" w:styleId="TableNormal">

--- a/400 HKD Meal Plan.docx
+++ b/400 HKD Meal Plan.docx
@@ -61,25 +61,14 @@
         </w:rPr>
         <w:t>(</w:t>
       </w:r>
-      <w:proofErr w:type="spellStart"/>
-      <w:r>
-        <w:rPr>
-          <w:rFonts w:ascii="Arial" w:hAnsi="Arial" w:cs="Arial"/>
-          <w:b/>
-          <w:bCs/>
-          <w:szCs w:val="24"/>
-        </w:rPr>
-        <w:t>Demae</w:t>
-      </w:r>
-      <w:proofErr w:type="spellEnd"/>
-      <w:r>
-        <w:rPr>
-          <w:rFonts w:ascii="Arial" w:hAnsi="Arial" w:cs="Arial"/>
-          <w:b/>
-          <w:bCs/>
-          <w:szCs w:val="24"/>
-        </w:rPr>
-        <w:t xml:space="preserve"> Sesame Oil Noodle 91GM</w:t>
+      <w:r>
+        <w:rPr>
+          <w:rFonts w:ascii="Arial" w:hAnsi="Arial" w:cs="Arial"/>
+          <w:b/>
+          <w:bCs/>
+          <w:szCs w:val="24"/>
+        </w:rPr>
+        <w:t>Demae Sesame Oil Noodle 91GM</w:t>
       </w:r>
       <w:r>
         <w:rPr>
@@ -380,23 +369,7 @@
           <w:rFonts w:ascii="Arial" w:hAnsi="Arial" w:cs="Arial"/>
           <w:szCs w:val="24"/>
         </w:rPr>
-        <w:t xml:space="preserve">Brought From: </w:t>
-      </w:r>
-      <w:proofErr w:type="spellStart"/>
-      <w:r>
-        <w:rPr>
-          <w:rFonts w:ascii="Arial" w:hAnsi="Arial" w:cs="Arial"/>
-          <w:szCs w:val="24"/>
-        </w:rPr>
-        <w:t>Wellcome</w:t>
-      </w:r>
-      <w:proofErr w:type="spellEnd"/>
-      <w:r>
-        <w:rPr>
-          <w:rFonts w:ascii="Arial" w:hAnsi="Arial" w:cs="Arial"/>
-          <w:szCs w:val="24"/>
-        </w:rPr>
-        <w:t xml:space="preserve"> Supermarket</w:t>
+        <w:t>Brought From: Wellcome Supermarket</w:t>
       </w:r>
     </w:p>
     <w:p>
@@ -439,23 +412,7 @@
           <w:rFonts w:ascii="Arial" w:hAnsi="Arial" w:cs="Arial"/>
           <w:szCs w:val="24"/>
         </w:rPr>
-        <w:t xml:space="preserve"> (each packet 10 </w:t>
-      </w:r>
-      <w:proofErr w:type="spellStart"/>
-      <w:r>
-        <w:rPr>
-          <w:rFonts w:ascii="Arial" w:hAnsi="Arial" w:cs="Arial"/>
-          <w:szCs w:val="24"/>
-        </w:rPr>
-        <w:t>psc</w:t>
-      </w:r>
-      <w:proofErr w:type="spellEnd"/>
-      <w:r>
-        <w:rPr>
-          <w:rFonts w:ascii="Arial" w:hAnsi="Arial" w:cs="Arial"/>
-          <w:szCs w:val="24"/>
-        </w:rPr>
-        <w:t>)</w:t>
+        <w:t xml:space="preserve"> (each packet 10 psc)</w:t>
       </w:r>
     </w:p>
     <w:p>
@@ -964,6 +921,336 @@
           <w:rFonts w:ascii="Arial" w:hAnsi="Arial" w:cs="Arial"/>
           <w:szCs w:val="24"/>
         </w:rPr>
+        <w:t>0</w:t>
+      </w:r>
+      <w:r>
+        <w:rPr>
+          <w:rFonts w:ascii="Arial" w:hAnsi="Arial" w:cs="Arial"/>
+          <w:szCs w:val="24"/>
+        </w:rPr>
+        <w:t xml:space="preserve"> pcs ~ (</w:t>
+      </w:r>
+      <w:r>
+        <w:rPr>
+          <w:rFonts w:ascii="Arial" w:hAnsi="Arial" w:cs="Arial"/>
+          <w:szCs w:val="24"/>
+        </w:rPr>
+        <w:t xml:space="preserve">around </w:t>
+      </w:r>
+      <w:r>
+        <w:rPr>
+          <w:rFonts w:ascii="Arial" w:hAnsi="Arial" w:cs="Arial"/>
+          <w:szCs w:val="24"/>
+        </w:rPr>
+        <w:t>$11 for each)</w:t>
+      </w:r>
+    </w:p>
+    <w:p>
+      <w:pPr>
+        <w:rPr>
+          <w:rFonts w:ascii="Arial" w:hAnsi="Arial" w:cs="Arial"/>
+          <w:szCs w:val="24"/>
+        </w:rPr>
+      </w:pPr>
+      <w:r>
+        <w:rPr>
+          <w:rFonts w:ascii="Arial" w:hAnsi="Arial" w:cs="Arial"/>
+          <w:szCs w:val="24"/>
+        </w:rPr>
+        <w:t>Price: $</w:t>
+      </w:r>
+      <w:r>
+        <w:rPr>
+          <w:rFonts w:ascii="Arial" w:hAnsi="Arial" w:cs="Arial"/>
+          <w:szCs w:val="24"/>
+        </w:rPr>
+        <w:t>1</w:t>
+      </w:r>
+      <w:r>
+        <w:rPr>
+          <w:rFonts w:ascii="Arial" w:hAnsi="Arial" w:cs="Arial"/>
+          <w:szCs w:val="24"/>
+        </w:rPr>
+        <w:t>10</w:t>
+      </w:r>
+    </w:p>
+    <w:p>
+      <w:pPr>
+        <w:rPr>
+          <w:rFonts w:ascii="Arial" w:hAnsi="Arial" w:cs="Arial"/>
+          <w:szCs w:val="24"/>
+        </w:rPr>
+      </w:pPr>
+    </w:p>
+    <w:p>
+      <w:pPr>
+        <w:rPr>
+          <w:rFonts w:ascii="Arial" w:hAnsi="Arial" w:cs="Arial"/>
+          <w:szCs w:val="24"/>
+        </w:rPr>
+      </w:pPr>
+      <w:r>
+        <w:rPr>
+          <w:rFonts w:ascii="Arial" w:hAnsi="Arial" w:cs="Arial"/>
+          <w:szCs w:val="24"/>
+        </w:rPr>
+        <w:t xml:space="preserve">Product: </w:t>
+      </w:r>
+      <w:r>
+        <w:rPr>
+          <w:rFonts w:ascii="Arial" w:hAnsi="Arial" w:cs="Arial"/>
+          <w:b/>
+          <w:bCs/>
+          <w:szCs w:val="24"/>
+        </w:rPr>
+        <w:t>金滿堂</w:t>
+      </w:r>
+      <w:r>
+        <w:rPr>
+          <w:rFonts w:ascii="Arial" w:hAnsi="Arial" w:cs="Arial"/>
+          <w:b/>
+          <w:bCs/>
+          <w:szCs w:val="24"/>
+        </w:rPr>
+        <w:t xml:space="preserve"> </w:t>
+      </w:r>
+      <w:r>
+        <w:rPr>
+          <w:rFonts w:ascii="Arial" w:hAnsi="Arial" w:cs="Arial"/>
+          <w:b/>
+          <w:bCs/>
+          <w:szCs w:val="24"/>
+        </w:rPr>
+        <w:t>頂級東北大米</w:t>
+      </w:r>
+      <w:r>
+        <w:rPr>
+          <w:rFonts w:ascii="Arial" w:hAnsi="Arial" w:cs="Arial"/>
+          <w:b/>
+          <w:bCs/>
+          <w:szCs w:val="24"/>
+        </w:rPr>
+        <w:t xml:space="preserve"> 3 KG </w:t>
+      </w:r>
+      <w:r>
+        <w:rPr>
+          <w:rFonts w:ascii="Arial" w:hAnsi="Arial" w:cs="Arial"/>
+          <w:b/>
+          <w:bCs/>
+          <w:szCs w:val="24"/>
+        </w:rPr>
+        <w:t>(</w:t>
+      </w:r>
+      <w:r>
+        <w:rPr>
+          <w:rFonts w:ascii="Arial" w:hAnsi="Arial" w:cs="Arial"/>
+          <w:b/>
+          <w:bCs/>
+          <w:szCs w:val="24"/>
+        </w:rPr>
+        <w:t>Golden Hall Premium Short Grain White Rice 3KG</w:t>
+      </w:r>
+      <w:r>
+        <w:rPr>
+          <w:rFonts w:ascii="Arial" w:hAnsi="Arial" w:cs="Arial"/>
+          <w:b/>
+          <w:bCs/>
+          <w:szCs w:val="24"/>
+        </w:rPr>
+        <w:t>)</w:t>
+      </w:r>
+    </w:p>
+    <w:p>
+      <w:pPr>
+        <w:rPr>
+          <w:rFonts w:ascii="Arial" w:hAnsi="Arial" w:cs="Arial"/>
+          <w:szCs w:val="24"/>
+        </w:rPr>
+      </w:pPr>
+      <w:r>
+        <w:rPr>
+          <w:rFonts w:ascii="Arial" w:hAnsi="Arial" w:cs="Arial"/>
+          <w:szCs w:val="24"/>
+        </w:rPr>
+        <w:t xml:space="preserve">Brought From: </w:t>
+      </w:r>
+      <w:r>
+        <w:rPr>
+          <w:rFonts w:ascii="Arial" w:hAnsi="Arial" w:cs="Arial"/>
+          <w:szCs w:val="24"/>
+        </w:rPr>
+        <w:t>welcome supermarket</w:t>
+      </w:r>
+    </w:p>
+    <w:p>
+      <w:pPr>
+        <w:rPr>
+          <w:rFonts w:ascii="Arial" w:hAnsi="Arial" w:cs="Arial"/>
+          <w:szCs w:val="24"/>
+        </w:rPr>
+      </w:pPr>
+      <w:r>
+        <w:rPr>
+          <w:rFonts w:ascii="Arial" w:hAnsi="Arial" w:cs="Arial"/>
+          <w:szCs w:val="24"/>
+        </w:rPr>
+        <w:t xml:space="preserve">Quantity: </w:t>
+      </w:r>
+      <w:r>
+        <w:rPr>
+          <w:rFonts w:ascii="Arial" w:hAnsi="Arial" w:cs="Arial"/>
+          <w:szCs w:val="24"/>
+        </w:rPr>
+        <w:t>1 packet</w:t>
+      </w:r>
+    </w:p>
+    <w:p>
+      <w:pPr>
+        <w:rPr>
+          <w:rFonts w:ascii="Arial" w:hAnsi="Arial" w:cs="Arial"/>
+          <w:szCs w:val="24"/>
+        </w:rPr>
+      </w:pPr>
+      <w:r>
+        <w:rPr>
+          <w:rFonts w:ascii="Arial" w:hAnsi="Arial" w:cs="Arial"/>
+          <w:szCs w:val="24"/>
+        </w:rPr>
+        <w:t>Price: $</w:t>
+      </w:r>
+      <w:r>
+        <w:rPr>
+          <w:rFonts w:ascii="Arial" w:hAnsi="Arial" w:cs="Arial"/>
+          <w:szCs w:val="24"/>
+        </w:rPr>
+        <w:t>38</w:t>
+      </w:r>
+    </w:p>
+    <w:p>
+      <w:pPr>
+        <w:rPr>
+          <w:rFonts w:ascii="Arial" w:hAnsi="Arial" w:cs="Arial"/>
+          <w:szCs w:val="24"/>
+        </w:rPr>
+      </w:pPr>
+    </w:p>
+    <w:p>
+      <w:pPr>
+        <w:rPr>
+          <w:rFonts w:ascii="Arial" w:hAnsi="Arial" w:cs="Arial"/>
+          <w:szCs w:val="24"/>
+        </w:rPr>
+      </w:pPr>
+      <w:r>
+        <w:rPr>
+          <w:rFonts w:ascii="Arial" w:hAnsi="Arial" w:cs="Arial"/>
+          <w:szCs w:val="24"/>
+        </w:rPr>
+        <w:t xml:space="preserve">Product: </w:t>
+      </w:r>
+      <w:r>
+        <w:rPr>
+          <w:rFonts w:ascii="Arial" w:hAnsi="Arial" w:cs="Arial"/>
+          <w:b/>
+          <w:bCs/>
+          <w:szCs w:val="24"/>
+        </w:rPr>
+        <w:t>李錦記咖喱醬</w:t>
+      </w:r>
+      <w:r>
+        <w:rPr>
+          <w:rFonts w:ascii="Arial" w:hAnsi="Arial" w:cs="Arial"/>
+          <w:b/>
+          <w:bCs/>
+          <w:szCs w:val="24"/>
+        </w:rPr>
+        <w:t xml:space="preserve"> 235GM</w:t>
+      </w:r>
+      <w:r>
+        <w:rPr>
+          <w:rFonts w:ascii="Arial" w:hAnsi="Arial" w:cs="Arial"/>
+          <w:b/>
+          <w:bCs/>
+          <w:szCs w:val="24"/>
+        </w:rPr>
+        <w:t xml:space="preserve"> </w:t>
+      </w:r>
+      <w:r>
+        <w:rPr>
+          <w:rFonts w:ascii="Arial" w:hAnsi="Arial" w:cs="Arial"/>
+          <w:b/>
+          <w:bCs/>
+          <w:szCs w:val="24"/>
+        </w:rPr>
+        <w:t>(</w:t>
+      </w:r>
+      <w:r>
+        <w:rPr>
+          <w:rFonts w:ascii="Arial" w:hAnsi="Arial" w:cs="Arial"/>
+          <w:b/>
+          <w:bCs/>
+          <w:szCs w:val="24"/>
+        </w:rPr>
+        <w:t>Lee Kum Kee Jar Curry 235GM</w:t>
+      </w:r>
+      <w:r>
+        <w:rPr>
+          <w:rFonts w:ascii="Arial" w:hAnsi="Arial" w:cs="Arial"/>
+          <w:b/>
+          <w:bCs/>
+          <w:szCs w:val="24"/>
+        </w:rPr>
+        <w:t>)</w:t>
+      </w:r>
+    </w:p>
+    <w:p>
+      <w:pPr>
+        <w:rPr>
+          <w:rFonts w:ascii="Arial" w:hAnsi="Arial" w:cs="Arial"/>
+          <w:szCs w:val="24"/>
+        </w:rPr>
+      </w:pPr>
+      <w:r>
+        <w:rPr>
+          <w:rFonts w:ascii="Arial" w:hAnsi="Arial" w:cs="Arial"/>
+          <w:szCs w:val="24"/>
+        </w:rPr>
+        <w:t xml:space="preserve">Brought From: </w:t>
+      </w:r>
+      <w:r>
+        <w:rPr>
+          <w:rFonts w:ascii="Arial" w:hAnsi="Arial" w:cs="Arial"/>
+          <w:szCs w:val="24"/>
+        </w:rPr>
+        <w:t xml:space="preserve">Wellcome super </w:t>
+      </w:r>
+      <w:r>
+        <w:rPr>
+          <w:rFonts w:ascii="Arial" w:hAnsi="Arial" w:cs="Arial"/>
+          <w:szCs w:val="24"/>
+        </w:rPr>
+        <w:t>Market</w:t>
+      </w:r>
+    </w:p>
+    <w:p>
+      <w:pPr>
+        <w:rPr>
+          <w:rFonts w:ascii="Arial" w:hAnsi="Arial" w:cs="Arial"/>
+          <w:szCs w:val="24"/>
+        </w:rPr>
+      </w:pPr>
+      <w:r>
+        <w:rPr>
+          <w:rFonts w:ascii="Arial" w:hAnsi="Arial" w:cs="Arial"/>
+          <w:szCs w:val="24"/>
+        </w:rPr>
+        <w:t xml:space="preserve">Quantity: </w:t>
+      </w:r>
+      <w:r>
+        <w:rPr>
+          <w:rFonts w:ascii="Arial" w:hAnsi="Arial" w:cs="Arial"/>
+          <w:szCs w:val="24"/>
+        </w:rPr>
         <w:t>2</w:t>
       </w:r>
       <w:r>
@@ -971,21 +1258,21 @@
           <w:rFonts w:ascii="Arial" w:hAnsi="Arial" w:cs="Arial"/>
           <w:szCs w:val="24"/>
         </w:rPr>
-        <w:t xml:space="preserve"> pcs ~ (</w:t>
-      </w:r>
-      <w:r>
-        <w:rPr>
-          <w:rFonts w:ascii="Arial" w:hAnsi="Arial" w:cs="Arial"/>
-          <w:szCs w:val="24"/>
-        </w:rPr>
-        <w:t xml:space="preserve">around </w:t>
-      </w:r>
-      <w:r>
-        <w:rPr>
-          <w:rFonts w:ascii="Arial" w:hAnsi="Arial" w:cs="Arial"/>
-          <w:szCs w:val="24"/>
-        </w:rPr>
-        <w:t>$11 for each)</w:t>
+        <w:t xml:space="preserve"> </w:t>
+      </w:r>
+      <w:r>
+        <w:rPr>
+          <w:rFonts w:ascii="Arial" w:hAnsi="Arial" w:cs="Arial"/>
+          <w:szCs w:val="24"/>
+        </w:rPr>
+        <w:t>bottle</w:t>
+      </w:r>
+      <w:r>
+        <w:rPr>
+          <w:rFonts w:ascii="Arial" w:hAnsi="Arial" w:cs="Arial"/>
+          <w:szCs w:val="24"/>
+        </w:rPr>
+        <w:t xml:space="preserve"> </w:t>
       </w:r>
     </w:p>
     <w:p>
@@ -1007,14 +1294,7 @@
           <w:rFonts w:ascii="Arial" w:hAnsi="Arial" w:cs="Arial"/>
           <w:szCs w:val="24"/>
         </w:rPr>
-        <w:t>13</w:t>
-      </w:r>
-      <w:r>
-        <w:rPr>
-          <w:rFonts w:ascii="Arial" w:hAnsi="Arial" w:cs="Arial"/>
-          <w:szCs w:val="24"/>
-        </w:rPr>
-        <w:t>2</w:t>
+        <w:t>36</w:t>
       </w:r>
     </w:p>
     <w:p>
@@ -1046,7 +1326,7 @@
           <w:bCs/>
           <w:szCs w:val="24"/>
         </w:rPr>
-        <w:t>金滿堂</w:t>
+        <w:t>佳樂</w:t>
       </w:r>
       <w:r>
         <w:rPr>
@@ -1064,16 +1344,25 @@
           <w:bCs/>
           <w:szCs w:val="24"/>
         </w:rPr>
-        <w:t>頂級東北大米</w:t>
-      </w:r>
-      <w:r>
-        <w:rPr>
-          <w:rFonts w:ascii="Arial" w:hAnsi="Arial" w:cs="Arial"/>
-          <w:b/>
-          <w:bCs/>
-          <w:szCs w:val="24"/>
-        </w:rPr>
-        <w:t xml:space="preserve"> 3 KG </w:t>
+        <w:t>三角盒裝純正椰漿</w:t>
+      </w:r>
+      <w:r>
+        <w:rPr>
+          <w:rFonts w:ascii="Arial" w:hAnsi="Arial" w:cs="Arial"/>
+          <w:b/>
+          <w:bCs/>
+          <w:szCs w:val="24"/>
+        </w:rPr>
+        <w:t xml:space="preserve"> 65 GM</w:t>
+      </w:r>
+      <w:r>
+        <w:rPr>
+          <w:rFonts w:ascii="Arial" w:hAnsi="Arial" w:cs="Arial"/>
+          <w:b/>
+          <w:bCs/>
+          <w:szCs w:val="24"/>
+        </w:rPr>
+        <w:t xml:space="preserve"> </w:t>
       </w:r>
       <w:r>
         <w:rPr>
@@ -1091,7 +1380,7 @@
           <w:bCs/>
           <w:szCs w:val="24"/>
         </w:rPr>
-        <w:t>Golden Hall Premium Short Grain White Rice 3KG</w:t>
+        <w:t>Kara UHT Coconut Cream 65GM</w:t>
       </w:r>
       <w:r>
         <w:rPr>
@@ -1115,348 +1404,7 @@
           <w:rFonts w:ascii="Arial" w:hAnsi="Arial" w:cs="Arial"/>
           <w:szCs w:val="24"/>
         </w:rPr>
-        <w:t xml:space="preserve">Brought From: </w:t>
-      </w:r>
-      <w:r>
-        <w:rPr>
-          <w:rFonts w:ascii="Arial" w:hAnsi="Arial" w:cs="Arial"/>
-          <w:szCs w:val="24"/>
-        </w:rPr>
-        <w:t>welcome supermarket</w:t>
-      </w:r>
-    </w:p>
-    <w:p>
-      <w:pPr>
-        <w:rPr>
-          <w:rFonts w:ascii="Arial" w:hAnsi="Arial" w:cs="Arial"/>
-          <w:szCs w:val="24"/>
-        </w:rPr>
-      </w:pPr>
-      <w:r>
-        <w:rPr>
-          <w:rFonts w:ascii="Arial" w:hAnsi="Arial" w:cs="Arial"/>
-          <w:szCs w:val="24"/>
-        </w:rPr>
-        <w:t xml:space="preserve">Quantity: </w:t>
-      </w:r>
-      <w:r>
-        <w:rPr>
-          <w:rFonts w:ascii="Arial" w:hAnsi="Arial" w:cs="Arial"/>
-          <w:szCs w:val="24"/>
-        </w:rPr>
-        <w:t>1 packet</w:t>
-      </w:r>
-    </w:p>
-    <w:p>
-      <w:pPr>
-        <w:rPr>
-          <w:rFonts w:ascii="Arial" w:hAnsi="Arial" w:cs="Arial"/>
-          <w:szCs w:val="24"/>
-        </w:rPr>
-      </w:pPr>
-      <w:r>
-        <w:rPr>
-          <w:rFonts w:ascii="Arial" w:hAnsi="Arial" w:cs="Arial"/>
-          <w:szCs w:val="24"/>
-        </w:rPr>
-        <w:t>Price: $</w:t>
-      </w:r>
-      <w:r>
-        <w:rPr>
-          <w:rFonts w:ascii="Arial" w:hAnsi="Arial" w:cs="Arial"/>
-          <w:szCs w:val="24"/>
-        </w:rPr>
-        <w:t>38</w:t>
-      </w:r>
-    </w:p>
-    <w:p>
-      <w:pPr>
-        <w:rPr>
-          <w:rFonts w:ascii="Arial" w:hAnsi="Arial" w:cs="Arial"/>
-          <w:szCs w:val="24"/>
-        </w:rPr>
-      </w:pPr>
-    </w:p>
-    <w:p>
-      <w:pPr>
-        <w:rPr>
-          <w:rFonts w:ascii="Arial" w:hAnsi="Arial" w:cs="Arial"/>
-          <w:szCs w:val="24"/>
-        </w:rPr>
-      </w:pPr>
-      <w:r>
-        <w:rPr>
-          <w:rFonts w:ascii="Arial" w:hAnsi="Arial" w:cs="Arial"/>
-          <w:szCs w:val="24"/>
-        </w:rPr>
-        <w:t xml:space="preserve">Product: </w:t>
-      </w:r>
-      <w:r>
-        <w:rPr>
-          <w:rFonts w:ascii="Arial" w:hAnsi="Arial" w:cs="Arial"/>
-          <w:b/>
-          <w:bCs/>
-          <w:szCs w:val="24"/>
-        </w:rPr>
-        <w:t>楊協成咖喱汁</w:t>
-      </w:r>
-      <w:r>
-        <w:rPr>
-          <w:rFonts w:ascii="Arial" w:hAnsi="Arial" w:cs="Arial"/>
-          <w:b/>
-          <w:bCs/>
-          <w:szCs w:val="24"/>
-        </w:rPr>
-        <w:t xml:space="preserve"> 400ML </w:t>
-      </w:r>
-      <w:r>
-        <w:rPr>
-          <w:rFonts w:ascii="Arial" w:hAnsi="Arial" w:cs="Arial"/>
-          <w:b/>
-          <w:bCs/>
-          <w:szCs w:val="24"/>
-        </w:rPr>
-        <w:t>(</w:t>
-      </w:r>
-      <w:r>
-        <w:rPr>
-          <w:rFonts w:ascii="Arial" w:hAnsi="Arial" w:cs="Arial"/>
-          <w:b/>
-          <w:bCs/>
-          <w:szCs w:val="24"/>
-        </w:rPr>
-        <w:t>Yeo's Curry Gravy 400ML</w:t>
-      </w:r>
-      <w:r>
-        <w:rPr>
-          <w:rFonts w:ascii="Arial" w:hAnsi="Arial" w:cs="Arial"/>
-          <w:b/>
-          <w:bCs/>
-          <w:szCs w:val="24"/>
-        </w:rPr>
-        <w:t>)</w:t>
-      </w:r>
-    </w:p>
-    <w:p>
-      <w:pPr>
-        <w:rPr>
-          <w:rFonts w:ascii="Arial" w:hAnsi="Arial" w:cs="Arial"/>
-          <w:szCs w:val="24"/>
-        </w:rPr>
-      </w:pPr>
-      <w:r>
-        <w:rPr>
-          <w:rFonts w:ascii="Arial" w:hAnsi="Arial" w:cs="Arial"/>
-          <w:szCs w:val="24"/>
-        </w:rPr>
-        <w:t xml:space="preserve">Brought From: </w:t>
-      </w:r>
-      <w:proofErr w:type="spellStart"/>
-      <w:r>
-        <w:rPr>
-          <w:rFonts w:ascii="Arial" w:hAnsi="Arial" w:cs="Arial"/>
-          <w:szCs w:val="24"/>
-        </w:rPr>
-        <w:t>Wellcome</w:t>
-      </w:r>
-      <w:proofErr w:type="spellEnd"/>
-      <w:r>
-        <w:rPr>
-          <w:rFonts w:ascii="Arial" w:hAnsi="Arial" w:cs="Arial"/>
-          <w:szCs w:val="24"/>
-        </w:rPr>
-        <w:t xml:space="preserve"> super </w:t>
-      </w:r>
-      <w:r>
-        <w:rPr>
-          <w:rFonts w:ascii="Arial" w:hAnsi="Arial" w:cs="Arial"/>
-          <w:szCs w:val="24"/>
-        </w:rPr>
-        <w:t>Market</w:t>
-      </w:r>
-    </w:p>
-    <w:p>
-      <w:pPr>
-        <w:rPr>
-          <w:rFonts w:ascii="Arial" w:hAnsi="Arial" w:cs="Arial"/>
-          <w:szCs w:val="24"/>
-        </w:rPr>
-      </w:pPr>
-      <w:r>
-        <w:rPr>
-          <w:rFonts w:ascii="Arial" w:hAnsi="Arial" w:cs="Arial"/>
-          <w:szCs w:val="24"/>
-        </w:rPr>
-        <w:t xml:space="preserve">Quantity: 1 </w:t>
-      </w:r>
-      <w:r>
-        <w:rPr>
-          <w:rFonts w:ascii="Arial" w:hAnsi="Arial" w:cs="Arial"/>
-          <w:szCs w:val="24"/>
-        </w:rPr>
-        <w:t>bottle</w:t>
-      </w:r>
-      <w:r>
-        <w:rPr>
-          <w:rFonts w:ascii="Arial" w:hAnsi="Arial" w:cs="Arial"/>
-          <w:szCs w:val="24"/>
-        </w:rPr>
-        <w:t xml:space="preserve"> </w:t>
-      </w:r>
-    </w:p>
-    <w:p>
-      <w:pPr>
-        <w:rPr>
-          <w:rFonts w:ascii="Arial" w:hAnsi="Arial" w:cs="Arial"/>
-          <w:szCs w:val="24"/>
-        </w:rPr>
-      </w:pPr>
-      <w:r>
-        <w:rPr>
-          <w:rFonts w:ascii="Arial" w:hAnsi="Arial" w:cs="Arial"/>
-          <w:szCs w:val="24"/>
-        </w:rPr>
-        <w:t>Price: $</w:t>
-      </w:r>
-      <w:r>
-        <w:rPr>
-          <w:rFonts w:ascii="Arial" w:hAnsi="Arial" w:cs="Arial"/>
-          <w:szCs w:val="24"/>
-        </w:rPr>
-        <w:t>1</w:t>
-      </w:r>
-      <w:r>
-        <w:rPr>
-          <w:rFonts w:ascii="Arial" w:hAnsi="Arial" w:cs="Arial"/>
-          <w:szCs w:val="24"/>
-        </w:rPr>
-        <w:t>6.9</w:t>
-      </w:r>
-    </w:p>
-    <w:p>
-      <w:pPr>
-        <w:rPr>
-          <w:rFonts w:ascii="Arial" w:hAnsi="Arial" w:cs="Arial"/>
-          <w:szCs w:val="24"/>
-        </w:rPr>
-      </w:pPr>
-    </w:p>
-    <w:p>
-      <w:pPr>
-        <w:rPr>
-          <w:rFonts w:ascii="Arial" w:hAnsi="Arial" w:cs="Arial"/>
-          <w:szCs w:val="24"/>
-        </w:rPr>
-      </w:pPr>
-      <w:r>
-        <w:rPr>
-          <w:rFonts w:ascii="Arial" w:hAnsi="Arial" w:cs="Arial"/>
-          <w:szCs w:val="24"/>
-        </w:rPr>
-        <w:t xml:space="preserve">Product: </w:t>
-      </w:r>
-      <w:r>
-        <w:rPr>
-          <w:rFonts w:ascii="Arial" w:hAnsi="Arial" w:cs="Arial"/>
-          <w:b/>
-          <w:bCs/>
-          <w:szCs w:val="24"/>
-        </w:rPr>
-        <w:t>佳樂</w:t>
-      </w:r>
-      <w:r>
-        <w:rPr>
-          <w:rFonts w:ascii="Arial" w:hAnsi="Arial" w:cs="Arial"/>
-          <w:b/>
-          <w:bCs/>
-          <w:szCs w:val="24"/>
-        </w:rPr>
-        <w:t xml:space="preserve"> </w:t>
-      </w:r>
-      <w:r>
-        <w:rPr>
-          <w:rFonts w:ascii="Arial" w:hAnsi="Arial" w:cs="Arial"/>
-          <w:b/>
-          <w:bCs/>
-          <w:szCs w:val="24"/>
-        </w:rPr>
-        <w:t>三角盒裝純正椰漿</w:t>
-      </w:r>
-      <w:r>
-        <w:rPr>
-          <w:rFonts w:ascii="Arial" w:hAnsi="Arial" w:cs="Arial"/>
-          <w:b/>
-          <w:bCs/>
-          <w:szCs w:val="24"/>
-        </w:rPr>
-        <w:t xml:space="preserve"> 65 GM</w:t>
-      </w:r>
-      <w:r>
-        <w:rPr>
-          <w:rFonts w:ascii="Arial" w:hAnsi="Arial" w:cs="Arial"/>
-          <w:b/>
-          <w:bCs/>
-          <w:szCs w:val="24"/>
-        </w:rPr>
-        <w:t xml:space="preserve"> </w:t>
-      </w:r>
-      <w:r>
-        <w:rPr>
-          <w:rFonts w:ascii="Arial" w:hAnsi="Arial" w:cs="Arial"/>
-          <w:b/>
-          <w:bCs/>
-          <w:szCs w:val="24"/>
-        </w:rPr>
-        <w:t>(</w:t>
-      </w:r>
-      <w:r>
-        <w:rPr>
-          <w:rFonts w:ascii="Arial" w:hAnsi="Arial" w:cs="Arial"/>
-          <w:b/>
-          <w:bCs/>
-          <w:szCs w:val="24"/>
-        </w:rPr>
-        <w:t>Kara UHT Coconut Cream 65GM</w:t>
-      </w:r>
-      <w:r>
-        <w:rPr>
-          <w:rFonts w:ascii="Arial" w:hAnsi="Arial" w:cs="Arial"/>
-          <w:b/>
-          <w:bCs/>
-          <w:szCs w:val="24"/>
-        </w:rPr>
-        <w:t>)</w:t>
-      </w:r>
-    </w:p>
-    <w:p>
-      <w:pPr>
-        <w:rPr>
-          <w:rFonts w:ascii="Arial" w:hAnsi="Arial" w:cs="Arial"/>
-          <w:szCs w:val="24"/>
-        </w:rPr>
-      </w:pPr>
-      <w:r>
-        <w:rPr>
-          <w:rFonts w:ascii="Arial" w:hAnsi="Arial" w:cs="Arial"/>
-          <w:szCs w:val="24"/>
-        </w:rPr>
-        <w:t xml:space="preserve">Brought From: </w:t>
-      </w:r>
-      <w:proofErr w:type="spellStart"/>
-      <w:r>
-        <w:rPr>
-          <w:rFonts w:ascii="Arial" w:hAnsi="Arial" w:cs="Arial"/>
-          <w:szCs w:val="24"/>
-        </w:rPr>
-        <w:t>Wellcome</w:t>
-      </w:r>
-      <w:proofErr w:type="spellEnd"/>
-      <w:r>
-        <w:rPr>
-          <w:rFonts w:ascii="Arial" w:hAnsi="Arial" w:cs="Arial"/>
-          <w:szCs w:val="24"/>
-        </w:rPr>
-        <w:t xml:space="preserve"> super Market</w:t>
+        <w:t>Brought From: Wellcome super Market</w:t>
       </w:r>
     </w:p>
     <w:p>
@@ -1570,31 +1518,7 @@
           <w:color w:val="4C94D8" w:themeColor="text2" w:themeTint="80"/>
           <w:szCs w:val="24"/>
         </w:rPr>
-        <w:t>40</w:t>
-      </w:r>
-      <w:r>
-        <w:rPr>
-          <w:rFonts w:ascii="Arial" w:hAnsi="Arial" w:cs="Arial"/>
-          <w:b/>
-          <w:bCs/>
-          <w:i/>
-          <w:iCs/>
-          <w:color w:val="4C94D8" w:themeColor="text2" w:themeTint="80"/>
-          <w:szCs w:val="24"/>
-        </w:rPr>
-        <w:t>1</w:t>
-      </w:r>
-      <w:r>
-        <w:rPr>
-          <w:rFonts w:ascii="Arial" w:hAnsi="Arial" w:cs="Arial"/>
-          <w:b/>
-          <w:bCs/>
-          <w:i/>
-          <w:iCs/>
-          <w:color w:val="4C94D8" w:themeColor="text2" w:themeTint="80"/>
-          <w:szCs w:val="24"/>
-        </w:rPr>
-        <w:t>.7</w:t>
+        <w:t>398.8</w:t>
       </w:r>
     </w:p>
     <w:p>
@@ -3561,7 +3485,6 @@
   <w:style w:type="character" w:default="1" w:styleId="DefaultParagraphFont">
     <w:name w:val="Default Paragraph Font"/>
     <w:uiPriority w:val="1"/>
-    <w:semiHidden/>
     <w:unhideWhenUsed/>
   </w:style>
   <w:style w:type="table" w:default="1" w:styleId="TableNormal">

--- a/400 HKD Meal Plan.docx
+++ b/400 HKD Meal Plan.docx
@@ -1164,16 +1164,7 @@
           <w:bCs/>
           <w:szCs w:val="24"/>
         </w:rPr>
-        <w:t xml:space="preserve"> 235GM</w:t>
-      </w:r>
-      <w:r>
-        <w:rPr>
-          <w:rFonts w:ascii="Arial" w:hAnsi="Arial" w:cs="Arial"/>
-          <w:b/>
-          <w:bCs/>
-          <w:szCs w:val="24"/>
-        </w:rPr>
-        <w:t xml:space="preserve"> </w:t>
+        <w:t xml:space="preserve"> 235GM </w:t>
       </w:r>
       <w:r>
         <w:rPr>
@@ -2146,6 +2137,13 @@
         </w:rPr>
         <w:t>Cook Rice</w:t>
       </w:r>
+      <w:r>
+        <w:rPr>
+          <w:rFonts w:ascii="Arial" w:hAnsi="Arial" w:cs="Arial"/>
+          <w:szCs w:val="24"/>
+        </w:rPr>
+        <w:t xml:space="preserve"> (100 gram of raw rice)</w:t>
+      </w:r>
     </w:p>
     <w:p>
       <w:pPr>
@@ -2277,7 +2275,21 @@
           <w:rFonts w:ascii="Arial" w:hAnsi="Arial" w:cs="Arial"/>
           <w:szCs w:val="24"/>
         </w:rPr>
-        <w:t xml:space="preserve"> (fill up to almost full of the pot)</w:t>
+        <w:t xml:space="preserve"> (fill up to almost full of the pot</w:t>
+      </w:r>
+      <w:r>
+        <w:rPr>
+          <w:rFonts w:ascii="Arial" w:hAnsi="Arial" w:cs="Arial"/>
+          <w:szCs w:val="24"/>
+        </w:rPr>
+        <w:t xml:space="preserve"> ~ 2000ml</w:t>
+      </w:r>
+      <w:r>
+        <w:rPr>
+          <w:rFonts w:ascii="Arial" w:hAnsi="Arial" w:cs="Arial"/>
+          <w:szCs w:val="24"/>
+        </w:rPr>
+        <w:t>)</w:t>
       </w:r>
       <w:r>
         <w:rPr>
@@ -2312,14 +2324,35 @@
           <w:rFonts w:ascii="Arial" w:hAnsi="Arial" w:cs="Arial"/>
           <w:szCs w:val="24"/>
         </w:rPr>
-        <w:t>dd a</w:t>
-      </w:r>
-      <w:r>
-        <w:rPr>
-          <w:rFonts w:ascii="Arial" w:hAnsi="Arial" w:cs="Arial"/>
-          <w:szCs w:val="24"/>
-        </w:rPr>
-        <w:t xml:space="preserve"> whole bottle of curry sauce into it.</w:t>
+        <w:t xml:space="preserve">dd </w:t>
+      </w:r>
+      <w:r>
+        <w:rPr>
+          <w:rFonts w:ascii="Arial" w:hAnsi="Arial" w:cs="Arial"/>
+          <w:szCs w:val="24"/>
+        </w:rPr>
+        <w:t>2</w:t>
+      </w:r>
+      <w:r>
+        <w:rPr>
+          <w:rFonts w:ascii="Arial" w:hAnsi="Arial" w:cs="Arial"/>
+          <w:szCs w:val="24"/>
+        </w:rPr>
+        <w:t xml:space="preserve"> bottle</w:t>
+      </w:r>
+      <w:r>
+        <w:rPr>
+          <w:rFonts w:ascii="Arial" w:hAnsi="Arial" w:cs="Arial"/>
+          <w:szCs w:val="24"/>
+        </w:rPr>
+        <w:t>s</w:t>
+      </w:r>
+      <w:r>
+        <w:rPr>
+          <w:rFonts w:ascii="Arial" w:hAnsi="Arial" w:cs="Arial"/>
+          <w:szCs w:val="24"/>
+        </w:rPr>
+        <w:t xml:space="preserve"> of curry sauce into it.</w:t>
       </w:r>
     </w:p>
     <w:p>
@@ -2340,14 +2373,7 @@
           <w:rFonts w:ascii="Arial" w:hAnsi="Arial" w:cs="Arial"/>
           <w:szCs w:val="24"/>
         </w:rPr>
-        <w:t>Stir it, as you keep boiling, it becomes condense</w:t>
-      </w:r>
-      <w:r>
-        <w:rPr>
-          <w:rFonts w:ascii="Arial" w:hAnsi="Arial" w:cs="Arial"/>
-          <w:szCs w:val="24"/>
-        </w:rPr>
-        <w:t xml:space="preserve"> and thick</w:t>
+        <w:t>Stir it, as you keep boiling</w:t>
       </w:r>
       <w:r>
         <w:rPr>
@@ -3485,6 +3511,7 @@
   <w:style w:type="character" w:default="1" w:styleId="DefaultParagraphFont">
     <w:name w:val="Default Paragraph Font"/>
     <w:uiPriority w:val="1"/>
+    <w:semiHidden/>
     <w:unhideWhenUsed/>
   </w:style>
   <w:style w:type="table" w:default="1" w:styleId="TableNormal">

--- a/400 HKD Meal Plan.docx
+++ b/400 HKD Meal Plan.docx
@@ -391,7 +391,7 @@
           <w:rFonts w:ascii="Arial" w:hAnsi="Arial" w:cs="Arial"/>
           <w:szCs w:val="24"/>
         </w:rPr>
-        <w:t>2</w:t>
+        <w:t>4</w:t>
       </w:r>
       <w:r>
         <w:rPr>
@@ -405,14 +405,35 @@
           <w:rFonts w:ascii="Arial" w:hAnsi="Arial" w:cs="Arial"/>
           <w:szCs w:val="24"/>
         </w:rPr>
-        <w:t xml:space="preserve"> for $28 one packet for $18</w:t>
-      </w:r>
-      <w:r>
-        <w:rPr>
-          <w:rFonts w:ascii="Arial" w:hAnsi="Arial" w:cs="Arial"/>
-          <w:szCs w:val="24"/>
-        </w:rPr>
-        <w:t xml:space="preserve"> (each packet 10 psc)</w:t>
+        <w:t xml:space="preserve"> for $28</w:t>
+      </w:r>
+      <w:r>
+        <w:rPr>
+          <w:rFonts w:ascii="Arial" w:hAnsi="Arial" w:cs="Arial"/>
+          <w:szCs w:val="24"/>
+        </w:rPr>
+        <w:t xml:space="preserve"> two packet</w:t>
+      </w:r>
+      <w:r>
+        <w:rPr>
+          <w:rFonts w:ascii="Arial" w:hAnsi="Arial" w:cs="Arial"/>
+          <w:szCs w:val="24"/>
+        </w:rPr>
+        <w:t>s</w:t>
+      </w:r>
+      <w:r>
+        <w:rPr>
+          <w:rFonts w:ascii="Arial" w:hAnsi="Arial" w:cs="Arial"/>
+          <w:szCs w:val="24"/>
+        </w:rPr>
+        <w:t xml:space="preserve"> </w:t>
+      </w:r>
+      <w:r>
+        <w:rPr>
+          <w:rFonts w:ascii="Arial" w:hAnsi="Arial" w:cs="Arial"/>
+          <w:szCs w:val="24"/>
+        </w:rPr>
+        <w:t>(each packet 10 psc)</w:t>
       </w:r>
     </w:p>
     <w:p>
@@ -434,7 +455,14 @@
           <w:rFonts w:ascii="Arial" w:hAnsi="Arial" w:cs="Arial"/>
           <w:szCs w:val="24"/>
         </w:rPr>
-        <w:t>46</w:t>
+        <w:t>5</w:t>
+      </w:r>
+      <w:r>
+        <w:rPr>
+          <w:rFonts w:ascii="Arial" w:hAnsi="Arial" w:cs="Arial"/>
+          <w:szCs w:val="24"/>
+        </w:rPr>
+        <w:t>6</w:t>
       </w:r>
     </w:p>
     <w:p>
@@ -598,16 +626,25 @@
           <w:bCs/>
           <w:szCs w:val="24"/>
         </w:rPr>
-        <w:t>菜心</w:t>
-      </w:r>
-      <w:r>
-        <w:rPr>
-          <w:rFonts w:ascii="Arial" w:hAnsi="Arial" w:cs="Arial"/>
-          <w:b/>
-          <w:bCs/>
-          <w:szCs w:val="24"/>
-        </w:rPr>
-        <w:t>Vegetable (Choi Sum)</w:t>
+        <w:t>紅洋蔥</w:t>
+      </w:r>
+      <w:r>
+        <w:rPr>
+          <w:rFonts w:ascii="Arial" w:hAnsi="Arial" w:cs="Arial"/>
+          <w:b/>
+          <w:bCs/>
+          <w:szCs w:val="24"/>
+        </w:rPr>
+        <w:t>Onion</w:t>
+      </w:r>
+      <w:r>
+        <w:rPr>
+          <w:rFonts w:ascii="Arial" w:hAnsi="Arial" w:cs="Arial"/>
+          <w:b/>
+          <w:bCs/>
+          <w:szCs w:val="24"/>
+        </w:rPr>
+        <w:t xml:space="preserve"> </w:t>
       </w:r>
     </w:p>
     <w:p>
@@ -644,14 +681,49 @@
           <w:rFonts w:ascii="Arial" w:hAnsi="Arial" w:cs="Arial"/>
           <w:szCs w:val="24"/>
         </w:rPr>
-        <w:t>1</w:t>
-      </w:r>
-      <w:r>
-        <w:rPr>
-          <w:rFonts w:ascii="Arial" w:hAnsi="Arial" w:cs="Arial"/>
-          <w:szCs w:val="24"/>
-        </w:rPr>
-        <w:t>kg ($11 per kg)</w:t>
+        <w:t>2 pcs</w:t>
+      </w:r>
+      <w:r>
+        <w:rPr>
+          <w:rFonts w:ascii="Arial" w:hAnsi="Arial" w:cs="Arial"/>
+          <w:szCs w:val="24"/>
+        </w:rPr>
+        <w:t xml:space="preserve"> ($</w:t>
+      </w:r>
+      <w:r>
+        <w:rPr>
+          <w:rFonts w:ascii="Arial" w:hAnsi="Arial" w:cs="Arial"/>
+          <w:szCs w:val="24"/>
+        </w:rPr>
+        <w:t>6</w:t>
+      </w:r>
+      <w:r>
+        <w:rPr>
+          <w:rFonts w:ascii="Arial" w:hAnsi="Arial" w:cs="Arial"/>
+          <w:szCs w:val="24"/>
+        </w:rPr>
+        <w:t xml:space="preserve"> per </w:t>
+      </w:r>
+      <w:r>
+        <w:rPr>
+          <w:rFonts w:ascii="Arial" w:hAnsi="Arial" w:cs="Arial"/>
+          <w:szCs w:val="24"/>
+        </w:rPr>
+        <w:t>one</w:t>
+      </w:r>
+      <w:r>
+        <w:rPr>
+          <w:rFonts w:ascii="Arial" w:hAnsi="Arial" w:cs="Arial"/>
+          <w:szCs w:val="24"/>
+        </w:rPr>
+        <w:t xml:space="preserve"> Large</w:t>
+      </w:r>
+      <w:r>
+        <w:rPr>
+          <w:rFonts w:ascii="Arial" w:hAnsi="Arial" w:cs="Arial"/>
+          <w:szCs w:val="24"/>
+        </w:rPr>
+        <w:t>)</w:t>
       </w:r>
     </w:p>
     <w:p>
@@ -673,7 +745,7 @@
           <w:rFonts w:ascii="Arial" w:hAnsi="Arial" w:cs="Arial"/>
           <w:szCs w:val="24"/>
         </w:rPr>
-        <w:t>11</w:t>
+        <w:t>12</w:t>
       </w:r>
     </w:p>
     <w:p>
@@ -697,157 +769,6 @@
           <w:szCs w:val="24"/>
         </w:rPr>
         <w:lastRenderedPageBreak/>
-        <w:t xml:space="preserve">Product: </w:t>
-      </w:r>
-      <w:r>
-        <w:rPr>
-          <w:rFonts w:ascii="Arial" w:hAnsi="Arial" w:cs="Arial"/>
-          <w:b/>
-          <w:bCs/>
-          <w:szCs w:val="24"/>
-        </w:rPr>
-        <w:t>紅洋蔥</w:t>
-      </w:r>
-      <w:r>
-        <w:rPr>
-          <w:rFonts w:ascii="Arial" w:hAnsi="Arial" w:cs="Arial"/>
-          <w:b/>
-          <w:bCs/>
-          <w:szCs w:val="24"/>
-        </w:rPr>
-        <w:t>Onion</w:t>
-      </w:r>
-      <w:r>
-        <w:rPr>
-          <w:rFonts w:ascii="Arial" w:hAnsi="Arial" w:cs="Arial"/>
-          <w:b/>
-          <w:bCs/>
-          <w:szCs w:val="24"/>
-        </w:rPr>
-        <w:t xml:space="preserve"> </w:t>
-      </w:r>
-    </w:p>
-    <w:p>
-      <w:pPr>
-        <w:rPr>
-          <w:rFonts w:ascii="Arial" w:hAnsi="Arial" w:cs="Arial"/>
-          <w:szCs w:val="24"/>
-        </w:rPr>
-      </w:pPr>
-      <w:r>
-        <w:rPr>
-          <w:rFonts w:ascii="Arial" w:hAnsi="Arial" w:cs="Arial"/>
-          <w:szCs w:val="24"/>
-        </w:rPr>
-        <w:t>Brought From: Market</w:t>
-      </w:r>
-    </w:p>
-    <w:p>
-      <w:pPr>
-        <w:rPr>
-          <w:rFonts w:ascii="Arial" w:hAnsi="Arial" w:cs="Arial"/>
-          <w:szCs w:val="24"/>
-        </w:rPr>
-      </w:pPr>
-      <w:r>
-        <w:rPr>
-          <w:rFonts w:ascii="Arial" w:hAnsi="Arial" w:cs="Arial"/>
-          <w:szCs w:val="24"/>
-        </w:rPr>
-        <w:t xml:space="preserve">Quantity: </w:t>
-      </w:r>
-      <w:r>
-        <w:rPr>
-          <w:rFonts w:ascii="Arial" w:hAnsi="Arial" w:cs="Arial"/>
-          <w:szCs w:val="24"/>
-        </w:rPr>
-        <w:t>2 pcs</w:t>
-      </w:r>
-      <w:r>
-        <w:rPr>
-          <w:rFonts w:ascii="Arial" w:hAnsi="Arial" w:cs="Arial"/>
-          <w:szCs w:val="24"/>
-        </w:rPr>
-        <w:t xml:space="preserve"> ($</w:t>
-      </w:r>
-      <w:r>
-        <w:rPr>
-          <w:rFonts w:ascii="Arial" w:hAnsi="Arial" w:cs="Arial"/>
-          <w:szCs w:val="24"/>
-        </w:rPr>
-        <w:t>6</w:t>
-      </w:r>
-      <w:r>
-        <w:rPr>
-          <w:rFonts w:ascii="Arial" w:hAnsi="Arial" w:cs="Arial"/>
-          <w:szCs w:val="24"/>
-        </w:rPr>
-        <w:t xml:space="preserve"> per </w:t>
-      </w:r>
-      <w:r>
-        <w:rPr>
-          <w:rFonts w:ascii="Arial" w:hAnsi="Arial" w:cs="Arial"/>
-          <w:szCs w:val="24"/>
-        </w:rPr>
-        <w:t>one</w:t>
-      </w:r>
-      <w:r>
-        <w:rPr>
-          <w:rFonts w:ascii="Arial" w:hAnsi="Arial" w:cs="Arial"/>
-          <w:szCs w:val="24"/>
-        </w:rPr>
-        <w:t xml:space="preserve"> Large</w:t>
-      </w:r>
-      <w:r>
-        <w:rPr>
-          <w:rFonts w:ascii="Arial" w:hAnsi="Arial" w:cs="Arial"/>
-          <w:szCs w:val="24"/>
-        </w:rPr>
-        <w:t>)</w:t>
-      </w:r>
-    </w:p>
-    <w:p>
-      <w:pPr>
-        <w:rPr>
-          <w:rFonts w:ascii="Arial" w:hAnsi="Arial" w:cs="Arial"/>
-          <w:szCs w:val="24"/>
-        </w:rPr>
-      </w:pPr>
-      <w:r>
-        <w:rPr>
-          <w:rFonts w:ascii="Arial" w:hAnsi="Arial" w:cs="Arial"/>
-          <w:szCs w:val="24"/>
-        </w:rPr>
-        <w:t>Price: $</w:t>
-      </w:r>
-      <w:r>
-        <w:rPr>
-          <w:rFonts w:ascii="Arial" w:hAnsi="Arial" w:cs="Arial"/>
-          <w:szCs w:val="24"/>
-        </w:rPr>
-        <w:t>12</w:t>
-      </w:r>
-    </w:p>
-    <w:p>
-      <w:pPr>
-        <w:rPr>
-          <w:rFonts w:ascii="Arial" w:hAnsi="Arial" w:cs="Arial"/>
-          <w:szCs w:val="24"/>
-        </w:rPr>
-      </w:pPr>
-    </w:p>
-    <w:p>
-      <w:pPr>
-        <w:rPr>
-          <w:rFonts w:ascii="Arial" w:hAnsi="Arial" w:cs="Arial"/>
-          <w:szCs w:val="24"/>
-        </w:rPr>
-      </w:pPr>
-      <w:r>
-        <w:rPr>
-          <w:rFonts w:ascii="Arial" w:hAnsi="Arial" w:cs="Arial"/>
-          <w:szCs w:val="24"/>
-        </w:rPr>
         <w:t xml:space="preserve">Product: </w:t>
       </w:r>
       <w:r>
@@ -1509,7 +1430,31 @@
           <w:color w:val="4C94D8" w:themeColor="text2" w:themeTint="80"/>
           <w:szCs w:val="24"/>
         </w:rPr>
-        <w:t>398.8</w:t>
+        <w:t>39</w:t>
+      </w:r>
+      <w:r>
+        <w:rPr>
+          <w:rFonts w:ascii="Arial" w:hAnsi="Arial" w:cs="Arial"/>
+          <w:b/>
+          <w:bCs/>
+          <w:i/>
+          <w:iCs/>
+          <w:color w:val="4C94D8" w:themeColor="text2" w:themeTint="80"/>
+          <w:szCs w:val="24"/>
+        </w:rPr>
+        <w:t>7</w:t>
+      </w:r>
+      <w:r>
+        <w:rPr>
+          <w:rFonts w:ascii="Arial" w:hAnsi="Arial" w:cs="Arial"/>
+          <w:b/>
+          <w:bCs/>
+          <w:i/>
+          <w:iCs/>
+          <w:color w:val="4C94D8" w:themeColor="text2" w:themeTint="80"/>
+          <w:szCs w:val="24"/>
+        </w:rPr>
+        <w:t>.8</w:t>
       </w:r>
     </w:p>
     <w:p>
@@ -1521,6 +1466,23 @@
           <w:szCs w:val="52"/>
         </w:rPr>
       </w:pPr>
+    </w:p>
+    <w:p>
+      <w:pPr>
+        <w:rPr>
+          <w:rFonts w:ascii="Arial" w:hAnsi="Arial" w:cs="Arial"/>
+          <w:sz w:val="48"/>
+          <w:szCs w:val="48"/>
+        </w:rPr>
+      </w:pPr>
+      <w:r>
+        <w:rPr>
+          <w:rFonts w:ascii="Arial" w:hAnsi="Arial" w:cs="Arial"/>
+          <w:sz w:val="48"/>
+          <w:szCs w:val="48"/>
+        </w:rPr>
+        <w:br w:type="page"/>
+      </w:r>
     </w:p>
     <w:p>
       <w:pPr>
@@ -1787,14 +1749,35 @@
           <w:rFonts w:ascii="Arial" w:hAnsi="Arial" w:cs="Arial"/>
           <w:szCs w:val="24"/>
         </w:rPr>
-        <w:t xml:space="preserve">one </w:t>
-      </w:r>
-      <w:r>
-        <w:rPr>
-          <w:rFonts w:ascii="Arial" w:hAnsi="Arial" w:cs="Arial"/>
-          <w:szCs w:val="24"/>
-        </w:rPr>
-        <w:t>sausage.</w:t>
+        <w:t>2</w:t>
+      </w:r>
+      <w:r>
+        <w:rPr>
+          <w:rFonts w:ascii="Arial" w:hAnsi="Arial" w:cs="Arial"/>
+          <w:szCs w:val="24"/>
+        </w:rPr>
+        <w:t xml:space="preserve"> </w:t>
+      </w:r>
+      <w:r>
+        <w:rPr>
+          <w:rFonts w:ascii="Arial" w:hAnsi="Arial" w:cs="Arial"/>
+          <w:szCs w:val="24"/>
+        </w:rPr>
+        <w:t>sausage</w:t>
+      </w:r>
+      <w:r>
+        <w:rPr>
+          <w:rFonts w:ascii="Arial" w:hAnsi="Arial" w:cs="Arial"/>
+          <w:szCs w:val="24"/>
+        </w:rPr>
+        <w:t>s</w:t>
+      </w:r>
+      <w:r>
+        <w:rPr>
+          <w:rFonts w:ascii="Arial" w:hAnsi="Arial" w:cs="Arial"/>
+          <w:szCs w:val="24"/>
+        </w:rPr>
+        <w:t>.</w:t>
       </w:r>
     </w:p>
     <w:p>
@@ -1868,7 +1851,7 @@
           <w:rFonts w:ascii="Arial" w:hAnsi="Arial" w:cs="Arial"/>
           <w:szCs w:val="24"/>
         </w:rPr>
-        <w:t>Shrimp Noodle with vegetable and sausage (</w:t>
+        <w:t>Shrimp Noodle with sausage (</w:t>
       </w:r>
       <w:r>
         <w:rPr>
@@ -1945,14 +1928,35 @@
           <w:rFonts w:ascii="Arial" w:hAnsi="Arial" w:cs="Arial"/>
           <w:szCs w:val="24"/>
         </w:rPr>
-        <w:t>noodle,</w:t>
-      </w:r>
-      <w:r>
-        <w:rPr>
-          <w:rFonts w:ascii="Arial" w:hAnsi="Arial" w:cs="Arial"/>
-          <w:szCs w:val="24"/>
-        </w:rPr>
-        <w:t xml:space="preserve"> vegetable and sausage when boiled.</w:t>
+        <w:t>noodle</w:t>
+      </w:r>
+      <w:r>
+        <w:rPr>
+          <w:rFonts w:ascii="Arial" w:hAnsi="Arial" w:cs="Arial"/>
+          <w:szCs w:val="24"/>
+        </w:rPr>
+        <w:t xml:space="preserve"> and 2</w:t>
+      </w:r>
+      <w:r>
+        <w:rPr>
+          <w:rFonts w:ascii="Arial" w:hAnsi="Arial" w:cs="Arial"/>
+          <w:szCs w:val="24"/>
+        </w:rPr>
+        <w:t xml:space="preserve"> </w:t>
+      </w:r>
+      <w:r>
+        <w:rPr>
+          <w:rFonts w:ascii="Arial" w:hAnsi="Arial" w:cs="Arial"/>
+          <w:szCs w:val="24"/>
+        </w:rPr>
+        <w:t>sausages</w:t>
+      </w:r>
+      <w:r>
+        <w:rPr>
+          <w:rFonts w:ascii="Arial" w:hAnsi="Arial" w:cs="Arial"/>
+          <w:szCs w:val="24"/>
+        </w:rPr>
+        <w:t xml:space="preserve"> when boiled.</w:t>
       </w:r>
     </w:p>
     <w:p>

--- a/400 HKD Meal Plan.docx
+++ b/400 HKD Meal Plan.docx
@@ -61,14 +61,25 @@
         </w:rPr>
         <w:t>(</w:t>
       </w:r>
-      <w:r>
-        <w:rPr>
-          <w:rFonts w:ascii="Arial" w:hAnsi="Arial" w:cs="Arial"/>
-          <w:b/>
-          <w:bCs/>
-          <w:szCs w:val="24"/>
-        </w:rPr>
-        <w:t>Demae Sesame Oil Noodle 91GM</w:t>
+      <w:proofErr w:type="spellStart"/>
+      <w:r>
+        <w:rPr>
+          <w:rFonts w:ascii="Arial" w:hAnsi="Arial" w:cs="Arial"/>
+          <w:b/>
+          <w:bCs/>
+          <w:szCs w:val="24"/>
+        </w:rPr>
+        <w:t>Demae</w:t>
+      </w:r>
+      <w:proofErr w:type="spellEnd"/>
+      <w:r>
+        <w:rPr>
+          <w:rFonts w:ascii="Arial" w:hAnsi="Arial" w:cs="Arial"/>
+          <w:b/>
+          <w:bCs/>
+          <w:szCs w:val="24"/>
+        </w:rPr>
+        <w:t xml:space="preserve"> Sesame Oil Noodle 91GM</w:t>
       </w:r>
       <w:r>
         <w:rPr>
@@ -369,7 +380,23 @@
           <w:rFonts w:ascii="Arial" w:hAnsi="Arial" w:cs="Arial"/>
           <w:szCs w:val="24"/>
         </w:rPr>
-        <w:t>Brought From: Wellcome Supermarket</w:t>
+        <w:t xml:space="preserve">Brought From: </w:t>
+      </w:r>
+      <w:proofErr w:type="spellStart"/>
+      <w:r>
+        <w:rPr>
+          <w:rFonts w:ascii="Arial" w:hAnsi="Arial" w:cs="Arial"/>
+          <w:szCs w:val="24"/>
+        </w:rPr>
+        <w:t>Wellcome</w:t>
+      </w:r>
+      <w:proofErr w:type="spellEnd"/>
+      <w:r>
+        <w:rPr>
+          <w:rFonts w:ascii="Arial" w:hAnsi="Arial" w:cs="Arial"/>
+          <w:szCs w:val="24"/>
+        </w:rPr>
+        <w:t xml:space="preserve"> Supermarket</w:t>
       </w:r>
     </w:p>
     <w:p>
@@ -391,71 +418,94 @@
           <w:rFonts w:ascii="Arial" w:hAnsi="Arial" w:cs="Arial"/>
           <w:szCs w:val="24"/>
         </w:rPr>
+        <w:t>3</w:t>
+      </w:r>
+      <w:r>
+        <w:rPr>
+          <w:rFonts w:ascii="Arial" w:hAnsi="Arial" w:cs="Arial"/>
+          <w:szCs w:val="24"/>
+        </w:rPr>
+        <w:t xml:space="preserve"> packets</w:t>
+      </w:r>
+      <w:r>
+        <w:rPr>
+          <w:rFonts w:ascii="Arial" w:hAnsi="Arial" w:cs="Arial"/>
+          <w:szCs w:val="24"/>
+        </w:rPr>
+        <w:t xml:space="preserve"> for $28</w:t>
+      </w:r>
+      <w:r>
+        <w:rPr>
+          <w:rFonts w:ascii="Arial" w:hAnsi="Arial" w:cs="Arial"/>
+          <w:szCs w:val="24"/>
+        </w:rPr>
+        <w:t xml:space="preserve"> two packet</w:t>
+      </w:r>
+      <w:r>
+        <w:rPr>
+          <w:rFonts w:ascii="Arial" w:hAnsi="Arial" w:cs="Arial"/>
+          <w:szCs w:val="24"/>
+        </w:rPr>
+        <w:t>s</w:t>
+      </w:r>
+      <w:r>
+        <w:rPr>
+          <w:rFonts w:ascii="Arial" w:hAnsi="Arial" w:cs="Arial"/>
+          <w:szCs w:val="24"/>
+        </w:rPr>
+        <w:t xml:space="preserve"> / one packet $18</w:t>
+      </w:r>
+      <w:r>
+        <w:rPr>
+          <w:rFonts w:ascii="Arial" w:hAnsi="Arial" w:cs="Arial"/>
+          <w:szCs w:val="24"/>
+        </w:rPr>
+        <w:t xml:space="preserve"> </w:t>
+      </w:r>
+      <w:r>
+        <w:rPr>
+          <w:rFonts w:ascii="Arial" w:hAnsi="Arial" w:cs="Arial"/>
+          <w:szCs w:val="24"/>
+        </w:rPr>
+        <w:t xml:space="preserve">(each packet 10 </w:t>
+      </w:r>
+      <w:proofErr w:type="spellStart"/>
+      <w:r>
+        <w:rPr>
+          <w:rFonts w:ascii="Arial" w:hAnsi="Arial" w:cs="Arial"/>
+          <w:szCs w:val="24"/>
+        </w:rPr>
+        <w:t>psc</w:t>
+      </w:r>
+      <w:proofErr w:type="spellEnd"/>
+      <w:r>
+        <w:rPr>
+          <w:rFonts w:ascii="Arial" w:hAnsi="Arial" w:cs="Arial"/>
+          <w:szCs w:val="24"/>
+        </w:rPr>
+        <w:t>)</w:t>
+      </w:r>
+    </w:p>
+    <w:p>
+      <w:pPr>
+        <w:rPr>
+          <w:rFonts w:ascii="Arial" w:hAnsi="Arial" w:cs="Arial"/>
+          <w:szCs w:val="24"/>
+        </w:rPr>
+      </w:pPr>
+      <w:r>
+        <w:rPr>
+          <w:rFonts w:ascii="Arial" w:hAnsi="Arial" w:cs="Arial"/>
+          <w:szCs w:val="24"/>
+        </w:rPr>
+        <w:t>Price: $</w:t>
+      </w:r>
+      <w:r>
+        <w:rPr>
+          <w:rFonts w:ascii="Arial" w:hAnsi="Arial" w:cs="Arial"/>
+          <w:szCs w:val="24"/>
+        </w:rPr>
         <w:t>4</w:t>
-      </w:r>
-      <w:r>
-        <w:rPr>
-          <w:rFonts w:ascii="Arial" w:hAnsi="Arial" w:cs="Arial"/>
-          <w:szCs w:val="24"/>
-        </w:rPr>
-        <w:t xml:space="preserve"> packets</w:t>
-      </w:r>
-      <w:r>
-        <w:rPr>
-          <w:rFonts w:ascii="Arial" w:hAnsi="Arial" w:cs="Arial"/>
-          <w:szCs w:val="24"/>
-        </w:rPr>
-        <w:t xml:space="preserve"> for $28</w:t>
-      </w:r>
-      <w:r>
-        <w:rPr>
-          <w:rFonts w:ascii="Arial" w:hAnsi="Arial" w:cs="Arial"/>
-          <w:szCs w:val="24"/>
-        </w:rPr>
-        <w:t xml:space="preserve"> two packet</w:t>
-      </w:r>
-      <w:r>
-        <w:rPr>
-          <w:rFonts w:ascii="Arial" w:hAnsi="Arial" w:cs="Arial"/>
-          <w:szCs w:val="24"/>
-        </w:rPr>
-        <w:t>s</w:t>
-      </w:r>
-      <w:r>
-        <w:rPr>
-          <w:rFonts w:ascii="Arial" w:hAnsi="Arial" w:cs="Arial"/>
-          <w:szCs w:val="24"/>
-        </w:rPr>
-        <w:t xml:space="preserve"> </w:t>
-      </w:r>
-      <w:r>
-        <w:rPr>
-          <w:rFonts w:ascii="Arial" w:hAnsi="Arial" w:cs="Arial"/>
-          <w:szCs w:val="24"/>
-        </w:rPr>
-        <w:t>(each packet 10 psc)</w:t>
-      </w:r>
-    </w:p>
-    <w:p>
-      <w:pPr>
-        <w:rPr>
-          <w:rFonts w:ascii="Arial" w:hAnsi="Arial" w:cs="Arial"/>
-          <w:szCs w:val="24"/>
-        </w:rPr>
-      </w:pPr>
-      <w:r>
-        <w:rPr>
-          <w:rFonts w:ascii="Arial" w:hAnsi="Arial" w:cs="Arial"/>
-          <w:szCs w:val="24"/>
-        </w:rPr>
-        <w:t>Price: $</w:t>
-      </w:r>
-      <w:r>
-        <w:rPr>
-          <w:rFonts w:ascii="Arial" w:hAnsi="Arial" w:cs="Arial"/>
-          <w:szCs w:val="24"/>
-        </w:rPr>
-        <w:t>5</w:t>
       </w:r>
       <w:r>
         <w:rPr>
@@ -924,6 +974,133 @@
           <w:bCs/>
           <w:szCs w:val="24"/>
         </w:rPr>
+        <w:t>菜心</w:t>
+      </w:r>
+      <w:r>
+        <w:rPr>
+          <w:rFonts w:ascii="Arial" w:hAnsi="Arial" w:cs="Arial"/>
+          <w:b/>
+          <w:bCs/>
+          <w:szCs w:val="24"/>
+        </w:rPr>
+        <w:t xml:space="preserve"> </w:t>
+      </w:r>
+      <w:r>
+        <w:rPr>
+          <w:rFonts w:ascii="Arial" w:hAnsi="Arial" w:cs="Arial"/>
+          <w:b/>
+          <w:bCs/>
+          <w:szCs w:val="24"/>
+        </w:rPr>
+        <w:t>(</w:t>
+      </w:r>
+      <w:r>
+        <w:rPr>
+          <w:rFonts w:ascii="Arial" w:hAnsi="Arial" w:cs="Arial"/>
+          <w:b/>
+          <w:bCs/>
+          <w:szCs w:val="24"/>
+        </w:rPr>
+        <w:t>Vegetable choi sum</w:t>
+      </w:r>
+      <w:r>
+        <w:rPr>
+          <w:rFonts w:ascii="Arial" w:hAnsi="Arial" w:cs="Arial"/>
+          <w:b/>
+          <w:bCs/>
+          <w:szCs w:val="24"/>
+        </w:rPr>
+        <w:t>)</w:t>
+      </w:r>
+    </w:p>
+    <w:p>
+      <w:pPr>
+        <w:rPr>
+          <w:rFonts w:ascii="Arial" w:hAnsi="Arial" w:cs="Arial"/>
+          <w:szCs w:val="24"/>
+        </w:rPr>
+      </w:pPr>
+      <w:r>
+        <w:rPr>
+          <w:rFonts w:ascii="Arial" w:hAnsi="Arial" w:cs="Arial"/>
+          <w:szCs w:val="24"/>
+        </w:rPr>
+        <w:t>Brought From: Chuk Yuen Market</w:t>
+      </w:r>
+    </w:p>
+    <w:p>
+      <w:pPr>
+        <w:rPr>
+          <w:rFonts w:ascii="Arial" w:hAnsi="Arial" w:cs="Arial"/>
+          <w:szCs w:val="24"/>
+        </w:rPr>
+      </w:pPr>
+      <w:r>
+        <w:rPr>
+          <w:rFonts w:ascii="Arial" w:hAnsi="Arial" w:cs="Arial"/>
+          <w:szCs w:val="24"/>
+        </w:rPr>
+        <w:t xml:space="preserve">Quantity: </w:t>
+      </w:r>
+      <w:r>
+        <w:rPr>
+          <w:rFonts w:ascii="Arial" w:hAnsi="Arial" w:cs="Arial"/>
+          <w:szCs w:val="24"/>
+        </w:rPr>
+        <w:t>1 kg</w:t>
+      </w:r>
+      <w:r>
+        <w:rPr>
+          <w:rFonts w:ascii="Arial" w:hAnsi="Arial" w:cs="Arial"/>
+          <w:szCs w:val="24"/>
+        </w:rPr>
+        <w:t xml:space="preserve"> ~ (around $11 for each)</w:t>
+      </w:r>
+    </w:p>
+    <w:p>
+      <w:pPr>
+        <w:rPr>
+          <w:rFonts w:ascii="Arial" w:hAnsi="Arial" w:cs="Arial"/>
+          <w:szCs w:val="24"/>
+        </w:rPr>
+      </w:pPr>
+      <w:r>
+        <w:rPr>
+          <w:rFonts w:ascii="Arial" w:hAnsi="Arial" w:cs="Arial"/>
+          <w:szCs w:val="24"/>
+        </w:rPr>
+        <w:t>Price: $11</w:t>
+      </w:r>
+    </w:p>
+    <w:p>
+      <w:pPr>
+        <w:rPr>
+          <w:rFonts w:ascii="Arial" w:hAnsi="Arial" w:cs="Arial"/>
+          <w:szCs w:val="24"/>
+        </w:rPr>
+      </w:pPr>
+    </w:p>
+    <w:p>
+      <w:pPr>
+        <w:rPr>
+          <w:rFonts w:ascii="Arial" w:hAnsi="Arial" w:cs="Arial"/>
+          <w:szCs w:val="24"/>
+        </w:rPr>
+      </w:pPr>
+      <w:r>
+        <w:rPr>
+          <w:rFonts w:ascii="Arial" w:hAnsi="Arial" w:cs="Arial"/>
+          <w:szCs w:val="24"/>
+        </w:rPr>
+        <w:t xml:space="preserve">Product: </w:t>
+      </w:r>
+      <w:r>
+        <w:rPr>
+          <w:rFonts w:ascii="Arial" w:hAnsi="Arial" w:cs="Arial"/>
+          <w:b/>
+          <w:bCs/>
+          <w:szCs w:val="24"/>
+        </w:rPr>
         <w:t>金滿堂</w:t>
       </w:r>
       <w:r>
@@ -1129,12 +1306,21 @@
         </w:rPr>
         <w:t xml:space="preserve">Brought From: </w:t>
       </w:r>
-      <w:r>
-        <w:rPr>
-          <w:rFonts w:ascii="Arial" w:hAnsi="Arial" w:cs="Arial"/>
-          <w:szCs w:val="24"/>
-        </w:rPr>
-        <w:t xml:space="preserve">Wellcome super </w:t>
+      <w:proofErr w:type="spellStart"/>
+      <w:r>
+        <w:rPr>
+          <w:rFonts w:ascii="Arial" w:hAnsi="Arial" w:cs="Arial"/>
+          <w:szCs w:val="24"/>
+        </w:rPr>
+        <w:t>Wellcome</w:t>
+      </w:r>
+      <w:proofErr w:type="spellEnd"/>
+      <w:r>
+        <w:rPr>
+          <w:rFonts w:ascii="Arial" w:hAnsi="Arial" w:cs="Arial"/>
+          <w:szCs w:val="24"/>
+        </w:rPr>
+        <w:t xml:space="preserve"> super </w:t>
       </w:r>
       <w:r>
         <w:rPr>
@@ -1177,7 +1363,7 @@
           <w:rFonts w:ascii="Arial" w:hAnsi="Arial" w:cs="Arial"/>
           <w:szCs w:val="24"/>
         </w:rPr>
-        <w:t>bottle</w:t>
+        <w:t>bottles</w:t>
       </w:r>
       <w:r>
         <w:rPr>
@@ -1316,7 +1502,23 @@
           <w:rFonts w:ascii="Arial" w:hAnsi="Arial" w:cs="Arial"/>
           <w:szCs w:val="24"/>
         </w:rPr>
-        <w:t>Brought From: Wellcome super Market</w:t>
+        <w:t xml:space="preserve">Brought From: </w:t>
+      </w:r>
+      <w:proofErr w:type="spellStart"/>
+      <w:r>
+        <w:rPr>
+          <w:rFonts w:ascii="Arial" w:hAnsi="Arial" w:cs="Arial"/>
+          <w:szCs w:val="24"/>
+        </w:rPr>
+        <w:t>Wellcome</w:t>
+      </w:r>
+      <w:proofErr w:type="spellEnd"/>
+      <w:r>
+        <w:rPr>
+          <w:rFonts w:ascii="Arial" w:hAnsi="Arial" w:cs="Arial"/>
+          <w:szCs w:val="24"/>
+        </w:rPr>
+        <w:t xml:space="preserve"> super Market</w:t>
       </w:r>
     </w:p>
     <w:p>
@@ -1442,7 +1644,7 @@
           <w:color w:val="4C94D8" w:themeColor="text2" w:themeTint="80"/>
           <w:szCs w:val="24"/>
         </w:rPr>
-        <w:t>7</w:t>
+        <w:t>8</w:t>
       </w:r>
       <w:r>
         <w:rPr>
@@ -1466,23 +1668,6 @@
           <w:szCs w:val="52"/>
         </w:rPr>
       </w:pPr>
-    </w:p>
-    <w:p>
-      <w:pPr>
-        <w:rPr>
-          <w:rFonts w:ascii="Arial" w:hAnsi="Arial" w:cs="Arial"/>
-          <w:sz w:val="48"/>
-          <w:szCs w:val="48"/>
-        </w:rPr>
-      </w:pPr>
-      <w:r>
-        <w:rPr>
-          <w:rFonts w:ascii="Arial" w:hAnsi="Arial" w:cs="Arial"/>
-          <w:sz w:val="48"/>
-          <w:szCs w:val="48"/>
-        </w:rPr>
-        <w:br w:type="page"/>
-      </w:r>
     </w:p>
     <w:p>
       <w:pPr>
@@ -1749,7 +1934,7 @@
           <w:rFonts w:ascii="Arial" w:hAnsi="Arial" w:cs="Arial"/>
           <w:szCs w:val="24"/>
         </w:rPr>
-        <w:t>2</w:t>
+        <w:t>1</w:t>
       </w:r>
       <w:r>
         <w:rPr>
@@ -1763,21 +1948,7 @@
           <w:rFonts w:ascii="Arial" w:hAnsi="Arial" w:cs="Arial"/>
           <w:szCs w:val="24"/>
         </w:rPr>
-        <w:t>sausage</w:t>
-      </w:r>
-      <w:r>
-        <w:rPr>
-          <w:rFonts w:ascii="Arial" w:hAnsi="Arial" w:cs="Arial"/>
-          <w:szCs w:val="24"/>
-        </w:rPr>
-        <w:t>s</w:t>
-      </w:r>
-      <w:r>
-        <w:rPr>
-          <w:rFonts w:ascii="Arial" w:hAnsi="Arial" w:cs="Arial"/>
-          <w:szCs w:val="24"/>
-        </w:rPr>
-        <w:t>.</w:t>
+        <w:t>sausage.</w:t>
       </w:r>
     </w:p>
     <w:p>
@@ -1851,7 +2022,21 @@
           <w:rFonts w:ascii="Arial" w:hAnsi="Arial" w:cs="Arial"/>
           <w:szCs w:val="24"/>
         </w:rPr>
-        <w:t>Shrimp Noodle with sausage (</w:t>
+        <w:t>Shrimp Noodle with sausage</w:t>
+      </w:r>
+      <w:r>
+        <w:rPr>
+          <w:rFonts w:ascii="Arial" w:hAnsi="Arial" w:cs="Arial"/>
+          <w:szCs w:val="24"/>
+        </w:rPr>
+        <w:t xml:space="preserve"> and vegetable</w:t>
+      </w:r>
+      <w:r>
+        <w:rPr>
+          <w:rFonts w:ascii="Arial" w:hAnsi="Arial" w:cs="Arial"/>
+          <w:szCs w:val="24"/>
+        </w:rPr>
+        <w:t xml:space="preserve"> (</w:t>
       </w:r>
       <w:r>
         <w:rPr>
@@ -1935,7 +2120,14 @@
           <w:rFonts w:ascii="Arial" w:hAnsi="Arial" w:cs="Arial"/>
           <w:szCs w:val="24"/>
         </w:rPr>
-        <w:t xml:space="preserve"> and 2</w:t>
+        <w:t xml:space="preserve">, vegetable and </w:t>
+      </w:r>
+      <w:r>
+        <w:rPr>
+          <w:rFonts w:ascii="Arial" w:hAnsi="Arial" w:cs="Arial"/>
+          <w:szCs w:val="24"/>
+        </w:rPr>
+        <w:t>1</w:t>
       </w:r>
       <w:r>
         <w:rPr>
@@ -1949,7 +2141,7 @@
           <w:rFonts w:ascii="Arial" w:hAnsi="Arial" w:cs="Arial"/>
           <w:szCs w:val="24"/>
         </w:rPr>
-        <w:t>sausages</w:t>
+        <w:t>sausage</w:t>
       </w:r>
       <w:r>
         <w:rPr>
@@ -3515,7 +3707,6 @@
   <w:style w:type="character" w:default="1" w:styleId="DefaultParagraphFont">
     <w:name w:val="Default Paragraph Font"/>
     <w:uiPriority w:val="1"/>
-    <w:semiHidden/>
     <w:unhideWhenUsed/>
   </w:style>
   <w:style w:type="table" w:default="1" w:styleId="TableNormal">

--- a/400 HKD Meal Plan.docx
+++ b/400 HKD Meal Plan.docx
@@ -61,25 +61,14 @@
         </w:rPr>
         <w:t>(</w:t>
       </w:r>
-      <w:proofErr w:type="spellStart"/>
-      <w:r>
-        <w:rPr>
-          <w:rFonts w:ascii="Arial" w:hAnsi="Arial" w:cs="Arial"/>
-          <w:b/>
-          <w:bCs/>
-          <w:szCs w:val="24"/>
-        </w:rPr>
-        <w:t>Demae</w:t>
-      </w:r>
-      <w:proofErr w:type="spellEnd"/>
-      <w:r>
-        <w:rPr>
-          <w:rFonts w:ascii="Arial" w:hAnsi="Arial" w:cs="Arial"/>
-          <w:b/>
-          <w:bCs/>
-          <w:szCs w:val="24"/>
-        </w:rPr>
-        <w:t xml:space="preserve"> Sesame Oil Noodle 91GM</w:t>
+      <w:r>
+        <w:rPr>
+          <w:rFonts w:ascii="Arial" w:hAnsi="Arial" w:cs="Arial"/>
+          <w:b/>
+          <w:bCs/>
+          <w:szCs w:val="24"/>
+        </w:rPr>
+        <w:t>Demae Sesame Oil Noodle 91GM</w:t>
       </w:r>
       <w:r>
         <w:rPr>
@@ -380,23 +369,7 @@
           <w:rFonts w:ascii="Arial" w:hAnsi="Arial" w:cs="Arial"/>
           <w:szCs w:val="24"/>
         </w:rPr>
-        <w:t xml:space="preserve">Brought From: </w:t>
-      </w:r>
-      <w:proofErr w:type="spellStart"/>
-      <w:r>
-        <w:rPr>
-          <w:rFonts w:ascii="Arial" w:hAnsi="Arial" w:cs="Arial"/>
-          <w:szCs w:val="24"/>
-        </w:rPr>
-        <w:t>Wellcome</w:t>
-      </w:r>
-      <w:proofErr w:type="spellEnd"/>
-      <w:r>
-        <w:rPr>
-          <w:rFonts w:ascii="Arial" w:hAnsi="Arial" w:cs="Arial"/>
-          <w:szCs w:val="24"/>
-        </w:rPr>
-        <w:t xml:space="preserve"> Supermarket</w:t>
+        <w:t>Brought From: Wellcome Supermarket</w:t>
       </w:r>
     </w:p>
     <w:p>
@@ -467,20 +440,92 @@
           <w:rFonts w:ascii="Arial" w:hAnsi="Arial" w:cs="Arial"/>
           <w:szCs w:val="24"/>
         </w:rPr>
-        <w:t xml:space="preserve">(each packet 10 </w:t>
-      </w:r>
-      <w:proofErr w:type="spellStart"/>
-      <w:r>
-        <w:rPr>
-          <w:rFonts w:ascii="Arial" w:hAnsi="Arial" w:cs="Arial"/>
-          <w:szCs w:val="24"/>
-        </w:rPr>
-        <w:t>psc</w:t>
-      </w:r>
-      <w:proofErr w:type="spellEnd"/>
-      <w:r>
-        <w:rPr>
-          <w:rFonts w:ascii="Arial" w:hAnsi="Arial" w:cs="Arial"/>
+        <w:t>(each packet 10 psc)</w:t>
+      </w:r>
+    </w:p>
+    <w:p>
+      <w:pPr>
+        <w:rPr>
+          <w:rFonts w:ascii="Arial" w:hAnsi="Arial" w:cs="Arial"/>
+          <w:szCs w:val="24"/>
+        </w:rPr>
+      </w:pPr>
+      <w:r>
+        <w:rPr>
+          <w:rFonts w:ascii="Arial" w:hAnsi="Arial" w:cs="Arial"/>
+          <w:szCs w:val="24"/>
+        </w:rPr>
+        <w:t>Price: $</w:t>
+      </w:r>
+      <w:r>
+        <w:rPr>
+          <w:rFonts w:ascii="Arial" w:hAnsi="Arial" w:cs="Arial"/>
+          <w:szCs w:val="24"/>
+        </w:rPr>
+        <w:t>4</w:t>
+      </w:r>
+      <w:r>
+        <w:rPr>
+          <w:rFonts w:ascii="Arial" w:hAnsi="Arial" w:cs="Arial"/>
+          <w:szCs w:val="24"/>
+        </w:rPr>
+        <w:t>6</w:t>
+      </w:r>
+    </w:p>
+    <w:p>
+      <w:pPr>
+        <w:rPr>
+          <w:rFonts w:ascii="Arial" w:hAnsi="Arial" w:cs="Arial"/>
+          <w:szCs w:val="24"/>
+        </w:rPr>
+      </w:pPr>
+    </w:p>
+    <w:p>
+      <w:pPr>
+        <w:rPr>
+          <w:rFonts w:ascii="Arial" w:hAnsi="Arial" w:cs="Arial"/>
+          <w:szCs w:val="24"/>
+        </w:rPr>
+      </w:pPr>
+      <w:r>
+        <w:rPr>
+          <w:rFonts w:ascii="Arial" w:hAnsi="Arial" w:cs="Arial"/>
+          <w:szCs w:val="24"/>
+        </w:rPr>
+        <w:t xml:space="preserve">Product: </w:t>
+      </w:r>
+      <w:r>
+        <w:rPr>
+          <w:rFonts w:ascii="Arial" w:hAnsi="Arial" w:cs="Arial" w:hint="eastAsia"/>
+          <w:b/>
+          <w:bCs/>
+          <w:szCs w:val="24"/>
+        </w:rPr>
+        <w:t>薯仔</w:t>
+      </w:r>
+      <w:r>
+        <w:rPr>
+          <w:rFonts w:ascii="Arial" w:hAnsi="Arial" w:cs="Arial"/>
+          <w:b/>
+          <w:bCs/>
+          <w:szCs w:val="24"/>
+        </w:rPr>
+        <w:t xml:space="preserve"> (</w:t>
+      </w:r>
+      <w:r>
+        <w:rPr>
+          <w:rFonts w:ascii="Arial" w:hAnsi="Arial" w:cs="Arial"/>
+          <w:b/>
+          <w:bCs/>
+          <w:szCs w:val="24"/>
+        </w:rPr>
+        <w:t>Potato</w:t>
+      </w:r>
+      <w:r>
+        <w:rPr>
+          <w:rFonts w:ascii="Arial" w:hAnsi="Arial" w:cs="Arial"/>
+          <w:b/>
+          <w:bCs/>
           <w:szCs w:val="24"/>
         </w:rPr>
         <w:t>)</w:t>
@@ -498,6 +543,57 @@
           <w:rFonts w:ascii="Arial" w:hAnsi="Arial" w:cs="Arial"/>
           <w:szCs w:val="24"/>
         </w:rPr>
+        <w:t>Brought From: Chuk Yuen Market</w:t>
+      </w:r>
+    </w:p>
+    <w:p>
+      <w:pPr>
+        <w:rPr>
+          <w:rFonts w:ascii="Arial" w:hAnsi="Arial" w:cs="Arial"/>
+          <w:szCs w:val="24"/>
+        </w:rPr>
+      </w:pPr>
+      <w:r>
+        <w:rPr>
+          <w:rFonts w:ascii="Arial" w:hAnsi="Arial" w:cs="Arial"/>
+          <w:szCs w:val="24"/>
+        </w:rPr>
+        <w:t xml:space="preserve">Quantity: </w:t>
+      </w:r>
+      <w:r>
+        <w:rPr>
+          <w:rFonts w:ascii="Arial" w:hAnsi="Arial" w:cs="Arial"/>
+          <w:szCs w:val="24"/>
+        </w:rPr>
+        <w:t>1</w:t>
+      </w:r>
+      <w:r>
+        <w:rPr>
+          <w:rFonts w:ascii="Arial" w:hAnsi="Arial" w:cs="Arial"/>
+          <w:szCs w:val="24"/>
+        </w:rPr>
+        <w:t>8</w:t>
+      </w:r>
+      <w:r>
+        <w:rPr>
+          <w:rFonts w:ascii="Arial" w:hAnsi="Arial" w:cs="Arial"/>
+          <w:szCs w:val="24"/>
+        </w:rPr>
+        <w:t xml:space="preserve"> pcs ($4 for each)</w:t>
+      </w:r>
+    </w:p>
+    <w:p>
+      <w:pPr>
+        <w:rPr>
+          <w:rFonts w:ascii="Arial" w:hAnsi="Arial" w:cs="Arial"/>
+          <w:szCs w:val="24"/>
+        </w:rPr>
+      </w:pPr>
+      <w:r>
+        <w:rPr>
+          <w:rFonts w:ascii="Arial" w:hAnsi="Arial" w:cs="Arial"/>
+          <w:szCs w:val="24"/>
+        </w:rPr>
         <w:t>Price: $</w:t>
       </w:r>
       <w:r>
@@ -505,14 +601,7 @@
           <w:rFonts w:ascii="Arial" w:hAnsi="Arial" w:cs="Arial"/>
           <w:szCs w:val="24"/>
         </w:rPr>
-        <w:t>4</w:t>
-      </w:r>
-      <w:r>
-        <w:rPr>
-          <w:rFonts w:ascii="Arial" w:hAnsi="Arial" w:cs="Arial"/>
-          <w:szCs w:val="24"/>
-        </w:rPr>
-        <w:t>6</w:t>
+        <w:t>72</w:t>
       </w:r>
     </w:p>
     <w:p>
@@ -539,12 +628,12 @@
       </w:r>
       <w:r>
         <w:rPr>
-          <w:rFonts w:ascii="Arial" w:hAnsi="Arial" w:cs="Arial" w:hint="eastAsia"/>
-          <w:b/>
-          <w:bCs/>
-          <w:szCs w:val="24"/>
-        </w:rPr>
-        <w:t>薯仔</w:t>
+          <w:rFonts w:ascii="Arial" w:hAnsi="Arial" w:cs="Arial"/>
+          <w:b/>
+          <w:bCs/>
+          <w:szCs w:val="24"/>
+        </w:rPr>
+        <w:t>蛋</w:t>
       </w:r>
       <w:r>
         <w:rPr>
@@ -562,7 +651,7 @@
           <w:bCs/>
           <w:szCs w:val="24"/>
         </w:rPr>
-        <w:t>Potato</w:t>
+        <w:t>Egg</w:t>
       </w:r>
       <w:r>
         <w:rPr>
@@ -586,36 +675,29 @@
           <w:rFonts w:ascii="Arial" w:hAnsi="Arial" w:cs="Arial"/>
           <w:szCs w:val="24"/>
         </w:rPr>
-        <w:t>Brought From: Chuk Yuen Market</w:t>
-      </w:r>
-    </w:p>
-    <w:p>
-      <w:pPr>
-        <w:rPr>
-          <w:rFonts w:ascii="Arial" w:hAnsi="Arial" w:cs="Arial"/>
-          <w:szCs w:val="24"/>
-        </w:rPr>
-      </w:pPr>
-      <w:r>
-        <w:rPr>
-          <w:rFonts w:ascii="Arial" w:hAnsi="Arial" w:cs="Arial"/>
-          <w:szCs w:val="24"/>
-        </w:rPr>
-        <w:t xml:space="preserve">Quantity: </w:t>
-      </w:r>
-      <w:r>
-        <w:rPr>
-          <w:rFonts w:ascii="Arial" w:hAnsi="Arial" w:cs="Arial"/>
-          <w:szCs w:val="24"/>
-        </w:rPr>
-        <w:t>15</w:t>
-      </w:r>
-      <w:r>
-        <w:rPr>
-          <w:rFonts w:ascii="Arial" w:hAnsi="Arial" w:cs="Arial"/>
-          <w:szCs w:val="24"/>
-        </w:rPr>
-        <w:t xml:space="preserve"> pcs ($4 for each)</w:t>
+        <w:t>Brought From:</w:t>
+      </w:r>
+      <w:r>
+        <w:rPr>
+          <w:rFonts w:ascii="Arial" w:hAnsi="Arial" w:cs="Arial"/>
+          <w:szCs w:val="24"/>
+        </w:rPr>
+        <w:t xml:space="preserve"> Best Mart 360</w:t>
+      </w:r>
+    </w:p>
+    <w:p>
+      <w:pPr>
+        <w:rPr>
+          <w:rFonts w:ascii="Arial" w:hAnsi="Arial" w:cs="Arial"/>
+          <w:szCs w:val="24"/>
+        </w:rPr>
+      </w:pPr>
+      <w:r>
+        <w:rPr>
+          <w:rFonts w:ascii="Arial" w:hAnsi="Arial" w:cs="Arial"/>
+          <w:szCs w:val="24"/>
+        </w:rPr>
+        <w:t xml:space="preserve">Quantity: 15 pcs </w:t>
       </w:r>
     </w:p>
     <w:p>
@@ -637,174 +719,23 @@
           <w:rFonts w:ascii="Arial" w:hAnsi="Arial" w:cs="Arial"/>
           <w:szCs w:val="24"/>
         </w:rPr>
-        <w:t>6</w:t>
-      </w:r>
-      <w:r>
-        <w:rPr>
-          <w:rFonts w:ascii="Arial" w:hAnsi="Arial" w:cs="Arial"/>
-          <w:szCs w:val="24"/>
-        </w:rPr>
-        <w:t>0</w:t>
-      </w:r>
-    </w:p>
-    <w:p>
-      <w:pPr>
-        <w:rPr>
-          <w:rFonts w:ascii="Arial" w:hAnsi="Arial" w:cs="Arial"/>
-          <w:szCs w:val="24"/>
-        </w:rPr>
-      </w:pPr>
-    </w:p>
-    <w:p>
-      <w:pPr>
-        <w:rPr>
-          <w:rFonts w:ascii="Arial" w:hAnsi="Arial" w:cs="Arial"/>
-          <w:szCs w:val="24"/>
-        </w:rPr>
-      </w:pPr>
-      <w:r>
-        <w:rPr>
-          <w:rFonts w:ascii="Arial" w:hAnsi="Arial" w:cs="Arial"/>
-          <w:szCs w:val="24"/>
-        </w:rPr>
-        <w:t xml:space="preserve">Product: </w:t>
-      </w:r>
-      <w:r>
-        <w:rPr>
-          <w:rFonts w:ascii="Arial" w:hAnsi="Arial" w:cs="Arial"/>
-          <w:b/>
-          <w:bCs/>
-          <w:szCs w:val="24"/>
-        </w:rPr>
-        <w:t>紅洋蔥</w:t>
-      </w:r>
-      <w:r>
-        <w:rPr>
-          <w:rFonts w:ascii="Arial" w:hAnsi="Arial" w:cs="Arial"/>
-          <w:b/>
-          <w:bCs/>
-          <w:szCs w:val="24"/>
-        </w:rPr>
-        <w:t>Onion</w:t>
-      </w:r>
-      <w:r>
-        <w:rPr>
-          <w:rFonts w:ascii="Arial" w:hAnsi="Arial" w:cs="Arial"/>
-          <w:b/>
-          <w:bCs/>
-          <w:szCs w:val="24"/>
-        </w:rPr>
-        <w:t xml:space="preserve"> </w:t>
-      </w:r>
-    </w:p>
-    <w:p>
-      <w:pPr>
-        <w:rPr>
-          <w:rFonts w:ascii="Arial" w:hAnsi="Arial" w:cs="Arial"/>
-          <w:szCs w:val="24"/>
-        </w:rPr>
-      </w:pPr>
-      <w:r>
-        <w:rPr>
-          <w:rFonts w:ascii="Arial" w:hAnsi="Arial" w:cs="Arial"/>
-          <w:szCs w:val="24"/>
-        </w:rPr>
-        <w:t>Brought From: Market</w:t>
-      </w:r>
-    </w:p>
-    <w:p>
-      <w:pPr>
-        <w:rPr>
-          <w:rFonts w:ascii="Arial" w:hAnsi="Arial" w:cs="Arial"/>
-          <w:szCs w:val="24"/>
-        </w:rPr>
-      </w:pPr>
-      <w:r>
-        <w:rPr>
-          <w:rFonts w:ascii="Arial" w:hAnsi="Arial" w:cs="Arial"/>
-          <w:szCs w:val="24"/>
-        </w:rPr>
-        <w:t xml:space="preserve">Quantity: </w:t>
-      </w:r>
-      <w:r>
-        <w:rPr>
-          <w:rFonts w:ascii="Arial" w:hAnsi="Arial" w:cs="Arial"/>
-          <w:szCs w:val="24"/>
-        </w:rPr>
-        <w:t>2 pcs</w:t>
-      </w:r>
-      <w:r>
-        <w:rPr>
-          <w:rFonts w:ascii="Arial" w:hAnsi="Arial" w:cs="Arial"/>
-          <w:szCs w:val="24"/>
-        </w:rPr>
-        <w:t xml:space="preserve"> ($</w:t>
-      </w:r>
-      <w:r>
-        <w:rPr>
-          <w:rFonts w:ascii="Arial" w:hAnsi="Arial" w:cs="Arial"/>
-          <w:szCs w:val="24"/>
-        </w:rPr>
-        <w:t>6</w:t>
-      </w:r>
-      <w:r>
-        <w:rPr>
-          <w:rFonts w:ascii="Arial" w:hAnsi="Arial" w:cs="Arial"/>
-          <w:szCs w:val="24"/>
-        </w:rPr>
-        <w:t xml:space="preserve"> per </w:t>
-      </w:r>
-      <w:r>
-        <w:rPr>
-          <w:rFonts w:ascii="Arial" w:hAnsi="Arial" w:cs="Arial"/>
-          <w:szCs w:val="24"/>
-        </w:rPr>
-        <w:t>one</w:t>
-      </w:r>
-      <w:r>
-        <w:rPr>
-          <w:rFonts w:ascii="Arial" w:hAnsi="Arial" w:cs="Arial"/>
-          <w:szCs w:val="24"/>
-        </w:rPr>
-        <w:t xml:space="preserve"> Large</w:t>
-      </w:r>
-      <w:r>
-        <w:rPr>
-          <w:rFonts w:ascii="Arial" w:hAnsi="Arial" w:cs="Arial"/>
-          <w:szCs w:val="24"/>
-        </w:rPr>
-        <w:t>)</w:t>
-      </w:r>
-    </w:p>
-    <w:p>
-      <w:pPr>
-        <w:rPr>
-          <w:rFonts w:ascii="Arial" w:hAnsi="Arial" w:cs="Arial"/>
-          <w:szCs w:val="24"/>
-        </w:rPr>
-      </w:pPr>
-      <w:r>
-        <w:rPr>
-          <w:rFonts w:ascii="Arial" w:hAnsi="Arial" w:cs="Arial"/>
-          <w:szCs w:val="24"/>
-        </w:rPr>
-        <w:t>Price: $</w:t>
-      </w:r>
-      <w:r>
-        <w:rPr>
-          <w:rFonts w:ascii="Arial" w:hAnsi="Arial" w:cs="Arial"/>
-          <w:szCs w:val="24"/>
-        </w:rPr>
-        <w:t>12</w:t>
-      </w:r>
-    </w:p>
-    <w:p>
-      <w:pPr>
-        <w:rPr>
-          <w:rFonts w:ascii="Arial" w:hAnsi="Arial" w:cs="Arial"/>
-          <w:szCs w:val="24"/>
-        </w:rPr>
-      </w:pPr>
+        <w:t>17</w:t>
+      </w:r>
+    </w:p>
+    <w:p>
+      <w:pPr>
+        <w:rPr>
+          <w:rFonts w:ascii="Arial" w:hAnsi="Arial" w:cs="Arial"/>
+          <w:szCs w:val="24"/>
+        </w:rPr>
+      </w:pPr>
+      <w:r>
+        <w:rPr>
+          <w:rFonts w:ascii="Arial" w:hAnsi="Arial" w:cs="Arial"/>
+          <w:szCs w:val="24"/>
+        </w:rPr>
+        <w:br w:type="page"/>
+      </w:r>
     </w:p>
     <w:p>
       <w:pPr>
@@ -828,6 +759,475 @@
           <w:bCs/>
           <w:szCs w:val="24"/>
         </w:rPr>
+        <w:t>嘉拿蘋果</w:t>
+      </w:r>
+      <w:r>
+        <w:rPr>
+          <w:rFonts w:ascii="Arial" w:hAnsi="Arial" w:cs="Arial"/>
+          <w:b/>
+          <w:bCs/>
+          <w:szCs w:val="24"/>
+        </w:rPr>
+        <w:t xml:space="preserve"> (</w:t>
+      </w:r>
+      <w:r>
+        <w:rPr>
+          <w:rFonts w:ascii="Arial" w:hAnsi="Arial" w:cs="Arial"/>
+          <w:b/>
+          <w:bCs/>
+          <w:szCs w:val="24"/>
+        </w:rPr>
+        <w:t xml:space="preserve">Gala </w:t>
+      </w:r>
+      <w:r>
+        <w:rPr>
+          <w:rFonts w:ascii="Arial" w:hAnsi="Arial" w:cs="Arial"/>
+          <w:b/>
+          <w:bCs/>
+          <w:szCs w:val="24"/>
+        </w:rPr>
+        <w:t>Apple</w:t>
+      </w:r>
+      <w:r>
+        <w:rPr>
+          <w:rFonts w:ascii="Arial" w:hAnsi="Arial" w:cs="Arial"/>
+          <w:b/>
+          <w:bCs/>
+          <w:szCs w:val="24"/>
+        </w:rPr>
+        <w:t xml:space="preserve"> </w:t>
+      </w:r>
+      <w:r>
+        <w:rPr>
+          <w:rFonts w:ascii="Arial" w:hAnsi="Arial" w:cs="Arial"/>
+          <w:b/>
+          <w:bCs/>
+          <w:szCs w:val="24"/>
+        </w:rPr>
+        <w:t>approx.</w:t>
+      </w:r>
+      <w:r>
+        <w:rPr>
+          <w:rFonts w:ascii="Arial" w:hAnsi="Arial" w:cs="Arial"/>
+          <w:b/>
+          <w:bCs/>
+          <w:szCs w:val="24"/>
+        </w:rPr>
+        <w:t xml:space="preserve"> 8 pcs</w:t>
+      </w:r>
+      <w:r>
+        <w:rPr>
+          <w:rFonts w:ascii="Arial" w:hAnsi="Arial" w:cs="Arial"/>
+          <w:b/>
+          <w:bCs/>
+          <w:szCs w:val="24"/>
+        </w:rPr>
+        <w:t>)</w:t>
+      </w:r>
+    </w:p>
+    <w:p>
+      <w:pPr>
+        <w:rPr>
+          <w:rFonts w:ascii="Arial" w:hAnsi="Arial" w:cs="Arial"/>
+          <w:szCs w:val="24"/>
+        </w:rPr>
+      </w:pPr>
+      <w:r>
+        <w:rPr>
+          <w:rFonts w:ascii="Arial" w:hAnsi="Arial" w:cs="Arial"/>
+          <w:szCs w:val="24"/>
+        </w:rPr>
+        <w:t>Brought From: Chuk Yuen Market</w:t>
+      </w:r>
+    </w:p>
+    <w:p>
+      <w:pPr>
+        <w:rPr>
+          <w:rFonts w:ascii="Arial" w:hAnsi="Arial" w:cs="Arial"/>
+          <w:szCs w:val="24"/>
+        </w:rPr>
+      </w:pPr>
+      <w:r>
+        <w:rPr>
+          <w:rFonts w:ascii="Arial" w:hAnsi="Arial" w:cs="Arial"/>
+          <w:szCs w:val="24"/>
+        </w:rPr>
+        <w:t xml:space="preserve">Quantity: </w:t>
+      </w:r>
+      <w:r>
+        <w:rPr>
+          <w:rFonts w:ascii="Arial" w:hAnsi="Arial" w:cs="Arial"/>
+          <w:szCs w:val="24"/>
+        </w:rPr>
+        <w:t>8</w:t>
+      </w:r>
+      <w:r>
+        <w:rPr>
+          <w:rFonts w:ascii="Arial" w:hAnsi="Arial" w:cs="Arial"/>
+          <w:szCs w:val="24"/>
+        </w:rPr>
+        <w:t xml:space="preserve"> pcs </w:t>
+      </w:r>
+      <w:r>
+        <w:rPr>
+          <w:rFonts w:ascii="Arial" w:hAnsi="Arial" w:cs="Arial"/>
+          <w:szCs w:val="24"/>
+        </w:rPr>
+        <w:t>approx.</w:t>
+      </w:r>
+    </w:p>
+    <w:p>
+      <w:pPr>
+        <w:rPr>
+          <w:rFonts w:ascii="Arial" w:hAnsi="Arial" w:cs="Arial"/>
+          <w:szCs w:val="24"/>
+        </w:rPr>
+      </w:pPr>
+      <w:r>
+        <w:rPr>
+          <w:rFonts w:ascii="Arial" w:hAnsi="Arial" w:cs="Arial"/>
+          <w:szCs w:val="24"/>
+        </w:rPr>
+        <w:t>Price: $</w:t>
+      </w:r>
+      <w:r>
+        <w:rPr>
+          <w:rFonts w:ascii="Arial" w:hAnsi="Arial" w:cs="Arial"/>
+          <w:szCs w:val="24"/>
+        </w:rPr>
+        <w:t>20</w:t>
+      </w:r>
+    </w:p>
+    <w:p>
+      <w:pPr>
+        <w:rPr>
+          <w:rFonts w:ascii="Arial" w:hAnsi="Arial" w:cs="Arial"/>
+          <w:szCs w:val="24"/>
+        </w:rPr>
+      </w:pPr>
+    </w:p>
+    <w:p>
+      <w:pPr>
+        <w:rPr>
+          <w:rFonts w:ascii="Arial" w:hAnsi="Arial" w:cs="Arial"/>
+          <w:szCs w:val="24"/>
+        </w:rPr>
+      </w:pPr>
+      <w:r>
+        <w:rPr>
+          <w:rFonts w:ascii="Arial" w:hAnsi="Arial" w:cs="Arial"/>
+          <w:szCs w:val="24"/>
+        </w:rPr>
+        <w:t xml:space="preserve">Product: </w:t>
+      </w:r>
+      <w:r>
+        <w:rPr>
+          <w:rFonts w:ascii="Arial" w:hAnsi="Arial" w:cs="Arial"/>
+          <w:b/>
+          <w:bCs/>
+          <w:szCs w:val="24"/>
+        </w:rPr>
+        <w:t xml:space="preserve">MEADOWS </w:t>
+      </w:r>
+      <w:r>
+        <w:rPr>
+          <w:rFonts w:ascii="Arial" w:hAnsi="Arial" w:cs="Arial"/>
+          <w:b/>
+          <w:bCs/>
+          <w:szCs w:val="24"/>
+        </w:rPr>
+        <w:t>凱撒沙律醬</w:t>
+      </w:r>
+      <w:r>
+        <w:rPr>
+          <w:rFonts w:ascii="Arial" w:hAnsi="Arial" w:cs="Arial"/>
+          <w:b/>
+          <w:bCs/>
+          <w:szCs w:val="24"/>
+        </w:rPr>
+        <w:t xml:space="preserve"> 305GM</w:t>
+      </w:r>
+      <w:r>
+        <w:rPr>
+          <w:rFonts w:ascii="Arial" w:hAnsi="Arial" w:cs="Arial"/>
+          <w:b/>
+          <w:bCs/>
+          <w:szCs w:val="24"/>
+        </w:rPr>
+        <w:t xml:space="preserve"> (</w:t>
+      </w:r>
+      <w:r>
+        <w:rPr>
+          <w:rFonts w:ascii="Arial" w:hAnsi="Arial" w:cs="Arial"/>
+          <w:b/>
+          <w:bCs/>
+          <w:szCs w:val="24"/>
+        </w:rPr>
+        <w:t>Meadows Caesar Dressing 305GM</w:t>
+      </w:r>
+      <w:r>
+        <w:rPr>
+          <w:rFonts w:ascii="Arial" w:hAnsi="Arial" w:cs="Arial"/>
+          <w:b/>
+          <w:bCs/>
+          <w:szCs w:val="24"/>
+        </w:rPr>
+        <w:t>)</w:t>
+      </w:r>
+    </w:p>
+    <w:p>
+      <w:pPr>
+        <w:rPr>
+          <w:rFonts w:ascii="Arial" w:hAnsi="Arial" w:cs="Arial"/>
+          <w:szCs w:val="24"/>
+        </w:rPr>
+      </w:pPr>
+      <w:r>
+        <w:rPr>
+          <w:rFonts w:ascii="Arial" w:hAnsi="Arial" w:cs="Arial"/>
+          <w:szCs w:val="24"/>
+        </w:rPr>
+        <w:t xml:space="preserve">Brought From: </w:t>
+      </w:r>
+      <w:r>
+        <w:rPr>
+          <w:rFonts w:ascii="Arial" w:hAnsi="Arial" w:cs="Arial"/>
+          <w:szCs w:val="24"/>
+        </w:rPr>
+        <w:t>Wellcome Supermarket</w:t>
+      </w:r>
+    </w:p>
+    <w:p>
+      <w:pPr>
+        <w:rPr>
+          <w:rFonts w:ascii="Arial" w:hAnsi="Arial" w:cs="Arial"/>
+          <w:szCs w:val="24"/>
+        </w:rPr>
+      </w:pPr>
+      <w:r>
+        <w:rPr>
+          <w:rFonts w:ascii="Arial" w:hAnsi="Arial" w:cs="Arial"/>
+          <w:szCs w:val="24"/>
+        </w:rPr>
+        <w:t xml:space="preserve">Quantity: </w:t>
+      </w:r>
+      <w:r>
+        <w:rPr>
+          <w:rFonts w:ascii="Arial" w:hAnsi="Arial" w:cs="Arial"/>
+          <w:szCs w:val="24"/>
+        </w:rPr>
+        <w:t>one bottle</w:t>
+      </w:r>
+      <w:r>
+        <w:rPr>
+          <w:rFonts w:ascii="Arial" w:hAnsi="Arial" w:cs="Arial"/>
+          <w:szCs w:val="24"/>
+        </w:rPr>
+        <w:t xml:space="preserve"> </w:t>
+      </w:r>
+    </w:p>
+    <w:p>
+      <w:pPr>
+        <w:rPr>
+          <w:rFonts w:ascii="Arial" w:hAnsi="Arial" w:cs="Arial"/>
+          <w:szCs w:val="24"/>
+        </w:rPr>
+      </w:pPr>
+      <w:r>
+        <w:rPr>
+          <w:rFonts w:ascii="Arial" w:hAnsi="Arial" w:cs="Arial"/>
+          <w:szCs w:val="24"/>
+        </w:rPr>
+        <w:t>Price: $</w:t>
+      </w:r>
+      <w:r>
+        <w:rPr>
+          <w:rFonts w:ascii="Arial" w:hAnsi="Arial" w:cs="Arial"/>
+          <w:szCs w:val="24"/>
+        </w:rPr>
+        <w:t>22.5</w:t>
+      </w:r>
+    </w:p>
+    <w:p>
+      <w:pPr>
+        <w:rPr>
+          <w:rFonts w:ascii="Arial" w:hAnsi="Arial" w:cs="Arial"/>
+          <w:szCs w:val="24"/>
+        </w:rPr>
+      </w:pPr>
+    </w:p>
+    <w:p>
+      <w:pPr>
+        <w:rPr>
+          <w:rFonts w:ascii="Arial" w:hAnsi="Arial" w:cs="Arial"/>
+          <w:szCs w:val="24"/>
+        </w:rPr>
+      </w:pPr>
+      <w:r>
+        <w:rPr>
+          <w:rFonts w:ascii="Arial" w:hAnsi="Arial" w:cs="Arial"/>
+          <w:szCs w:val="24"/>
+        </w:rPr>
+        <w:t xml:space="preserve">Product: </w:t>
+      </w:r>
+      <w:r>
+        <w:rPr>
+          <w:rFonts w:ascii="Arial" w:hAnsi="Arial" w:cs="Arial"/>
+          <w:b/>
+          <w:bCs/>
+          <w:szCs w:val="24"/>
+        </w:rPr>
+        <w:t>紅洋蔥</w:t>
+      </w:r>
+      <w:r>
+        <w:rPr>
+          <w:rFonts w:ascii="Arial" w:hAnsi="Arial" w:cs="Arial"/>
+          <w:b/>
+          <w:bCs/>
+          <w:szCs w:val="24"/>
+        </w:rPr>
+        <w:t>Onion</w:t>
+      </w:r>
+      <w:r>
+        <w:rPr>
+          <w:rFonts w:ascii="Arial" w:hAnsi="Arial" w:cs="Arial"/>
+          <w:b/>
+          <w:bCs/>
+          <w:szCs w:val="24"/>
+        </w:rPr>
+        <w:t xml:space="preserve"> </w:t>
+      </w:r>
+    </w:p>
+    <w:p>
+      <w:pPr>
+        <w:rPr>
+          <w:rFonts w:ascii="Arial" w:hAnsi="Arial" w:cs="Arial"/>
+          <w:szCs w:val="24"/>
+        </w:rPr>
+      </w:pPr>
+      <w:r>
+        <w:rPr>
+          <w:rFonts w:ascii="Arial" w:hAnsi="Arial" w:cs="Arial"/>
+          <w:szCs w:val="24"/>
+        </w:rPr>
+        <w:t>Brought From: Market</w:t>
+      </w:r>
+    </w:p>
+    <w:p>
+      <w:pPr>
+        <w:rPr>
+          <w:rFonts w:ascii="Arial" w:hAnsi="Arial" w:cs="Arial"/>
+          <w:szCs w:val="24"/>
+        </w:rPr>
+      </w:pPr>
+      <w:r>
+        <w:rPr>
+          <w:rFonts w:ascii="Arial" w:hAnsi="Arial" w:cs="Arial"/>
+          <w:szCs w:val="24"/>
+        </w:rPr>
+        <w:t xml:space="preserve">Quantity: </w:t>
+      </w:r>
+      <w:r>
+        <w:rPr>
+          <w:rFonts w:ascii="Arial" w:hAnsi="Arial" w:cs="Arial"/>
+          <w:szCs w:val="24"/>
+        </w:rPr>
+        <w:t>2 pcs</w:t>
+      </w:r>
+      <w:r>
+        <w:rPr>
+          <w:rFonts w:ascii="Arial" w:hAnsi="Arial" w:cs="Arial"/>
+          <w:szCs w:val="24"/>
+        </w:rPr>
+        <w:t xml:space="preserve"> ($</w:t>
+      </w:r>
+      <w:r>
+        <w:rPr>
+          <w:rFonts w:ascii="Arial" w:hAnsi="Arial" w:cs="Arial"/>
+          <w:szCs w:val="24"/>
+        </w:rPr>
+        <w:t>6</w:t>
+      </w:r>
+      <w:r>
+        <w:rPr>
+          <w:rFonts w:ascii="Arial" w:hAnsi="Arial" w:cs="Arial"/>
+          <w:szCs w:val="24"/>
+        </w:rPr>
+        <w:t xml:space="preserve"> per </w:t>
+      </w:r>
+      <w:r>
+        <w:rPr>
+          <w:rFonts w:ascii="Arial" w:hAnsi="Arial" w:cs="Arial"/>
+          <w:szCs w:val="24"/>
+        </w:rPr>
+        <w:t>one</w:t>
+      </w:r>
+      <w:r>
+        <w:rPr>
+          <w:rFonts w:ascii="Arial" w:hAnsi="Arial" w:cs="Arial"/>
+          <w:szCs w:val="24"/>
+        </w:rPr>
+        <w:t xml:space="preserve"> Large</w:t>
+      </w:r>
+      <w:r>
+        <w:rPr>
+          <w:rFonts w:ascii="Arial" w:hAnsi="Arial" w:cs="Arial"/>
+          <w:szCs w:val="24"/>
+        </w:rPr>
+        <w:t>)</w:t>
+      </w:r>
+    </w:p>
+    <w:p>
+      <w:pPr>
+        <w:rPr>
+          <w:rFonts w:ascii="Arial" w:hAnsi="Arial" w:cs="Arial"/>
+          <w:szCs w:val="24"/>
+        </w:rPr>
+      </w:pPr>
+      <w:r>
+        <w:rPr>
+          <w:rFonts w:ascii="Arial" w:hAnsi="Arial" w:cs="Arial"/>
+          <w:szCs w:val="24"/>
+        </w:rPr>
+        <w:t>Price: $</w:t>
+      </w:r>
+      <w:r>
+        <w:rPr>
+          <w:rFonts w:ascii="Arial" w:hAnsi="Arial" w:cs="Arial"/>
+          <w:szCs w:val="24"/>
+        </w:rPr>
+        <w:t>12</w:t>
+      </w:r>
+    </w:p>
+    <w:p>
+      <w:pPr>
+        <w:rPr>
+          <w:rFonts w:ascii="Arial" w:hAnsi="Arial" w:cs="Arial"/>
+          <w:szCs w:val="24"/>
+        </w:rPr>
+      </w:pPr>
+    </w:p>
+    <w:p>
+      <w:pPr>
+        <w:rPr>
+          <w:rFonts w:ascii="Arial" w:hAnsi="Arial" w:cs="Arial"/>
+          <w:szCs w:val="24"/>
+        </w:rPr>
+      </w:pPr>
+      <w:r>
+        <w:rPr>
+          <w:rFonts w:ascii="Arial" w:hAnsi="Arial" w:cs="Arial"/>
+          <w:szCs w:val="24"/>
+        </w:rPr>
+        <w:t xml:space="preserve">Product: </w:t>
+      </w:r>
+      <w:r>
+        <w:rPr>
+          <w:rFonts w:ascii="Arial" w:hAnsi="Arial" w:cs="Arial" w:hint="eastAsia"/>
+          <w:b/>
+          <w:bCs/>
+          <w:szCs w:val="24"/>
+        </w:rPr>
         <w:t>雞扒</w:t>
       </w:r>
       <w:r>
@@ -885,14 +1285,14 @@
           <w:rFonts w:ascii="Arial" w:hAnsi="Arial" w:cs="Arial"/>
           <w:szCs w:val="24"/>
         </w:rPr>
-        <w:t>Quantity: 1</w:t>
-      </w:r>
-      <w:r>
-        <w:rPr>
-          <w:rFonts w:ascii="Arial" w:hAnsi="Arial" w:cs="Arial"/>
-          <w:szCs w:val="24"/>
-        </w:rPr>
-        <w:t>0</w:t>
+        <w:t xml:space="preserve">Quantity: </w:t>
+      </w:r>
+      <w:r>
+        <w:rPr>
+          <w:rFonts w:ascii="Arial" w:hAnsi="Arial" w:cs="Arial"/>
+          <w:szCs w:val="24"/>
+        </w:rPr>
+        <w:t>5</w:t>
       </w:r>
       <w:r>
         <w:rPr>
@@ -935,6 +1335,400 @@
           <w:rFonts w:ascii="Arial" w:hAnsi="Arial" w:cs="Arial"/>
           <w:szCs w:val="24"/>
         </w:rPr>
+        <w:t>55</w:t>
+      </w:r>
+    </w:p>
+    <w:p>
+      <w:pPr>
+        <w:rPr>
+          <w:rFonts w:ascii="Arial" w:hAnsi="Arial" w:cs="Arial"/>
+          <w:szCs w:val="24"/>
+        </w:rPr>
+      </w:pPr>
+    </w:p>
+    <w:p>
+      <w:pPr>
+        <w:rPr>
+          <w:rFonts w:ascii="Arial" w:hAnsi="Arial" w:cs="Arial"/>
+          <w:szCs w:val="24"/>
+        </w:rPr>
+      </w:pPr>
+      <w:r>
+        <w:rPr>
+          <w:rFonts w:ascii="Arial" w:hAnsi="Arial" w:cs="Arial"/>
+          <w:szCs w:val="24"/>
+        </w:rPr>
+        <w:t xml:space="preserve">Product: </w:t>
+      </w:r>
+      <w:r>
+        <w:rPr>
+          <w:rFonts w:ascii="Arial" w:hAnsi="Arial" w:cs="Arial"/>
+          <w:b/>
+          <w:bCs/>
+          <w:szCs w:val="24"/>
+        </w:rPr>
+        <w:t>菜心</w:t>
+      </w:r>
+      <w:r>
+        <w:rPr>
+          <w:rFonts w:ascii="Arial" w:hAnsi="Arial" w:cs="Arial"/>
+          <w:b/>
+          <w:bCs/>
+          <w:szCs w:val="24"/>
+        </w:rPr>
+        <w:t xml:space="preserve"> (Vegetable choi sum)</w:t>
+      </w:r>
+    </w:p>
+    <w:p>
+      <w:pPr>
+        <w:rPr>
+          <w:rFonts w:ascii="Arial" w:hAnsi="Arial" w:cs="Arial"/>
+          <w:szCs w:val="24"/>
+        </w:rPr>
+      </w:pPr>
+      <w:r>
+        <w:rPr>
+          <w:rFonts w:ascii="Arial" w:hAnsi="Arial" w:cs="Arial"/>
+          <w:szCs w:val="24"/>
+        </w:rPr>
+        <w:t>Brought From: Chuk Yuen Market</w:t>
+      </w:r>
+    </w:p>
+    <w:p>
+      <w:pPr>
+        <w:rPr>
+          <w:rFonts w:ascii="Arial" w:hAnsi="Arial" w:cs="Arial"/>
+          <w:szCs w:val="24"/>
+        </w:rPr>
+      </w:pPr>
+      <w:r>
+        <w:rPr>
+          <w:rFonts w:ascii="Arial" w:hAnsi="Arial" w:cs="Arial"/>
+          <w:szCs w:val="24"/>
+        </w:rPr>
+        <w:t>Quantity: 1 kg ~ (around $1</w:t>
+      </w:r>
+      <w:r>
+        <w:rPr>
+          <w:rFonts w:ascii="Arial" w:hAnsi="Arial" w:cs="Arial"/>
+          <w:szCs w:val="24"/>
+        </w:rPr>
+        <w:t>2</w:t>
+      </w:r>
+      <w:r>
+        <w:rPr>
+          <w:rFonts w:ascii="Arial" w:hAnsi="Arial" w:cs="Arial"/>
+          <w:szCs w:val="24"/>
+        </w:rPr>
+        <w:t xml:space="preserve"> for each)</w:t>
+      </w:r>
+    </w:p>
+    <w:p>
+      <w:pPr>
+        <w:rPr>
+          <w:rFonts w:ascii="Arial" w:hAnsi="Arial" w:cs="Arial"/>
+          <w:szCs w:val="24"/>
+        </w:rPr>
+      </w:pPr>
+      <w:r>
+        <w:rPr>
+          <w:rFonts w:ascii="Arial" w:hAnsi="Arial" w:cs="Arial"/>
+          <w:szCs w:val="24"/>
+        </w:rPr>
+        <w:t>Price: $1</w:t>
+      </w:r>
+      <w:r>
+        <w:rPr>
+          <w:rFonts w:ascii="Arial" w:hAnsi="Arial" w:cs="Arial"/>
+          <w:szCs w:val="24"/>
+        </w:rPr>
+        <w:t>2</w:t>
+      </w:r>
+    </w:p>
+    <w:p>
+      <w:pPr>
+        <w:rPr>
+          <w:rFonts w:ascii="Arial" w:hAnsi="Arial" w:cs="Arial"/>
+          <w:szCs w:val="24"/>
+        </w:rPr>
+      </w:pPr>
+    </w:p>
+    <w:p>
+      <w:pPr>
+        <w:rPr>
+          <w:rFonts w:ascii="Arial" w:hAnsi="Arial" w:cs="Arial"/>
+          <w:szCs w:val="24"/>
+        </w:rPr>
+      </w:pPr>
+      <w:r>
+        <w:rPr>
+          <w:rFonts w:ascii="Arial" w:hAnsi="Arial" w:cs="Arial"/>
+          <w:szCs w:val="24"/>
+        </w:rPr>
+        <w:br w:type="page"/>
+      </w:r>
+    </w:p>
+    <w:p>
+      <w:pPr>
+        <w:rPr>
+          <w:rFonts w:ascii="Arial" w:hAnsi="Arial" w:cs="Arial"/>
+          <w:szCs w:val="24"/>
+        </w:rPr>
+      </w:pPr>
+      <w:r>
+        <w:rPr>
+          <w:rFonts w:ascii="Arial" w:hAnsi="Arial" w:cs="Arial"/>
+          <w:szCs w:val="24"/>
+        </w:rPr>
+        <w:lastRenderedPageBreak/>
+        <w:t xml:space="preserve">Product: </w:t>
+      </w:r>
+      <w:r>
+        <w:rPr>
+          <w:rFonts w:ascii="Arial" w:hAnsi="Arial" w:cs="Arial"/>
+          <w:b/>
+          <w:bCs/>
+          <w:szCs w:val="24"/>
+        </w:rPr>
+        <w:t>金滿堂</w:t>
+      </w:r>
+      <w:r>
+        <w:rPr>
+          <w:rFonts w:ascii="Arial" w:hAnsi="Arial" w:cs="Arial"/>
+          <w:b/>
+          <w:bCs/>
+          <w:szCs w:val="24"/>
+        </w:rPr>
+        <w:t xml:space="preserve"> </w:t>
+      </w:r>
+      <w:r>
+        <w:rPr>
+          <w:rFonts w:ascii="Arial" w:hAnsi="Arial" w:cs="Arial"/>
+          <w:b/>
+          <w:bCs/>
+          <w:szCs w:val="24"/>
+        </w:rPr>
+        <w:t>頂級東北大米</w:t>
+      </w:r>
+      <w:r>
+        <w:rPr>
+          <w:rFonts w:ascii="Arial" w:hAnsi="Arial" w:cs="Arial"/>
+          <w:b/>
+          <w:bCs/>
+          <w:szCs w:val="24"/>
+        </w:rPr>
+        <w:t xml:space="preserve"> 3 KG </w:t>
+      </w:r>
+      <w:r>
+        <w:rPr>
+          <w:rFonts w:ascii="Arial" w:hAnsi="Arial" w:cs="Arial"/>
+          <w:b/>
+          <w:bCs/>
+          <w:szCs w:val="24"/>
+        </w:rPr>
+        <w:t>(</w:t>
+      </w:r>
+      <w:r>
+        <w:rPr>
+          <w:rFonts w:ascii="Arial" w:hAnsi="Arial" w:cs="Arial"/>
+          <w:b/>
+          <w:bCs/>
+          <w:szCs w:val="24"/>
+        </w:rPr>
+        <w:t>Golden Hall Premium Short Grain White Rice 3KG</w:t>
+      </w:r>
+      <w:r>
+        <w:rPr>
+          <w:rFonts w:ascii="Arial" w:hAnsi="Arial" w:cs="Arial"/>
+          <w:b/>
+          <w:bCs/>
+          <w:szCs w:val="24"/>
+        </w:rPr>
+        <w:t>)</w:t>
+      </w:r>
+    </w:p>
+    <w:p>
+      <w:pPr>
+        <w:rPr>
+          <w:rFonts w:ascii="Arial" w:hAnsi="Arial" w:cs="Arial"/>
+          <w:szCs w:val="24"/>
+        </w:rPr>
+      </w:pPr>
+      <w:r>
+        <w:rPr>
+          <w:rFonts w:ascii="Arial" w:hAnsi="Arial" w:cs="Arial"/>
+          <w:szCs w:val="24"/>
+        </w:rPr>
+        <w:t xml:space="preserve">Brought From: </w:t>
+      </w:r>
+      <w:r>
+        <w:rPr>
+          <w:rFonts w:ascii="Arial" w:hAnsi="Arial" w:cs="Arial"/>
+          <w:szCs w:val="24"/>
+        </w:rPr>
+        <w:t>welcome supermarket</w:t>
+      </w:r>
+    </w:p>
+    <w:p>
+      <w:pPr>
+        <w:rPr>
+          <w:rFonts w:ascii="Arial" w:hAnsi="Arial" w:cs="Arial"/>
+          <w:szCs w:val="24"/>
+        </w:rPr>
+      </w:pPr>
+      <w:r>
+        <w:rPr>
+          <w:rFonts w:ascii="Arial" w:hAnsi="Arial" w:cs="Arial"/>
+          <w:szCs w:val="24"/>
+        </w:rPr>
+        <w:t xml:space="preserve">Quantity: </w:t>
+      </w:r>
+      <w:r>
+        <w:rPr>
+          <w:rFonts w:ascii="Arial" w:hAnsi="Arial" w:cs="Arial"/>
+          <w:szCs w:val="24"/>
+        </w:rPr>
+        <w:t>1 packet</w:t>
+      </w:r>
+    </w:p>
+    <w:p>
+      <w:pPr>
+        <w:rPr>
+          <w:rFonts w:ascii="Arial" w:hAnsi="Arial" w:cs="Arial"/>
+          <w:szCs w:val="24"/>
+        </w:rPr>
+      </w:pPr>
+      <w:r>
+        <w:rPr>
+          <w:rFonts w:ascii="Arial" w:hAnsi="Arial" w:cs="Arial"/>
+          <w:szCs w:val="24"/>
+        </w:rPr>
+        <w:t>Price: $</w:t>
+      </w:r>
+      <w:r>
+        <w:rPr>
+          <w:rFonts w:ascii="Arial" w:hAnsi="Arial" w:cs="Arial"/>
+          <w:szCs w:val="24"/>
+        </w:rPr>
+        <w:t>38</w:t>
+      </w:r>
+    </w:p>
+    <w:p>
+      <w:pPr>
+        <w:rPr>
+          <w:rFonts w:ascii="Arial" w:hAnsi="Arial" w:cs="Arial"/>
+          <w:szCs w:val="24"/>
+        </w:rPr>
+      </w:pPr>
+    </w:p>
+    <w:p>
+      <w:pPr>
+        <w:rPr>
+          <w:rFonts w:ascii="Arial" w:hAnsi="Arial" w:cs="Arial"/>
+          <w:szCs w:val="24"/>
+        </w:rPr>
+      </w:pPr>
+      <w:r>
+        <w:rPr>
+          <w:rFonts w:ascii="Arial" w:hAnsi="Arial" w:cs="Arial"/>
+          <w:szCs w:val="24"/>
+        </w:rPr>
+        <w:t xml:space="preserve">Product: </w:t>
+      </w:r>
+      <w:r>
+        <w:rPr>
+          <w:rFonts w:ascii="Arial" w:hAnsi="Arial" w:cs="Arial"/>
+          <w:b/>
+          <w:bCs/>
+          <w:szCs w:val="24"/>
+        </w:rPr>
+        <w:t>李錦記咖喱醬</w:t>
+      </w:r>
+      <w:r>
+        <w:rPr>
+          <w:rFonts w:ascii="Arial" w:hAnsi="Arial" w:cs="Arial"/>
+          <w:b/>
+          <w:bCs/>
+          <w:szCs w:val="24"/>
+        </w:rPr>
+        <w:t xml:space="preserve"> 235GM </w:t>
+      </w:r>
+      <w:r>
+        <w:rPr>
+          <w:rFonts w:ascii="Arial" w:hAnsi="Arial" w:cs="Arial"/>
+          <w:b/>
+          <w:bCs/>
+          <w:szCs w:val="24"/>
+        </w:rPr>
+        <w:t>(</w:t>
+      </w:r>
+      <w:r>
+        <w:rPr>
+          <w:rFonts w:ascii="Arial" w:hAnsi="Arial" w:cs="Arial"/>
+          <w:b/>
+          <w:bCs/>
+          <w:szCs w:val="24"/>
+        </w:rPr>
+        <w:t>Lee Kum Kee Jar Curry 235GM</w:t>
+      </w:r>
+      <w:r>
+        <w:rPr>
+          <w:rFonts w:ascii="Arial" w:hAnsi="Arial" w:cs="Arial"/>
+          <w:b/>
+          <w:bCs/>
+          <w:szCs w:val="24"/>
+        </w:rPr>
+        <w:t>)</w:t>
+      </w:r>
+    </w:p>
+    <w:p>
+      <w:pPr>
+        <w:rPr>
+          <w:rFonts w:ascii="Arial" w:hAnsi="Arial" w:cs="Arial"/>
+          <w:szCs w:val="24"/>
+        </w:rPr>
+      </w:pPr>
+      <w:r>
+        <w:rPr>
+          <w:rFonts w:ascii="Arial" w:hAnsi="Arial" w:cs="Arial"/>
+          <w:szCs w:val="24"/>
+        </w:rPr>
+        <w:t xml:space="preserve">Brought From: </w:t>
+      </w:r>
+      <w:r>
+        <w:rPr>
+          <w:rFonts w:ascii="Arial" w:hAnsi="Arial" w:cs="Arial"/>
+          <w:szCs w:val="24"/>
+        </w:rPr>
+        <w:t xml:space="preserve">Wellcome super </w:t>
+      </w:r>
+      <w:r>
+        <w:rPr>
+          <w:rFonts w:ascii="Arial" w:hAnsi="Arial" w:cs="Arial"/>
+          <w:szCs w:val="24"/>
+        </w:rPr>
+        <w:t>Market</w:t>
+      </w:r>
+    </w:p>
+    <w:p>
+      <w:pPr>
+        <w:rPr>
+          <w:rFonts w:ascii="Arial" w:hAnsi="Arial" w:cs="Arial"/>
+          <w:szCs w:val="24"/>
+        </w:rPr>
+      </w:pPr>
+      <w:r>
+        <w:rPr>
+          <w:rFonts w:ascii="Arial" w:hAnsi="Arial" w:cs="Arial"/>
+          <w:szCs w:val="24"/>
+        </w:rPr>
+        <w:t xml:space="preserve">Quantity: </w:t>
+      </w:r>
+      <w:r>
+        <w:rPr>
+          <w:rFonts w:ascii="Arial" w:hAnsi="Arial" w:cs="Arial"/>
+          <w:szCs w:val="24"/>
+        </w:rPr>
         <w:t>1</w:t>
       </w:r>
       <w:r>
@@ -942,7 +1736,43 @@
           <w:rFonts w:ascii="Arial" w:hAnsi="Arial" w:cs="Arial"/>
           <w:szCs w:val="24"/>
         </w:rPr>
-        <w:t>10</w:t>
+        <w:t xml:space="preserve"> </w:t>
+      </w:r>
+      <w:r>
+        <w:rPr>
+          <w:rFonts w:ascii="Arial" w:hAnsi="Arial" w:cs="Arial"/>
+          <w:szCs w:val="24"/>
+        </w:rPr>
+        <w:t>bottle</w:t>
+      </w:r>
+      <w:r>
+        <w:rPr>
+          <w:rFonts w:ascii="Arial" w:hAnsi="Arial" w:cs="Arial"/>
+          <w:szCs w:val="24"/>
+        </w:rPr>
+        <w:t xml:space="preserve"> </w:t>
+      </w:r>
+    </w:p>
+    <w:p>
+      <w:pPr>
+        <w:rPr>
+          <w:rFonts w:ascii="Arial" w:hAnsi="Arial" w:cs="Arial"/>
+          <w:szCs w:val="24"/>
+        </w:rPr>
+      </w:pPr>
+      <w:r>
+        <w:rPr>
+          <w:rFonts w:ascii="Arial" w:hAnsi="Arial" w:cs="Arial"/>
+          <w:szCs w:val="24"/>
+        </w:rPr>
+        <w:t>Price: $</w:t>
+      </w:r>
+      <w:r>
+        <w:rPr>
+          <w:rFonts w:ascii="Arial" w:hAnsi="Arial" w:cs="Arial"/>
+          <w:szCs w:val="24"/>
+        </w:rPr>
+        <w:t>18</w:t>
       </w:r>
     </w:p>
     <w:p>
@@ -974,7 +1804,7 @@
           <w:bCs/>
           <w:szCs w:val="24"/>
         </w:rPr>
-        <w:t>菜心</w:t>
+        <w:t>佳樂</w:t>
       </w:r>
       <w:r>
         <w:rPr>
@@ -992,6 +1822,33 @@
           <w:bCs/>
           <w:szCs w:val="24"/>
         </w:rPr>
+        <w:t>三角盒裝純正椰漿</w:t>
+      </w:r>
+      <w:r>
+        <w:rPr>
+          <w:rFonts w:ascii="Arial" w:hAnsi="Arial" w:cs="Arial"/>
+          <w:b/>
+          <w:bCs/>
+          <w:szCs w:val="24"/>
+        </w:rPr>
+        <w:t xml:space="preserve"> 65 GM</w:t>
+      </w:r>
+      <w:r>
+        <w:rPr>
+          <w:rFonts w:ascii="Arial" w:hAnsi="Arial" w:cs="Arial"/>
+          <w:b/>
+          <w:bCs/>
+          <w:szCs w:val="24"/>
+        </w:rPr>
+        <w:t xml:space="preserve"> </w:t>
+      </w:r>
+      <w:r>
+        <w:rPr>
+          <w:rFonts w:ascii="Arial" w:hAnsi="Arial" w:cs="Arial"/>
+          <w:b/>
+          <w:bCs/>
+          <w:szCs w:val="24"/>
+        </w:rPr>
         <w:t>(</w:t>
       </w:r>
       <w:r>
@@ -1001,7 +1858,7 @@
           <w:bCs/>
           <w:szCs w:val="24"/>
         </w:rPr>
-        <w:t>Vegetable choi sum</w:t>
+        <w:t>Kara UHT Coconut Cream 65GM</w:t>
       </w:r>
       <w:r>
         <w:rPr>
@@ -1025,500 +1882,7 @@
           <w:rFonts w:ascii="Arial" w:hAnsi="Arial" w:cs="Arial"/>
           <w:szCs w:val="24"/>
         </w:rPr>
-        <w:t>Brought From: Chuk Yuen Market</w:t>
-      </w:r>
-    </w:p>
-    <w:p>
-      <w:pPr>
-        <w:rPr>
-          <w:rFonts w:ascii="Arial" w:hAnsi="Arial" w:cs="Arial"/>
-          <w:szCs w:val="24"/>
-        </w:rPr>
-      </w:pPr>
-      <w:r>
-        <w:rPr>
-          <w:rFonts w:ascii="Arial" w:hAnsi="Arial" w:cs="Arial"/>
-          <w:szCs w:val="24"/>
-        </w:rPr>
-        <w:t xml:space="preserve">Quantity: </w:t>
-      </w:r>
-      <w:r>
-        <w:rPr>
-          <w:rFonts w:ascii="Arial" w:hAnsi="Arial" w:cs="Arial"/>
-          <w:szCs w:val="24"/>
-        </w:rPr>
-        <w:t>1 kg</w:t>
-      </w:r>
-      <w:r>
-        <w:rPr>
-          <w:rFonts w:ascii="Arial" w:hAnsi="Arial" w:cs="Arial"/>
-          <w:szCs w:val="24"/>
-        </w:rPr>
-        <w:t xml:space="preserve"> ~ (around $11 for each)</w:t>
-      </w:r>
-    </w:p>
-    <w:p>
-      <w:pPr>
-        <w:rPr>
-          <w:rFonts w:ascii="Arial" w:hAnsi="Arial" w:cs="Arial"/>
-          <w:szCs w:val="24"/>
-        </w:rPr>
-      </w:pPr>
-      <w:r>
-        <w:rPr>
-          <w:rFonts w:ascii="Arial" w:hAnsi="Arial" w:cs="Arial"/>
-          <w:szCs w:val="24"/>
-        </w:rPr>
-        <w:t>Price: $11</w:t>
-      </w:r>
-    </w:p>
-    <w:p>
-      <w:pPr>
-        <w:rPr>
-          <w:rFonts w:ascii="Arial" w:hAnsi="Arial" w:cs="Arial"/>
-          <w:szCs w:val="24"/>
-        </w:rPr>
-      </w:pPr>
-    </w:p>
-    <w:p>
-      <w:pPr>
-        <w:rPr>
-          <w:rFonts w:ascii="Arial" w:hAnsi="Arial" w:cs="Arial"/>
-          <w:szCs w:val="24"/>
-        </w:rPr>
-      </w:pPr>
-      <w:r>
-        <w:rPr>
-          <w:rFonts w:ascii="Arial" w:hAnsi="Arial" w:cs="Arial"/>
-          <w:szCs w:val="24"/>
-        </w:rPr>
-        <w:t xml:space="preserve">Product: </w:t>
-      </w:r>
-      <w:r>
-        <w:rPr>
-          <w:rFonts w:ascii="Arial" w:hAnsi="Arial" w:cs="Arial"/>
-          <w:b/>
-          <w:bCs/>
-          <w:szCs w:val="24"/>
-        </w:rPr>
-        <w:t>金滿堂</w:t>
-      </w:r>
-      <w:r>
-        <w:rPr>
-          <w:rFonts w:ascii="Arial" w:hAnsi="Arial" w:cs="Arial"/>
-          <w:b/>
-          <w:bCs/>
-          <w:szCs w:val="24"/>
-        </w:rPr>
-        <w:t xml:space="preserve"> </w:t>
-      </w:r>
-      <w:r>
-        <w:rPr>
-          <w:rFonts w:ascii="Arial" w:hAnsi="Arial" w:cs="Arial"/>
-          <w:b/>
-          <w:bCs/>
-          <w:szCs w:val="24"/>
-        </w:rPr>
-        <w:t>頂級東北大米</w:t>
-      </w:r>
-      <w:r>
-        <w:rPr>
-          <w:rFonts w:ascii="Arial" w:hAnsi="Arial" w:cs="Arial"/>
-          <w:b/>
-          <w:bCs/>
-          <w:szCs w:val="24"/>
-        </w:rPr>
-        <w:t xml:space="preserve"> 3 KG </w:t>
-      </w:r>
-      <w:r>
-        <w:rPr>
-          <w:rFonts w:ascii="Arial" w:hAnsi="Arial" w:cs="Arial"/>
-          <w:b/>
-          <w:bCs/>
-          <w:szCs w:val="24"/>
-        </w:rPr>
-        <w:t>(</w:t>
-      </w:r>
-      <w:r>
-        <w:rPr>
-          <w:rFonts w:ascii="Arial" w:hAnsi="Arial" w:cs="Arial"/>
-          <w:b/>
-          <w:bCs/>
-          <w:szCs w:val="24"/>
-        </w:rPr>
-        <w:t>Golden Hall Premium Short Grain White Rice 3KG</w:t>
-      </w:r>
-      <w:r>
-        <w:rPr>
-          <w:rFonts w:ascii="Arial" w:hAnsi="Arial" w:cs="Arial"/>
-          <w:b/>
-          <w:bCs/>
-          <w:szCs w:val="24"/>
-        </w:rPr>
-        <w:t>)</w:t>
-      </w:r>
-    </w:p>
-    <w:p>
-      <w:pPr>
-        <w:rPr>
-          <w:rFonts w:ascii="Arial" w:hAnsi="Arial" w:cs="Arial"/>
-          <w:szCs w:val="24"/>
-        </w:rPr>
-      </w:pPr>
-      <w:r>
-        <w:rPr>
-          <w:rFonts w:ascii="Arial" w:hAnsi="Arial" w:cs="Arial"/>
-          <w:szCs w:val="24"/>
-        </w:rPr>
-        <w:t xml:space="preserve">Brought From: </w:t>
-      </w:r>
-      <w:r>
-        <w:rPr>
-          <w:rFonts w:ascii="Arial" w:hAnsi="Arial" w:cs="Arial"/>
-          <w:szCs w:val="24"/>
-        </w:rPr>
-        <w:t>welcome supermarket</w:t>
-      </w:r>
-    </w:p>
-    <w:p>
-      <w:pPr>
-        <w:rPr>
-          <w:rFonts w:ascii="Arial" w:hAnsi="Arial" w:cs="Arial"/>
-          <w:szCs w:val="24"/>
-        </w:rPr>
-      </w:pPr>
-      <w:r>
-        <w:rPr>
-          <w:rFonts w:ascii="Arial" w:hAnsi="Arial" w:cs="Arial"/>
-          <w:szCs w:val="24"/>
-        </w:rPr>
-        <w:t xml:space="preserve">Quantity: </w:t>
-      </w:r>
-      <w:r>
-        <w:rPr>
-          <w:rFonts w:ascii="Arial" w:hAnsi="Arial" w:cs="Arial"/>
-          <w:szCs w:val="24"/>
-        </w:rPr>
-        <w:t>1 packet</w:t>
-      </w:r>
-    </w:p>
-    <w:p>
-      <w:pPr>
-        <w:rPr>
-          <w:rFonts w:ascii="Arial" w:hAnsi="Arial" w:cs="Arial"/>
-          <w:szCs w:val="24"/>
-        </w:rPr>
-      </w:pPr>
-      <w:r>
-        <w:rPr>
-          <w:rFonts w:ascii="Arial" w:hAnsi="Arial" w:cs="Arial"/>
-          <w:szCs w:val="24"/>
-        </w:rPr>
-        <w:t>Price: $</w:t>
-      </w:r>
-      <w:r>
-        <w:rPr>
-          <w:rFonts w:ascii="Arial" w:hAnsi="Arial" w:cs="Arial"/>
-          <w:szCs w:val="24"/>
-        </w:rPr>
-        <w:t>38</w:t>
-      </w:r>
-    </w:p>
-    <w:p>
-      <w:pPr>
-        <w:rPr>
-          <w:rFonts w:ascii="Arial" w:hAnsi="Arial" w:cs="Arial"/>
-          <w:szCs w:val="24"/>
-        </w:rPr>
-      </w:pPr>
-    </w:p>
-    <w:p>
-      <w:pPr>
-        <w:rPr>
-          <w:rFonts w:ascii="Arial" w:hAnsi="Arial" w:cs="Arial"/>
-          <w:szCs w:val="24"/>
-        </w:rPr>
-      </w:pPr>
-      <w:r>
-        <w:rPr>
-          <w:rFonts w:ascii="Arial" w:hAnsi="Arial" w:cs="Arial"/>
-          <w:szCs w:val="24"/>
-        </w:rPr>
-        <w:t xml:space="preserve">Product: </w:t>
-      </w:r>
-      <w:r>
-        <w:rPr>
-          <w:rFonts w:ascii="Arial" w:hAnsi="Arial" w:cs="Arial"/>
-          <w:b/>
-          <w:bCs/>
-          <w:szCs w:val="24"/>
-        </w:rPr>
-        <w:t>李錦記咖喱醬</w:t>
-      </w:r>
-      <w:r>
-        <w:rPr>
-          <w:rFonts w:ascii="Arial" w:hAnsi="Arial" w:cs="Arial"/>
-          <w:b/>
-          <w:bCs/>
-          <w:szCs w:val="24"/>
-        </w:rPr>
-        <w:t xml:space="preserve"> 235GM </w:t>
-      </w:r>
-      <w:r>
-        <w:rPr>
-          <w:rFonts w:ascii="Arial" w:hAnsi="Arial" w:cs="Arial"/>
-          <w:b/>
-          <w:bCs/>
-          <w:szCs w:val="24"/>
-        </w:rPr>
-        <w:t>(</w:t>
-      </w:r>
-      <w:r>
-        <w:rPr>
-          <w:rFonts w:ascii="Arial" w:hAnsi="Arial" w:cs="Arial"/>
-          <w:b/>
-          <w:bCs/>
-          <w:szCs w:val="24"/>
-        </w:rPr>
-        <w:t>Lee Kum Kee Jar Curry 235GM</w:t>
-      </w:r>
-      <w:r>
-        <w:rPr>
-          <w:rFonts w:ascii="Arial" w:hAnsi="Arial" w:cs="Arial"/>
-          <w:b/>
-          <w:bCs/>
-          <w:szCs w:val="24"/>
-        </w:rPr>
-        <w:t>)</w:t>
-      </w:r>
-    </w:p>
-    <w:p>
-      <w:pPr>
-        <w:rPr>
-          <w:rFonts w:ascii="Arial" w:hAnsi="Arial" w:cs="Arial"/>
-          <w:szCs w:val="24"/>
-        </w:rPr>
-      </w:pPr>
-      <w:r>
-        <w:rPr>
-          <w:rFonts w:ascii="Arial" w:hAnsi="Arial" w:cs="Arial"/>
-          <w:szCs w:val="24"/>
-        </w:rPr>
-        <w:t xml:space="preserve">Brought From: </w:t>
-      </w:r>
-      <w:proofErr w:type="spellStart"/>
-      <w:r>
-        <w:rPr>
-          <w:rFonts w:ascii="Arial" w:hAnsi="Arial" w:cs="Arial"/>
-          <w:szCs w:val="24"/>
-        </w:rPr>
-        <w:t>Wellcome</w:t>
-      </w:r>
-      <w:proofErr w:type="spellEnd"/>
-      <w:r>
-        <w:rPr>
-          <w:rFonts w:ascii="Arial" w:hAnsi="Arial" w:cs="Arial"/>
-          <w:szCs w:val="24"/>
-        </w:rPr>
-        <w:t xml:space="preserve"> super </w:t>
-      </w:r>
-      <w:r>
-        <w:rPr>
-          <w:rFonts w:ascii="Arial" w:hAnsi="Arial" w:cs="Arial"/>
-          <w:szCs w:val="24"/>
-        </w:rPr>
-        <w:t>Market</w:t>
-      </w:r>
-    </w:p>
-    <w:p>
-      <w:pPr>
-        <w:rPr>
-          <w:rFonts w:ascii="Arial" w:hAnsi="Arial" w:cs="Arial"/>
-          <w:szCs w:val="24"/>
-        </w:rPr>
-      </w:pPr>
-      <w:r>
-        <w:rPr>
-          <w:rFonts w:ascii="Arial" w:hAnsi="Arial" w:cs="Arial"/>
-          <w:szCs w:val="24"/>
-        </w:rPr>
-        <w:t xml:space="preserve">Quantity: </w:t>
-      </w:r>
-      <w:r>
-        <w:rPr>
-          <w:rFonts w:ascii="Arial" w:hAnsi="Arial" w:cs="Arial"/>
-          <w:szCs w:val="24"/>
-        </w:rPr>
-        <w:t>2</w:t>
-      </w:r>
-      <w:r>
-        <w:rPr>
-          <w:rFonts w:ascii="Arial" w:hAnsi="Arial" w:cs="Arial"/>
-          <w:szCs w:val="24"/>
-        </w:rPr>
-        <w:t xml:space="preserve"> </w:t>
-      </w:r>
-      <w:r>
-        <w:rPr>
-          <w:rFonts w:ascii="Arial" w:hAnsi="Arial" w:cs="Arial"/>
-          <w:szCs w:val="24"/>
-        </w:rPr>
-        <w:t>bottles</w:t>
-      </w:r>
-      <w:r>
-        <w:rPr>
-          <w:rFonts w:ascii="Arial" w:hAnsi="Arial" w:cs="Arial"/>
-          <w:szCs w:val="24"/>
-        </w:rPr>
-        <w:t xml:space="preserve"> </w:t>
-      </w:r>
-    </w:p>
-    <w:p>
-      <w:pPr>
-        <w:rPr>
-          <w:rFonts w:ascii="Arial" w:hAnsi="Arial" w:cs="Arial"/>
-          <w:szCs w:val="24"/>
-        </w:rPr>
-      </w:pPr>
-      <w:r>
-        <w:rPr>
-          <w:rFonts w:ascii="Arial" w:hAnsi="Arial" w:cs="Arial"/>
-          <w:szCs w:val="24"/>
-        </w:rPr>
-        <w:t>Price: $</w:t>
-      </w:r>
-      <w:r>
-        <w:rPr>
-          <w:rFonts w:ascii="Arial" w:hAnsi="Arial" w:cs="Arial"/>
-          <w:szCs w:val="24"/>
-        </w:rPr>
-        <w:t>36</w:t>
-      </w:r>
-    </w:p>
-    <w:p>
-      <w:pPr>
-        <w:rPr>
-          <w:rFonts w:ascii="Arial" w:hAnsi="Arial" w:cs="Arial"/>
-          <w:szCs w:val="24"/>
-        </w:rPr>
-      </w:pPr>
-    </w:p>
-    <w:p>
-      <w:pPr>
-        <w:rPr>
-          <w:rFonts w:ascii="Arial" w:hAnsi="Arial" w:cs="Arial"/>
-          <w:szCs w:val="24"/>
-        </w:rPr>
-      </w:pPr>
-      <w:r>
-        <w:rPr>
-          <w:rFonts w:ascii="Arial" w:hAnsi="Arial" w:cs="Arial"/>
-          <w:szCs w:val="24"/>
-        </w:rPr>
-        <w:t xml:space="preserve">Product: </w:t>
-      </w:r>
-      <w:r>
-        <w:rPr>
-          <w:rFonts w:ascii="Arial" w:hAnsi="Arial" w:cs="Arial"/>
-          <w:b/>
-          <w:bCs/>
-          <w:szCs w:val="24"/>
-        </w:rPr>
-        <w:t>佳樂</w:t>
-      </w:r>
-      <w:r>
-        <w:rPr>
-          <w:rFonts w:ascii="Arial" w:hAnsi="Arial" w:cs="Arial"/>
-          <w:b/>
-          <w:bCs/>
-          <w:szCs w:val="24"/>
-        </w:rPr>
-        <w:t xml:space="preserve"> </w:t>
-      </w:r>
-      <w:r>
-        <w:rPr>
-          <w:rFonts w:ascii="Arial" w:hAnsi="Arial" w:cs="Arial"/>
-          <w:b/>
-          <w:bCs/>
-          <w:szCs w:val="24"/>
-        </w:rPr>
-        <w:t>三角盒裝純正椰漿</w:t>
-      </w:r>
-      <w:r>
-        <w:rPr>
-          <w:rFonts w:ascii="Arial" w:hAnsi="Arial" w:cs="Arial"/>
-          <w:b/>
-          <w:bCs/>
-          <w:szCs w:val="24"/>
-        </w:rPr>
-        <w:t xml:space="preserve"> 65 GM</w:t>
-      </w:r>
-      <w:r>
-        <w:rPr>
-          <w:rFonts w:ascii="Arial" w:hAnsi="Arial" w:cs="Arial"/>
-          <w:b/>
-          <w:bCs/>
-          <w:szCs w:val="24"/>
-        </w:rPr>
-        <w:t xml:space="preserve"> </w:t>
-      </w:r>
-      <w:r>
-        <w:rPr>
-          <w:rFonts w:ascii="Arial" w:hAnsi="Arial" w:cs="Arial"/>
-          <w:b/>
-          <w:bCs/>
-          <w:szCs w:val="24"/>
-        </w:rPr>
-        <w:t>(</w:t>
-      </w:r>
-      <w:r>
-        <w:rPr>
-          <w:rFonts w:ascii="Arial" w:hAnsi="Arial" w:cs="Arial"/>
-          <w:b/>
-          <w:bCs/>
-          <w:szCs w:val="24"/>
-        </w:rPr>
-        <w:t>Kara UHT Coconut Cream 65GM</w:t>
-      </w:r>
-      <w:r>
-        <w:rPr>
-          <w:rFonts w:ascii="Arial" w:hAnsi="Arial" w:cs="Arial"/>
-          <w:b/>
-          <w:bCs/>
-          <w:szCs w:val="24"/>
-        </w:rPr>
-        <w:t>)</w:t>
-      </w:r>
-    </w:p>
-    <w:p>
-      <w:pPr>
-        <w:rPr>
-          <w:rFonts w:ascii="Arial" w:hAnsi="Arial" w:cs="Arial"/>
-          <w:szCs w:val="24"/>
-        </w:rPr>
-      </w:pPr>
-      <w:r>
-        <w:rPr>
-          <w:rFonts w:ascii="Arial" w:hAnsi="Arial" w:cs="Arial"/>
-          <w:szCs w:val="24"/>
-        </w:rPr>
-        <w:t xml:space="preserve">Brought From: </w:t>
-      </w:r>
-      <w:proofErr w:type="spellStart"/>
-      <w:r>
-        <w:rPr>
-          <w:rFonts w:ascii="Arial" w:hAnsi="Arial" w:cs="Arial"/>
-          <w:szCs w:val="24"/>
-        </w:rPr>
-        <w:t>Wellcome</w:t>
-      </w:r>
-      <w:proofErr w:type="spellEnd"/>
-      <w:r>
-        <w:rPr>
-          <w:rFonts w:ascii="Arial" w:hAnsi="Arial" w:cs="Arial"/>
-          <w:szCs w:val="24"/>
-        </w:rPr>
-        <w:t xml:space="preserve"> super Market</w:t>
+        <w:t>Brought From: Wellcome super Market</w:t>
       </w:r>
     </w:p>
     <w:p>
@@ -1656,7 +2020,19 @@
           <w:color w:val="4C94D8" w:themeColor="text2" w:themeTint="80"/>
           <w:szCs w:val="24"/>
         </w:rPr>
-        <w:t>.8</w:t>
+        <w:t>.</w:t>
+      </w:r>
+      <w:r>
+        <w:rPr>
+          <w:rFonts w:ascii="Arial" w:hAnsi="Arial" w:cs="Arial"/>
+          <w:b/>
+          <w:bCs/>
+          <w:i/>
+          <w:iCs/>
+          <w:color w:val="4C94D8" w:themeColor="text2" w:themeTint="80"/>
+          <w:szCs w:val="24"/>
+        </w:rPr>
+        <w:t>3</w:t>
       </w:r>
     </w:p>
     <w:p>
@@ -1671,7 +2047,6 @@
     </w:p>
     <w:p>
       <w:pPr>
-        <w:jc w:val="center"/>
         <w:rPr>
           <w:rFonts w:ascii="Arial" w:hAnsi="Arial" w:cs="Arial"/>
           <w:sz w:val="48"/>
@@ -1684,6 +2059,24 @@
           <w:sz w:val="48"/>
           <w:szCs w:val="48"/>
         </w:rPr>
+        <w:br w:type="page"/>
+      </w:r>
+    </w:p>
+    <w:p>
+      <w:pPr>
+        <w:jc w:val="center"/>
+        <w:rPr>
+          <w:rFonts w:ascii="Arial" w:hAnsi="Arial" w:cs="Arial"/>
+          <w:sz w:val="48"/>
+          <w:szCs w:val="48"/>
+        </w:rPr>
+      </w:pPr>
+      <w:r>
+        <w:rPr>
+          <w:rFonts w:ascii="Arial" w:hAnsi="Arial" w:cs="Arial"/>
+          <w:sz w:val="48"/>
+          <w:szCs w:val="48"/>
+        </w:rPr>
         <w:lastRenderedPageBreak/>
         <w:t>Meal Plan (Breakfast</w:t>
       </w:r>
@@ -1829,7 +2222,51 @@
           <w:rFonts w:ascii="Arial" w:hAnsi="Arial" w:cs="Arial"/>
           <w:szCs w:val="24"/>
         </w:rPr>
-        <w:t xml:space="preserve"> – Noodle with sausage</w:t>
+        <w:t xml:space="preserve"> </w:t>
+      </w:r>
+    </w:p>
+    <w:p>
+      <w:pPr>
+        <w:jc w:val="both"/>
+        <w:rPr>
+          <w:rFonts w:ascii="Arial" w:hAnsi="Arial" w:cs="Arial"/>
+          <w:szCs w:val="24"/>
+        </w:rPr>
+      </w:pPr>
+      <w:r>
+        <w:rPr>
+          <w:rFonts w:ascii="Arial" w:hAnsi="Arial" w:cs="Arial"/>
+          <w:szCs w:val="24"/>
+        </w:rPr>
+        <w:t xml:space="preserve">     </w:t>
+      </w:r>
+      <w:r>
+        <w:rPr>
+          <w:rFonts w:ascii="Arial" w:hAnsi="Arial" w:cs="Arial"/>
+          <w:szCs w:val="24"/>
+        </w:rPr>
+        <w:t xml:space="preserve">– </w:t>
+      </w:r>
+      <w:r>
+        <w:rPr>
+          <w:rFonts w:ascii="Arial" w:hAnsi="Arial" w:cs="Arial"/>
+          <w:szCs w:val="24"/>
+        </w:rPr>
+        <w:t>Demae Sesame Oil Noodle</w:t>
+      </w:r>
+      <w:r>
+        <w:rPr>
+          <w:rFonts w:ascii="Arial" w:hAnsi="Arial" w:cs="Arial"/>
+          <w:szCs w:val="24"/>
+        </w:rPr>
+        <w:t xml:space="preserve"> </w:t>
+      </w:r>
+      <w:r>
+        <w:rPr>
+          <w:rFonts w:ascii="Arial" w:hAnsi="Arial" w:cs="Arial"/>
+          <w:szCs w:val="24"/>
+        </w:rPr>
+        <w:t>with sausage</w:t>
       </w:r>
       <w:r>
         <w:rPr>
@@ -1851,6 +2288,44 @@
           <w:szCs w:val="24"/>
         </w:rPr>
         <w:t xml:space="preserve"> meals)</w:t>
+      </w:r>
+    </w:p>
+    <w:p>
+      <w:pPr>
+        <w:ind w:firstLine="360"/>
+        <w:jc w:val="both"/>
+        <w:rPr>
+          <w:rFonts w:ascii="Arial" w:hAnsi="Arial" w:cs="Arial"/>
+          <w:szCs w:val="24"/>
+        </w:rPr>
+      </w:pPr>
+      <w:r>
+        <w:rPr>
+          <w:rFonts w:ascii="Arial" w:hAnsi="Arial" w:cs="Arial"/>
+          <w:szCs w:val="24"/>
+        </w:rPr>
+        <w:t xml:space="preserve">Portion: One </w:t>
+      </w:r>
+      <w:r>
+        <w:rPr>
+          <w:rFonts w:ascii="Arial" w:hAnsi="Arial" w:cs="Arial"/>
+          <w:szCs w:val="24"/>
+        </w:rPr>
+        <w:t xml:space="preserve">packet </w:t>
+      </w:r>
+      <w:r>
+        <w:rPr>
+          <w:rFonts w:ascii="Arial" w:hAnsi="Arial" w:cs="Arial"/>
+          <w:szCs w:val="24"/>
+        </w:rPr>
+        <w:t>Demae Sesame Oil Noodle</w:t>
+      </w:r>
+      <w:r>
+        <w:rPr>
+          <w:rFonts w:ascii="Arial" w:hAnsi="Arial" w:cs="Arial"/>
+          <w:szCs w:val="24"/>
+        </w:rPr>
+        <w:t>, One Sausage</w:t>
       </w:r>
     </w:p>
     <w:p>
@@ -2002,6 +2477,7 @@
     </w:p>
     <w:p>
       <w:pPr>
+        <w:ind w:left="360"/>
         <w:jc w:val="both"/>
         <w:rPr>
           <w:rFonts w:ascii="Arial" w:hAnsi="Arial" w:cs="Arial"/>
@@ -2011,6 +2487,11 @@
     </w:p>
     <w:p>
       <w:pPr>
+        <w:pStyle w:val="ListParagraph"/>
+        <w:numPr>
+          <w:ilvl w:val="0"/>
+          <w:numId w:val="7"/>
+        </w:numPr>
         <w:jc w:val="both"/>
         <w:rPr>
           <w:rFonts w:ascii="Arial" w:hAnsi="Arial" w:cs="Arial"/>
@@ -2051,6 +2532,52 @@
           <w:szCs w:val="24"/>
         </w:rPr>
         <w:t xml:space="preserve"> meals)</w:t>
+      </w:r>
+    </w:p>
+    <w:p>
+      <w:pPr>
+        <w:ind w:firstLine="360"/>
+        <w:jc w:val="both"/>
+        <w:rPr>
+          <w:rFonts w:ascii="Arial" w:hAnsi="Arial" w:cs="Arial"/>
+          <w:szCs w:val="24"/>
+        </w:rPr>
+      </w:pPr>
+      <w:r>
+        <w:rPr>
+          <w:rFonts w:ascii="Arial" w:hAnsi="Arial" w:cs="Arial"/>
+          <w:szCs w:val="24"/>
+        </w:rPr>
+        <w:t xml:space="preserve">Portion: </w:t>
+      </w:r>
+      <w:r>
+        <w:rPr>
+          <w:rFonts w:ascii="Arial" w:hAnsi="Arial" w:cs="Arial"/>
+          <w:szCs w:val="24"/>
+        </w:rPr>
+        <w:t>One unit of Shrimp Noodle, One Sausage, vegetable</w:t>
+      </w:r>
+      <w:r>
+        <w:rPr>
+          <w:rFonts w:ascii="Arial" w:hAnsi="Arial" w:cs="Arial"/>
+          <w:szCs w:val="24"/>
+        </w:rPr>
+        <w:t xml:space="preserve">, chicken powder or </w:t>
+      </w:r>
+      <w:r>
+        <w:rPr>
+          <w:rFonts w:ascii="Arial" w:hAnsi="Arial" w:cs="Arial"/>
+          <w:szCs w:val="24"/>
+        </w:rPr>
+        <w:tab/>
+        <w:t xml:space="preserve">         </w:t>
+      </w:r>
+      <w:r>
+        <w:rPr>
+          <w:rFonts w:ascii="Arial" w:hAnsi="Arial" w:cs="Arial"/>
+          <w:szCs w:val="24"/>
+        </w:rPr>
+        <w:t>simply salt.</w:t>
       </w:r>
     </w:p>
     <w:p>
@@ -2261,7 +2788,30 @@
           <w:rFonts w:ascii="Arial" w:hAnsi="Arial" w:cs="Arial"/>
           <w:szCs w:val="24"/>
         </w:rPr>
-        <w:t xml:space="preserve"> – Rice with </w:t>
+        <w:t xml:space="preserve"> </w:t>
+      </w:r>
+    </w:p>
+    <w:p>
+      <w:pPr>
+        <w:jc w:val="both"/>
+        <w:rPr>
+          <w:rFonts w:ascii="Arial" w:hAnsi="Arial" w:cs="Arial"/>
+          <w:szCs w:val="24"/>
+        </w:rPr>
+      </w:pPr>
+      <w:r>
+        <w:rPr>
+          <w:rFonts w:ascii="Arial" w:hAnsi="Arial" w:cs="Arial"/>
+          <w:szCs w:val="24"/>
+        </w:rPr>
+        <w:t xml:space="preserve">     </w:t>
+      </w:r>
+      <w:r>
+        <w:rPr>
+          <w:rFonts w:ascii="Arial" w:hAnsi="Arial" w:cs="Arial"/>
+          <w:szCs w:val="24"/>
+        </w:rPr>
+        <w:t xml:space="preserve">– Rice with </w:t>
       </w:r>
       <w:r>
         <w:rPr>
@@ -2296,7 +2846,7 @@
           <w:rFonts w:ascii="Arial" w:hAnsi="Arial" w:cs="Arial"/>
           <w:szCs w:val="24"/>
         </w:rPr>
-        <w:t>3</w:t>
+        <w:t>2</w:t>
       </w:r>
       <w:r>
         <w:rPr>
@@ -2311,6 +2861,59 @@
           <w:szCs w:val="24"/>
         </w:rPr>
         <w:t xml:space="preserve"> meals)</w:t>
+      </w:r>
+    </w:p>
+    <w:p>
+      <w:pPr>
+        <w:ind w:firstLine="360"/>
+        <w:jc w:val="both"/>
+        <w:rPr>
+          <w:rFonts w:ascii="Arial" w:hAnsi="Arial" w:cs="Arial"/>
+          <w:szCs w:val="24"/>
+        </w:rPr>
+      </w:pPr>
+      <w:r>
+        <w:rPr>
+          <w:rFonts w:ascii="Arial" w:hAnsi="Arial" w:cs="Arial"/>
+          <w:szCs w:val="24"/>
+        </w:rPr>
+        <w:t xml:space="preserve">Portion: </w:t>
+      </w:r>
+      <w:r>
+        <w:rPr>
+          <w:rFonts w:ascii="Arial" w:hAnsi="Arial" w:cs="Arial"/>
+          <w:szCs w:val="24"/>
+        </w:rPr>
+        <w:t xml:space="preserve">Rice 100g, potato 9 pcs, chicken 5 large pcs, Onion 2 large, 2 packet </w:t>
+      </w:r>
+      <w:r>
+        <w:rPr>
+          <w:rFonts w:ascii="Arial" w:hAnsi="Arial" w:cs="Arial"/>
+          <w:szCs w:val="24"/>
+        </w:rPr>
+        <w:tab/>
+        <w:t xml:space="preserve">        </w:t>
+      </w:r>
+      <w:r>
+        <w:rPr>
+          <w:rFonts w:ascii="Arial" w:hAnsi="Arial" w:cs="Arial"/>
+          <w:szCs w:val="24"/>
+        </w:rPr>
+        <w:t>C</w:t>
+      </w:r>
+      <w:r>
+        <w:rPr>
+          <w:rFonts w:ascii="Arial" w:hAnsi="Arial" w:cs="Arial"/>
+          <w:szCs w:val="24"/>
+        </w:rPr>
+        <w:t>oconut cream</w:t>
+      </w:r>
+      <w:r>
+        <w:rPr>
+          <w:rFonts w:ascii="Arial" w:hAnsi="Arial" w:cs="Arial"/>
+          <w:szCs w:val="24"/>
+        </w:rPr>
+        <w:t>, salt</w:t>
       </w:r>
     </w:p>
     <w:p>
@@ -2478,7 +3081,28 @@
           <w:rFonts w:ascii="Arial" w:hAnsi="Arial" w:cs="Arial"/>
           <w:szCs w:val="24"/>
         </w:rPr>
-        <w:t xml:space="preserve"> ~ 2000ml</w:t>
+        <w:t xml:space="preserve"> ~ </w:t>
+      </w:r>
+      <w:r>
+        <w:rPr>
+          <w:rFonts w:ascii="Arial" w:hAnsi="Arial" w:cs="Arial"/>
+          <w:szCs w:val="24"/>
+        </w:rPr>
+        <w:t>1</w:t>
+      </w:r>
+      <w:r>
+        <w:rPr>
+          <w:rFonts w:ascii="Arial" w:hAnsi="Arial" w:cs="Arial"/>
+          <w:szCs w:val="24"/>
+        </w:rPr>
+        <w:t>2</w:t>
+      </w:r>
+      <w:r>
+        <w:rPr>
+          <w:rFonts w:ascii="Arial" w:hAnsi="Arial" w:cs="Arial"/>
+          <w:szCs w:val="24"/>
+        </w:rPr>
+        <w:t>00ml</w:t>
       </w:r>
       <w:r>
         <w:rPr>
@@ -2527,28 +3151,14 @@
           <w:rFonts w:ascii="Arial" w:hAnsi="Arial" w:cs="Arial"/>
           <w:szCs w:val="24"/>
         </w:rPr>
-        <w:t>2</w:t>
-      </w:r>
-      <w:r>
-        <w:rPr>
-          <w:rFonts w:ascii="Arial" w:hAnsi="Arial" w:cs="Arial"/>
-          <w:szCs w:val="24"/>
-        </w:rPr>
-        <w:t xml:space="preserve"> bottle</w:t>
-      </w:r>
-      <w:r>
-        <w:rPr>
-          <w:rFonts w:ascii="Arial" w:hAnsi="Arial" w:cs="Arial"/>
-          <w:szCs w:val="24"/>
-        </w:rPr>
-        <w:t>s</w:t>
-      </w:r>
-      <w:r>
-        <w:rPr>
-          <w:rFonts w:ascii="Arial" w:hAnsi="Arial" w:cs="Arial"/>
-          <w:szCs w:val="24"/>
-        </w:rPr>
-        <w:t xml:space="preserve"> of curry sauce into it.</w:t>
+        <w:t>a</w:t>
+      </w:r>
+      <w:r>
+        <w:rPr>
+          <w:rFonts w:ascii="Arial" w:hAnsi="Arial" w:cs="Arial"/>
+          <w:szCs w:val="24"/>
+        </w:rPr>
+        <w:t xml:space="preserve"> bottle of curry sauce into it.</w:t>
       </w:r>
     </w:p>
     <w:p>
@@ -2618,6 +3228,7 @@
           <w:rFonts w:ascii="Arial" w:hAnsi="Arial" w:cs="Arial"/>
           <w:szCs w:val="24"/>
         </w:rPr>
+        <w:lastRenderedPageBreak/>
         <w:t xml:space="preserve">Add 2 packets of coconut cream into it. keep boiling, the curry sauce will be very </w:t>
       </w:r>
       <w:r>
@@ -2711,6 +3322,350 @@
         </w:rPr>
         <w:t xml:space="preserve"> </w:t>
       </w:r>
+    </w:p>
+    <w:p>
+      <w:pPr>
+        <w:ind w:firstLine="360"/>
+        <w:jc w:val="both"/>
+        <w:rPr>
+          <w:rFonts w:ascii="Arial" w:hAnsi="Arial" w:cs="Arial"/>
+          <w:szCs w:val="24"/>
+        </w:rPr>
+      </w:pPr>
+    </w:p>
+    <w:p>
+      <w:pPr>
+        <w:ind w:firstLine="360"/>
+        <w:jc w:val="both"/>
+        <w:rPr>
+          <w:rFonts w:ascii="Arial" w:hAnsi="Arial" w:cs="Arial"/>
+          <w:szCs w:val="24"/>
+        </w:rPr>
+      </w:pPr>
+      <w:r>
+        <w:rPr>
+          <w:rFonts w:ascii="Arial" w:hAnsi="Arial" w:cs="Arial"/>
+          <w:szCs w:val="24"/>
+        </w:rPr>
+        <w:t xml:space="preserve">– </w:t>
+      </w:r>
+      <w:r>
+        <w:rPr>
+          <w:rFonts w:ascii="Arial" w:hAnsi="Arial" w:cs="Arial"/>
+          <w:szCs w:val="24"/>
+        </w:rPr>
+        <w:t>Potato Fruit</w:t>
+      </w:r>
+      <w:r>
+        <w:rPr>
+          <w:rFonts w:ascii="Arial" w:hAnsi="Arial" w:cs="Arial"/>
+          <w:szCs w:val="24"/>
+        </w:rPr>
+        <w:t xml:space="preserve"> and egg</w:t>
+      </w:r>
+      <w:r>
+        <w:rPr>
+          <w:rFonts w:ascii="Arial" w:hAnsi="Arial" w:cs="Arial"/>
+          <w:szCs w:val="24"/>
+        </w:rPr>
+        <w:t xml:space="preserve"> </w:t>
+      </w:r>
+      <w:r>
+        <w:rPr>
+          <w:rFonts w:ascii="Arial" w:hAnsi="Arial" w:cs="Arial"/>
+          <w:szCs w:val="24"/>
+        </w:rPr>
+        <w:t>Salad</w:t>
+      </w:r>
+      <w:r>
+        <w:rPr>
+          <w:rFonts w:ascii="Arial" w:hAnsi="Arial" w:cs="Arial"/>
+          <w:szCs w:val="24"/>
+        </w:rPr>
+        <w:t xml:space="preserve"> </w:t>
+      </w:r>
+      <w:r>
+        <w:rPr>
+          <w:rFonts w:ascii="Arial" w:hAnsi="Arial" w:cs="Arial"/>
+          <w:szCs w:val="24"/>
+        </w:rPr>
+        <w:t>(</w:t>
+      </w:r>
+      <w:r>
+        <w:rPr>
+          <w:rFonts w:ascii="Arial" w:hAnsi="Arial" w:cs="Arial"/>
+          <w:szCs w:val="24"/>
+        </w:rPr>
+        <w:t>1</w:t>
+      </w:r>
+      <w:r>
+        <w:rPr>
+          <w:rFonts w:ascii="Arial" w:hAnsi="Arial" w:cs="Arial"/>
+          <w:szCs w:val="24"/>
+        </w:rPr>
+        <w:t>0 meals)</w:t>
+      </w:r>
+    </w:p>
+    <w:p>
+      <w:pPr>
+        <w:ind w:firstLine="360"/>
+        <w:jc w:val="both"/>
+        <w:rPr>
+          <w:rFonts w:ascii="Arial" w:hAnsi="Arial" w:cs="Arial"/>
+          <w:szCs w:val="24"/>
+        </w:rPr>
+      </w:pPr>
+      <w:r>
+        <w:rPr>
+          <w:rFonts w:ascii="Arial" w:hAnsi="Arial" w:cs="Arial"/>
+          <w:szCs w:val="24"/>
+        </w:rPr>
+        <w:t xml:space="preserve">Portion: </w:t>
+      </w:r>
+      <w:r>
+        <w:rPr>
+          <w:rFonts w:ascii="Arial" w:hAnsi="Arial" w:cs="Arial"/>
+          <w:szCs w:val="24"/>
+        </w:rPr>
+        <w:t>Meadows Caesar Dressing</w:t>
+      </w:r>
+      <w:r>
+        <w:rPr>
+          <w:rFonts w:ascii="Arial" w:hAnsi="Arial" w:cs="Arial"/>
+          <w:szCs w:val="24"/>
+        </w:rPr>
+        <w:t xml:space="preserve"> one bottle, </w:t>
+      </w:r>
+      <w:r>
+        <w:rPr>
+          <w:rFonts w:ascii="Arial" w:hAnsi="Arial" w:cs="Arial"/>
+          <w:szCs w:val="24"/>
+        </w:rPr>
+        <w:t xml:space="preserve">potato 9 pcs, apple 8 pcs, </w:t>
+      </w:r>
+    </w:p>
+    <w:p>
+      <w:pPr>
+        <w:ind w:firstLine="360"/>
+        <w:jc w:val="both"/>
+        <w:rPr>
+          <w:rFonts w:ascii="Arial" w:hAnsi="Arial" w:cs="Arial"/>
+          <w:szCs w:val="24"/>
+        </w:rPr>
+      </w:pPr>
+      <w:r>
+        <w:rPr>
+          <w:rFonts w:ascii="Arial" w:hAnsi="Arial" w:cs="Arial"/>
+          <w:szCs w:val="24"/>
+        </w:rPr>
+        <w:t>egg 15</w:t>
+      </w:r>
+      <w:r>
+        <w:rPr>
+          <w:rFonts w:ascii="Arial" w:hAnsi="Arial" w:cs="Arial"/>
+          <w:szCs w:val="24"/>
+        </w:rPr>
+        <w:t xml:space="preserve"> </w:t>
+      </w:r>
+      <w:r>
+        <w:rPr>
+          <w:rFonts w:ascii="Arial" w:hAnsi="Arial" w:cs="Arial"/>
+          <w:szCs w:val="24"/>
+        </w:rPr>
+        <w:t xml:space="preserve">pcs </w:t>
+      </w:r>
+    </w:p>
+    <w:p>
+      <w:pPr>
+        <w:pStyle w:val="ListParagraph"/>
+        <w:numPr>
+          <w:ilvl w:val="0"/>
+          <w:numId w:val="5"/>
+        </w:numPr>
+        <w:jc w:val="both"/>
+        <w:rPr>
+          <w:rFonts w:ascii="Arial" w:hAnsi="Arial" w:cs="Arial"/>
+          <w:szCs w:val="24"/>
+        </w:rPr>
+      </w:pPr>
+      <w:r>
+        <w:rPr>
+          <w:rFonts w:ascii="Arial" w:hAnsi="Arial" w:cs="Arial"/>
+          <w:szCs w:val="24"/>
+        </w:rPr>
+        <w:t>Boil the potato and egg.</w:t>
+      </w:r>
+    </w:p>
+    <w:p>
+      <w:pPr>
+        <w:pStyle w:val="ListParagraph"/>
+        <w:numPr>
+          <w:ilvl w:val="0"/>
+          <w:numId w:val="5"/>
+        </w:numPr>
+        <w:jc w:val="both"/>
+        <w:rPr>
+          <w:rFonts w:ascii="Arial" w:hAnsi="Arial" w:cs="Arial"/>
+          <w:szCs w:val="24"/>
+        </w:rPr>
+      </w:pPr>
+      <w:r>
+        <w:rPr>
+          <w:rFonts w:ascii="Arial" w:hAnsi="Arial" w:cs="Arial"/>
+          <w:szCs w:val="24"/>
+        </w:rPr>
+        <w:t xml:space="preserve">Peel off the </w:t>
+      </w:r>
+      <w:r>
+        <w:rPr>
+          <w:rFonts w:ascii="Arial" w:hAnsi="Arial" w:cs="Arial"/>
+          <w:szCs w:val="24"/>
+        </w:rPr>
+        <w:t xml:space="preserve">potato </w:t>
+      </w:r>
+      <w:r>
+        <w:rPr>
+          <w:rFonts w:ascii="Arial" w:hAnsi="Arial" w:cs="Arial"/>
+          <w:szCs w:val="24"/>
+        </w:rPr>
+        <w:t xml:space="preserve">skin. Cut </w:t>
+      </w:r>
+      <w:r>
+        <w:rPr>
+          <w:rFonts w:ascii="Arial" w:hAnsi="Arial" w:cs="Arial"/>
+          <w:szCs w:val="24"/>
+        </w:rPr>
+        <w:t>potato</w:t>
+      </w:r>
+      <w:r>
+        <w:rPr>
+          <w:rFonts w:ascii="Arial" w:hAnsi="Arial" w:cs="Arial"/>
+          <w:szCs w:val="24"/>
+        </w:rPr>
+        <w:t xml:space="preserve"> into bite sizes.</w:t>
+      </w:r>
+    </w:p>
+    <w:p>
+      <w:pPr>
+        <w:pStyle w:val="ListParagraph"/>
+        <w:numPr>
+          <w:ilvl w:val="0"/>
+          <w:numId w:val="5"/>
+        </w:numPr>
+        <w:jc w:val="both"/>
+        <w:rPr>
+          <w:rFonts w:ascii="Arial" w:hAnsi="Arial" w:cs="Arial"/>
+          <w:szCs w:val="24"/>
+        </w:rPr>
+      </w:pPr>
+      <w:r>
+        <w:rPr>
+          <w:rFonts w:ascii="Arial" w:hAnsi="Arial" w:cs="Arial"/>
+          <w:szCs w:val="24"/>
+        </w:rPr>
+        <w:t>Remove the eggshell. Cut egg into bite sizes.</w:t>
+      </w:r>
+    </w:p>
+    <w:p>
+      <w:pPr>
+        <w:pStyle w:val="ListParagraph"/>
+        <w:numPr>
+          <w:ilvl w:val="0"/>
+          <w:numId w:val="5"/>
+        </w:numPr>
+        <w:jc w:val="both"/>
+        <w:rPr>
+          <w:rFonts w:ascii="Arial" w:hAnsi="Arial" w:cs="Arial"/>
+          <w:szCs w:val="24"/>
+        </w:rPr>
+      </w:pPr>
+      <w:r>
+        <w:rPr>
+          <w:rFonts w:ascii="Arial" w:hAnsi="Arial" w:cs="Arial"/>
+          <w:szCs w:val="24"/>
+        </w:rPr>
+        <w:t xml:space="preserve">Peel off the </w:t>
+      </w:r>
+      <w:r>
+        <w:rPr>
+          <w:rFonts w:ascii="Arial" w:hAnsi="Arial" w:cs="Arial"/>
+          <w:szCs w:val="24"/>
+        </w:rPr>
+        <w:t>Gala Apple</w:t>
+      </w:r>
+      <w:r>
+        <w:rPr>
+          <w:rFonts w:ascii="Arial" w:hAnsi="Arial" w:cs="Arial"/>
+          <w:szCs w:val="24"/>
+        </w:rPr>
+        <w:t>’s skin. Cut apple into bite sizes.</w:t>
+      </w:r>
+    </w:p>
+    <w:p>
+      <w:pPr>
+        <w:pStyle w:val="ListParagraph"/>
+        <w:numPr>
+          <w:ilvl w:val="0"/>
+          <w:numId w:val="5"/>
+        </w:numPr>
+        <w:jc w:val="both"/>
+        <w:rPr>
+          <w:rFonts w:ascii="Arial" w:hAnsi="Arial" w:cs="Arial"/>
+          <w:szCs w:val="24"/>
+        </w:rPr>
+      </w:pPr>
+      <w:r>
+        <w:rPr>
+          <w:rFonts w:ascii="Arial" w:hAnsi="Arial" w:cs="Arial"/>
+          <w:szCs w:val="24"/>
+        </w:rPr>
+        <w:t xml:space="preserve">Put all the ingredients into a pot. Mixed it with </w:t>
+      </w:r>
+      <w:r>
+        <w:rPr>
+          <w:rFonts w:ascii="Arial" w:hAnsi="Arial" w:cs="Arial"/>
+          <w:szCs w:val="24"/>
+        </w:rPr>
+        <w:t>Meadows Caesar Dressing</w:t>
+      </w:r>
+      <w:r>
+        <w:rPr>
+          <w:rFonts w:ascii="Arial" w:hAnsi="Arial" w:cs="Arial"/>
+          <w:szCs w:val="24"/>
+        </w:rPr>
+        <w:t>.</w:t>
+      </w:r>
+    </w:p>
+    <w:p>
+      <w:pPr>
+        <w:pStyle w:val="ListParagraph"/>
+        <w:numPr>
+          <w:ilvl w:val="0"/>
+          <w:numId w:val="5"/>
+        </w:numPr>
+        <w:jc w:val="both"/>
+        <w:rPr>
+          <w:rFonts w:ascii="Arial" w:hAnsi="Arial" w:cs="Arial"/>
+          <w:szCs w:val="24"/>
+        </w:rPr>
+      </w:pPr>
+      <w:r>
+        <w:rPr>
+          <w:rFonts w:ascii="Arial" w:hAnsi="Arial" w:cs="Arial"/>
+          <w:szCs w:val="24"/>
+        </w:rPr>
+        <w:t>If remain, keep it into the fridge.</w:t>
+      </w:r>
+    </w:p>
+    <w:p>
+      <w:pPr>
+        <w:pStyle w:val="ListParagraph"/>
+        <w:jc w:val="both"/>
+        <w:rPr>
+          <w:rFonts w:ascii="Arial" w:hAnsi="Arial" w:cs="Arial"/>
+          <w:szCs w:val="24"/>
+        </w:rPr>
+      </w:pPr>
     </w:p>
     <w:p>
       <w:pPr>
@@ -2734,6 +3689,319 @@
 <file path=word/numbering.xml><?xml version="1.0" encoding="utf-8"?>
 <w:numbering xmlns:wpc="http://schemas.microsoft.com/office/word/2010/wordprocessingCanvas" xmlns:cx="http://schemas.microsoft.com/office/drawing/2014/chartex" xmlns:cx1="http://schemas.microsoft.com/office/drawing/2015/9/8/chartex" xmlns:cx2="http://schemas.microsoft.com/office/drawing/2015/10/21/chartex" xmlns:cx3="http://schemas.microsoft.com/office/drawing/2016/5/9/chartex" xmlns:cx4="http://schemas.microsoft.com/office/drawing/2016/5/10/chartex" xmlns:cx5="http://schemas.microsoft.com/office/drawing/2016/5/11/chartex" xmlns:cx6="http://schemas.microsoft.com/office/drawing/2016/5/12/chartex" xmlns:cx7="http://schemas.microsoft.com/office/drawing/2016/5/13/chartex" xmlns:cx8="http://schemas.microsoft.com/office/drawing/2016/5/14/chartex" xmlns:mc="http://schemas.openxmlformats.org/markup-compatibility/2006" xmlns:aink="http://schemas.microsoft.com/office/drawing/2016/ink" xmlns:am3d="http://schemas.microsoft.com/office/drawing/2017/model3d" xmlns:o="urn:schemas-microsoft-com:office:office" xmlns:oel="http://schemas.microsoft.com/office/2019/extlst" xmlns:r="http://schemas.openxmlformats.org/officeDocument/2006/relationships" xmlns:m="http://schemas.openxmlformats.org/officeDocument/2006/math" xmlns:v="urn:schemas-microsoft-com:vml" xmlns:wp14="http://schemas.microsoft.com/office/word/2010/wordprocessingDrawing" xmlns:wp="http://schemas.openxmlformats.org/drawingml/2006/wordprocessingDrawing" xmlns:w10="urn:schemas-microsoft-com:office:word" xmlns:w="http://schemas.openxmlformats.org/wordprocessingml/2006/main" xmlns:w14="http://schemas.microsoft.com/office/word/2010/wordml" xmlns:w15="http://schemas.microsoft.com/office/word/2012/wordml" xmlns:w16cex="http://schemas.microsoft.com/office/word/2018/wordml/cex" xmlns:w16cid="http://schemas.microsoft.com/office/word/2016/wordml/cid" xmlns:w16="http://schemas.microsoft.com/office/word/2018/wordml" xmlns:w16du="http://schemas.microsoft.com/office/word/2023/wordml/word16du" xmlns:w16sdtdh="http://schemas.microsoft.com/office/word/2020/wordml/sdtdatahash" xmlns:w16sdtfl="http://schemas.microsoft.com/office/word/2024/wordml/sdtformatlock" xmlns:w16se="http://schemas.microsoft.com/office/word/2015/wordml/symex" xmlns:wpg="http://schemas.microsoft.com/office/word/2010/wordprocessingGroup" xmlns:wpi="http://schemas.microsoft.com/office/word/2010/wordprocessingInk" xmlns:wne="http://schemas.microsoft.com/office/word/2006/wordml" xmlns:wps="http://schemas.microsoft.com/office/word/2010/wordprocessingShape" mc:Ignorable="w14 w15 w16se w16cid w16 w16cex w16sdtdh w16sdtfl w16du wp14">
   <w:abstractNum w:abstractNumId="0" w15:restartNumberingAfterBreak="0">
+    <w:nsid w:val="038B1933"/>
+    <w:multiLevelType w:val="hybridMultilevel"/>
+    <w:tmpl w:val="970C1F0E"/>
+    <w:lvl w:ilvl="0" w:tplc="6A92B91A">
+      <w:numFmt w:val="bullet"/>
+      <w:lvlText w:val="-"/>
+      <w:lvlJc w:val="left"/>
+      <w:pPr>
+        <w:ind w:left="720" w:hanging="360"/>
+      </w:pPr>
+      <w:rPr>
+        <w:rFonts w:ascii="Arial" w:eastAsiaTheme="minorEastAsia" w:hAnsi="Arial" w:cs="Arial" w:hint="default"/>
+      </w:rPr>
+    </w:lvl>
+    <w:lvl w:ilvl="1" w:tplc="08090003" w:tentative="1">
+      <w:start w:val="1"/>
+      <w:numFmt w:val="bullet"/>
+      <w:lvlText w:val="o"/>
+      <w:lvlJc w:val="left"/>
+      <w:pPr>
+        <w:ind w:left="1440" w:hanging="360"/>
+      </w:pPr>
+      <w:rPr>
+        <w:rFonts w:ascii="Courier New" w:hAnsi="Courier New" w:cs="Courier New" w:hint="default"/>
+      </w:rPr>
+    </w:lvl>
+    <w:lvl w:ilvl="2" w:tplc="08090005" w:tentative="1">
+      <w:start w:val="1"/>
+      <w:numFmt w:val="bullet"/>
+      <w:lvlText w:val=""/>
+      <w:lvlJc w:val="left"/>
+      <w:pPr>
+        <w:ind w:left="2160" w:hanging="360"/>
+      </w:pPr>
+      <w:rPr>
+        <w:rFonts w:ascii="Wingdings" w:hAnsi="Wingdings" w:hint="default"/>
+      </w:rPr>
+    </w:lvl>
+    <w:lvl w:ilvl="3" w:tplc="08090001" w:tentative="1">
+      <w:start w:val="1"/>
+      <w:numFmt w:val="bullet"/>
+      <w:lvlText w:val=""/>
+      <w:lvlJc w:val="left"/>
+      <w:pPr>
+        <w:ind w:left="2880" w:hanging="360"/>
+      </w:pPr>
+      <w:rPr>
+        <w:rFonts w:ascii="Symbol" w:hAnsi="Symbol" w:hint="default"/>
+      </w:rPr>
+    </w:lvl>
+    <w:lvl w:ilvl="4" w:tplc="08090003" w:tentative="1">
+      <w:start w:val="1"/>
+      <w:numFmt w:val="bullet"/>
+      <w:lvlText w:val="o"/>
+      <w:lvlJc w:val="left"/>
+      <w:pPr>
+        <w:ind w:left="3600" w:hanging="360"/>
+      </w:pPr>
+      <w:rPr>
+        <w:rFonts w:ascii="Courier New" w:hAnsi="Courier New" w:cs="Courier New" w:hint="default"/>
+      </w:rPr>
+    </w:lvl>
+    <w:lvl w:ilvl="5" w:tplc="08090005" w:tentative="1">
+      <w:start w:val="1"/>
+      <w:numFmt w:val="bullet"/>
+      <w:lvlText w:val=""/>
+      <w:lvlJc w:val="left"/>
+      <w:pPr>
+        <w:ind w:left="4320" w:hanging="360"/>
+      </w:pPr>
+      <w:rPr>
+        <w:rFonts w:ascii="Wingdings" w:hAnsi="Wingdings" w:hint="default"/>
+      </w:rPr>
+    </w:lvl>
+    <w:lvl w:ilvl="6" w:tplc="08090001" w:tentative="1">
+      <w:start w:val="1"/>
+      <w:numFmt w:val="bullet"/>
+      <w:lvlText w:val=""/>
+      <w:lvlJc w:val="left"/>
+      <w:pPr>
+        <w:ind w:left="5040" w:hanging="360"/>
+      </w:pPr>
+      <w:rPr>
+        <w:rFonts w:ascii="Symbol" w:hAnsi="Symbol" w:hint="default"/>
+      </w:rPr>
+    </w:lvl>
+    <w:lvl w:ilvl="7" w:tplc="08090003" w:tentative="1">
+      <w:start w:val="1"/>
+      <w:numFmt w:val="bullet"/>
+      <w:lvlText w:val="o"/>
+      <w:lvlJc w:val="left"/>
+      <w:pPr>
+        <w:ind w:left="5760" w:hanging="360"/>
+      </w:pPr>
+      <w:rPr>
+        <w:rFonts w:ascii="Courier New" w:hAnsi="Courier New" w:cs="Courier New" w:hint="default"/>
+      </w:rPr>
+    </w:lvl>
+    <w:lvl w:ilvl="8" w:tplc="08090005" w:tentative="1">
+      <w:start w:val="1"/>
+      <w:numFmt w:val="bullet"/>
+      <w:lvlText w:val=""/>
+      <w:lvlJc w:val="left"/>
+      <w:pPr>
+        <w:ind w:left="6480" w:hanging="360"/>
+      </w:pPr>
+      <w:rPr>
+        <w:rFonts w:ascii="Wingdings" w:hAnsi="Wingdings" w:hint="default"/>
+      </w:rPr>
+    </w:lvl>
+  </w:abstractNum>
+  <w:abstractNum w:abstractNumId="1" w15:restartNumberingAfterBreak="0">
+    <w:nsid w:val="349C7012"/>
+    <w:multiLevelType w:val="hybridMultilevel"/>
+    <w:tmpl w:val="6742F05E"/>
+    <w:lvl w:ilvl="0" w:tplc="08D41734">
+      <w:numFmt w:val="bullet"/>
+      <w:lvlText w:val="-"/>
+      <w:lvlJc w:val="left"/>
+      <w:pPr>
+        <w:ind w:left="720" w:hanging="360"/>
+      </w:pPr>
+      <w:rPr>
+        <w:rFonts w:ascii="Arial" w:eastAsiaTheme="minorEastAsia" w:hAnsi="Arial" w:cs="Arial" w:hint="default"/>
+      </w:rPr>
+    </w:lvl>
+    <w:lvl w:ilvl="1" w:tplc="08090003" w:tentative="1">
+      <w:start w:val="1"/>
+      <w:numFmt w:val="bullet"/>
+      <w:lvlText w:val="o"/>
+      <w:lvlJc w:val="left"/>
+      <w:pPr>
+        <w:ind w:left="1440" w:hanging="360"/>
+      </w:pPr>
+      <w:rPr>
+        <w:rFonts w:ascii="Courier New" w:hAnsi="Courier New" w:cs="Courier New" w:hint="default"/>
+      </w:rPr>
+    </w:lvl>
+    <w:lvl w:ilvl="2" w:tplc="08090005" w:tentative="1">
+      <w:start w:val="1"/>
+      <w:numFmt w:val="bullet"/>
+      <w:lvlText w:val=""/>
+      <w:lvlJc w:val="left"/>
+      <w:pPr>
+        <w:ind w:left="2160" w:hanging="360"/>
+      </w:pPr>
+      <w:rPr>
+        <w:rFonts w:ascii="Wingdings" w:hAnsi="Wingdings" w:hint="default"/>
+      </w:rPr>
+    </w:lvl>
+    <w:lvl w:ilvl="3" w:tplc="08090001" w:tentative="1">
+      <w:start w:val="1"/>
+      <w:numFmt w:val="bullet"/>
+      <w:lvlText w:val=""/>
+      <w:lvlJc w:val="left"/>
+      <w:pPr>
+        <w:ind w:left="2880" w:hanging="360"/>
+      </w:pPr>
+      <w:rPr>
+        <w:rFonts w:ascii="Symbol" w:hAnsi="Symbol" w:hint="default"/>
+      </w:rPr>
+    </w:lvl>
+    <w:lvl w:ilvl="4" w:tplc="08090003" w:tentative="1">
+      <w:start w:val="1"/>
+      <w:numFmt w:val="bullet"/>
+      <w:lvlText w:val="o"/>
+      <w:lvlJc w:val="left"/>
+      <w:pPr>
+        <w:ind w:left="3600" w:hanging="360"/>
+      </w:pPr>
+      <w:rPr>
+        <w:rFonts w:ascii="Courier New" w:hAnsi="Courier New" w:cs="Courier New" w:hint="default"/>
+      </w:rPr>
+    </w:lvl>
+    <w:lvl w:ilvl="5" w:tplc="08090005" w:tentative="1">
+      <w:start w:val="1"/>
+      <w:numFmt w:val="bullet"/>
+      <w:lvlText w:val=""/>
+      <w:lvlJc w:val="left"/>
+      <w:pPr>
+        <w:ind w:left="4320" w:hanging="360"/>
+      </w:pPr>
+      <w:rPr>
+        <w:rFonts w:ascii="Wingdings" w:hAnsi="Wingdings" w:hint="default"/>
+      </w:rPr>
+    </w:lvl>
+    <w:lvl w:ilvl="6" w:tplc="08090001" w:tentative="1">
+      <w:start w:val="1"/>
+      <w:numFmt w:val="bullet"/>
+      <w:lvlText w:val=""/>
+      <w:lvlJc w:val="left"/>
+      <w:pPr>
+        <w:ind w:left="5040" w:hanging="360"/>
+      </w:pPr>
+      <w:rPr>
+        <w:rFonts w:ascii="Symbol" w:hAnsi="Symbol" w:hint="default"/>
+      </w:rPr>
+    </w:lvl>
+    <w:lvl w:ilvl="7" w:tplc="08090003" w:tentative="1">
+      <w:start w:val="1"/>
+      <w:numFmt w:val="bullet"/>
+      <w:lvlText w:val="o"/>
+      <w:lvlJc w:val="left"/>
+      <w:pPr>
+        <w:ind w:left="5760" w:hanging="360"/>
+      </w:pPr>
+      <w:rPr>
+        <w:rFonts w:ascii="Courier New" w:hAnsi="Courier New" w:cs="Courier New" w:hint="default"/>
+      </w:rPr>
+    </w:lvl>
+    <w:lvl w:ilvl="8" w:tplc="08090005" w:tentative="1">
+      <w:start w:val="1"/>
+      <w:numFmt w:val="bullet"/>
+      <w:lvlText w:val=""/>
+      <w:lvlJc w:val="left"/>
+      <w:pPr>
+        <w:ind w:left="6480" w:hanging="360"/>
+      </w:pPr>
+      <w:rPr>
+        <w:rFonts w:ascii="Wingdings" w:hAnsi="Wingdings" w:hint="default"/>
+      </w:rPr>
+    </w:lvl>
+  </w:abstractNum>
+  <w:abstractNum w:abstractNumId="2" w15:restartNumberingAfterBreak="0">
+    <w:nsid w:val="48E37EC9"/>
+    <w:multiLevelType w:val="hybridMultilevel"/>
+    <w:tmpl w:val="D1540488"/>
+    <w:lvl w:ilvl="0" w:tplc="FFFFFFFF">
+      <w:start w:val="1"/>
+      <w:numFmt w:val="decimal"/>
+      <w:lvlText w:val="%1."/>
+      <w:lvlJc w:val="left"/>
+      <w:pPr>
+        <w:ind w:left="720" w:hanging="360"/>
+      </w:pPr>
+      <w:rPr>
+        <w:rFonts w:hint="default"/>
+      </w:rPr>
+    </w:lvl>
+    <w:lvl w:ilvl="1" w:tplc="FFFFFFFF" w:tentative="1">
+      <w:start w:val="1"/>
+      <w:numFmt w:val="lowerLetter"/>
+      <w:lvlText w:val="%2."/>
+      <w:lvlJc w:val="left"/>
+      <w:pPr>
+        <w:ind w:left="1440" w:hanging="360"/>
+      </w:pPr>
+    </w:lvl>
+    <w:lvl w:ilvl="2" w:tplc="FFFFFFFF" w:tentative="1">
+      <w:start w:val="1"/>
+      <w:numFmt w:val="lowerRoman"/>
+      <w:lvlText w:val="%3."/>
+      <w:lvlJc w:val="right"/>
+      <w:pPr>
+        <w:ind w:left="2160" w:hanging="180"/>
+      </w:pPr>
+    </w:lvl>
+    <w:lvl w:ilvl="3" w:tplc="FFFFFFFF" w:tentative="1">
+      <w:start w:val="1"/>
+      <w:numFmt w:val="decimal"/>
+      <w:lvlText w:val="%4."/>
+      <w:lvlJc w:val="left"/>
+      <w:pPr>
+        <w:ind w:left="2880" w:hanging="360"/>
+      </w:pPr>
+    </w:lvl>
+    <w:lvl w:ilvl="4" w:tplc="FFFFFFFF" w:tentative="1">
+      <w:start w:val="1"/>
+      <w:numFmt w:val="lowerLetter"/>
+      <w:lvlText w:val="%5."/>
+      <w:lvlJc w:val="left"/>
+      <w:pPr>
+        <w:ind w:left="3600" w:hanging="360"/>
+      </w:pPr>
+    </w:lvl>
+    <w:lvl w:ilvl="5" w:tplc="FFFFFFFF" w:tentative="1">
+      <w:start w:val="1"/>
+      <w:numFmt w:val="lowerRoman"/>
+      <w:lvlText w:val="%6."/>
+      <w:lvlJc w:val="right"/>
+      <w:pPr>
+        <w:ind w:left="4320" w:hanging="180"/>
+      </w:pPr>
+    </w:lvl>
+    <w:lvl w:ilvl="6" w:tplc="FFFFFFFF" w:tentative="1">
+      <w:start w:val="1"/>
+      <w:numFmt w:val="decimal"/>
+      <w:lvlText w:val="%7."/>
+      <w:lvlJc w:val="left"/>
+      <w:pPr>
+        <w:ind w:left="5040" w:hanging="360"/>
+      </w:pPr>
+    </w:lvl>
+    <w:lvl w:ilvl="7" w:tplc="FFFFFFFF" w:tentative="1">
+      <w:start w:val="1"/>
+      <w:numFmt w:val="lowerLetter"/>
+      <w:lvlText w:val="%8."/>
+      <w:lvlJc w:val="left"/>
+      <w:pPr>
+        <w:ind w:left="5760" w:hanging="360"/>
+      </w:pPr>
+    </w:lvl>
+    <w:lvl w:ilvl="8" w:tplc="FFFFFFFF" w:tentative="1">
+      <w:start w:val="1"/>
+      <w:numFmt w:val="lowerRoman"/>
+      <w:lvlText w:val="%9."/>
+      <w:lvlJc w:val="right"/>
+      <w:pPr>
+        <w:ind w:left="6480" w:hanging="180"/>
+      </w:pPr>
+    </w:lvl>
+  </w:abstractNum>
+  <w:abstractNum w:abstractNumId="3" w15:restartNumberingAfterBreak="0">
     <w:nsid w:val="53291EB2"/>
     <w:multiLevelType w:val="hybridMultilevel"/>
     <w:tmpl w:val="2370D1CE"/>
@@ -2822,7 +4090,7 @@
       </w:pPr>
     </w:lvl>
   </w:abstractNum>
-  <w:abstractNum w:abstractNumId="1" w15:restartNumberingAfterBreak="0">
+  <w:abstractNum w:abstractNumId="4" w15:restartNumberingAfterBreak="0">
     <w:nsid w:val="5AB5225E"/>
     <w:multiLevelType w:val="hybridMultilevel"/>
     <w:tmpl w:val="D1540488"/>
@@ -2911,7 +4179,7 @@
       </w:pPr>
     </w:lvl>
   </w:abstractNum>
-  <w:abstractNum w:abstractNumId="2" w15:restartNumberingAfterBreak="0">
+  <w:abstractNum w:abstractNumId="5" w15:restartNumberingAfterBreak="0">
     <w:nsid w:val="63393F70"/>
     <w:multiLevelType w:val="hybridMultilevel"/>
     <w:tmpl w:val="2370D1CE"/>
@@ -3000,7 +4268,7 @@
       </w:pPr>
     </w:lvl>
   </w:abstractNum>
-  <w:abstractNum w:abstractNumId="3" w15:restartNumberingAfterBreak="0">
+  <w:abstractNum w:abstractNumId="6" w15:restartNumberingAfterBreak="0">
     <w:nsid w:val="7EFE334F"/>
     <w:multiLevelType w:val="hybridMultilevel"/>
     <w:tmpl w:val="D1540488"/>
@@ -3090,16 +4358,25 @@
     </w:lvl>
   </w:abstractNum>
   <w:num w:numId="1" w16cid:durableId="1615090466">
-    <w:abstractNumId w:val="0"/>
+    <w:abstractNumId w:val="3"/>
   </w:num>
   <w:num w:numId="2" w16cid:durableId="1937785345">
-    <w:abstractNumId w:val="3"/>
+    <w:abstractNumId w:val="6"/>
   </w:num>
   <w:num w:numId="3" w16cid:durableId="907227653">
+    <w:abstractNumId w:val="4"/>
+  </w:num>
+  <w:num w:numId="4" w16cid:durableId="1882202708">
+    <w:abstractNumId w:val="5"/>
+  </w:num>
+  <w:num w:numId="5" w16cid:durableId="682174581">
+    <w:abstractNumId w:val="2"/>
+  </w:num>
+  <w:num w:numId="6" w16cid:durableId="687873659">
     <w:abstractNumId w:val="1"/>
   </w:num>
-  <w:num w:numId="4" w16cid:durableId="1882202708">
-    <w:abstractNumId w:val="2"/>
+  <w:num w:numId="7" w16cid:durableId="870269603">
+    <w:abstractNumId w:val="0"/>
   </w:num>
 </w:numbering>
 </file>

--- a/400 HKD Meal Plan.docx
+++ b/400 HKD Meal Plan.docx
@@ -572,7 +572,7 @@
           <w:rFonts w:ascii="Arial" w:hAnsi="Arial" w:cs="Arial"/>
           <w:szCs w:val="24"/>
         </w:rPr>
-        <w:t>8</w:t>
+        <w:t>7</w:t>
       </w:r>
       <w:r>
         <w:rPr>
@@ -601,7 +601,7 @@
           <w:rFonts w:ascii="Arial" w:hAnsi="Arial" w:cs="Arial"/>
           <w:szCs w:val="24"/>
         </w:rPr>
-        <w:t>72</w:t>
+        <w:t>68</w:t>
       </w:r>
     </w:p>
     <w:p>
@@ -642,25 +642,7 @@
           <w:bCs/>
           <w:szCs w:val="24"/>
         </w:rPr>
-        <w:t xml:space="preserve"> (</w:t>
-      </w:r>
-      <w:r>
-        <w:rPr>
-          <w:rFonts w:ascii="Arial" w:hAnsi="Arial" w:cs="Arial"/>
-          <w:b/>
-          <w:bCs/>
-          <w:szCs w:val="24"/>
-        </w:rPr>
-        <w:t>Egg</w:t>
-      </w:r>
-      <w:r>
-        <w:rPr>
-          <w:rFonts w:ascii="Arial" w:hAnsi="Arial" w:cs="Arial"/>
-          <w:b/>
-          <w:bCs/>
-          <w:szCs w:val="24"/>
-        </w:rPr>
-        <w:t>)</w:t>
+        <w:t xml:space="preserve"> (Egg)</w:t>
       </w:r>
     </w:p>
     <w:p>
@@ -852,6 +834,140 @@
           <w:rFonts w:ascii="Arial" w:hAnsi="Arial" w:cs="Arial"/>
           <w:szCs w:val="24"/>
         </w:rPr>
+        <w:t xml:space="preserve">Quantity: 8 pcs </w:t>
+      </w:r>
+      <w:r>
+        <w:rPr>
+          <w:rFonts w:ascii="Arial" w:hAnsi="Arial" w:cs="Arial"/>
+          <w:szCs w:val="24"/>
+        </w:rPr>
+        <w:t>approx.</w:t>
+      </w:r>
+    </w:p>
+    <w:p>
+      <w:pPr>
+        <w:rPr>
+          <w:rFonts w:ascii="Arial" w:hAnsi="Arial" w:cs="Arial"/>
+          <w:szCs w:val="24"/>
+        </w:rPr>
+      </w:pPr>
+      <w:r>
+        <w:rPr>
+          <w:rFonts w:ascii="Arial" w:hAnsi="Arial" w:cs="Arial"/>
+          <w:szCs w:val="24"/>
+        </w:rPr>
+        <w:t>Price: $</w:t>
+      </w:r>
+      <w:r>
+        <w:rPr>
+          <w:rFonts w:ascii="Arial" w:hAnsi="Arial" w:cs="Arial"/>
+          <w:szCs w:val="24"/>
+        </w:rPr>
+        <w:t>20</w:t>
+      </w:r>
+    </w:p>
+    <w:p>
+      <w:pPr>
+        <w:rPr>
+          <w:rFonts w:ascii="Arial" w:hAnsi="Arial" w:cs="Arial"/>
+          <w:szCs w:val="24"/>
+        </w:rPr>
+      </w:pPr>
+    </w:p>
+    <w:p>
+      <w:pPr>
+        <w:rPr>
+          <w:rFonts w:ascii="Arial" w:hAnsi="Arial" w:cs="Arial"/>
+          <w:szCs w:val="24"/>
+        </w:rPr>
+      </w:pPr>
+      <w:r>
+        <w:rPr>
+          <w:rFonts w:ascii="Arial" w:hAnsi="Arial" w:cs="Arial"/>
+          <w:szCs w:val="24"/>
+        </w:rPr>
+        <w:t xml:space="preserve">Product: </w:t>
+      </w:r>
+      <w:r>
+        <w:rPr>
+          <w:rFonts w:ascii="Arial" w:hAnsi="Arial" w:cs="Arial"/>
+          <w:b/>
+          <w:bCs/>
+          <w:szCs w:val="24"/>
+        </w:rPr>
+        <w:t>丘比沙拉醬</w:t>
+      </w:r>
+      <w:r>
+        <w:rPr>
+          <w:rFonts w:ascii="Arial" w:hAnsi="Arial" w:cs="Arial"/>
+          <w:b/>
+          <w:bCs/>
+          <w:szCs w:val="24"/>
+        </w:rPr>
+        <w:t xml:space="preserve"> 400GM </w:t>
+      </w:r>
+      <w:r>
+        <w:rPr>
+          <w:rFonts w:ascii="Arial" w:hAnsi="Arial" w:cs="Arial"/>
+          <w:b/>
+          <w:bCs/>
+          <w:szCs w:val="24"/>
+        </w:rPr>
+        <w:t>(</w:t>
+      </w:r>
+      <w:r>
+        <w:rPr>
+          <w:rFonts w:ascii="Arial" w:hAnsi="Arial" w:cs="Arial"/>
+          <w:b/>
+          <w:bCs/>
+          <w:szCs w:val="24"/>
+        </w:rPr>
+        <w:t>Kewpie Mayonnaise 400GM</w:t>
+      </w:r>
+      <w:r>
+        <w:rPr>
+          <w:rFonts w:ascii="Arial" w:hAnsi="Arial" w:cs="Arial"/>
+          <w:b/>
+          <w:bCs/>
+          <w:szCs w:val="24"/>
+        </w:rPr>
+        <w:t>)</w:t>
+      </w:r>
+    </w:p>
+    <w:p>
+      <w:pPr>
+        <w:rPr>
+          <w:rFonts w:ascii="Arial" w:hAnsi="Arial" w:cs="Arial"/>
+          <w:szCs w:val="24"/>
+        </w:rPr>
+      </w:pPr>
+      <w:r>
+        <w:rPr>
+          <w:rFonts w:ascii="Arial" w:hAnsi="Arial" w:cs="Arial"/>
+          <w:szCs w:val="24"/>
+        </w:rPr>
+        <w:t xml:space="preserve">Brought From: </w:t>
+      </w:r>
+      <w:r>
+        <w:rPr>
+          <w:rFonts w:ascii="Arial" w:hAnsi="Arial" w:cs="Arial"/>
+          <w:szCs w:val="24"/>
+        </w:rPr>
+        <w:t>Wellcome Supermarket</w:t>
+      </w:r>
+    </w:p>
+    <w:p>
+      <w:pPr>
+        <w:rPr>
+          <w:rFonts w:ascii="Arial" w:hAnsi="Arial" w:cs="Arial"/>
+          <w:szCs w:val="24"/>
+        </w:rPr>
+      </w:pPr>
+      <w:r>
+        <w:rPr>
+          <w:rFonts w:ascii="Arial" w:hAnsi="Arial" w:cs="Arial"/>
+          <w:szCs w:val="24"/>
+        </w:rPr>
         <w:t xml:space="preserve">Quantity: </w:t>
       </w:r>
       <w:r>
@@ -859,21 +975,14 @@
           <w:rFonts w:ascii="Arial" w:hAnsi="Arial" w:cs="Arial"/>
           <w:szCs w:val="24"/>
         </w:rPr>
-        <w:t>8</w:t>
-      </w:r>
-      <w:r>
-        <w:rPr>
-          <w:rFonts w:ascii="Arial" w:hAnsi="Arial" w:cs="Arial"/>
-          <w:szCs w:val="24"/>
-        </w:rPr>
-        <w:t xml:space="preserve"> pcs </w:t>
-      </w:r>
-      <w:r>
-        <w:rPr>
-          <w:rFonts w:ascii="Arial" w:hAnsi="Arial" w:cs="Arial"/>
-          <w:szCs w:val="24"/>
-        </w:rPr>
-        <w:t>approx.</w:t>
+        <w:t>one bottle</w:t>
+      </w:r>
+      <w:r>
+        <w:rPr>
+          <w:rFonts w:ascii="Arial" w:hAnsi="Arial" w:cs="Arial"/>
+          <w:szCs w:val="24"/>
+        </w:rPr>
+        <w:t xml:space="preserve"> </w:t>
       </w:r>
     </w:p>
     <w:p>
@@ -895,157 +1004,7 @@
           <w:rFonts w:ascii="Arial" w:hAnsi="Arial" w:cs="Arial"/>
           <w:szCs w:val="24"/>
         </w:rPr>
-        <w:t>20</w:t>
-      </w:r>
-    </w:p>
-    <w:p>
-      <w:pPr>
-        <w:rPr>
-          <w:rFonts w:ascii="Arial" w:hAnsi="Arial" w:cs="Arial"/>
-          <w:szCs w:val="24"/>
-        </w:rPr>
-      </w:pPr>
-    </w:p>
-    <w:p>
-      <w:pPr>
-        <w:rPr>
-          <w:rFonts w:ascii="Arial" w:hAnsi="Arial" w:cs="Arial"/>
-          <w:szCs w:val="24"/>
-        </w:rPr>
-      </w:pPr>
-      <w:r>
-        <w:rPr>
-          <w:rFonts w:ascii="Arial" w:hAnsi="Arial" w:cs="Arial"/>
-          <w:szCs w:val="24"/>
-        </w:rPr>
-        <w:t xml:space="preserve">Product: </w:t>
-      </w:r>
-      <w:r>
-        <w:rPr>
-          <w:rFonts w:ascii="Arial" w:hAnsi="Arial" w:cs="Arial"/>
-          <w:b/>
-          <w:bCs/>
-          <w:szCs w:val="24"/>
-        </w:rPr>
-        <w:t xml:space="preserve">MEADOWS </w:t>
-      </w:r>
-      <w:r>
-        <w:rPr>
-          <w:rFonts w:ascii="Arial" w:hAnsi="Arial" w:cs="Arial"/>
-          <w:b/>
-          <w:bCs/>
-          <w:szCs w:val="24"/>
-        </w:rPr>
-        <w:t>凱撒沙律醬</w:t>
-      </w:r>
-      <w:r>
-        <w:rPr>
-          <w:rFonts w:ascii="Arial" w:hAnsi="Arial" w:cs="Arial"/>
-          <w:b/>
-          <w:bCs/>
-          <w:szCs w:val="24"/>
-        </w:rPr>
-        <w:t xml:space="preserve"> 305GM</w:t>
-      </w:r>
-      <w:r>
-        <w:rPr>
-          <w:rFonts w:ascii="Arial" w:hAnsi="Arial" w:cs="Arial"/>
-          <w:b/>
-          <w:bCs/>
-          <w:szCs w:val="24"/>
-        </w:rPr>
-        <w:t xml:space="preserve"> (</w:t>
-      </w:r>
-      <w:r>
-        <w:rPr>
-          <w:rFonts w:ascii="Arial" w:hAnsi="Arial" w:cs="Arial"/>
-          <w:b/>
-          <w:bCs/>
-          <w:szCs w:val="24"/>
-        </w:rPr>
-        <w:t>Meadows Caesar Dressing 305GM</w:t>
-      </w:r>
-      <w:r>
-        <w:rPr>
-          <w:rFonts w:ascii="Arial" w:hAnsi="Arial" w:cs="Arial"/>
-          <w:b/>
-          <w:bCs/>
-          <w:szCs w:val="24"/>
-        </w:rPr>
-        <w:t>)</w:t>
-      </w:r>
-    </w:p>
-    <w:p>
-      <w:pPr>
-        <w:rPr>
-          <w:rFonts w:ascii="Arial" w:hAnsi="Arial" w:cs="Arial"/>
-          <w:szCs w:val="24"/>
-        </w:rPr>
-      </w:pPr>
-      <w:r>
-        <w:rPr>
-          <w:rFonts w:ascii="Arial" w:hAnsi="Arial" w:cs="Arial"/>
-          <w:szCs w:val="24"/>
-        </w:rPr>
-        <w:t xml:space="preserve">Brought From: </w:t>
-      </w:r>
-      <w:r>
-        <w:rPr>
-          <w:rFonts w:ascii="Arial" w:hAnsi="Arial" w:cs="Arial"/>
-          <w:szCs w:val="24"/>
-        </w:rPr>
-        <w:t>Wellcome Supermarket</w:t>
-      </w:r>
-    </w:p>
-    <w:p>
-      <w:pPr>
-        <w:rPr>
-          <w:rFonts w:ascii="Arial" w:hAnsi="Arial" w:cs="Arial"/>
-          <w:szCs w:val="24"/>
-        </w:rPr>
-      </w:pPr>
-      <w:r>
-        <w:rPr>
-          <w:rFonts w:ascii="Arial" w:hAnsi="Arial" w:cs="Arial"/>
-          <w:szCs w:val="24"/>
-        </w:rPr>
-        <w:t xml:space="preserve">Quantity: </w:t>
-      </w:r>
-      <w:r>
-        <w:rPr>
-          <w:rFonts w:ascii="Arial" w:hAnsi="Arial" w:cs="Arial"/>
-          <w:szCs w:val="24"/>
-        </w:rPr>
-        <w:t>one bottle</w:t>
-      </w:r>
-      <w:r>
-        <w:rPr>
-          <w:rFonts w:ascii="Arial" w:hAnsi="Arial" w:cs="Arial"/>
-          <w:szCs w:val="24"/>
-        </w:rPr>
-        <w:t xml:space="preserve"> </w:t>
-      </w:r>
-    </w:p>
-    <w:p>
-      <w:pPr>
-        <w:rPr>
-          <w:rFonts w:ascii="Arial" w:hAnsi="Arial" w:cs="Arial"/>
-          <w:szCs w:val="24"/>
-        </w:rPr>
-      </w:pPr>
-      <w:r>
-        <w:rPr>
-          <w:rFonts w:ascii="Arial" w:hAnsi="Arial" w:cs="Arial"/>
-          <w:szCs w:val="24"/>
-        </w:rPr>
-        <w:t>Price: $</w:t>
-      </w:r>
-      <w:r>
-        <w:rPr>
-          <w:rFonts w:ascii="Arial" w:hAnsi="Arial" w:cs="Arial"/>
-          <w:szCs w:val="24"/>
-        </w:rPr>
-        <w:t>22.5</w:t>
+        <w:t>28</w:t>
       </w:r>
     </w:p>
     <w:p>
@@ -2008,31 +1967,7 @@
           <w:color w:val="4C94D8" w:themeColor="text2" w:themeTint="80"/>
           <w:szCs w:val="24"/>
         </w:rPr>
-        <w:t>8</w:t>
-      </w:r>
-      <w:r>
-        <w:rPr>
-          <w:rFonts w:ascii="Arial" w:hAnsi="Arial" w:cs="Arial"/>
-          <w:b/>
-          <w:bCs/>
-          <w:i/>
-          <w:iCs/>
-          <w:color w:val="4C94D8" w:themeColor="text2" w:themeTint="80"/>
-          <w:szCs w:val="24"/>
-        </w:rPr>
-        <w:t>.</w:t>
-      </w:r>
-      <w:r>
-        <w:rPr>
-          <w:rFonts w:ascii="Arial" w:hAnsi="Arial" w:cs="Arial"/>
-          <w:b/>
-          <w:bCs/>
-          <w:i/>
-          <w:iCs/>
-          <w:color w:val="4C94D8" w:themeColor="text2" w:themeTint="80"/>
-          <w:szCs w:val="24"/>
-        </w:rPr>
-        <w:t>3</w:t>
+        <w:t>9.8</w:t>
       </w:r>
     </w:p>
     <w:p>
@@ -2548,14 +2483,7 @@
           <w:rFonts w:ascii="Arial" w:hAnsi="Arial" w:cs="Arial"/>
           <w:szCs w:val="24"/>
         </w:rPr>
-        <w:t xml:space="preserve">Portion: </w:t>
-      </w:r>
-      <w:r>
-        <w:rPr>
-          <w:rFonts w:ascii="Arial" w:hAnsi="Arial" w:cs="Arial"/>
-          <w:szCs w:val="24"/>
-        </w:rPr>
-        <w:t>One unit of Shrimp Noodle, One Sausage, vegetable</w:t>
+        <w:t>Portion: One unit of Shrimp Noodle, One Sausage, vegetable</w:t>
       </w:r>
       <w:r>
         <w:rPr>
@@ -2877,14 +2805,7 @@
           <w:rFonts w:ascii="Arial" w:hAnsi="Arial" w:cs="Arial"/>
           <w:szCs w:val="24"/>
         </w:rPr>
-        <w:t xml:space="preserve">Portion: </w:t>
-      </w:r>
-      <w:r>
-        <w:rPr>
-          <w:rFonts w:ascii="Arial" w:hAnsi="Arial" w:cs="Arial"/>
-          <w:szCs w:val="24"/>
-        </w:rPr>
-        <w:t xml:space="preserve">Rice 100g, potato 9 pcs, chicken 5 large pcs, Onion 2 large, 2 packet </w:t>
+        <w:t xml:space="preserve">Portion: Rice 100g, potato 9 pcs, chicken 5 large pcs, Onion 2 large, 2 packet </w:t>
       </w:r>
       <w:r>
         <w:rPr>
@@ -3382,28 +3303,7 @@
           <w:rFonts w:ascii="Arial" w:hAnsi="Arial" w:cs="Arial"/>
           <w:szCs w:val="24"/>
         </w:rPr>
-        <w:t xml:space="preserve"> </w:t>
-      </w:r>
-      <w:r>
-        <w:rPr>
-          <w:rFonts w:ascii="Arial" w:hAnsi="Arial" w:cs="Arial"/>
-          <w:szCs w:val="24"/>
-        </w:rPr>
-        <w:t>(</w:t>
-      </w:r>
-      <w:r>
-        <w:rPr>
-          <w:rFonts w:ascii="Arial" w:hAnsi="Arial" w:cs="Arial"/>
-          <w:szCs w:val="24"/>
-        </w:rPr>
-        <w:t>1</w:t>
-      </w:r>
-      <w:r>
-        <w:rPr>
-          <w:rFonts w:ascii="Arial" w:hAnsi="Arial" w:cs="Arial"/>
-          <w:szCs w:val="24"/>
-        </w:rPr>
-        <w:t>0 meals)</w:t>
+        <w:t xml:space="preserve"> (10 meals)</w:t>
       </w:r>
     </w:p>
     <w:p>
@@ -3427,21 +3327,51 @@
           <w:rFonts w:ascii="Arial" w:hAnsi="Arial" w:cs="Arial"/>
           <w:szCs w:val="24"/>
         </w:rPr>
-        <w:t>Meadows Caesar Dressing</w:t>
-      </w:r>
-      <w:r>
-        <w:rPr>
-          <w:rFonts w:ascii="Arial" w:hAnsi="Arial" w:cs="Arial"/>
-          <w:szCs w:val="24"/>
-        </w:rPr>
-        <w:t xml:space="preserve"> one bottle, </w:t>
-      </w:r>
-      <w:r>
-        <w:rPr>
-          <w:rFonts w:ascii="Arial" w:hAnsi="Arial" w:cs="Arial"/>
-          <w:szCs w:val="24"/>
-        </w:rPr>
-        <w:t xml:space="preserve">potato 9 pcs, apple 8 pcs, </w:t>
+        <w:t xml:space="preserve">Salad </w:t>
+      </w:r>
+      <w:r>
+        <w:rPr>
+          <w:rFonts w:ascii="Arial" w:hAnsi="Arial" w:cs="Arial"/>
+          <w:szCs w:val="24"/>
+        </w:rPr>
+        <w:t>Mayonnaise</w:t>
+      </w:r>
+      <w:r>
+        <w:rPr>
+          <w:rFonts w:ascii="Arial" w:hAnsi="Arial" w:cs="Arial"/>
+          <w:b/>
+          <w:bCs/>
+          <w:szCs w:val="24"/>
+        </w:rPr>
+        <w:t xml:space="preserve"> </w:t>
+      </w:r>
+      <w:r>
+        <w:rPr>
+          <w:rFonts w:ascii="Arial" w:hAnsi="Arial" w:cs="Arial"/>
+          <w:szCs w:val="24"/>
+        </w:rPr>
+        <w:t xml:space="preserve">one bottle, </w:t>
+      </w:r>
+      <w:r>
+        <w:rPr>
+          <w:rFonts w:ascii="Arial" w:hAnsi="Arial" w:cs="Arial"/>
+          <w:szCs w:val="24"/>
+        </w:rPr>
+        <w:t xml:space="preserve">potato </w:t>
+      </w:r>
+      <w:r>
+        <w:rPr>
+          <w:rFonts w:ascii="Arial" w:hAnsi="Arial" w:cs="Arial"/>
+          <w:szCs w:val="24"/>
+        </w:rPr>
+        <w:t>8</w:t>
+      </w:r>
+      <w:r>
+        <w:rPr>
+          <w:rFonts w:ascii="Arial" w:hAnsi="Arial" w:cs="Arial"/>
+          <w:szCs w:val="24"/>
+        </w:rPr>
+        <w:t xml:space="preserve"> pcs, apple 8 pcs, </w:t>
       </w:r>
     </w:p>
     <w:p>
@@ -3584,21 +3514,7 @@
           <w:rFonts w:ascii="Arial" w:hAnsi="Arial" w:cs="Arial"/>
           <w:szCs w:val="24"/>
         </w:rPr>
-        <w:t xml:space="preserve">Peel off the </w:t>
-      </w:r>
-      <w:r>
-        <w:rPr>
-          <w:rFonts w:ascii="Arial" w:hAnsi="Arial" w:cs="Arial"/>
-          <w:szCs w:val="24"/>
-        </w:rPr>
-        <w:t>Gala Apple</w:t>
-      </w:r>
-      <w:r>
-        <w:rPr>
-          <w:rFonts w:ascii="Arial" w:hAnsi="Arial" w:cs="Arial"/>
-          <w:szCs w:val="24"/>
-        </w:rPr>
-        <w:t>’s skin. Cut apple into bite sizes.</w:t>
+        <w:t>Peel off the Gala Apple’s skin. Cut apple into bite sizes.</w:t>
       </w:r>
     </w:p>
     <w:p>

--- a/400 HKD Meal Plan.docx
+++ b/400 HKD Meal Plan.docx
@@ -572,7 +572,7 @@
           <w:rFonts w:ascii="Arial" w:hAnsi="Arial" w:cs="Arial"/>
           <w:szCs w:val="24"/>
         </w:rPr>
-        <w:t>7</w:t>
+        <w:t>2</w:t>
       </w:r>
       <w:r>
         <w:rPr>
@@ -601,7 +601,14 @@
           <w:rFonts w:ascii="Arial" w:hAnsi="Arial" w:cs="Arial"/>
           <w:szCs w:val="24"/>
         </w:rPr>
-        <w:t>68</w:t>
+        <w:t>4</w:t>
+      </w:r>
+      <w:r>
+        <w:rPr>
+          <w:rFonts w:ascii="Arial" w:hAnsi="Arial" w:cs="Arial"/>
+          <w:szCs w:val="24"/>
+        </w:rPr>
+        <w:t>8</w:t>
       </w:r>
     </w:p>
     <w:p>
@@ -834,7 +841,21 @@
           <w:rFonts w:ascii="Arial" w:hAnsi="Arial" w:cs="Arial"/>
           <w:szCs w:val="24"/>
         </w:rPr>
-        <w:t xml:space="preserve">Quantity: 8 pcs </w:t>
+        <w:t xml:space="preserve">Quantity: </w:t>
+      </w:r>
+      <w:r>
+        <w:rPr>
+          <w:rFonts w:ascii="Arial" w:hAnsi="Arial" w:cs="Arial"/>
+          <w:szCs w:val="24"/>
+        </w:rPr>
+        <w:t>16</w:t>
+      </w:r>
+      <w:r>
+        <w:rPr>
+          <w:rFonts w:ascii="Arial" w:hAnsi="Arial" w:cs="Arial"/>
+          <w:szCs w:val="24"/>
+        </w:rPr>
+        <w:t xml:space="preserve"> pcs </w:t>
       </w:r>
       <w:r>
         <w:rPr>
@@ -863,7 +884,7 @@
           <w:rFonts w:ascii="Arial" w:hAnsi="Arial" w:cs="Arial"/>
           <w:szCs w:val="24"/>
         </w:rPr>
-        <w:t>20</w:t>
+        <w:t>40</w:t>
       </w:r>
     </w:p>
     <w:p>
@@ -2805,7 +2826,56 @@
           <w:rFonts w:ascii="Arial" w:hAnsi="Arial" w:cs="Arial"/>
           <w:szCs w:val="24"/>
         </w:rPr>
-        <w:t xml:space="preserve">Portion: Rice 100g, potato 9 pcs, chicken 5 large pcs, Onion 2 large, 2 packet </w:t>
+        <w:t xml:space="preserve">Portion: Rice 100g, potato </w:t>
+      </w:r>
+      <w:r>
+        <w:rPr>
+          <w:rFonts w:ascii="Arial" w:hAnsi="Arial" w:cs="Arial"/>
+          <w:szCs w:val="24"/>
+        </w:rPr>
+        <w:t>8</w:t>
+      </w:r>
+      <w:r>
+        <w:rPr>
+          <w:rFonts w:ascii="Arial" w:hAnsi="Arial" w:cs="Arial"/>
+          <w:szCs w:val="24"/>
+        </w:rPr>
+        <w:t xml:space="preserve"> pcs, </w:t>
+      </w:r>
+      <w:r>
+        <w:rPr>
+          <w:rFonts w:ascii="Arial" w:hAnsi="Arial" w:cs="Arial"/>
+          <w:szCs w:val="24"/>
+        </w:rPr>
+        <w:t xml:space="preserve">apple </w:t>
+      </w:r>
+      <w:r>
+        <w:rPr>
+          <w:rFonts w:ascii="Arial" w:hAnsi="Arial" w:cs="Arial"/>
+          <w:szCs w:val="24"/>
+        </w:rPr>
+        <w:t>6</w:t>
+      </w:r>
+      <w:r>
+        <w:rPr>
+          <w:rFonts w:ascii="Arial" w:hAnsi="Arial" w:cs="Arial"/>
+          <w:szCs w:val="24"/>
+        </w:rPr>
+        <w:t xml:space="preserve"> pcs, </w:t>
+      </w:r>
+      <w:r>
+        <w:rPr>
+          <w:rFonts w:ascii="Arial" w:hAnsi="Arial" w:cs="Arial"/>
+          <w:szCs w:val="24"/>
+        </w:rPr>
+        <w:t xml:space="preserve">chicken 5 large pcs, Onion 2 large, </w:t>
+      </w:r>
+      <w:r>
+        <w:rPr>
+          <w:rFonts w:ascii="Arial" w:hAnsi="Arial" w:cs="Arial"/>
+          <w:szCs w:val="24"/>
+        </w:rPr>
+        <w:t xml:space="preserve">     </w:t>
       </w:r>
       <w:r>
         <w:rPr>
@@ -2814,6 +2884,20 @@
         </w:rPr>
         <w:tab/>
         <w:t xml:space="preserve">        </w:t>
+      </w:r>
+      <w:r>
+        <w:rPr>
+          <w:rFonts w:ascii="Arial" w:hAnsi="Arial" w:cs="Arial"/>
+          <w:szCs w:val="24"/>
+        </w:rPr>
+        <w:t>2 packet</w:t>
+      </w:r>
+      <w:r>
+        <w:rPr>
+          <w:rFonts w:ascii="Arial" w:hAnsi="Arial" w:cs="Arial"/>
+          <w:szCs w:val="24"/>
+        </w:rPr>
+        <w:t xml:space="preserve"> </w:t>
       </w:r>
       <w:r>
         <w:rPr>
@@ -2925,7 +3009,7 @@
           <w:rFonts w:ascii="Arial" w:hAnsi="Arial" w:cs="Arial"/>
           <w:szCs w:val="24"/>
         </w:rPr>
-        <w:t>Ferment the chicken with salt and pepper.</w:t>
+        <w:t>Cut the apple into bite sizes.</w:t>
       </w:r>
     </w:p>
     <w:p>
@@ -2946,7 +3030,7 @@
           <w:rFonts w:ascii="Arial" w:hAnsi="Arial" w:cs="Arial"/>
           <w:szCs w:val="24"/>
         </w:rPr>
-        <w:t>Cut the onion.</w:t>
+        <w:t>Ferment the chicken with salt and pepper.</w:t>
       </w:r>
     </w:p>
     <w:p>
@@ -2967,7 +3051,7 @@
           <w:rFonts w:ascii="Arial" w:hAnsi="Arial" w:cs="Arial"/>
           <w:szCs w:val="24"/>
         </w:rPr>
-        <w:t>Fried the onion till it is transparent.</w:t>
+        <w:t>Cut the onion.</w:t>
       </w:r>
     </w:p>
     <w:p>
@@ -2988,56 +3072,7 @@
           <w:rFonts w:ascii="Arial" w:hAnsi="Arial" w:cs="Arial"/>
           <w:szCs w:val="24"/>
         </w:rPr>
-        <w:t>Fill the pot with water</w:t>
-      </w:r>
-      <w:r>
-        <w:rPr>
-          <w:rFonts w:ascii="Arial" w:hAnsi="Arial" w:cs="Arial"/>
-          <w:szCs w:val="24"/>
-        </w:rPr>
-        <w:t xml:space="preserve"> (fill up to almost full of the pot</w:t>
-      </w:r>
-      <w:r>
-        <w:rPr>
-          <w:rFonts w:ascii="Arial" w:hAnsi="Arial" w:cs="Arial"/>
-          <w:szCs w:val="24"/>
-        </w:rPr>
-        <w:t xml:space="preserve"> ~ </w:t>
-      </w:r>
-      <w:r>
-        <w:rPr>
-          <w:rFonts w:ascii="Arial" w:hAnsi="Arial" w:cs="Arial"/>
-          <w:szCs w:val="24"/>
-        </w:rPr>
-        <w:t>1</w:t>
-      </w:r>
-      <w:r>
-        <w:rPr>
-          <w:rFonts w:ascii="Arial" w:hAnsi="Arial" w:cs="Arial"/>
-          <w:szCs w:val="24"/>
-        </w:rPr>
-        <w:t>2</w:t>
-      </w:r>
-      <w:r>
-        <w:rPr>
-          <w:rFonts w:ascii="Arial" w:hAnsi="Arial" w:cs="Arial"/>
-          <w:szCs w:val="24"/>
-        </w:rPr>
-        <w:t>00ml</w:t>
-      </w:r>
-      <w:r>
-        <w:rPr>
-          <w:rFonts w:ascii="Arial" w:hAnsi="Arial" w:cs="Arial"/>
-          <w:szCs w:val="24"/>
-        </w:rPr>
-        <w:t>)</w:t>
-      </w:r>
-      <w:r>
-        <w:rPr>
-          <w:rFonts w:ascii="Arial" w:hAnsi="Arial" w:cs="Arial"/>
-          <w:szCs w:val="24"/>
-        </w:rPr>
-        <w:t>.</w:t>
+        <w:t>Fried the onion till it is transparent.</w:t>
       </w:r>
     </w:p>
     <w:p>
@@ -3058,28 +3093,56 @@
           <w:rFonts w:ascii="Arial" w:hAnsi="Arial" w:cs="Arial"/>
           <w:szCs w:val="24"/>
         </w:rPr>
-        <w:t>Wait till water boils, a</w:t>
-      </w:r>
-      <w:r>
-        <w:rPr>
-          <w:rFonts w:ascii="Arial" w:hAnsi="Arial" w:cs="Arial"/>
-          <w:szCs w:val="24"/>
-        </w:rPr>
-        <w:t xml:space="preserve">dd </w:t>
-      </w:r>
-      <w:r>
-        <w:rPr>
-          <w:rFonts w:ascii="Arial" w:hAnsi="Arial" w:cs="Arial"/>
-          <w:szCs w:val="24"/>
-        </w:rPr>
-        <w:t>a</w:t>
-      </w:r>
-      <w:r>
-        <w:rPr>
-          <w:rFonts w:ascii="Arial" w:hAnsi="Arial" w:cs="Arial"/>
-          <w:szCs w:val="24"/>
-        </w:rPr>
-        <w:t xml:space="preserve"> bottle of curry sauce into it.</w:t>
+        <w:t>Fill the pot with water</w:t>
+      </w:r>
+      <w:r>
+        <w:rPr>
+          <w:rFonts w:ascii="Arial" w:hAnsi="Arial" w:cs="Arial"/>
+          <w:szCs w:val="24"/>
+        </w:rPr>
+        <w:t xml:space="preserve"> (fill up to almost full of the pot</w:t>
+      </w:r>
+      <w:r>
+        <w:rPr>
+          <w:rFonts w:ascii="Arial" w:hAnsi="Arial" w:cs="Arial"/>
+          <w:szCs w:val="24"/>
+        </w:rPr>
+        <w:t xml:space="preserve"> ~ </w:t>
+      </w:r>
+      <w:r>
+        <w:rPr>
+          <w:rFonts w:ascii="Arial" w:hAnsi="Arial" w:cs="Arial"/>
+          <w:szCs w:val="24"/>
+        </w:rPr>
+        <w:t>1</w:t>
+      </w:r>
+      <w:r>
+        <w:rPr>
+          <w:rFonts w:ascii="Arial" w:hAnsi="Arial" w:cs="Arial"/>
+          <w:szCs w:val="24"/>
+        </w:rPr>
+        <w:t>2</w:t>
+      </w:r>
+      <w:r>
+        <w:rPr>
+          <w:rFonts w:ascii="Arial" w:hAnsi="Arial" w:cs="Arial"/>
+          <w:szCs w:val="24"/>
+        </w:rPr>
+        <w:t>00ml</w:t>
+      </w:r>
+      <w:r>
+        <w:rPr>
+          <w:rFonts w:ascii="Arial" w:hAnsi="Arial" w:cs="Arial"/>
+          <w:szCs w:val="24"/>
+        </w:rPr>
+        <w:t>)</w:t>
+      </w:r>
+      <w:r>
+        <w:rPr>
+          <w:rFonts w:ascii="Arial" w:hAnsi="Arial" w:cs="Arial"/>
+          <w:szCs w:val="24"/>
+        </w:rPr>
+        <w:t>.</w:t>
       </w:r>
     </w:p>
     <w:p>
@@ -3100,14 +3163,28 @@
           <w:rFonts w:ascii="Arial" w:hAnsi="Arial" w:cs="Arial"/>
           <w:szCs w:val="24"/>
         </w:rPr>
-        <w:t>Stir it, as you keep boiling</w:t>
-      </w:r>
-      <w:r>
-        <w:rPr>
-          <w:rFonts w:ascii="Arial" w:hAnsi="Arial" w:cs="Arial"/>
-          <w:szCs w:val="24"/>
-        </w:rPr>
-        <w:t>.</w:t>
+        <w:t>Wait till water boils, a</w:t>
+      </w:r>
+      <w:r>
+        <w:rPr>
+          <w:rFonts w:ascii="Arial" w:hAnsi="Arial" w:cs="Arial"/>
+          <w:szCs w:val="24"/>
+        </w:rPr>
+        <w:t xml:space="preserve">dd </w:t>
+      </w:r>
+      <w:r>
+        <w:rPr>
+          <w:rFonts w:ascii="Arial" w:hAnsi="Arial" w:cs="Arial"/>
+          <w:szCs w:val="24"/>
+        </w:rPr>
+        <w:t>a</w:t>
+      </w:r>
+      <w:r>
+        <w:rPr>
+          <w:rFonts w:ascii="Arial" w:hAnsi="Arial" w:cs="Arial"/>
+          <w:szCs w:val="24"/>
+        </w:rPr>
+        <w:t xml:space="preserve"> bottle of curry sauce into it.</w:t>
       </w:r>
     </w:p>
     <w:p>
@@ -3128,7 +3205,14 @@
           <w:rFonts w:ascii="Arial" w:hAnsi="Arial" w:cs="Arial"/>
           <w:szCs w:val="24"/>
         </w:rPr>
-        <w:t>Add onion.</w:t>
+        <w:t>Stir it as you keep boiling</w:t>
+      </w:r>
+      <w:r>
+        <w:rPr>
+          <w:rFonts w:ascii="Arial" w:hAnsi="Arial" w:cs="Arial"/>
+          <w:szCs w:val="24"/>
+        </w:rPr>
+        <w:t>.</w:t>
       </w:r>
     </w:p>
     <w:p>
@@ -3150,21 +3234,7 @@
           <w:szCs w:val="24"/>
         </w:rPr>
         <w:lastRenderedPageBreak/>
-        <w:t xml:space="preserve">Add 2 packets of coconut cream into it. keep boiling, the curry sauce will be very </w:t>
-      </w:r>
-      <w:r>
-        <w:rPr>
-          <w:rFonts w:ascii="Arial" w:hAnsi="Arial" w:cs="Arial"/>
-          <w:szCs w:val="24"/>
-        </w:rPr>
-        <w:t>condensed</w:t>
-      </w:r>
-      <w:r>
-        <w:rPr>
-          <w:rFonts w:ascii="Arial" w:hAnsi="Arial" w:cs="Arial"/>
-          <w:szCs w:val="24"/>
-        </w:rPr>
-        <w:t xml:space="preserve"> and thick.</w:t>
+        <w:t>Add onion.</w:t>
       </w:r>
     </w:p>
     <w:p>
@@ -3185,7 +3255,21 @@
           <w:rFonts w:ascii="Arial" w:hAnsi="Arial" w:cs="Arial"/>
           <w:szCs w:val="24"/>
         </w:rPr>
-        <w:t>Add salt when necessary.</w:t>
+        <w:t xml:space="preserve">Add 2 packets of coconut cream into it. keep boiling, the curry sauce will be very </w:t>
+      </w:r>
+      <w:r>
+        <w:rPr>
+          <w:rFonts w:ascii="Arial" w:hAnsi="Arial" w:cs="Arial"/>
+          <w:szCs w:val="24"/>
+        </w:rPr>
+        <w:t>condensed</w:t>
+      </w:r>
+      <w:r>
+        <w:rPr>
+          <w:rFonts w:ascii="Arial" w:hAnsi="Arial" w:cs="Arial"/>
+          <w:szCs w:val="24"/>
+        </w:rPr>
+        <w:t xml:space="preserve"> and thick.</w:t>
       </w:r>
     </w:p>
     <w:p>
@@ -3206,7 +3290,7 @@
           <w:rFonts w:ascii="Arial" w:hAnsi="Arial" w:cs="Arial"/>
           <w:szCs w:val="24"/>
         </w:rPr>
-        <w:t>Served with Rice.</w:t>
+        <w:t>Add salt when necessary.</w:t>
       </w:r>
     </w:p>
     <w:p>
@@ -3227,14 +3311,98 @@
           <w:rFonts w:ascii="Arial" w:hAnsi="Arial" w:cs="Arial"/>
           <w:szCs w:val="24"/>
         </w:rPr>
-        <w:t>For the remaining sauce, potato and chicken. Put inside the fridge</w:t>
-      </w:r>
-      <w:r>
-        <w:rPr>
-          <w:rFonts w:ascii="Arial" w:hAnsi="Arial" w:cs="Arial"/>
-          <w:szCs w:val="24"/>
-        </w:rPr>
-        <w:t>. When prepare next meal, you need to just fry the potato and chicken and re-boil the curry sauce.</w:t>
+        <w:t>When preparing for a meal, just fry the chicken, potato and apple, when serve, just pour the curry sauce on it.</w:t>
+      </w:r>
+    </w:p>
+    <w:p>
+      <w:pPr>
+        <w:pStyle w:val="ListParagraph"/>
+        <w:numPr>
+          <w:ilvl w:val="0"/>
+          <w:numId w:val="2"/>
+        </w:numPr>
+        <w:jc w:val="both"/>
+        <w:rPr>
+          <w:rFonts w:ascii="Arial" w:hAnsi="Arial" w:cs="Arial"/>
+          <w:szCs w:val="24"/>
+        </w:rPr>
+      </w:pPr>
+      <w:r>
+        <w:rPr>
+          <w:rFonts w:ascii="Arial" w:hAnsi="Arial" w:cs="Arial"/>
+          <w:szCs w:val="24"/>
+        </w:rPr>
+        <w:t>Served with Rice.</w:t>
+      </w:r>
+    </w:p>
+    <w:p>
+      <w:pPr>
+        <w:pStyle w:val="ListParagraph"/>
+        <w:numPr>
+          <w:ilvl w:val="0"/>
+          <w:numId w:val="2"/>
+        </w:numPr>
+        <w:jc w:val="both"/>
+        <w:rPr>
+          <w:rFonts w:ascii="Arial" w:hAnsi="Arial" w:cs="Arial"/>
+          <w:szCs w:val="24"/>
+        </w:rPr>
+      </w:pPr>
+      <w:r>
+        <w:rPr>
+          <w:rFonts w:ascii="Arial" w:hAnsi="Arial" w:cs="Arial"/>
+          <w:szCs w:val="24"/>
+        </w:rPr>
+        <w:t>For the remaining</w:t>
+      </w:r>
+      <w:r>
+        <w:rPr>
+          <w:rFonts w:ascii="Arial" w:hAnsi="Arial" w:cs="Arial"/>
+          <w:szCs w:val="24"/>
+        </w:rPr>
+        <w:t xml:space="preserve"> curry</w:t>
+      </w:r>
+      <w:r>
+        <w:rPr>
+          <w:rFonts w:ascii="Arial" w:hAnsi="Arial" w:cs="Arial"/>
+          <w:szCs w:val="24"/>
+        </w:rPr>
+        <w:t xml:space="preserve"> sauce, potato</w:t>
+      </w:r>
+      <w:r>
+        <w:rPr>
+          <w:rFonts w:ascii="Arial" w:hAnsi="Arial" w:cs="Arial"/>
+          <w:szCs w:val="24"/>
+        </w:rPr>
+        <w:t>, apple</w:t>
+      </w:r>
+      <w:r>
+        <w:rPr>
+          <w:rFonts w:ascii="Arial" w:hAnsi="Arial" w:cs="Arial"/>
+          <w:szCs w:val="24"/>
+        </w:rPr>
+        <w:t xml:space="preserve"> and chicken. Put inside the fridge</w:t>
+      </w:r>
+      <w:r>
+        <w:rPr>
+          <w:rFonts w:ascii="Arial" w:hAnsi="Arial" w:cs="Arial"/>
+          <w:szCs w:val="24"/>
+        </w:rPr>
+        <w:t>. When prepare next meal, you need to just fry the potato</w:t>
+      </w:r>
+      <w:r>
+        <w:rPr>
+          <w:rFonts w:ascii="Arial" w:hAnsi="Arial" w:cs="Arial"/>
+          <w:szCs w:val="24"/>
+        </w:rPr>
+        <w:t xml:space="preserve">, apple and </w:t>
+      </w:r>
+      <w:r>
+        <w:rPr>
+          <w:rFonts w:ascii="Arial" w:hAnsi="Arial" w:cs="Arial"/>
+          <w:szCs w:val="24"/>
+        </w:rPr>
+        <w:t>chicken and re-boil the curry sauce.</w:t>
       </w:r>
       <w:r>
         <w:rPr>
@@ -3364,14 +3532,28 @@
           <w:rFonts w:ascii="Arial" w:hAnsi="Arial" w:cs="Arial"/>
           <w:szCs w:val="24"/>
         </w:rPr>
-        <w:t>8</w:t>
-      </w:r>
-      <w:r>
-        <w:rPr>
-          <w:rFonts w:ascii="Arial" w:hAnsi="Arial" w:cs="Arial"/>
-          <w:szCs w:val="24"/>
-        </w:rPr>
-        <w:t xml:space="preserve"> pcs, apple 8 pcs, </w:t>
+        <w:t>4</w:t>
+      </w:r>
+      <w:r>
+        <w:rPr>
+          <w:rFonts w:ascii="Arial" w:hAnsi="Arial" w:cs="Arial"/>
+          <w:szCs w:val="24"/>
+        </w:rPr>
+        <w:t xml:space="preserve"> pcs, apple </w:t>
+      </w:r>
+      <w:r>
+        <w:rPr>
+          <w:rFonts w:ascii="Arial" w:hAnsi="Arial" w:cs="Arial"/>
+          <w:szCs w:val="24"/>
+        </w:rPr>
+        <w:t>10</w:t>
+      </w:r>
+      <w:r>
+        <w:rPr>
+          <w:rFonts w:ascii="Arial" w:hAnsi="Arial" w:cs="Arial"/>
+          <w:szCs w:val="24"/>
+        </w:rPr>
+        <w:t xml:space="preserve"> pcs, </w:t>
       </w:r>
     </w:p>
     <w:p>
@@ -4900,6 +5082,7 @@
   <w:style w:type="character" w:default="1" w:styleId="DefaultParagraphFont">
     <w:name w:val="Default Paragraph Font"/>
     <w:uiPriority w:val="1"/>
+    <w:semiHidden/>
     <w:unhideWhenUsed/>
   </w:style>
   <w:style w:type="table" w:default="1" w:styleId="TableNormal">

--- a/400 HKD Meal Plan.docx
+++ b/400 HKD Meal Plan.docx
@@ -826,6 +826,451 @@
           <w:rFonts w:ascii="Arial" w:hAnsi="Arial" w:cs="Arial"/>
           <w:szCs w:val="24"/>
         </w:rPr>
+        <w:t xml:space="preserve">Brought From: </w:t>
+      </w:r>
+      <w:r>
+        <w:rPr>
+          <w:rFonts w:ascii="Arial" w:hAnsi="Arial" w:cs="Arial"/>
+          <w:szCs w:val="24"/>
+        </w:rPr>
+        <w:t>Wellcome supermarket</w:t>
+      </w:r>
+    </w:p>
+    <w:p>
+      <w:pPr>
+        <w:rPr>
+          <w:rFonts w:ascii="Arial" w:hAnsi="Arial" w:cs="Arial"/>
+          <w:szCs w:val="24"/>
+        </w:rPr>
+      </w:pPr>
+      <w:r>
+        <w:rPr>
+          <w:rFonts w:ascii="Arial" w:hAnsi="Arial" w:cs="Arial"/>
+          <w:szCs w:val="24"/>
+        </w:rPr>
+        <w:t xml:space="preserve">Quantity: </w:t>
+      </w:r>
+      <w:r>
+        <w:rPr>
+          <w:rFonts w:ascii="Arial" w:hAnsi="Arial" w:cs="Arial"/>
+          <w:szCs w:val="24"/>
+        </w:rPr>
+        <w:t>1</w:t>
+      </w:r>
+      <w:r>
+        <w:rPr>
+          <w:rFonts w:ascii="Arial" w:hAnsi="Arial" w:cs="Arial"/>
+          <w:szCs w:val="24"/>
+        </w:rPr>
+        <w:t>4</w:t>
+      </w:r>
+      <w:r>
+        <w:rPr>
+          <w:rFonts w:ascii="Arial" w:hAnsi="Arial" w:cs="Arial"/>
+          <w:szCs w:val="24"/>
+        </w:rPr>
+        <w:t xml:space="preserve"> pcs </w:t>
+      </w:r>
+      <w:r>
+        <w:rPr>
+          <w:rFonts w:ascii="Arial" w:hAnsi="Arial" w:cs="Arial"/>
+          <w:szCs w:val="24"/>
+        </w:rPr>
+        <w:t>approx.</w:t>
+      </w:r>
+      <w:r>
+        <w:rPr>
+          <w:rFonts w:ascii="Arial" w:hAnsi="Arial" w:cs="Arial"/>
+          <w:szCs w:val="24"/>
+        </w:rPr>
+        <w:t xml:space="preserve"> ($12 per 7)</w:t>
+      </w:r>
+    </w:p>
+    <w:p>
+      <w:pPr>
+        <w:rPr>
+          <w:rFonts w:ascii="Arial" w:hAnsi="Arial" w:cs="Arial"/>
+          <w:szCs w:val="24"/>
+        </w:rPr>
+      </w:pPr>
+      <w:r>
+        <w:rPr>
+          <w:rFonts w:ascii="Arial" w:hAnsi="Arial" w:cs="Arial"/>
+          <w:szCs w:val="24"/>
+        </w:rPr>
+        <w:t>Price: $</w:t>
+      </w:r>
+      <w:r>
+        <w:rPr>
+          <w:rFonts w:ascii="Arial" w:hAnsi="Arial" w:cs="Arial"/>
+          <w:szCs w:val="24"/>
+        </w:rPr>
+        <w:t>24</w:t>
+      </w:r>
+    </w:p>
+    <w:p>
+      <w:pPr>
+        <w:rPr>
+          <w:rFonts w:ascii="Arial" w:hAnsi="Arial" w:cs="Arial"/>
+          <w:szCs w:val="24"/>
+        </w:rPr>
+      </w:pPr>
+    </w:p>
+    <w:p>
+      <w:pPr>
+        <w:rPr>
+          <w:rFonts w:ascii="Arial" w:hAnsi="Arial" w:cs="Arial"/>
+          <w:szCs w:val="24"/>
+        </w:rPr>
+      </w:pPr>
+      <w:r>
+        <w:rPr>
+          <w:rFonts w:ascii="Arial" w:hAnsi="Arial" w:cs="Arial"/>
+          <w:szCs w:val="24"/>
+        </w:rPr>
+        <w:t xml:space="preserve">Product: </w:t>
+      </w:r>
+      <w:r>
+        <w:rPr>
+          <w:rFonts w:ascii="Arial" w:hAnsi="Arial" w:cs="Arial"/>
+          <w:b/>
+          <w:bCs/>
+          <w:szCs w:val="24"/>
+        </w:rPr>
+        <w:t>丘比沙拉醬</w:t>
+      </w:r>
+      <w:r>
+        <w:rPr>
+          <w:rFonts w:ascii="Arial" w:hAnsi="Arial" w:cs="Arial"/>
+          <w:b/>
+          <w:bCs/>
+          <w:szCs w:val="24"/>
+        </w:rPr>
+        <w:t xml:space="preserve"> 400GM </w:t>
+      </w:r>
+      <w:r>
+        <w:rPr>
+          <w:rFonts w:ascii="Arial" w:hAnsi="Arial" w:cs="Arial"/>
+          <w:b/>
+          <w:bCs/>
+          <w:szCs w:val="24"/>
+        </w:rPr>
+        <w:t>(</w:t>
+      </w:r>
+      <w:r>
+        <w:rPr>
+          <w:rFonts w:ascii="Arial" w:hAnsi="Arial" w:cs="Arial"/>
+          <w:b/>
+          <w:bCs/>
+          <w:szCs w:val="24"/>
+        </w:rPr>
+        <w:t>Kewpie Mayonnaise 400GM</w:t>
+      </w:r>
+      <w:r>
+        <w:rPr>
+          <w:rFonts w:ascii="Arial" w:hAnsi="Arial" w:cs="Arial"/>
+          <w:b/>
+          <w:bCs/>
+          <w:szCs w:val="24"/>
+        </w:rPr>
+        <w:t>)</w:t>
+      </w:r>
+    </w:p>
+    <w:p>
+      <w:pPr>
+        <w:rPr>
+          <w:rFonts w:ascii="Arial" w:hAnsi="Arial" w:cs="Arial"/>
+          <w:szCs w:val="24"/>
+        </w:rPr>
+      </w:pPr>
+      <w:r>
+        <w:rPr>
+          <w:rFonts w:ascii="Arial" w:hAnsi="Arial" w:cs="Arial"/>
+          <w:szCs w:val="24"/>
+        </w:rPr>
+        <w:t xml:space="preserve">Brought From: </w:t>
+      </w:r>
+      <w:r>
+        <w:rPr>
+          <w:rFonts w:ascii="Arial" w:hAnsi="Arial" w:cs="Arial"/>
+          <w:szCs w:val="24"/>
+        </w:rPr>
+        <w:t>Wellcome Supermarket</w:t>
+      </w:r>
+    </w:p>
+    <w:p>
+      <w:pPr>
+        <w:rPr>
+          <w:rFonts w:ascii="Arial" w:hAnsi="Arial" w:cs="Arial"/>
+          <w:szCs w:val="24"/>
+        </w:rPr>
+      </w:pPr>
+      <w:r>
+        <w:rPr>
+          <w:rFonts w:ascii="Arial" w:hAnsi="Arial" w:cs="Arial"/>
+          <w:szCs w:val="24"/>
+        </w:rPr>
+        <w:t xml:space="preserve">Quantity: </w:t>
+      </w:r>
+      <w:r>
+        <w:rPr>
+          <w:rFonts w:ascii="Arial" w:hAnsi="Arial" w:cs="Arial"/>
+          <w:szCs w:val="24"/>
+        </w:rPr>
+        <w:t>one bottle</w:t>
+      </w:r>
+      <w:r>
+        <w:rPr>
+          <w:rFonts w:ascii="Arial" w:hAnsi="Arial" w:cs="Arial"/>
+          <w:szCs w:val="24"/>
+        </w:rPr>
+        <w:t xml:space="preserve"> </w:t>
+      </w:r>
+    </w:p>
+    <w:p>
+      <w:pPr>
+        <w:rPr>
+          <w:rFonts w:ascii="Arial" w:hAnsi="Arial" w:cs="Arial"/>
+          <w:szCs w:val="24"/>
+        </w:rPr>
+      </w:pPr>
+      <w:r>
+        <w:rPr>
+          <w:rFonts w:ascii="Arial" w:hAnsi="Arial" w:cs="Arial"/>
+          <w:szCs w:val="24"/>
+        </w:rPr>
+        <w:t>Price: $</w:t>
+      </w:r>
+      <w:r>
+        <w:rPr>
+          <w:rFonts w:ascii="Arial" w:hAnsi="Arial" w:cs="Arial"/>
+          <w:szCs w:val="24"/>
+        </w:rPr>
+        <w:t>28</w:t>
+      </w:r>
+    </w:p>
+    <w:p>
+      <w:pPr>
+        <w:rPr>
+          <w:rFonts w:ascii="Arial" w:hAnsi="Arial" w:cs="Arial"/>
+          <w:szCs w:val="24"/>
+        </w:rPr>
+      </w:pPr>
+    </w:p>
+    <w:p>
+      <w:pPr>
+        <w:rPr>
+          <w:rFonts w:ascii="Arial" w:hAnsi="Arial" w:cs="Arial"/>
+          <w:szCs w:val="24"/>
+        </w:rPr>
+      </w:pPr>
+      <w:r>
+        <w:rPr>
+          <w:rFonts w:ascii="Arial" w:hAnsi="Arial" w:cs="Arial"/>
+          <w:szCs w:val="24"/>
+        </w:rPr>
+        <w:t xml:space="preserve">Product: </w:t>
+      </w:r>
+      <w:r>
+        <w:rPr>
+          <w:rFonts w:ascii="Arial" w:hAnsi="Arial" w:cs="Arial"/>
+          <w:b/>
+          <w:bCs/>
+          <w:szCs w:val="24"/>
+        </w:rPr>
+        <w:t>紅洋蔥</w:t>
+      </w:r>
+      <w:r>
+        <w:rPr>
+          <w:rFonts w:ascii="Arial" w:hAnsi="Arial" w:cs="Arial"/>
+          <w:b/>
+          <w:bCs/>
+          <w:szCs w:val="24"/>
+        </w:rPr>
+        <w:t>Onion</w:t>
+      </w:r>
+      <w:r>
+        <w:rPr>
+          <w:rFonts w:ascii="Arial" w:hAnsi="Arial" w:cs="Arial"/>
+          <w:b/>
+          <w:bCs/>
+          <w:szCs w:val="24"/>
+        </w:rPr>
+        <w:t xml:space="preserve"> </w:t>
+      </w:r>
+    </w:p>
+    <w:p>
+      <w:pPr>
+        <w:rPr>
+          <w:rFonts w:ascii="Arial" w:hAnsi="Arial" w:cs="Arial"/>
+          <w:szCs w:val="24"/>
+        </w:rPr>
+      </w:pPr>
+      <w:r>
+        <w:rPr>
+          <w:rFonts w:ascii="Arial" w:hAnsi="Arial" w:cs="Arial"/>
+          <w:szCs w:val="24"/>
+        </w:rPr>
+        <w:t>Brought From: Market</w:t>
+      </w:r>
+    </w:p>
+    <w:p>
+      <w:pPr>
+        <w:rPr>
+          <w:rFonts w:ascii="Arial" w:hAnsi="Arial" w:cs="Arial"/>
+          <w:szCs w:val="24"/>
+        </w:rPr>
+      </w:pPr>
+      <w:r>
+        <w:rPr>
+          <w:rFonts w:ascii="Arial" w:hAnsi="Arial" w:cs="Arial"/>
+          <w:szCs w:val="24"/>
+        </w:rPr>
+        <w:t xml:space="preserve">Quantity: </w:t>
+      </w:r>
+      <w:r>
+        <w:rPr>
+          <w:rFonts w:ascii="Arial" w:hAnsi="Arial" w:cs="Arial"/>
+          <w:szCs w:val="24"/>
+        </w:rPr>
+        <w:t>2 pcs</w:t>
+      </w:r>
+      <w:r>
+        <w:rPr>
+          <w:rFonts w:ascii="Arial" w:hAnsi="Arial" w:cs="Arial"/>
+          <w:szCs w:val="24"/>
+        </w:rPr>
+        <w:t xml:space="preserve"> ($</w:t>
+      </w:r>
+      <w:r>
+        <w:rPr>
+          <w:rFonts w:ascii="Arial" w:hAnsi="Arial" w:cs="Arial"/>
+          <w:szCs w:val="24"/>
+        </w:rPr>
+        <w:t>6</w:t>
+      </w:r>
+      <w:r>
+        <w:rPr>
+          <w:rFonts w:ascii="Arial" w:hAnsi="Arial" w:cs="Arial"/>
+          <w:szCs w:val="24"/>
+        </w:rPr>
+        <w:t xml:space="preserve"> per </w:t>
+      </w:r>
+      <w:r>
+        <w:rPr>
+          <w:rFonts w:ascii="Arial" w:hAnsi="Arial" w:cs="Arial"/>
+          <w:szCs w:val="24"/>
+        </w:rPr>
+        <w:t>one</w:t>
+      </w:r>
+      <w:r>
+        <w:rPr>
+          <w:rFonts w:ascii="Arial" w:hAnsi="Arial" w:cs="Arial"/>
+          <w:szCs w:val="24"/>
+        </w:rPr>
+        <w:t xml:space="preserve"> Large</w:t>
+      </w:r>
+      <w:r>
+        <w:rPr>
+          <w:rFonts w:ascii="Arial" w:hAnsi="Arial" w:cs="Arial"/>
+          <w:szCs w:val="24"/>
+        </w:rPr>
+        <w:t>)</w:t>
+      </w:r>
+    </w:p>
+    <w:p>
+      <w:pPr>
+        <w:rPr>
+          <w:rFonts w:ascii="Arial" w:hAnsi="Arial" w:cs="Arial"/>
+          <w:szCs w:val="24"/>
+        </w:rPr>
+      </w:pPr>
+      <w:r>
+        <w:rPr>
+          <w:rFonts w:ascii="Arial" w:hAnsi="Arial" w:cs="Arial"/>
+          <w:szCs w:val="24"/>
+        </w:rPr>
+        <w:t>Price: $</w:t>
+      </w:r>
+      <w:r>
+        <w:rPr>
+          <w:rFonts w:ascii="Arial" w:hAnsi="Arial" w:cs="Arial"/>
+          <w:szCs w:val="24"/>
+        </w:rPr>
+        <w:t>12</w:t>
+      </w:r>
+    </w:p>
+    <w:p>
+      <w:pPr>
+        <w:rPr>
+          <w:rFonts w:ascii="Arial" w:hAnsi="Arial" w:cs="Arial"/>
+          <w:szCs w:val="24"/>
+        </w:rPr>
+      </w:pPr>
+    </w:p>
+    <w:p>
+      <w:pPr>
+        <w:rPr>
+          <w:rFonts w:ascii="Arial" w:hAnsi="Arial" w:cs="Arial"/>
+          <w:szCs w:val="24"/>
+        </w:rPr>
+      </w:pPr>
+      <w:r>
+        <w:rPr>
+          <w:rFonts w:ascii="Arial" w:hAnsi="Arial" w:cs="Arial"/>
+          <w:szCs w:val="24"/>
+        </w:rPr>
+        <w:t xml:space="preserve">Product: </w:t>
+      </w:r>
+      <w:r>
+        <w:rPr>
+          <w:rFonts w:ascii="Arial" w:hAnsi="Arial" w:cs="Arial" w:hint="eastAsia"/>
+          <w:b/>
+          <w:bCs/>
+          <w:szCs w:val="24"/>
+        </w:rPr>
+        <w:t>雞扒</w:t>
+      </w:r>
+      <w:r>
+        <w:rPr>
+          <w:rFonts w:ascii="Arial" w:hAnsi="Arial" w:cs="Arial"/>
+          <w:b/>
+          <w:bCs/>
+          <w:szCs w:val="24"/>
+        </w:rPr>
+        <w:t xml:space="preserve"> (</w:t>
+      </w:r>
+      <w:r>
+        <w:rPr>
+          <w:rFonts w:ascii="Arial" w:hAnsi="Arial" w:cs="Arial"/>
+          <w:b/>
+          <w:bCs/>
+          <w:szCs w:val="24"/>
+        </w:rPr>
+        <w:t>Chicken Tights</w:t>
+      </w:r>
+      <w:r>
+        <w:rPr>
+          <w:rFonts w:ascii="Arial" w:hAnsi="Arial" w:cs="Arial"/>
+          <w:b/>
+          <w:bCs/>
+          <w:szCs w:val="24"/>
+        </w:rPr>
+        <w:t>)</w:t>
+      </w:r>
+    </w:p>
+    <w:p>
+      <w:pPr>
+        <w:rPr>
+          <w:rFonts w:ascii="Arial" w:hAnsi="Arial" w:cs="Arial"/>
+          <w:szCs w:val="24"/>
+        </w:rPr>
+      </w:pPr>
+      <w:r>
+        <w:rPr>
+          <w:rFonts w:ascii="Arial" w:hAnsi="Arial" w:cs="Arial"/>
+          <w:szCs w:val="24"/>
+        </w:rPr>
         <w:t>Brought From: Chuk Yuen Market</w:t>
       </w:r>
     </w:p>
@@ -848,21 +1293,28 @@
           <w:rFonts w:ascii="Arial" w:hAnsi="Arial" w:cs="Arial"/>
           <w:szCs w:val="24"/>
         </w:rPr>
-        <w:t>16</w:t>
-      </w:r>
-      <w:r>
-        <w:rPr>
-          <w:rFonts w:ascii="Arial" w:hAnsi="Arial" w:cs="Arial"/>
-          <w:szCs w:val="24"/>
-        </w:rPr>
-        <w:t xml:space="preserve"> pcs </w:t>
-      </w:r>
-      <w:r>
-        <w:rPr>
-          <w:rFonts w:ascii="Arial" w:hAnsi="Arial" w:cs="Arial"/>
-          <w:szCs w:val="24"/>
-        </w:rPr>
-        <w:t>approx.</w:t>
+        <w:t>5</w:t>
+      </w:r>
+      <w:r>
+        <w:rPr>
+          <w:rFonts w:ascii="Arial" w:hAnsi="Arial" w:cs="Arial"/>
+          <w:szCs w:val="24"/>
+        </w:rPr>
+        <w:t xml:space="preserve"> pcs ~ (</w:t>
+      </w:r>
+      <w:r>
+        <w:rPr>
+          <w:rFonts w:ascii="Arial" w:hAnsi="Arial" w:cs="Arial"/>
+          <w:szCs w:val="24"/>
+        </w:rPr>
+        <w:t xml:space="preserve">around </w:t>
+      </w:r>
+      <w:r>
+        <w:rPr>
+          <w:rFonts w:ascii="Arial" w:hAnsi="Arial" w:cs="Arial"/>
+          <w:szCs w:val="24"/>
+        </w:rPr>
+        <w:t>$11 for each)</w:t>
       </w:r>
     </w:p>
     <w:p>
@@ -884,7 +1336,7 @@
           <w:rFonts w:ascii="Arial" w:hAnsi="Arial" w:cs="Arial"/>
           <w:szCs w:val="24"/>
         </w:rPr>
-        <w:t>40</w:t>
+        <w:t>55</w:t>
       </w:r>
     </w:p>
     <w:p>
@@ -916,326 +1368,16 @@
           <w:bCs/>
           <w:szCs w:val="24"/>
         </w:rPr>
-        <w:t>丘比沙拉醬</w:t>
-      </w:r>
-      <w:r>
-        <w:rPr>
-          <w:rFonts w:ascii="Arial" w:hAnsi="Arial" w:cs="Arial"/>
-          <w:b/>
-          <w:bCs/>
-          <w:szCs w:val="24"/>
-        </w:rPr>
-        <w:t xml:space="preserve"> 400GM </w:t>
-      </w:r>
-      <w:r>
-        <w:rPr>
-          <w:rFonts w:ascii="Arial" w:hAnsi="Arial" w:cs="Arial"/>
-          <w:b/>
-          <w:bCs/>
-          <w:szCs w:val="24"/>
-        </w:rPr>
-        <w:t>(</w:t>
-      </w:r>
-      <w:r>
-        <w:rPr>
-          <w:rFonts w:ascii="Arial" w:hAnsi="Arial" w:cs="Arial"/>
-          <w:b/>
-          <w:bCs/>
-          <w:szCs w:val="24"/>
-        </w:rPr>
-        <w:t>Kewpie Mayonnaise 400GM</w:t>
-      </w:r>
-      <w:r>
-        <w:rPr>
-          <w:rFonts w:ascii="Arial" w:hAnsi="Arial" w:cs="Arial"/>
-          <w:b/>
-          <w:bCs/>
-          <w:szCs w:val="24"/>
-        </w:rPr>
-        <w:t>)</w:t>
-      </w:r>
-    </w:p>
-    <w:p>
-      <w:pPr>
-        <w:rPr>
-          <w:rFonts w:ascii="Arial" w:hAnsi="Arial" w:cs="Arial"/>
-          <w:szCs w:val="24"/>
-        </w:rPr>
-      </w:pPr>
-      <w:r>
-        <w:rPr>
-          <w:rFonts w:ascii="Arial" w:hAnsi="Arial" w:cs="Arial"/>
-          <w:szCs w:val="24"/>
-        </w:rPr>
-        <w:t xml:space="preserve">Brought From: </w:t>
-      </w:r>
-      <w:r>
-        <w:rPr>
-          <w:rFonts w:ascii="Arial" w:hAnsi="Arial" w:cs="Arial"/>
-          <w:szCs w:val="24"/>
-        </w:rPr>
-        <w:t>Wellcome Supermarket</w:t>
-      </w:r>
-    </w:p>
-    <w:p>
-      <w:pPr>
-        <w:rPr>
-          <w:rFonts w:ascii="Arial" w:hAnsi="Arial" w:cs="Arial"/>
-          <w:szCs w:val="24"/>
-        </w:rPr>
-      </w:pPr>
-      <w:r>
-        <w:rPr>
-          <w:rFonts w:ascii="Arial" w:hAnsi="Arial" w:cs="Arial"/>
-          <w:szCs w:val="24"/>
-        </w:rPr>
-        <w:t xml:space="preserve">Quantity: </w:t>
-      </w:r>
-      <w:r>
-        <w:rPr>
-          <w:rFonts w:ascii="Arial" w:hAnsi="Arial" w:cs="Arial"/>
-          <w:szCs w:val="24"/>
-        </w:rPr>
-        <w:t>one bottle</w:t>
-      </w:r>
-      <w:r>
-        <w:rPr>
-          <w:rFonts w:ascii="Arial" w:hAnsi="Arial" w:cs="Arial"/>
-          <w:szCs w:val="24"/>
-        </w:rPr>
-        <w:t xml:space="preserve"> </w:t>
-      </w:r>
-    </w:p>
-    <w:p>
-      <w:pPr>
-        <w:rPr>
-          <w:rFonts w:ascii="Arial" w:hAnsi="Arial" w:cs="Arial"/>
-          <w:szCs w:val="24"/>
-        </w:rPr>
-      </w:pPr>
-      <w:r>
-        <w:rPr>
-          <w:rFonts w:ascii="Arial" w:hAnsi="Arial" w:cs="Arial"/>
-          <w:szCs w:val="24"/>
-        </w:rPr>
-        <w:t>Price: $</w:t>
-      </w:r>
-      <w:r>
-        <w:rPr>
-          <w:rFonts w:ascii="Arial" w:hAnsi="Arial" w:cs="Arial"/>
-          <w:szCs w:val="24"/>
-        </w:rPr>
-        <w:t>28</w:t>
-      </w:r>
-    </w:p>
-    <w:p>
-      <w:pPr>
-        <w:rPr>
-          <w:rFonts w:ascii="Arial" w:hAnsi="Arial" w:cs="Arial"/>
-          <w:szCs w:val="24"/>
-        </w:rPr>
-      </w:pPr>
-    </w:p>
-    <w:p>
-      <w:pPr>
-        <w:rPr>
-          <w:rFonts w:ascii="Arial" w:hAnsi="Arial" w:cs="Arial"/>
-          <w:szCs w:val="24"/>
-        </w:rPr>
-      </w:pPr>
-      <w:r>
-        <w:rPr>
-          <w:rFonts w:ascii="Arial" w:hAnsi="Arial" w:cs="Arial"/>
-          <w:szCs w:val="24"/>
-        </w:rPr>
-        <w:t xml:space="preserve">Product: </w:t>
-      </w:r>
-      <w:r>
-        <w:rPr>
-          <w:rFonts w:ascii="Arial" w:hAnsi="Arial" w:cs="Arial"/>
-          <w:b/>
-          <w:bCs/>
-          <w:szCs w:val="24"/>
-        </w:rPr>
-        <w:t>紅洋蔥</w:t>
-      </w:r>
-      <w:r>
-        <w:rPr>
-          <w:rFonts w:ascii="Arial" w:hAnsi="Arial" w:cs="Arial"/>
-          <w:b/>
-          <w:bCs/>
-          <w:szCs w:val="24"/>
-        </w:rPr>
-        <w:t>Onion</w:t>
-      </w:r>
-      <w:r>
-        <w:rPr>
-          <w:rFonts w:ascii="Arial" w:hAnsi="Arial" w:cs="Arial"/>
-          <w:b/>
-          <w:bCs/>
-          <w:szCs w:val="24"/>
-        </w:rPr>
-        <w:t xml:space="preserve"> </w:t>
-      </w:r>
-    </w:p>
-    <w:p>
-      <w:pPr>
-        <w:rPr>
-          <w:rFonts w:ascii="Arial" w:hAnsi="Arial" w:cs="Arial"/>
-          <w:szCs w:val="24"/>
-        </w:rPr>
-      </w:pPr>
-      <w:r>
-        <w:rPr>
-          <w:rFonts w:ascii="Arial" w:hAnsi="Arial" w:cs="Arial"/>
-          <w:szCs w:val="24"/>
-        </w:rPr>
-        <w:t>Brought From: Market</w:t>
-      </w:r>
-    </w:p>
-    <w:p>
-      <w:pPr>
-        <w:rPr>
-          <w:rFonts w:ascii="Arial" w:hAnsi="Arial" w:cs="Arial"/>
-          <w:szCs w:val="24"/>
-        </w:rPr>
-      </w:pPr>
-      <w:r>
-        <w:rPr>
-          <w:rFonts w:ascii="Arial" w:hAnsi="Arial" w:cs="Arial"/>
-          <w:szCs w:val="24"/>
-        </w:rPr>
-        <w:t xml:space="preserve">Quantity: </w:t>
-      </w:r>
-      <w:r>
-        <w:rPr>
-          <w:rFonts w:ascii="Arial" w:hAnsi="Arial" w:cs="Arial"/>
-          <w:szCs w:val="24"/>
-        </w:rPr>
-        <w:t>2 pcs</w:t>
-      </w:r>
-      <w:r>
-        <w:rPr>
-          <w:rFonts w:ascii="Arial" w:hAnsi="Arial" w:cs="Arial"/>
-          <w:szCs w:val="24"/>
-        </w:rPr>
-        <w:t xml:space="preserve"> ($</w:t>
-      </w:r>
-      <w:r>
-        <w:rPr>
-          <w:rFonts w:ascii="Arial" w:hAnsi="Arial" w:cs="Arial"/>
-          <w:szCs w:val="24"/>
-        </w:rPr>
-        <w:t>6</w:t>
-      </w:r>
-      <w:r>
-        <w:rPr>
-          <w:rFonts w:ascii="Arial" w:hAnsi="Arial" w:cs="Arial"/>
-          <w:szCs w:val="24"/>
-        </w:rPr>
-        <w:t xml:space="preserve"> per </w:t>
-      </w:r>
-      <w:r>
-        <w:rPr>
-          <w:rFonts w:ascii="Arial" w:hAnsi="Arial" w:cs="Arial"/>
-          <w:szCs w:val="24"/>
-        </w:rPr>
-        <w:t>one</w:t>
-      </w:r>
-      <w:r>
-        <w:rPr>
-          <w:rFonts w:ascii="Arial" w:hAnsi="Arial" w:cs="Arial"/>
-          <w:szCs w:val="24"/>
-        </w:rPr>
-        <w:t xml:space="preserve"> Large</w:t>
-      </w:r>
-      <w:r>
-        <w:rPr>
-          <w:rFonts w:ascii="Arial" w:hAnsi="Arial" w:cs="Arial"/>
-          <w:szCs w:val="24"/>
-        </w:rPr>
-        <w:t>)</w:t>
-      </w:r>
-    </w:p>
-    <w:p>
-      <w:pPr>
-        <w:rPr>
-          <w:rFonts w:ascii="Arial" w:hAnsi="Arial" w:cs="Arial"/>
-          <w:szCs w:val="24"/>
-        </w:rPr>
-      </w:pPr>
-      <w:r>
-        <w:rPr>
-          <w:rFonts w:ascii="Arial" w:hAnsi="Arial" w:cs="Arial"/>
-          <w:szCs w:val="24"/>
-        </w:rPr>
-        <w:t>Price: $</w:t>
-      </w:r>
-      <w:r>
-        <w:rPr>
-          <w:rFonts w:ascii="Arial" w:hAnsi="Arial" w:cs="Arial"/>
-          <w:szCs w:val="24"/>
-        </w:rPr>
-        <w:t>12</w:t>
-      </w:r>
-    </w:p>
-    <w:p>
-      <w:pPr>
-        <w:rPr>
-          <w:rFonts w:ascii="Arial" w:hAnsi="Arial" w:cs="Arial"/>
-          <w:szCs w:val="24"/>
-        </w:rPr>
-      </w:pPr>
-    </w:p>
-    <w:p>
-      <w:pPr>
-        <w:rPr>
-          <w:rFonts w:ascii="Arial" w:hAnsi="Arial" w:cs="Arial"/>
-          <w:szCs w:val="24"/>
-        </w:rPr>
-      </w:pPr>
-      <w:r>
-        <w:rPr>
-          <w:rFonts w:ascii="Arial" w:hAnsi="Arial" w:cs="Arial"/>
-          <w:szCs w:val="24"/>
-        </w:rPr>
-        <w:t xml:space="preserve">Product: </w:t>
-      </w:r>
-      <w:r>
-        <w:rPr>
-          <w:rFonts w:ascii="Arial" w:hAnsi="Arial" w:cs="Arial" w:hint="eastAsia"/>
-          <w:b/>
-          <w:bCs/>
-          <w:szCs w:val="24"/>
-        </w:rPr>
-        <w:t>雞扒</w:t>
-      </w:r>
-      <w:r>
-        <w:rPr>
-          <w:rFonts w:ascii="Arial" w:hAnsi="Arial" w:cs="Arial"/>
-          <w:b/>
-          <w:bCs/>
-          <w:szCs w:val="24"/>
-        </w:rPr>
-        <w:t xml:space="preserve"> (</w:t>
-      </w:r>
-      <w:r>
-        <w:rPr>
-          <w:rFonts w:ascii="Arial" w:hAnsi="Arial" w:cs="Arial"/>
-          <w:b/>
-          <w:bCs/>
-          <w:szCs w:val="24"/>
-        </w:rPr>
-        <w:t>Chicken Tights</w:t>
-      </w:r>
-      <w:r>
-        <w:rPr>
-          <w:rFonts w:ascii="Arial" w:hAnsi="Arial" w:cs="Arial"/>
-          <w:b/>
-          <w:bCs/>
-          <w:szCs w:val="24"/>
-        </w:rPr>
-        <w:t>)</w:t>
+        <w:t>菜心</w:t>
+      </w:r>
+      <w:r>
+        <w:rPr>
+          <w:rFonts w:ascii="Arial" w:hAnsi="Arial" w:cs="Arial"/>
+          <w:b/>
+          <w:bCs/>
+          <w:szCs w:val="24"/>
+        </w:rPr>
+        <w:t xml:space="preserve"> (Vegetable choi sum)</w:t>
       </w:r>
     </w:p>
     <w:p>
@@ -1265,127 +1407,6 @@
           <w:rFonts w:ascii="Arial" w:hAnsi="Arial" w:cs="Arial"/>
           <w:szCs w:val="24"/>
         </w:rPr>
-        <w:t xml:space="preserve">Quantity: </w:t>
-      </w:r>
-      <w:r>
-        <w:rPr>
-          <w:rFonts w:ascii="Arial" w:hAnsi="Arial" w:cs="Arial"/>
-          <w:szCs w:val="24"/>
-        </w:rPr>
-        <w:t>5</w:t>
-      </w:r>
-      <w:r>
-        <w:rPr>
-          <w:rFonts w:ascii="Arial" w:hAnsi="Arial" w:cs="Arial"/>
-          <w:szCs w:val="24"/>
-        </w:rPr>
-        <w:t xml:space="preserve"> pcs ~ (</w:t>
-      </w:r>
-      <w:r>
-        <w:rPr>
-          <w:rFonts w:ascii="Arial" w:hAnsi="Arial" w:cs="Arial"/>
-          <w:szCs w:val="24"/>
-        </w:rPr>
-        <w:t xml:space="preserve">around </w:t>
-      </w:r>
-      <w:r>
-        <w:rPr>
-          <w:rFonts w:ascii="Arial" w:hAnsi="Arial" w:cs="Arial"/>
-          <w:szCs w:val="24"/>
-        </w:rPr>
-        <w:t>$11 for each)</w:t>
-      </w:r>
-    </w:p>
-    <w:p>
-      <w:pPr>
-        <w:rPr>
-          <w:rFonts w:ascii="Arial" w:hAnsi="Arial" w:cs="Arial"/>
-          <w:szCs w:val="24"/>
-        </w:rPr>
-      </w:pPr>
-      <w:r>
-        <w:rPr>
-          <w:rFonts w:ascii="Arial" w:hAnsi="Arial" w:cs="Arial"/>
-          <w:szCs w:val="24"/>
-        </w:rPr>
-        <w:t>Price: $</w:t>
-      </w:r>
-      <w:r>
-        <w:rPr>
-          <w:rFonts w:ascii="Arial" w:hAnsi="Arial" w:cs="Arial"/>
-          <w:szCs w:val="24"/>
-        </w:rPr>
-        <w:t>55</w:t>
-      </w:r>
-    </w:p>
-    <w:p>
-      <w:pPr>
-        <w:rPr>
-          <w:rFonts w:ascii="Arial" w:hAnsi="Arial" w:cs="Arial"/>
-          <w:szCs w:val="24"/>
-        </w:rPr>
-      </w:pPr>
-    </w:p>
-    <w:p>
-      <w:pPr>
-        <w:rPr>
-          <w:rFonts w:ascii="Arial" w:hAnsi="Arial" w:cs="Arial"/>
-          <w:szCs w:val="24"/>
-        </w:rPr>
-      </w:pPr>
-      <w:r>
-        <w:rPr>
-          <w:rFonts w:ascii="Arial" w:hAnsi="Arial" w:cs="Arial"/>
-          <w:szCs w:val="24"/>
-        </w:rPr>
-        <w:t xml:space="preserve">Product: </w:t>
-      </w:r>
-      <w:r>
-        <w:rPr>
-          <w:rFonts w:ascii="Arial" w:hAnsi="Arial" w:cs="Arial"/>
-          <w:b/>
-          <w:bCs/>
-          <w:szCs w:val="24"/>
-        </w:rPr>
-        <w:t>菜心</w:t>
-      </w:r>
-      <w:r>
-        <w:rPr>
-          <w:rFonts w:ascii="Arial" w:hAnsi="Arial" w:cs="Arial"/>
-          <w:b/>
-          <w:bCs/>
-          <w:szCs w:val="24"/>
-        </w:rPr>
-        <w:t xml:space="preserve"> (Vegetable choi sum)</w:t>
-      </w:r>
-    </w:p>
-    <w:p>
-      <w:pPr>
-        <w:rPr>
-          <w:rFonts w:ascii="Arial" w:hAnsi="Arial" w:cs="Arial"/>
-          <w:szCs w:val="24"/>
-        </w:rPr>
-      </w:pPr>
-      <w:r>
-        <w:rPr>
-          <w:rFonts w:ascii="Arial" w:hAnsi="Arial" w:cs="Arial"/>
-          <w:szCs w:val="24"/>
-        </w:rPr>
-        <w:t>Brought From: Chuk Yuen Market</w:t>
-      </w:r>
-    </w:p>
-    <w:p>
-      <w:pPr>
-        <w:rPr>
-          <w:rFonts w:ascii="Arial" w:hAnsi="Arial" w:cs="Arial"/>
-          <w:szCs w:val="24"/>
-        </w:rPr>
-      </w:pPr>
-      <w:r>
-        <w:rPr>
-          <w:rFonts w:ascii="Arial" w:hAnsi="Arial" w:cs="Arial"/>
-          <w:szCs w:val="24"/>
-        </w:rPr>
         <w:t>Quantity: 1 kg ~ (around $1</w:t>
       </w:r>
       <w:r>
@@ -1393,7 +1414,7 @@
           <w:rFonts w:ascii="Arial" w:hAnsi="Arial" w:cs="Arial"/>
           <w:szCs w:val="24"/>
         </w:rPr>
-        <w:t>2</w:t>
+        <w:t>1</w:t>
       </w:r>
       <w:r>
         <w:rPr>
@@ -1422,7 +1443,7 @@
           <w:rFonts w:ascii="Arial" w:hAnsi="Arial" w:cs="Arial"/>
           <w:szCs w:val="24"/>
         </w:rPr>
-        <w:t>2</w:t>
+        <w:t>1</w:t>
       </w:r>
     </w:p>
     <w:p>
@@ -1709,7 +1730,7 @@
           <w:rFonts w:ascii="Arial" w:hAnsi="Arial" w:cs="Arial"/>
           <w:szCs w:val="24"/>
         </w:rPr>
-        <w:t>1</w:t>
+        <w:t>2</w:t>
       </w:r>
       <w:r>
         <w:rPr>
@@ -1730,7 +1751,7 @@
           <w:rFonts w:ascii="Arial" w:hAnsi="Arial" w:cs="Arial"/>
           <w:szCs w:val="24"/>
         </w:rPr>
-        <w:t xml:space="preserve"> </w:t>
+        <w:t>s</w:t>
       </w:r>
     </w:p>
     <w:p>
@@ -1752,7 +1773,7 @@
           <w:rFonts w:ascii="Arial" w:hAnsi="Arial" w:cs="Arial"/>
           <w:szCs w:val="24"/>
         </w:rPr>
-        <w:t>18</w:t>
+        <w:t>36</w:t>
       </w:r>
     </w:p>
     <w:p>
@@ -1976,7 +1997,7 @@
           <w:color w:val="4C94D8" w:themeColor="text2" w:themeTint="80"/>
           <w:szCs w:val="24"/>
         </w:rPr>
-        <w:t>39</w:t>
+        <w:t>400</w:t>
       </w:r>
       <w:r>
         <w:rPr>
@@ -1988,7 +2009,7 @@
           <w:color w:val="4C94D8" w:themeColor="text2" w:themeTint="80"/>
           <w:szCs w:val="24"/>
         </w:rPr>
-        <w:t>9.8</w:t>
+        <w:t>.8</w:t>
       </w:r>
     </w:p>
     <w:p>
@@ -2826,14 +2847,28 @@
           <w:rFonts w:ascii="Arial" w:hAnsi="Arial" w:cs="Arial"/>
           <w:szCs w:val="24"/>
         </w:rPr>
-        <w:t xml:space="preserve">Portion: Rice 100g, potato </w:t>
-      </w:r>
-      <w:r>
-        <w:rPr>
-          <w:rFonts w:ascii="Arial" w:hAnsi="Arial" w:cs="Arial"/>
-          <w:szCs w:val="24"/>
-        </w:rPr>
-        <w:t>8</w:t>
+        <w:t xml:space="preserve">Portion: Rice 100g, </w:t>
+      </w:r>
+      <w:r>
+        <w:rPr>
+          <w:rFonts w:ascii="Arial" w:hAnsi="Arial" w:cs="Arial"/>
+          <w:szCs w:val="24"/>
+        </w:rPr>
+        <w:t xml:space="preserve">lee kam kee curry 2 bottles, </w:t>
+      </w:r>
+      <w:r>
+        <w:rPr>
+          <w:rFonts w:ascii="Arial" w:hAnsi="Arial" w:cs="Arial"/>
+          <w:szCs w:val="24"/>
+        </w:rPr>
+        <w:t xml:space="preserve">potato </w:t>
+      </w:r>
+      <w:r>
+        <w:rPr>
+          <w:rFonts w:ascii="Arial" w:hAnsi="Arial" w:cs="Arial"/>
+          <w:szCs w:val="24"/>
+        </w:rPr>
+        <w:t>5</w:t>
       </w:r>
       <w:r>
         <w:rPr>
@@ -2854,7 +2889,7 @@
           <w:rFonts w:ascii="Arial" w:hAnsi="Arial" w:cs="Arial"/>
           <w:szCs w:val="24"/>
         </w:rPr>
-        <w:t>6</w:t>
+        <w:t>5</w:t>
       </w:r>
       <w:r>
         <w:rPr>
@@ -2868,14 +2903,7 @@
           <w:rFonts w:ascii="Arial" w:hAnsi="Arial" w:cs="Arial"/>
           <w:szCs w:val="24"/>
         </w:rPr>
-        <w:t xml:space="preserve">chicken 5 large pcs, Onion 2 large, </w:t>
-      </w:r>
-      <w:r>
-        <w:rPr>
-          <w:rFonts w:ascii="Arial" w:hAnsi="Arial" w:cs="Arial"/>
-          <w:szCs w:val="24"/>
-        </w:rPr>
-        <w:t xml:space="preserve">     </w:t>
+        <w:t xml:space="preserve">chicken </w:t>
       </w:r>
       <w:r>
         <w:rPr>
@@ -2890,7 +2918,7 @@
           <w:rFonts w:ascii="Arial" w:hAnsi="Arial" w:cs="Arial"/>
           <w:szCs w:val="24"/>
         </w:rPr>
-        <w:t>2 packet</w:t>
+        <w:t>5 large pcs, Onion 2 large, 2 packet</w:t>
       </w:r>
       <w:r>
         <w:rPr>
@@ -3177,14 +3205,28 @@
           <w:rFonts w:ascii="Arial" w:hAnsi="Arial" w:cs="Arial"/>
           <w:szCs w:val="24"/>
         </w:rPr>
-        <w:t>a</w:t>
-      </w:r>
-      <w:r>
-        <w:rPr>
-          <w:rFonts w:ascii="Arial" w:hAnsi="Arial" w:cs="Arial"/>
-          <w:szCs w:val="24"/>
-        </w:rPr>
-        <w:t xml:space="preserve"> bottle of curry sauce into it.</w:t>
+        <w:t>2</w:t>
+      </w:r>
+      <w:r>
+        <w:rPr>
+          <w:rFonts w:ascii="Arial" w:hAnsi="Arial" w:cs="Arial"/>
+          <w:szCs w:val="24"/>
+        </w:rPr>
+        <w:t xml:space="preserve"> </w:t>
+      </w:r>
+      <w:r>
+        <w:rPr>
+          <w:rFonts w:ascii="Arial" w:hAnsi="Arial" w:cs="Arial"/>
+          <w:szCs w:val="24"/>
+        </w:rPr>
+        <w:t>bottles</w:t>
+      </w:r>
+      <w:r>
+        <w:rPr>
+          <w:rFonts w:ascii="Arial" w:hAnsi="Arial" w:cs="Arial"/>
+          <w:szCs w:val="24"/>
+        </w:rPr>
+        <w:t xml:space="preserve"> of curry sauce into it.</w:t>
       </w:r>
     </w:p>
     <w:p>
@@ -3532,7 +3574,7 @@
           <w:rFonts w:ascii="Arial" w:hAnsi="Arial" w:cs="Arial"/>
           <w:szCs w:val="24"/>
         </w:rPr>
-        <w:t>4</w:t>
+        <w:t>7</w:t>
       </w:r>
       <w:r>
         <w:rPr>
@@ -3546,31 +3588,28 @@
           <w:rFonts w:ascii="Arial" w:hAnsi="Arial" w:cs="Arial"/>
           <w:szCs w:val="24"/>
         </w:rPr>
-        <w:t>10</w:t>
-      </w:r>
-      <w:r>
-        <w:rPr>
-          <w:rFonts w:ascii="Arial" w:hAnsi="Arial" w:cs="Arial"/>
-          <w:szCs w:val="24"/>
-        </w:rPr>
-        <w:t xml:space="preserve"> pcs, </w:t>
-      </w:r>
-    </w:p>
-    <w:p>
-      <w:pPr>
-        <w:ind w:firstLine="360"/>
-        <w:jc w:val="both"/>
-        <w:rPr>
-          <w:rFonts w:ascii="Arial" w:hAnsi="Arial" w:cs="Arial"/>
-          <w:szCs w:val="24"/>
-        </w:rPr>
-      </w:pPr>
-      <w:r>
-        <w:rPr>
-          <w:rFonts w:ascii="Arial" w:hAnsi="Arial" w:cs="Arial"/>
-          <w:szCs w:val="24"/>
-        </w:rPr>
-        <w:t>egg 15</w:t>
+        <w:t>9 pcs</w:t>
+      </w:r>
+      <w:r>
+        <w:rPr>
+          <w:rFonts w:ascii="Arial" w:hAnsi="Arial" w:cs="Arial"/>
+          <w:szCs w:val="24"/>
+        </w:rPr>
+        <w:t xml:space="preserve">, </w:t>
+      </w:r>
+      <w:r>
+        <w:rPr>
+          <w:rFonts w:ascii="Arial" w:hAnsi="Arial" w:cs="Arial"/>
+          <w:szCs w:val="24"/>
+        </w:rPr>
+        <w:t>E</w:t>
+      </w:r>
+      <w:r>
+        <w:rPr>
+          <w:rFonts w:ascii="Arial" w:hAnsi="Arial" w:cs="Arial"/>
+          <w:szCs w:val="24"/>
+        </w:rPr>
+        <w:t>gg 15</w:t>
       </w:r>
       <w:r>
         <w:rPr>

--- a/400 HKD Meal Plan.docx
+++ b/400 HKD Meal Plan.docx
@@ -61,14 +61,25 @@
         </w:rPr>
         <w:t>(</w:t>
       </w:r>
-      <w:r>
-        <w:rPr>
-          <w:rFonts w:ascii="Arial" w:hAnsi="Arial" w:cs="Arial"/>
-          <w:b/>
-          <w:bCs/>
-          <w:szCs w:val="24"/>
-        </w:rPr>
-        <w:t>Demae Sesame Oil Noodle 91GM</w:t>
+      <w:proofErr w:type="spellStart"/>
+      <w:r>
+        <w:rPr>
+          <w:rFonts w:ascii="Arial" w:hAnsi="Arial" w:cs="Arial"/>
+          <w:b/>
+          <w:bCs/>
+          <w:szCs w:val="24"/>
+        </w:rPr>
+        <w:t>Demae</w:t>
+      </w:r>
+      <w:proofErr w:type="spellEnd"/>
+      <w:r>
+        <w:rPr>
+          <w:rFonts w:ascii="Arial" w:hAnsi="Arial" w:cs="Arial"/>
+          <w:b/>
+          <w:bCs/>
+          <w:szCs w:val="24"/>
+        </w:rPr>
+        <w:t xml:space="preserve"> Sesame Oil Noodle 91GM</w:t>
       </w:r>
       <w:r>
         <w:rPr>
@@ -369,7 +380,23 @@
           <w:rFonts w:ascii="Arial" w:hAnsi="Arial" w:cs="Arial"/>
           <w:szCs w:val="24"/>
         </w:rPr>
-        <w:t>Brought From: Wellcome Supermarket</w:t>
+        <w:t xml:space="preserve">Brought From: </w:t>
+      </w:r>
+      <w:proofErr w:type="spellStart"/>
+      <w:r>
+        <w:rPr>
+          <w:rFonts w:ascii="Arial" w:hAnsi="Arial" w:cs="Arial"/>
+          <w:szCs w:val="24"/>
+        </w:rPr>
+        <w:t>Wellcome</w:t>
+      </w:r>
+      <w:proofErr w:type="spellEnd"/>
+      <w:r>
+        <w:rPr>
+          <w:rFonts w:ascii="Arial" w:hAnsi="Arial" w:cs="Arial"/>
+          <w:szCs w:val="24"/>
+        </w:rPr>
+        <w:t xml:space="preserve"> Supermarket</w:t>
       </w:r>
     </w:p>
     <w:p>
@@ -440,7 +467,23 @@
           <w:rFonts w:ascii="Arial" w:hAnsi="Arial" w:cs="Arial"/>
           <w:szCs w:val="24"/>
         </w:rPr>
-        <w:t>(each packet 10 psc)</w:t>
+        <w:t xml:space="preserve">(each packet 10 </w:t>
+      </w:r>
+      <w:proofErr w:type="spellStart"/>
+      <w:r>
+        <w:rPr>
+          <w:rFonts w:ascii="Arial" w:hAnsi="Arial" w:cs="Arial"/>
+          <w:szCs w:val="24"/>
+        </w:rPr>
+        <w:t>psc</w:t>
+      </w:r>
+      <w:proofErr w:type="spellEnd"/>
+      <w:r>
+        <w:rPr>
+          <w:rFonts w:ascii="Arial" w:hAnsi="Arial" w:cs="Arial"/>
+          <w:szCs w:val="24"/>
+        </w:rPr>
+        <w:t>)</w:t>
       </w:r>
     </w:p>
     <w:p>
@@ -572,7 +615,7 @@
           <w:rFonts w:ascii="Arial" w:hAnsi="Arial" w:cs="Arial"/>
           <w:szCs w:val="24"/>
         </w:rPr>
-        <w:t>2</w:t>
+        <w:t>6</w:t>
       </w:r>
       <w:r>
         <w:rPr>
@@ -601,14 +644,7 @@
           <w:rFonts w:ascii="Arial" w:hAnsi="Arial" w:cs="Arial"/>
           <w:szCs w:val="24"/>
         </w:rPr>
-        <w:t>4</w:t>
-      </w:r>
-      <w:r>
-        <w:rPr>
-          <w:rFonts w:ascii="Arial" w:hAnsi="Arial" w:cs="Arial"/>
-          <w:szCs w:val="24"/>
-        </w:rPr>
-        <w:t>8</w:t>
+        <w:t>64</w:t>
       </w:r>
     </w:p>
     <w:p>
@@ -828,12 +864,21 @@
         </w:rPr>
         <w:t xml:space="preserve">Brought From: </w:t>
       </w:r>
-      <w:r>
-        <w:rPr>
-          <w:rFonts w:ascii="Arial" w:hAnsi="Arial" w:cs="Arial"/>
-          <w:szCs w:val="24"/>
-        </w:rPr>
-        <w:t>Wellcome supermarket</w:t>
+      <w:proofErr w:type="spellStart"/>
+      <w:r>
+        <w:rPr>
+          <w:rFonts w:ascii="Arial" w:hAnsi="Arial" w:cs="Arial"/>
+          <w:szCs w:val="24"/>
+        </w:rPr>
+        <w:t>Wellcome</w:t>
+      </w:r>
+      <w:proofErr w:type="spellEnd"/>
+      <w:r>
+        <w:rPr>
+          <w:rFonts w:ascii="Arial" w:hAnsi="Arial" w:cs="Arial"/>
+          <w:szCs w:val="24"/>
+        </w:rPr>
+        <w:t xml:space="preserve"> supermarket</w:t>
       </w:r>
     </w:p>
     <w:p>
@@ -990,12 +1035,21 @@
         </w:rPr>
         <w:t xml:space="preserve">Brought From: </w:t>
       </w:r>
-      <w:r>
-        <w:rPr>
-          <w:rFonts w:ascii="Arial" w:hAnsi="Arial" w:cs="Arial"/>
-          <w:szCs w:val="24"/>
-        </w:rPr>
-        <w:t>Wellcome Supermarket</w:t>
+      <w:proofErr w:type="spellStart"/>
+      <w:r>
+        <w:rPr>
+          <w:rFonts w:ascii="Arial" w:hAnsi="Arial" w:cs="Arial"/>
+          <w:szCs w:val="24"/>
+        </w:rPr>
+        <w:t>Wellcome</w:t>
+      </w:r>
+      <w:proofErr w:type="spellEnd"/>
+      <w:r>
+        <w:rPr>
+          <w:rFonts w:ascii="Arial" w:hAnsi="Arial" w:cs="Arial"/>
+          <w:szCs w:val="24"/>
+        </w:rPr>
+        <w:t xml:space="preserve"> Supermarket</w:t>
       </w:r>
     </w:p>
     <w:p>
@@ -1414,7 +1468,7 @@
           <w:rFonts w:ascii="Arial" w:hAnsi="Arial" w:cs="Arial"/>
           <w:szCs w:val="24"/>
         </w:rPr>
-        <w:t>1</w:t>
+        <w:t>2</w:t>
       </w:r>
       <w:r>
         <w:rPr>
@@ -1443,7 +1497,7 @@
           <w:rFonts w:ascii="Arial" w:hAnsi="Arial" w:cs="Arial"/>
           <w:szCs w:val="24"/>
         </w:rPr>
-        <w:t>1</w:t>
+        <w:t>2</w:t>
       </w:r>
     </w:p>
     <w:p>
@@ -1696,12 +1750,21 @@
         </w:rPr>
         <w:t xml:space="preserve">Brought From: </w:t>
       </w:r>
-      <w:r>
-        <w:rPr>
-          <w:rFonts w:ascii="Arial" w:hAnsi="Arial" w:cs="Arial"/>
-          <w:szCs w:val="24"/>
-        </w:rPr>
-        <w:t xml:space="preserve">Wellcome super </w:t>
+      <w:proofErr w:type="spellStart"/>
+      <w:r>
+        <w:rPr>
+          <w:rFonts w:ascii="Arial" w:hAnsi="Arial" w:cs="Arial"/>
+          <w:szCs w:val="24"/>
+        </w:rPr>
+        <w:t>Wellcome</w:t>
+      </w:r>
+      <w:proofErr w:type="spellEnd"/>
+      <w:r>
+        <w:rPr>
+          <w:rFonts w:ascii="Arial" w:hAnsi="Arial" w:cs="Arial"/>
+          <w:szCs w:val="24"/>
+        </w:rPr>
+        <w:t xml:space="preserve"> super </w:t>
       </w:r>
       <w:r>
         <w:rPr>
@@ -1730,7 +1793,7 @@
           <w:rFonts w:ascii="Arial" w:hAnsi="Arial" w:cs="Arial"/>
           <w:szCs w:val="24"/>
         </w:rPr>
-        <w:t>2</w:t>
+        <w:t>1</w:t>
       </w:r>
       <w:r>
         <w:rPr>
@@ -1746,13 +1809,6 @@
         </w:rPr>
         <w:t>bottle</w:t>
       </w:r>
-      <w:r>
-        <w:rPr>
-          <w:rFonts w:ascii="Arial" w:hAnsi="Arial" w:cs="Arial"/>
-          <w:szCs w:val="24"/>
-        </w:rPr>
-        <w:t>s</w:t>
-      </w:r>
     </w:p>
     <w:p>
       <w:pPr>
@@ -1773,7 +1829,7 @@
           <w:rFonts w:ascii="Arial" w:hAnsi="Arial" w:cs="Arial"/>
           <w:szCs w:val="24"/>
         </w:rPr>
-        <w:t>36</w:t>
+        <w:t>18</w:t>
       </w:r>
     </w:p>
     <w:p>
@@ -1883,7 +1939,23 @@
           <w:rFonts w:ascii="Arial" w:hAnsi="Arial" w:cs="Arial"/>
           <w:szCs w:val="24"/>
         </w:rPr>
-        <w:t>Brought From: Wellcome super Market</w:t>
+        <w:t xml:space="preserve">Brought From: </w:t>
+      </w:r>
+      <w:proofErr w:type="spellStart"/>
+      <w:r>
+        <w:rPr>
+          <w:rFonts w:ascii="Arial" w:hAnsi="Arial" w:cs="Arial"/>
+          <w:szCs w:val="24"/>
+        </w:rPr>
+        <w:t>Wellcome</w:t>
+      </w:r>
+      <w:proofErr w:type="spellEnd"/>
+      <w:r>
+        <w:rPr>
+          <w:rFonts w:ascii="Arial" w:hAnsi="Arial" w:cs="Arial"/>
+          <w:szCs w:val="24"/>
+        </w:rPr>
+        <w:t xml:space="preserve"> super Market</w:t>
       </w:r>
     </w:p>
     <w:p>
@@ -1997,7 +2069,7 @@
           <w:color w:val="4C94D8" w:themeColor="text2" w:themeTint="80"/>
           <w:szCs w:val="24"/>
         </w:rPr>
-        <w:t>400</w:t>
+        <w:t>399</w:t>
       </w:r>
       <w:r>
         <w:rPr>
@@ -2224,12 +2296,21 @@
         </w:rPr>
         <w:t xml:space="preserve">– </w:t>
       </w:r>
-      <w:r>
-        <w:rPr>
-          <w:rFonts w:ascii="Arial" w:hAnsi="Arial" w:cs="Arial"/>
-          <w:szCs w:val="24"/>
-        </w:rPr>
-        <w:t>Demae Sesame Oil Noodle</w:t>
+      <w:proofErr w:type="spellStart"/>
+      <w:r>
+        <w:rPr>
+          <w:rFonts w:ascii="Arial" w:hAnsi="Arial" w:cs="Arial"/>
+          <w:szCs w:val="24"/>
+        </w:rPr>
+        <w:t>Demae</w:t>
+      </w:r>
+      <w:proofErr w:type="spellEnd"/>
+      <w:r>
+        <w:rPr>
+          <w:rFonts w:ascii="Arial" w:hAnsi="Arial" w:cs="Arial"/>
+          <w:szCs w:val="24"/>
+        </w:rPr>
+        <w:t xml:space="preserve"> Sesame Oil Noodle</w:t>
       </w:r>
       <w:r>
         <w:rPr>
@@ -2290,12 +2371,21 @@
         </w:rPr>
         <w:t xml:space="preserve">packet </w:t>
       </w:r>
-      <w:r>
-        <w:rPr>
-          <w:rFonts w:ascii="Arial" w:hAnsi="Arial" w:cs="Arial"/>
-          <w:szCs w:val="24"/>
-        </w:rPr>
-        <w:t>Demae Sesame Oil Noodle</w:t>
+      <w:proofErr w:type="spellStart"/>
+      <w:r>
+        <w:rPr>
+          <w:rFonts w:ascii="Arial" w:hAnsi="Arial" w:cs="Arial"/>
+          <w:szCs w:val="24"/>
+        </w:rPr>
+        <w:t>Demae</w:t>
+      </w:r>
+      <w:proofErr w:type="spellEnd"/>
+      <w:r>
+        <w:rPr>
+          <w:rFonts w:ascii="Arial" w:hAnsi="Arial" w:cs="Arial"/>
+          <w:szCs w:val="24"/>
+        </w:rPr>
+        <w:t xml:space="preserve"> Sesame Oil Noodle</w:t>
       </w:r>
       <w:r>
         <w:rPr>
@@ -2816,14 +2906,7 @@
           <w:rFonts w:ascii="Arial" w:hAnsi="Arial" w:cs="Arial"/>
           <w:szCs w:val="24"/>
         </w:rPr>
-        <w:t>2</w:t>
-      </w:r>
-      <w:r>
-        <w:rPr>
-          <w:rFonts w:ascii="Arial" w:hAnsi="Arial" w:cs="Arial"/>
-          <w:szCs w:val="24"/>
-        </w:rPr>
-        <w:t>0</w:t>
+        <w:t>15</w:t>
       </w:r>
       <w:r>
         <w:rPr>
@@ -2854,7 +2937,53 @@
           <w:rFonts w:ascii="Arial" w:hAnsi="Arial" w:cs="Arial"/>
           <w:szCs w:val="24"/>
         </w:rPr>
-        <w:t xml:space="preserve">lee kam kee curry 2 bottles, </w:t>
+        <w:t xml:space="preserve">lee </w:t>
+      </w:r>
+      <w:proofErr w:type="spellStart"/>
+      <w:r>
+        <w:rPr>
+          <w:rFonts w:ascii="Arial" w:hAnsi="Arial" w:cs="Arial"/>
+          <w:szCs w:val="24"/>
+        </w:rPr>
+        <w:t>kam</w:t>
+      </w:r>
+      <w:proofErr w:type="spellEnd"/>
+      <w:r>
+        <w:rPr>
+          <w:rFonts w:ascii="Arial" w:hAnsi="Arial" w:cs="Arial"/>
+          <w:szCs w:val="24"/>
+        </w:rPr>
+        <w:t xml:space="preserve"> </w:t>
+      </w:r>
+      <w:proofErr w:type="spellStart"/>
+      <w:r>
+        <w:rPr>
+          <w:rFonts w:ascii="Arial" w:hAnsi="Arial" w:cs="Arial"/>
+          <w:szCs w:val="24"/>
+        </w:rPr>
+        <w:t>kee</w:t>
+      </w:r>
+      <w:proofErr w:type="spellEnd"/>
+      <w:r>
+        <w:rPr>
+          <w:rFonts w:ascii="Arial" w:hAnsi="Arial" w:cs="Arial"/>
+          <w:szCs w:val="24"/>
+        </w:rPr>
+        <w:t xml:space="preserve"> curry </w:t>
+      </w:r>
+      <w:r>
+        <w:rPr>
+          <w:rFonts w:ascii="Arial" w:hAnsi="Arial" w:cs="Arial"/>
+          <w:szCs w:val="24"/>
+        </w:rPr>
+        <w:t>1</w:t>
+      </w:r>
+      <w:r>
+        <w:rPr>
+          <w:rFonts w:ascii="Arial" w:hAnsi="Arial" w:cs="Arial"/>
+          <w:szCs w:val="24"/>
+        </w:rPr>
+        <w:t xml:space="preserve"> bottle, </w:t>
       </w:r>
       <w:r>
         <w:rPr>
@@ -3513,7 +3642,21 @@
           <w:rFonts w:ascii="Arial" w:hAnsi="Arial" w:cs="Arial"/>
           <w:szCs w:val="24"/>
         </w:rPr>
-        <w:t xml:space="preserve"> (10 meals)</w:t>
+        <w:t xml:space="preserve"> (1</w:t>
+      </w:r>
+      <w:r>
+        <w:rPr>
+          <w:rFonts w:ascii="Arial" w:hAnsi="Arial" w:cs="Arial"/>
+          <w:szCs w:val="24"/>
+        </w:rPr>
+        <w:t>5</w:t>
+      </w:r>
+      <w:r>
+        <w:rPr>
+          <w:rFonts w:ascii="Arial" w:hAnsi="Arial" w:cs="Arial"/>
+          <w:szCs w:val="24"/>
+        </w:rPr>
+        <w:t xml:space="preserve"> meals)</w:t>
       </w:r>
     </w:p>
     <w:p>
@@ -3574,7 +3717,7 @@
           <w:rFonts w:ascii="Arial" w:hAnsi="Arial" w:cs="Arial"/>
           <w:szCs w:val="24"/>
         </w:rPr>
-        <w:t>7</w:t>
+        <w:t>11</w:t>
       </w:r>
       <w:r>
         <w:rPr>

--- a/400 HKD Meal Plan.docx
+++ b/400 HKD Meal Plan.docx
@@ -61,25 +61,14 @@
         </w:rPr>
         <w:t>(</w:t>
       </w:r>
-      <w:proofErr w:type="spellStart"/>
-      <w:r>
-        <w:rPr>
-          <w:rFonts w:ascii="Arial" w:hAnsi="Arial" w:cs="Arial"/>
-          <w:b/>
-          <w:bCs/>
-          <w:szCs w:val="24"/>
-        </w:rPr>
-        <w:t>Demae</w:t>
-      </w:r>
-      <w:proofErr w:type="spellEnd"/>
-      <w:r>
-        <w:rPr>
-          <w:rFonts w:ascii="Arial" w:hAnsi="Arial" w:cs="Arial"/>
-          <w:b/>
-          <w:bCs/>
-          <w:szCs w:val="24"/>
-        </w:rPr>
-        <w:t xml:space="preserve"> Sesame Oil Noodle 91GM</w:t>
+      <w:r>
+        <w:rPr>
+          <w:rFonts w:ascii="Arial" w:hAnsi="Arial" w:cs="Arial"/>
+          <w:b/>
+          <w:bCs/>
+          <w:szCs w:val="24"/>
+        </w:rPr>
+        <w:t>Demae Sesame Oil Noodle 91GM</w:t>
       </w:r>
       <w:r>
         <w:rPr>
@@ -380,23 +369,7 @@
           <w:rFonts w:ascii="Arial" w:hAnsi="Arial" w:cs="Arial"/>
           <w:szCs w:val="24"/>
         </w:rPr>
-        <w:t xml:space="preserve">Brought From: </w:t>
-      </w:r>
-      <w:proofErr w:type="spellStart"/>
-      <w:r>
-        <w:rPr>
-          <w:rFonts w:ascii="Arial" w:hAnsi="Arial" w:cs="Arial"/>
-          <w:szCs w:val="24"/>
-        </w:rPr>
-        <w:t>Wellcome</w:t>
-      </w:r>
-      <w:proofErr w:type="spellEnd"/>
-      <w:r>
-        <w:rPr>
-          <w:rFonts w:ascii="Arial" w:hAnsi="Arial" w:cs="Arial"/>
-          <w:szCs w:val="24"/>
-        </w:rPr>
-        <w:t xml:space="preserve"> Supermarket</w:t>
+        <w:t>Brought From: Wellcome Supermarket</w:t>
       </w:r>
     </w:p>
     <w:p>
@@ -864,21 +837,12 @@
         </w:rPr>
         <w:t xml:space="preserve">Brought From: </w:t>
       </w:r>
-      <w:proofErr w:type="spellStart"/>
-      <w:r>
-        <w:rPr>
-          <w:rFonts w:ascii="Arial" w:hAnsi="Arial" w:cs="Arial"/>
-          <w:szCs w:val="24"/>
-        </w:rPr>
-        <w:t>Wellcome</w:t>
-      </w:r>
-      <w:proofErr w:type="spellEnd"/>
-      <w:r>
-        <w:rPr>
-          <w:rFonts w:ascii="Arial" w:hAnsi="Arial" w:cs="Arial"/>
-          <w:szCs w:val="24"/>
-        </w:rPr>
-        <w:t xml:space="preserve"> supermarket</w:t>
+      <w:r>
+        <w:rPr>
+          <w:rFonts w:ascii="Arial" w:hAnsi="Arial" w:cs="Arial"/>
+          <w:szCs w:val="24"/>
+        </w:rPr>
+        <w:t>Wellcome supermarket</w:t>
       </w:r>
     </w:p>
     <w:p>
@@ -1035,21 +999,12 @@
         </w:rPr>
         <w:t xml:space="preserve">Brought From: </w:t>
       </w:r>
-      <w:proofErr w:type="spellStart"/>
-      <w:r>
-        <w:rPr>
-          <w:rFonts w:ascii="Arial" w:hAnsi="Arial" w:cs="Arial"/>
-          <w:szCs w:val="24"/>
-        </w:rPr>
-        <w:t>Wellcome</w:t>
-      </w:r>
-      <w:proofErr w:type="spellEnd"/>
-      <w:r>
-        <w:rPr>
-          <w:rFonts w:ascii="Arial" w:hAnsi="Arial" w:cs="Arial"/>
-          <w:szCs w:val="24"/>
-        </w:rPr>
-        <w:t xml:space="preserve"> Supermarket</w:t>
+      <w:r>
+        <w:rPr>
+          <w:rFonts w:ascii="Arial" w:hAnsi="Arial" w:cs="Arial"/>
+          <w:szCs w:val="24"/>
+        </w:rPr>
+        <w:t>Wellcome Supermarket</w:t>
       </w:r>
     </w:p>
     <w:p>
@@ -1422,60 +1377,94 @@
           <w:bCs/>
           <w:szCs w:val="24"/>
         </w:rPr>
-        <w:t>菜心</w:t>
-      </w:r>
-      <w:r>
-        <w:rPr>
-          <w:rFonts w:ascii="Arial" w:hAnsi="Arial" w:cs="Arial"/>
-          <w:b/>
-          <w:bCs/>
-          <w:szCs w:val="24"/>
-        </w:rPr>
-        <w:t xml:space="preserve"> (Vegetable choi sum)</w:t>
-      </w:r>
-    </w:p>
-    <w:p>
-      <w:pPr>
-        <w:rPr>
-          <w:rFonts w:ascii="Arial" w:hAnsi="Arial" w:cs="Arial"/>
-          <w:szCs w:val="24"/>
-        </w:rPr>
-      </w:pPr>
-      <w:r>
-        <w:rPr>
-          <w:rFonts w:ascii="Arial" w:hAnsi="Arial" w:cs="Arial"/>
-          <w:szCs w:val="24"/>
-        </w:rPr>
-        <w:t>Brought From: Chuk Yuen Market</w:t>
-      </w:r>
-    </w:p>
-    <w:p>
-      <w:pPr>
-        <w:rPr>
-          <w:rFonts w:ascii="Arial" w:hAnsi="Arial" w:cs="Arial"/>
-          <w:szCs w:val="24"/>
-        </w:rPr>
-      </w:pPr>
-      <w:r>
-        <w:rPr>
-          <w:rFonts w:ascii="Arial" w:hAnsi="Arial" w:cs="Arial"/>
-          <w:szCs w:val="24"/>
-        </w:rPr>
-        <w:t>Quantity: 1 kg ~ (around $1</w:t>
-      </w:r>
-      <w:r>
-        <w:rPr>
-          <w:rFonts w:ascii="Arial" w:hAnsi="Arial" w:cs="Arial"/>
-          <w:szCs w:val="24"/>
-        </w:rPr>
-        <w:t>2</w:t>
-      </w:r>
-      <w:r>
-        <w:rPr>
-          <w:rFonts w:ascii="Arial" w:hAnsi="Arial" w:cs="Arial"/>
-          <w:szCs w:val="24"/>
-        </w:rPr>
-        <w:t xml:space="preserve"> for each)</w:t>
+        <w:t>李錦記黑椒汁</w:t>
+      </w:r>
+      <w:r>
+        <w:rPr>
+          <w:rFonts w:ascii="Arial" w:hAnsi="Arial" w:cs="Arial"/>
+          <w:b/>
+          <w:bCs/>
+          <w:szCs w:val="24"/>
+        </w:rPr>
+        <w:t xml:space="preserve"> 230GM</w:t>
+      </w:r>
+      <w:r>
+        <w:rPr>
+          <w:rFonts w:ascii="Arial" w:hAnsi="Arial" w:cs="Arial"/>
+          <w:b/>
+          <w:bCs/>
+          <w:szCs w:val="24"/>
+        </w:rPr>
+        <w:t xml:space="preserve"> (</w:t>
+      </w:r>
+      <w:r>
+        <w:rPr>
+          <w:rFonts w:ascii="Arial" w:hAnsi="Arial" w:cs="Arial"/>
+          <w:b/>
+          <w:bCs/>
+          <w:szCs w:val="24"/>
+        </w:rPr>
+        <w:t>Lee Kum Kee Jar Black Pepper 230GM</w:t>
+      </w:r>
+      <w:r>
+        <w:rPr>
+          <w:rFonts w:ascii="Arial" w:hAnsi="Arial" w:cs="Arial"/>
+          <w:b/>
+          <w:bCs/>
+          <w:szCs w:val="24"/>
+        </w:rPr>
+        <w:t>)</w:t>
+      </w:r>
+    </w:p>
+    <w:p>
+      <w:pPr>
+        <w:rPr>
+          <w:rFonts w:ascii="Arial" w:hAnsi="Arial" w:cs="Arial"/>
+          <w:szCs w:val="24"/>
+        </w:rPr>
+      </w:pPr>
+      <w:r>
+        <w:rPr>
+          <w:rFonts w:ascii="Arial" w:hAnsi="Arial" w:cs="Arial"/>
+          <w:szCs w:val="24"/>
+        </w:rPr>
+        <w:t xml:space="preserve">Brought From: </w:t>
+      </w:r>
+      <w:r>
+        <w:rPr>
+          <w:rFonts w:ascii="Arial" w:hAnsi="Arial" w:cs="Arial"/>
+          <w:szCs w:val="24"/>
+        </w:rPr>
+        <w:t>W</w:t>
+      </w:r>
+      <w:r>
+        <w:rPr>
+          <w:rFonts w:ascii="Arial" w:hAnsi="Arial" w:cs="Arial"/>
+          <w:szCs w:val="24"/>
+        </w:rPr>
+        <w:t>ellcome supermarket</w:t>
+      </w:r>
+    </w:p>
+    <w:p>
+      <w:pPr>
+        <w:rPr>
+          <w:rFonts w:ascii="Arial" w:hAnsi="Arial" w:cs="Arial"/>
+          <w:szCs w:val="24"/>
+        </w:rPr>
+      </w:pPr>
+      <w:r>
+        <w:rPr>
+          <w:rFonts w:ascii="Arial" w:hAnsi="Arial" w:cs="Arial"/>
+          <w:szCs w:val="24"/>
+        </w:rPr>
+        <w:t xml:space="preserve">Quantity: 1 </w:t>
+      </w:r>
+      <w:r>
+        <w:rPr>
+          <w:rFonts w:ascii="Arial" w:hAnsi="Arial" w:cs="Arial"/>
+          <w:szCs w:val="24"/>
+        </w:rPr>
+        <w:t>bottle</w:t>
       </w:r>
     </w:p>
     <w:p>
@@ -1497,7 +1486,7 @@
           <w:rFonts w:ascii="Arial" w:hAnsi="Arial" w:cs="Arial"/>
           <w:szCs w:val="24"/>
         </w:rPr>
-        <w:t>2</w:t>
+        <w:t>8</w:t>
       </w:r>
     </w:p>
     <w:p>
@@ -1621,7 +1610,14 @@
           <w:rFonts w:ascii="Arial" w:hAnsi="Arial" w:cs="Arial"/>
           <w:szCs w:val="24"/>
         </w:rPr>
-        <w:t>welcome supermarket</w:t>
+        <w:t>W</w:t>
+      </w:r>
+      <w:r>
+        <w:rPr>
+          <w:rFonts w:ascii="Arial" w:hAnsi="Arial" w:cs="Arial"/>
+          <w:szCs w:val="24"/>
+        </w:rPr>
+        <w:t>elcome supermarket</w:t>
       </w:r>
     </w:p>
     <w:p>
@@ -1750,21 +1746,12 @@
         </w:rPr>
         <w:t xml:space="preserve">Brought From: </w:t>
       </w:r>
-      <w:proofErr w:type="spellStart"/>
-      <w:r>
-        <w:rPr>
-          <w:rFonts w:ascii="Arial" w:hAnsi="Arial" w:cs="Arial"/>
-          <w:szCs w:val="24"/>
-        </w:rPr>
-        <w:t>Wellcome</w:t>
-      </w:r>
-      <w:proofErr w:type="spellEnd"/>
-      <w:r>
-        <w:rPr>
-          <w:rFonts w:ascii="Arial" w:hAnsi="Arial" w:cs="Arial"/>
-          <w:szCs w:val="24"/>
-        </w:rPr>
-        <w:t xml:space="preserve"> super </w:t>
+      <w:r>
+        <w:rPr>
+          <w:rFonts w:ascii="Arial" w:hAnsi="Arial" w:cs="Arial"/>
+          <w:szCs w:val="24"/>
+        </w:rPr>
+        <w:t xml:space="preserve">Wellcome super </w:t>
       </w:r>
       <w:r>
         <w:rPr>
@@ -1939,23 +1926,7 @@
           <w:rFonts w:ascii="Arial" w:hAnsi="Arial" w:cs="Arial"/>
           <w:szCs w:val="24"/>
         </w:rPr>
-        <w:t xml:space="preserve">Brought From: </w:t>
-      </w:r>
-      <w:proofErr w:type="spellStart"/>
-      <w:r>
-        <w:rPr>
-          <w:rFonts w:ascii="Arial" w:hAnsi="Arial" w:cs="Arial"/>
-          <w:szCs w:val="24"/>
-        </w:rPr>
-        <w:t>Wellcome</w:t>
-      </w:r>
-      <w:proofErr w:type="spellEnd"/>
-      <w:r>
-        <w:rPr>
-          <w:rFonts w:ascii="Arial" w:hAnsi="Arial" w:cs="Arial"/>
-          <w:szCs w:val="24"/>
-        </w:rPr>
-        <w:t xml:space="preserve"> super Market</w:t>
+        <w:t>Brought From: Wellcome super Market</w:t>
       </w:r>
     </w:p>
     <w:p>
@@ -1977,29 +1948,36 @@
           <w:rFonts w:ascii="Arial" w:hAnsi="Arial" w:cs="Arial"/>
           <w:szCs w:val="24"/>
         </w:rPr>
-        <w:t>2 packet ($6 per packet)</w:t>
-      </w:r>
-    </w:p>
-    <w:p>
-      <w:pPr>
-        <w:rPr>
-          <w:rFonts w:ascii="Arial" w:hAnsi="Arial" w:cs="Arial"/>
-          <w:szCs w:val="24"/>
-        </w:rPr>
-      </w:pPr>
-      <w:r>
-        <w:rPr>
-          <w:rFonts w:ascii="Arial" w:hAnsi="Arial" w:cs="Arial"/>
-          <w:szCs w:val="24"/>
-        </w:rPr>
-        <w:t>Price: $1</w:t>
-      </w:r>
-      <w:r>
-        <w:rPr>
-          <w:rFonts w:ascii="Arial" w:hAnsi="Arial" w:cs="Arial"/>
-          <w:szCs w:val="24"/>
-        </w:rPr>
-        <w:t>2</w:t>
+        <w:t>1</w:t>
+      </w:r>
+      <w:r>
+        <w:rPr>
+          <w:rFonts w:ascii="Arial" w:hAnsi="Arial" w:cs="Arial"/>
+          <w:szCs w:val="24"/>
+        </w:rPr>
+        <w:t xml:space="preserve"> packet ($6 per packet)</w:t>
+      </w:r>
+    </w:p>
+    <w:p>
+      <w:pPr>
+        <w:rPr>
+          <w:rFonts w:ascii="Arial" w:hAnsi="Arial" w:cs="Arial"/>
+          <w:szCs w:val="24"/>
+        </w:rPr>
+      </w:pPr>
+      <w:r>
+        <w:rPr>
+          <w:rFonts w:ascii="Arial" w:hAnsi="Arial" w:cs="Arial"/>
+          <w:szCs w:val="24"/>
+        </w:rPr>
+        <w:t>Price: $</w:t>
+      </w:r>
+      <w:r>
+        <w:rPr>
+          <w:rFonts w:ascii="Arial" w:hAnsi="Arial" w:cs="Arial"/>
+          <w:szCs w:val="24"/>
+        </w:rPr>
+        <w:t>6</w:t>
       </w:r>
     </w:p>
     <w:p>
@@ -2294,23 +2272,28 @@
           <w:rFonts w:ascii="Arial" w:hAnsi="Arial" w:cs="Arial"/>
           <w:szCs w:val="24"/>
         </w:rPr>
+        <w:t>Meal 1</w:t>
+      </w:r>
+      <w:r>
+        <w:rPr>
+          <w:rFonts w:ascii="Arial" w:hAnsi="Arial" w:cs="Arial"/>
+          <w:szCs w:val="24"/>
+        </w:rPr>
+        <w:t xml:space="preserve"> </w:t>
+      </w:r>
+      <w:r>
+        <w:rPr>
+          <w:rFonts w:ascii="Arial" w:hAnsi="Arial" w:cs="Arial"/>
+          <w:szCs w:val="24"/>
+        </w:rPr>
         <w:t xml:space="preserve">– </w:t>
       </w:r>
-      <w:proofErr w:type="spellStart"/>
-      <w:r>
-        <w:rPr>
-          <w:rFonts w:ascii="Arial" w:hAnsi="Arial" w:cs="Arial"/>
-          <w:szCs w:val="24"/>
-        </w:rPr>
-        <w:t>Demae</w:t>
-      </w:r>
-      <w:proofErr w:type="spellEnd"/>
-      <w:r>
-        <w:rPr>
-          <w:rFonts w:ascii="Arial" w:hAnsi="Arial" w:cs="Arial"/>
-          <w:szCs w:val="24"/>
-        </w:rPr>
-        <w:t xml:space="preserve"> Sesame Oil Noodle</w:t>
+      <w:r>
+        <w:rPr>
+          <w:rFonts w:ascii="Arial" w:hAnsi="Arial" w:cs="Arial"/>
+          <w:szCs w:val="24"/>
+        </w:rPr>
+        <w:t>Demae Sesame Oil Noodle</w:t>
       </w:r>
       <w:r>
         <w:rPr>
@@ -2371,21 +2354,12 @@
         </w:rPr>
         <w:t xml:space="preserve">packet </w:t>
       </w:r>
-      <w:proofErr w:type="spellStart"/>
-      <w:r>
-        <w:rPr>
-          <w:rFonts w:ascii="Arial" w:hAnsi="Arial" w:cs="Arial"/>
-          <w:szCs w:val="24"/>
-        </w:rPr>
-        <w:t>Demae</w:t>
-      </w:r>
-      <w:proofErr w:type="spellEnd"/>
-      <w:r>
-        <w:rPr>
-          <w:rFonts w:ascii="Arial" w:hAnsi="Arial" w:cs="Arial"/>
-          <w:szCs w:val="24"/>
-        </w:rPr>
-        <w:t xml:space="preserve"> Sesame Oil Noodle</w:t>
+      <w:r>
+        <w:rPr>
+          <w:rFonts w:ascii="Arial" w:hAnsi="Arial" w:cs="Arial"/>
+          <w:szCs w:val="24"/>
+        </w:rPr>
+        <w:t>Demae Sesame Oil Noodle</w:t>
       </w:r>
       <w:r>
         <w:rPr>
@@ -2544,7 +2518,6 @@
     </w:p>
     <w:p>
       <w:pPr>
-        <w:ind w:left="360"/>
         <w:jc w:val="both"/>
         <w:rPr>
           <w:rFonts w:ascii="Arial" w:hAnsi="Arial" w:cs="Arial"/>
@@ -2554,11 +2527,6 @@
     </w:p>
     <w:p>
       <w:pPr>
-        <w:pStyle w:val="ListParagraph"/>
-        <w:numPr>
-          <w:ilvl w:val="0"/>
-          <w:numId w:val="7"/>
-        </w:numPr>
         <w:jc w:val="both"/>
         <w:rPr>
           <w:rFonts w:ascii="Arial" w:hAnsi="Arial" w:cs="Arial"/>
@@ -2570,35 +2538,49 @@
           <w:rFonts w:ascii="Arial" w:hAnsi="Arial" w:cs="Arial"/>
           <w:szCs w:val="24"/>
         </w:rPr>
-        <w:t>Shrimp Noodle with sausage</w:t>
-      </w:r>
-      <w:r>
-        <w:rPr>
-          <w:rFonts w:ascii="Arial" w:hAnsi="Arial" w:cs="Arial"/>
-          <w:szCs w:val="24"/>
-        </w:rPr>
-        <w:t xml:space="preserve"> and vegetable</w:t>
-      </w:r>
-      <w:r>
-        <w:rPr>
-          <w:rFonts w:ascii="Arial" w:hAnsi="Arial" w:cs="Arial"/>
-          <w:szCs w:val="24"/>
-        </w:rPr>
-        <w:t xml:space="preserve"> (</w:t>
-      </w:r>
-      <w:r>
-        <w:rPr>
-          <w:rFonts w:ascii="Arial" w:hAnsi="Arial" w:cs="Arial"/>
-          <w:szCs w:val="24"/>
-        </w:rPr>
-        <w:t>15</w:t>
-      </w:r>
-      <w:r>
-        <w:rPr>
-          <w:rFonts w:ascii="Arial" w:hAnsi="Arial" w:cs="Arial"/>
-          <w:szCs w:val="24"/>
-        </w:rPr>
-        <w:t xml:space="preserve"> meals)</w:t>
+        <w:t xml:space="preserve">     Meal </w:t>
+      </w:r>
+      <w:r>
+        <w:rPr>
+          <w:rFonts w:ascii="Arial" w:hAnsi="Arial" w:cs="Arial"/>
+          <w:szCs w:val="24"/>
+        </w:rPr>
+        <w:t>2</w:t>
+      </w:r>
+      <w:r>
+        <w:rPr>
+          <w:rFonts w:ascii="Arial" w:hAnsi="Arial" w:cs="Arial"/>
+          <w:szCs w:val="24"/>
+        </w:rPr>
+        <w:t xml:space="preserve"> </w:t>
+      </w:r>
+      <w:r>
+        <w:rPr>
+          <w:rFonts w:ascii="Arial" w:hAnsi="Arial" w:cs="Arial"/>
+          <w:szCs w:val="24"/>
+        </w:rPr>
+        <w:t xml:space="preserve">– </w:t>
+      </w:r>
+      <w:r>
+        <w:rPr>
+          <w:rFonts w:ascii="Arial" w:hAnsi="Arial" w:cs="Arial"/>
+          <w:szCs w:val="24"/>
+        </w:rPr>
+        <w:t>Shrimp</w:t>
+      </w:r>
+      <w:r>
+        <w:rPr>
+          <w:rFonts w:ascii="Arial" w:hAnsi="Arial" w:cs="Arial"/>
+          <w:szCs w:val="24"/>
+        </w:rPr>
+        <w:t xml:space="preserve"> Noodle</w:t>
+      </w:r>
+      <w:r>
+        <w:rPr>
+          <w:rFonts w:ascii="Arial" w:hAnsi="Arial" w:cs="Arial"/>
+          <w:szCs w:val="24"/>
+        </w:rPr>
+        <w:t xml:space="preserve"> with sausage (15 meals)</w:t>
       </w:r>
     </w:p>
     <w:p>
@@ -2615,14 +2597,14 @@
           <w:rFonts w:ascii="Arial" w:hAnsi="Arial" w:cs="Arial"/>
           <w:szCs w:val="24"/>
         </w:rPr>
-        <w:t>Portion: One unit of Shrimp Noodle, One Sausage, vegetable</w:t>
-      </w:r>
-      <w:r>
-        <w:rPr>
-          <w:rFonts w:ascii="Arial" w:hAnsi="Arial" w:cs="Arial"/>
-          <w:szCs w:val="24"/>
-        </w:rPr>
-        <w:t xml:space="preserve">, chicken powder or </w:t>
+        <w:t>Portion: One unit of Shrimp Noodle, One Sausage,</w:t>
+      </w:r>
+      <w:r>
+        <w:rPr>
+          <w:rFonts w:ascii="Arial" w:hAnsi="Arial" w:cs="Arial"/>
+          <w:szCs w:val="24"/>
+        </w:rPr>
+        <w:t xml:space="preserve"> chicken powder or </w:t>
       </w:r>
       <w:r>
         <w:rPr>
@@ -2631,6 +2613,22 @@
         </w:rPr>
         <w:tab/>
         <w:t xml:space="preserve">         </w:t>
+      </w:r>
+      <w:r>
+        <w:rPr>
+          <w:rFonts w:ascii="Arial" w:hAnsi="Arial" w:cs="Arial"/>
+          <w:szCs w:val="24"/>
+        </w:rPr>
+        <w:tab/>
+        <w:t xml:space="preserve">  </w:t>
+      </w:r>
+      <w:r>
+        <w:rPr>
+          <w:rFonts w:ascii="Arial" w:hAnsi="Arial" w:cs="Arial"/>
+          <w:szCs w:val="24"/>
+        </w:rPr>
+        <w:tab/>
+        <w:t xml:space="preserve">        </w:t>
       </w:r>
       <w:r>
         <w:rPr>
@@ -2707,7 +2705,14 @@
           <w:rFonts w:ascii="Arial" w:hAnsi="Arial" w:cs="Arial"/>
           <w:szCs w:val="24"/>
         </w:rPr>
-        <w:t xml:space="preserve">, vegetable and </w:t>
+        <w:t xml:space="preserve"> </w:t>
+      </w:r>
+      <w:r>
+        <w:rPr>
+          <w:rFonts w:ascii="Arial" w:hAnsi="Arial" w:cs="Arial"/>
+          <w:szCs w:val="24"/>
+        </w:rPr>
+        <w:t xml:space="preserve">and </w:t>
       </w:r>
       <w:r>
         <w:rPr>
@@ -2871,6 +2876,13 @@
           <w:rFonts w:ascii="Arial" w:hAnsi="Arial" w:cs="Arial"/>
           <w:szCs w:val="24"/>
         </w:rPr>
+        <w:t xml:space="preserve">Meal 3 </w:t>
+      </w:r>
+      <w:r>
+        <w:rPr>
+          <w:rFonts w:ascii="Arial" w:hAnsi="Arial" w:cs="Arial"/>
+          <w:szCs w:val="24"/>
+        </w:rPr>
         <w:t xml:space="preserve">– Rice with </w:t>
       </w:r>
       <w:r>
@@ -2906,7 +2918,7 @@
           <w:rFonts w:ascii="Arial" w:hAnsi="Arial" w:cs="Arial"/>
           <w:szCs w:val="24"/>
         </w:rPr>
-        <w:t>15</w:t>
+        <w:t>8</w:t>
       </w:r>
       <w:r>
         <w:rPr>
@@ -2937,39 +2949,42 @@
           <w:rFonts w:ascii="Arial" w:hAnsi="Arial" w:cs="Arial"/>
           <w:szCs w:val="24"/>
         </w:rPr>
-        <w:t xml:space="preserve">lee </w:t>
-      </w:r>
-      <w:proofErr w:type="spellStart"/>
-      <w:r>
-        <w:rPr>
-          <w:rFonts w:ascii="Arial" w:hAnsi="Arial" w:cs="Arial"/>
-          <w:szCs w:val="24"/>
-        </w:rPr>
-        <w:t>kam</w:t>
-      </w:r>
-      <w:proofErr w:type="spellEnd"/>
-      <w:r>
-        <w:rPr>
-          <w:rFonts w:ascii="Arial" w:hAnsi="Arial" w:cs="Arial"/>
-          <w:szCs w:val="24"/>
-        </w:rPr>
-        <w:t xml:space="preserve"> </w:t>
-      </w:r>
-      <w:proofErr w:type="spellStart"/>
-      <w:r>
-        <w:rPr>
-          <w:rFonts w:ascii="Arial" w:hAnsi="Arial" w:cs="Arial"/>
-          <w:szCs w:val="24"/>
-        </w:rPr>
-        <w:t>kee</w:t>
-      </w:r>
-      <w:proofErr w:type="spellEnd"/>
-      <w:r>
-        <w:rPr>
-          <w:rFonts w:ascii="Arial" w:hAnsi="Arial" w:cs="Arial"/>
-          <w:szCs w:val="24"/>
-        </w:rPr>
-        <w:t xml:space="preserve"> curry </w:t>
+        <w:t>L</w:t>
+      </w:r>
+      <w:r>
+        <w:rPr>
+          <w:rFonts w:ascii="Arial" w:hAnsi="Arial" w:cs="Arial"/>
+          <w:szCs w:val="24"/>
+        </w:rPr>
+        <w:t xml:space="preserve">ee </w:t>
+      </w:r>
+      <w:r>
+        <w:rPr>
+          <w:rFonts w:ascii="Arial" w:hAnsi="Arial" w:cs="Arial"/>
+          <w:szCs w:val="24"/>
+        </w:rPr>
+        <w:t>K</w:t>
+      </w:r>
+      <w:r>
+        <w:rPr>
+          <w:rFonts w:ascii="Arial" w:hAnsi="Arial" w:cs="Arial"/>
+          <w:szCs w:val="24"/>
+        </w:rPr>
+        <w:t xml:space="preserve">am </w:t>
+      </w:r>
+      <w:r>
+        <w:rPr>
+          <w:rFonts w:ascii="Arial" w:hAnsi="Arial" w:cs="Arial"/>
+          <w:szCs w:val="24"/>
+        </w:rPr>
+        <w:t>K</w:t>
+      </w:r>
+      <w:r>
+        <w:rPr>
+          <w:rFonts w:ascii="Arial" w:hAnsi="Arial" w:cs="Arial"/>
+          <w:szCs w:val="24"/>
+        </w:rPr>
+        <w:t xml:space="preserve">ee curry </w:t>
       </w:r>
       <w:r>
         <w:rPr>
@@ -2997,7 +3012,7 @@
           <w:rFonts w:ascii="Arial" w:hAnsi="Arial" w:cs="Arial"/>
           <w:szCs w:val="24"/>
         </w:rPr>
-        <w:t>5</w:t>
+        <w:t>3</w:t>
       </w:r>
       <w:r>
         <w:rPr>
@@ -3018,7 +3033,7 @@
           <w:rFonts w:ascii="Arial" w:hAnsi="Arial" w:cs="Arial"/>
           <w:szCs w:val="24"/>
         </w:rPr>
-        <w:t>5</w:t>
+        <w:t>2</w:t>
       </w:r>
       <w:r>
         <w:rPr>
@@ -3047,7 +3062,42 @@
           <w:rFonts w:ascii="Arial" w:hAnsi="Arial" w:cs="Arial"/>
           <w:szCs w:val="24"/>
         </w:rPr>
-        <w:t>5 large pcs, Onion 2 large, 2 packet</w:t>
+        <w:t>2.5</w:t>
+      </w:r>
+      <w:r>
+        <w:rPr>
+          <w:rFonts w:ascii="Arial" w:hAnsi="Arial" w:cs="Arial"/>
+          <w:szCs w:val="24"/>
+        </w:rPr>
+        <w:t xml:space="preserve"> large pcs, Onion </w:t>
+      </w:r>
+      <w:r>
+        <w:rPr>
+          <w:rFonts w:ascii="Arial" w:hAnsi="Arial" w:cs="Arial"/>
+          <w:szCs w:val="24"/>
+        </w:rPr>
+        <w:t>1</w:t>
+      </w:r>
+      <w:r>
+        <w:rPr>
+          <w:rFonts w:ascii="Arial" w:hAnsi="Arial" w:cs="Arial"/>
+          <w:szCs w:val="24"/>
+        </w:rPr>
+        <w:t xml:space="preserve"> large, </w:t>
+      </w:r>
+      <w:r>
+        <w:rPr>
+          <w:rFonts w:ascii="Arial" w:hAnsi="Arial" w:cs="Arial"/>
+          <w:szCs w:val="24"/>
+        </w:rPr>
+        <w:t>1</w:t>
+      </w:r>
+      <w:r>
+        <w:rPr>
+          <w:rFonts w:ascii="Arial" w:hAnsi="Arial" w:cs="Arial"/>
+          <w:szCs w:val="24"/>
+        </w:rPr>
+        <w:t xml:space="preserve"> packet</w:t>
       </w:r>
       <w:r>
         <w:rPr>
@@ -3334,7 +3384,7 @@
           <w:rFonts w:ascii="Arial" w:hAnsi="Arial" w:cs="Arial"/>
           <w:szCs w:val="24"/>
         </w:rPr>
-        <w:t>2</w:t>
+        <w:t>1</w:t>
       </w:r>
       <w:r>
         <w:rPr>
@@ -3348,7 +3398,7 @@
           <w:rFonts w:ascii="Arial" w:hAnsi="Arial" w:cs="Arial"/>
           <w:szCs w:val="24"/>
         </w:rPr>
-        <w:t>bottles</w:t>
+        <w:t>bottle</w:t>
       </w:r>
       <w:r>
         <w:rPr>
@@ -3426,7 +3476,35 @@
           <w:rFonts w:ascii="Arial" w:hAnsi="Arial" w:cs="Arial"/>
           <w:szCs w:val="24"/>
         </w:rPr>
-        <w:t xml:space="preserve">Add 2 packets of coconut cream into it. keep boiling, the curry sauce will be very </w:t>
+        <w:t xml:space="preserve">Add </w:t>
+      </w:r>
+      <w:r>
+        <w:rPr>
+          <w:rFonts w:ascii="Arial" w:hAnsi="Arial" w:cs="Arial"/>
+          <w:szCs w:val="24"/>
+        </w:rPr>
+        <w:t>1</w:t>
+      </w:r>
+      <w:r>
+        <w:rPr>
+          <w:rFonts w:ascii="Arial" w:hAnsi="Arial" w:cs="Arial"/>
+          <w:szCs w:val="24"/>
+        </w:rPr>
+        <w:t xml:space="preserve"> </w:t>
+      </w:r>
+      <w:r>
+        <w:rPr>
+          <w:rFonts w:ascii="Arial" w:hAnsi="Arial" w:cs="Arial"/>
+          <w:szCs w:val="24"/>
+        </w:rPr>
+        <w:t>packet:</w:t>
+      </w:r>
+      <w:r>
+        <w:rPr>
+          <w:rFonts w:ascii="Arial" w:hAnsi="Arial" w:cs="Arial"/>
+          <w:szCs w:val="24"/>
+        </w:rPr>
+        <w:t xml:space="preserve"> of coconut cream into it. keep boiling, the curry sauce will be very </w:t>
       </w:r>
       <w:r>
         <w:rPr>
@@ -3585,6 +3663,59 @@
     </w:p>
     <w:p>
       <w:pPr>
+        <w:jc w:val="both"/>
+        <w:rPr>
+          <w:rFonts w:ascii="Arial" w:hAnsi="Arial" w:cs="Arial"/>
+          <w:szCs w:val="24"/>
+        </w:rPr>
+      </w:pPr>
+    </w:p>
+    <w:p>
+      <w:pPr>
+        <w:jc w:val="both"/>
+        <w:rPr>
+          <w:rFonts w:ascii="Arial" w:hAnsi="Arial" w:cs="Arial"/>
+          <w:szCs w:val="24"/>
+        </w:rPr>
+      </w:pPr>
+      <w:r>
+        <w:rPr>
+          <w:rFonts w:ascii="Arial" w:hAnsi="Arial" w:cs="Arial"/>
+          <w:szCs w:val="24"/>
+        </w:rPr>
+        <w:t xml:space="preserve">     </w:t>
+      </w:r>
+      <w:r>
+        <w:rPr>
+          <w:rFonts w:ascii="Arial" w:hAnsi="Arial" w:cs="Arial"/>
+          <w:szCs w:val="24"/>
+        </w:rPr>
+        <w:t xml:space="preserve">Meal 4 </w:t>
+      </w:r>
+      <w:r>
+        <w:rPr>
+          <w:rFonts w:ascii="Arial" w:hAnsi="Arial" w:cs="Arial"/>
+          <w:szCs w:val="24"/>
+        </w:rPr>
+        <w:t>– Black Pepper sauce with potato chicken (</w:t>
+      </w:r>
+      <w:r>
+        <w:rPr>
+          <w:rFonts w:ascii="Arial" w:hAnsi="Arial" w:cs="Arial"/>
+          <w:szCs w:val="24"/>
+        </w:rPr>
+        <w:t>7</w:t>
+      </w:r>
+      <w:r>
+        <w:rPr>
+          <w:rFonts w:ascii="Arial" w:hAnsi="Arial" w:cs="Arial"/>
+          <w:szCs w:val="24"/>
+        </w:rPr>
+        <w:t xml:space="preserve"> meals)</w:t>
+      </w:r>
+    </w:p>
+    <w:p>
+      <w:pPr>
         <w:ind w:firstLine="360"/>
         <w:jc w:val="both"/>
         <w:rPr>
@@ -3592,6 +3723,476 @@
           <w:szCs w:val="24"/>
         </w:rPr>
       </w:pPr>
+      <w:r>
+        <w:rPr>
+          <w:rFonts w:ascii="Arial" w:hAnsi="Arial" w:cs="Arial"/>
+          <w:szCs w:val="24"/>
+        </w:rPr>
+        <w:t xml:space="preserve">Portion: Rice 100g, </w:t>
+      </w:r>
+      <w:r>
+        <w:rPr>
+          <w:rFonts w:ascii="Arial" w:hAnsi="Arial" w:cs="Arial"/>
+          <w:szCs w:val="24"/>
+        </w:rPr>
+        <w:t>L</w:t>
+      </w:r>
+      <w:r>
+        <w:rPr>
+          <w:rFonts w:ascii="Arial" w:hAnsi="Arial" w:cs="Arial"/>
+          <w:szCs w:val="24"/>
+        </w:rPr>
+        <w:t xml:space="preserve">ee </w:t>
+      </w:r>
+      <w:r>
+        <w:rPr>
+          <w:rFonts w:ascii="Arial" w:hAnsi="Arial" w:cs="Arial"/>
+          <w:szCs w:val="24"/>
+        </w:rPr>
+        <w:t>K</w:t>
+      </w:r>
+      <w:r>
+        <w:rPr>
+          <w:rFonts w:ascii="Arial" w:hAnsi="Arial" w:cs="Arial"/>
+          <w:szCs w:val="24"/>
+        </w:rPr>
+        <w:t xml:space="preserve">am </w:t>
+      </w:r>
+      <w:r>
+        <w:rPr>
+          <w:rFonts w:ascii="Arial" w:hAnsi="Arial" w:cs="Arial"/>
+          <w:szCs w:val="24"/>
+        </w:rPr>
+        <w:t>K</w:t>
+      </w:r>
+      <w:r>
+        <w:rPr>
+          <w:rFonts w:ascii="Arial" w:hAnsi="Arial" w:cs="Arial"/>
+          <w:szCs w:val="24"/>
+        </w:rPr>
+        <w:t xml:space="preserve">ee pepper sauce 1 bottle, potato </w:t>
+      </w:r>
+      <w:r>
+        <w:rPr>
+          <w:rFonts w:ascii="Arial" w:hAnsi="Arial" w:cs="Arial"/>
+          <w:szCs w:val="24"/>
+        </w:rPr>
+        <w:t>2</w:t>
+      </w:r>
+      <w:r>
+        <w:rPr>
+          <w:rFonts w:ascii="Arial" w:hAnsi="Arial" w:cs="Arial"/>
+          <w:szCs w:val="24"/>
+        </w:rPr>
+        <w:t xml:space="preserve"> pcs, apple </w:t>
+      </w:r>
+      <w:r>
+        <w:rPr>
+          <w:rFonts w:ascii="Arial" w:hAnsi="Arial" w:cs="Arial"/>
+          <w:szCs w:val="24"/>
+        </w:rPr>
+        <w:t>3</w:t>
+      </w:r>
+      <w:r>
+        <w:rPr>
+          <w:rFonts w:ascii="Arial" w:hAnsi="Arial" w:cs="Arial"/>
+          <w:szCs w:val="24"/>
+        </w:rPr>
+        <w:t xml:space="preserve"> </w:t>
+      </w:r>
+      <w:r>
+        <w:rPr>
+          <w:rFonts w:ascii="Arial" w:hAnsi="Arial" w:cs="Arial"/>
+          <w:szCs w:val="24"/>
+        </w:rPr>
+        <w:t xml:space="preserve">pcs, </w:t>
+      </w:r>
+      <w:r>
+        <w:rPr>
+          <w:rFonts w:ascii="Arial" w:hAnsi="Arial" w:cs="Arial"/>
+          <w:szCs w:val="24"/>
+        </w:rPr>
+        <w:tab/>
+      </w:r>
+      <w:r>
+        <w:rPr>
+          <w:rFonts w:ascii="Arial" w:hAnsi="Arial" w:cs="Arial"/>
+          <w:szCs w:val="24"/>
+        </w:rPr>
+        <w:t xml:space="preserve">        chicken </w:t>
+      </w:r>
+      <w:r>
+        <w:rPr>
+          <w:rFonts w:ascii="Arial" w:hAnsi="Arial" w:cs="Arial"/>
+          <w:szCs w:val="24"/>
+        </w:rPr>
+        <w:t>2.5</w:t>
+      </w:r>
+      <w:r>
+        <w:rPr>
+          <w:rFonts w:ascii="Arial" w:hAnsi="Arial" w:cs="Arial"/>
+          <w:szCs w:val="24"/>
+        </w:rPr>
+        <w:t xml:space="preserve"> large pcs, Onion </w:t>
+      </w:r>
+      <w:r>
+        <w:rPr>
+          <w:rFonts w:ascii="Arial" w:hAnsi="Arial" w:cs="Arial"/>
+          <w:szCs w:val="24"/>
+        </w:rPr>
+        <w:t>1</w:t>
+      </w:r>
+      <w:r>
+        <w:rPr>
+          <w:rFonts w:ascii="Arial" w:hAnsi="Arial" w:cs="Arial"/>
+          <w:szCs w:val="24"/>
+        </w:rPr>
+        <w:t xml:space="preserve"> large</w:t>
+      </w:r>
+      <w:r>
+        <w:rPr>
+          <w:rFonts w:ascii="Arial" w:hAnsi="Arial" w:cs="Arial"/>
+          <w:szCs w:val="24"/>
+        </w:rPr>
+        <w:t xml:space="preserve"> and</w:t>
+      </w:r>
+      <w:r>
+        <w:rPr>
+          <w:rFonts w:ascii="Arial" w:hAnsi="Arial" w:cs="Arial"/>
+          <w:szCs w:val="24"/>
+        </w:rPr>
+        <w:t xml:space="preserve"> salt</w:t>
+      </w:r>
+    </w:p>
+    <w:p>
+      <w:pPr>
+        <w:pStyle w:val="ListParagraph"/>
+        <w:numPr>
+          <w:ilvl w:val="0"/>
+          <w:numId w:val="8"/>
+        </w:numPr>
+        <w:jc w:val="both"/>
+        <w:rPr>
+          <w:rFonts w:ascii="Arial" w:hAnsi="Arial" w:cs="Arial"/>
+          <w:szCs w:val="24"/>
+        </w:rPr>
+      </w:pPr>
+      <w:r>
+        <w:rPr>
+          <w:rFonts w:ascii="Arial" w:hAnsi="Arial" w:cs="Arial"/>
+          <w:szCs w:val="24"/>
+        </w:rPr>
+        <w:t>Cook Rice (100 gram of raw rice)</w:t>
+      </w:r>
+    </w:p>
+    <w:p>
+      <w:pPr>
+        <w:pStyle w:val="ListParagraph"/>
+        <w:numPr>
+          <w:ilvl w:val="0"/>
+          <w:numId w:val="8"/>
+        </w:numPr>
+        <w:jc w:val="both"/>
+        <w:rPr>
+          <w:rFonts w:ascii="Arial" w:hAnsi="Arial" w:cs="Arial"/>
+          <w:szCs w:val="24"/>
+        </w:rPr>
+      </w:pPr>
+      <w:r>
+        <w:rPr>
+          <w:rFonts w:ascii="Arial" w:hAnsi="Arial" w:cs="Arial"/>
+          <w:szCs w:val="24"/>
+        </w:rPr>
+        <w:t>Cut the chicken into bite sizes.</w:t>
+      </w:r>
+    </w:p>
+    <w:p>
+      <w:pPr>
+        <w:pStyle w:val="ListParagraph"/>
+        <w:numPr>
+          <w:ilvl w:val="0"/>
+          <w:numId w:val="8"/>
+        </w:numPr>
+        <w:jc w:val="both"/>
+        <w:rPr>
+          <w:rFonts w:ascii="Arial" w:hAnsi="Arial" w:cs="Arial"/>
+          <w:szCs w:val="24"/>
+        </w:rPr>
+      </w:pPr>
+      <w:r>
+        <w:rPr>
+          <w:rFonts w:ascii="Arial" w:hAnsi="Arial" w:cs="Arial"/>
+          <w:szCs w:val="24"/>
+        </w:rPr>
+        <w:t>Cut the potato into bite sizes.</w:t>
+      </w:r>
+    </w:p>
+    <w:p>
+      <w:pPr>
+        <w:pStyle w:val="ListParagraph"/>
+        <w:numPr>
+          <w:ilvl w:val="0"/>
+          <w:numId w:val="8"/>
+        </w:numPr>
+        <w:jc w:val="both"/>
+        <w:rPr>
+          <w:rFonts w:ascii="Arial" w:hAnsi="Arial" w:cs="Arial"/>
+          <w:szCs w:val="24"/>
+        </w:rPr>
+      </w:pPr>
+      <w:r>
+        <w:rPr>
+          <w:rFonts w:ascii="Arial" w:hAnsi="Arial" w:cs="Arial"/>
+          <w:szCs w:val="24"/>
+        </w:rPr>
+        <w:t>Cut the apple into bite sizes.</w:t>
+      </w:r>
+    </w:p>
+    <w:p>
+      <w:pPr>
+        <w:pStyle w:val="ListParagraph"/>
+        <w:numPr>
+          <w:ilvl w:val="0"/>
+          <w:numId w:val="8"/>
+        </w:numPr>
+        <w:jc w:val="both"/>
+        <w:rPr>
+          <w:rFonts w:ascii="Arial" w:hAnsi="Arial" w:cs="Arial"/>
+          <w:szCs w:val="24"/>
+        </w:rPr>
+      </w:pPr>
+      <w:r>
+        <w:rPr>
+          <w:rFonts w:ascii="Arial" w:hAnsi="Arial" w:cs="Arial"/>
+          <w:szCs w:val="24"/>
+        </w:rPr>
+        <w:t>Ferment the chicken with salt and pepper.</w:t>
+      </w:r>
+    </w:p>
+    <w:p>
+      <w:pPr>
+        <w:pStyle w:val="ListParagraph"/>
+        <w:numPr>
+          <w:ilvl w:val="0"/>
+          <w:numId w:val="8"/>
+        </w:numPr>
+        <w:jc w:val="both"/>
+        <w:rPr>
+          <w:rFonts w:ascii="Arial" w:hAnsi="Arial" w:cs="Arial"/>
+          <w:szCs w:val="24"/>
+        </w:rPr>
+      </w:pPr>
+      <w:r>
+        <w:rPr>
+          <w:rFonts w:ascii="Arial" w:hAnsi="Arial" w:cs="Arial"/>
+          <w:szCs w:val="24"/>
+        </w:rPr>
+        <w:t>Cut the onion.</w:t>
+      </w:r>
+    </w:p>
+    <w:p>
+      <w:pPr>
+        <w:pStyle w:val="ListParagraph"/>
+        <w:numPr>
+          <w:ilvl w:val="0"/>
+          <w:numId w:val="8"/>
+        </w:numPr>
+        <w:jc w:val="both"/>
+        <w:rPr>
+          <w:rFonts w:ascii="Arial" w:hAnsi="Arial" w:cs="Arial"/>
+          <w:szCs w:val="24"/>
+        </w:rPr>
+      </w:pPr>
+      <w:r>
+        <w:rPr>
+          <w:rFonts w:ascii="Arial" w:hAnsi="Arial" w:cs="Arial"/>
+          <w:szCs w:val="24"/>
+        </w:rPr>
+        <w:t>Fried the onion till it is transparent.</w:t>
+      </w:r>
+    </w:p>
+    <w:p>
+      <w:pPr>
+        <w:pStyle w:val="ListParagraph"/>
+        <w:numPr>
+          <w:ilvl w:val="0"/>
+          <w:numId w:val="8"/>
+        </w:numPr>
+        <w:jc w:val="both"/>
+        <w:rPr>
+          <w:rFonts w:ascii="Arial" w:hAnsi="Arial" w:cs="Arial"/>
+          <w:szCs w:val="24"/>
+        </w:rPr>
+      </w:pPr>
+      <w:r>
+        <w:rPr>
+          <w:rFonts w:ascii="Arial" w:hAnsi="Arial" w:cs="Arial"/>
+          <w:szCs w:val="24"/>
+        </w:rPr>
+        <w:t>Fried the chicken, potato and apple.</w:t>
+      </w:r>
+    </w:p>
+    <w:p>
+      <w:pPr>
+        <w:pStyle w:val="ListParagraph"/>
+        <w:numPr>
+          <w:ilvl w:val="0"/>
+          <w:numId w:val="8"/>
+        </w:numPr>
+        <w:jc w:val="both"/>
+        <w:rPr>
+          <w:rFonts w:ascii="Arial" w:hAnsi="Arial" w:cs="Arial"/>
+          <w:szCs w:val="24"/>
+        </w:rPr>
+      </w:pPr>
+      <w:r>
+        <w:rPr>
+          <w:rFonts w:ascii="Arial" w:hAnsi="Arial" w:cs="Arial"/>
+          <w:szCs w:val="24"/>
+        </w:rPr>
+        <w:t>A</w:t>
+      </w:r>
+      <w:r>
+        <w:rPr>
+          <w:rFonts w:ascii="Arial" w:hAnsi="Arial" w:cs="Arial"/>
+          <w:szCs w:val="24"/>
+        </w:rPr>
+        <w:t xml:space="preserve">dd </w:t>
+      </w:r>
+      <w:r>
+        <w:rPr>
+          <w:rFonts w:ascii="Arial" w:hAnsi="Arial" w:cs="Arial"/>
+          <w:szCs w:val="24"/>
+        </w:rPr>
+        <w:t>some pepper sauce into the pot, add some water.</w:t>
+      </w:r>
+    </w:p>
+    <w:p>
+      <w:pPr>
+        <w:pStyle w:val="ListParagraph"/>
+        <w:numPr>
+          <w:ilvl w:val="0"/>
+          <w:numId w:val="8"/>
+        </w:numPr>
+        <w:jc w:val="both"/>
+        <w:rPr>
+          <w:rFonts w:ascii="Arial" w:hAnsi="Arial" w:cs="Arial"/>
+          <w:szCs w:val="24"/>
+        </w:rPr>
+      </w:pPr>
+      <w:r>
+        <w:rPr>
+          <w:rFonts w:ascii="Arial" w:hAnsi="Arial" w:cs="Arial"/>
+          <w:szCs w:val="24"/>
+        </w:rPr>
+        <w:t>Stir it as you keep boiling.</w:t>
+      </w:r>
+    </w:p>
+    <w:p>
+      <w:pPr>
+        <w:pStyle w:val="ListParagraph"/>
+        <w:numPr>
+          <w:ilvl w:val="0"/>
+          <w:numId w:val="8"/>
+        </w:numPr>
+        <w:jc w:val="both"/>
+        <w:rPr>
+          <w:rFonts w:ascii="Arial" w:hAnsi="Arial" w:cs="Arial"/>
+          <w:szCs w:val="24"/>
+        </w:rPr>
+      </w:pPr>
+      <w:r>
+        <w:rPr>
+          <w:rFonts w:ascii="Arial" w:hAnsi="Arial" w:cs="Arial"/>
+          <w:szCs w:val="24"/>
+        </w:rPr>
+        <w:t>Add onion</w:t>
+      </w:r>
+      <w:r>
+        <w:rPr>
+          <w:rFonts w:ascii="Arial" w:hAnsi="Arial" w:cs="Arial"/>
+          <w:szCs w:val="24"/>
+        </w:rPr>
+        <w:t>, chicken, potato and apple in the pepper sauce pot.</w:t>
+      </w:r>
+    </w:p>
+    <w:p>
+      <w:pPr>
+        <w:pStyle w:val="ListParagraph"/>
+        <w:numPr>
+          <w:ilvl w:val="0"/>
+          <w:numId w:val="8"/>
+        </w:numPr>
+        <w:jc w:val="both"/>
+        <w:rPr>
+          <w:rFonts w:ascii="Arial" w:hAnsi="Arial" w:cs="Arial"/>
+          <w:szCs w:val="24"/>
+        </w:rPr>
+      </w:pPr>
+      <w:r>
+        <w:rPr>
+          <w:rFonts w:ascii="Arial" w:hAnsi="Arial" w:cs="Arial"/>
+          <w:szCs w:val="24"/>
+        </w:rPr>
+        <w:t>Served with Rice.</w:t>
+      </w:r>
+    </w:p>
+    <w:p>
+      <w:pPr>
+        <w:pStyle w:val="ListParagraph"/>
+        <w:numPr>
+          <w:ilvl w:val="0"/>
+          <w:numId w:val="8"/>
+        </w:numPr>
+        <w:jc w:val="both"/>
+        <w:rPr>
+          <w:rFonts w:ascii="Arial" w:hAnsi="Arial" w:cs="Arial"/>
+          <w:szCs w:val="24"/>
+        </w:rPr>
+      </w:pPr>
+      <w:r>
+        <w:rPr>
+          <w:rFonts w:ascii="Arial" w:hAnsi="Arial" w:cs="Arial"/>
+          <w:szCs w:val="24"/>
+        </w:rPr>
+        <w:t xml:space="preserve">For the remaining </w:t>
+      </w:r>
+      <w:r>
+        <w:rPr>
+          <w:rFonts w:ascii="Arial" w:hAnsi="Arial" w:cs="Arial"/>
+          <w:szCs w:val="24"/>
+        </w:rPr>
+        <w:t>pepper</w:t>
+      </w:r>
+      <w:r>
+        <w:rPr>
+          <w:rFonts w:ascii="Arial" w:hAnsi="Arial" w:cs="Arial"/>
+          <w:szCs w:val="24"/>
+        </w:rPr>
+        <w:t xml:space="preserve"> sauce, potato, apple and chicken. Put inside the fridge. When prepare next meal, you need to just fry the potato, apple and chicken.</w:t>
+      </w:r>
+      <w:r>
+        <w:rPr>
+          <w:rFonts w:ascii="Arial" w:hAnsi="Arial" w:cs="Arial"/>
+          <w:szCs w:val="24"/>
+        </w:rPr>
+        <w:t xml:space="preserve"> </w:t>
+      </w:r>
+      <w:r>
+        <w:rPr>
+          <w:rFonts w:ascii="Arial" w:hAnsi="Arial" w:cs="Arial"/>
+          <w:szCs w:val="24"/>
+        </w:rPr>
+        <w:t>Re-boiled the sauce.</w:t>
+      </w:r>
+    </w:p>
+    <w:p>
+      <w:pPr>
+        <w:rPr>
+          <w:rFonts w:ascii="Arial" w:hAnsi="Arial" w:cs="Arial"/>
+          <w:szCs w:val="24"/>
+        </w:rPr>
+      </w:pPr>
     </w:p>
     <w:p>
       <w:pPr>
@@ -3607,6 +4208,13 @@
           <w:rFonts w:ascii="Arial" w:hAnsi="Arial" w:cs="Arial"/>
           <w:szCs w:val="24"/>
         </w:rPr>
+        <w:t xml:space="preserve">Meal 5 </w:t>
+      </w:r>
+      <w:r>
+        <w:rPr>
+          <w:rFonts w:ascii="Arial" w:hAnsi="Arial" w:cs="Arial"/>
+          <w:szCs w:val="24"/>
+        </w:rPr>
         <w:t xml:space="preserve">– </w:t>
       </w:r>
       <w:r>
@@ -3621,7 +4229,21 @@
           <w:rFonts w:ascii="Arial" w:hAnsi="Arial" w:cs="Arial"/>
           <w:szCs w:val="24"/>
         </w:rPr>
-        <w:t xml:space="preserve"> and egg</w:t>
+        <w:t xml:space="preserve"> and </w:t>
+      </w:r>
+      <w:r>
+        <w:rPr>
+          <w:rFonts w:ascii="Arial" w:hAnsi="Arial" w:cs="Arial"/>
+          <w:szCs w:val="24"/>
+        </w:rPr>
+        <w:t>E</w:t>
+      </w:r>
+      <w:r>
+        <w:rPr>
+          <w:rFonts w:ascii="Arial" w:hAnsi="Arial" w:cs="Arial"/>
+          <w:szCs w:val="24"/>
+        </w:rPr>
+        <w:t>gg</w:t>
       </w:r>
       <w:r>
         <w:rPr>
@@ -3936,16 +4558,6 @@
         </w:rPr>
         <w:t>If remain, keep it into the fridge.</w:t>
       </w:r>
-    </w:p>
-    <w:p>
-      <w:pPr>
-        <w:pStyle w:val="ListParagraph"/>
-        <w:jc w:val="both"/>
-        <w:rPr>
-          <w:rFonts w:ascii="Arial" w:hAnsi="Arial" w:cs="Arial"/>
-          <w:szCs w:val="24"/>
-        </w:rPr>
-      </w:pPr>
     </w:p>
     <w:p>
       <w:pPr>
@@ -4081,6 +4693,95 @@
     </w:lvl>
   </w:abstractNum>
   <w:abstractNum w:abstractNumId="1" w15:restartNumberingAfterBreak="0">
+    <w:nsid w:val="2946221C"/>
+    <w:multiLevelType w:val="hybridMultilevel"/>
+    <w:tmpl w:val="D1540488"/>
+    <w:lvl w:ilvl="0" w:tplc="FFFFFFFF">
+      <w:start w:val="1"/>
+      <w:numFmt w:val="decimal"/>
+      <w:lvlText w:val="%1."/>
+      <w:lvlJc w:val="left"/>
+      <w:pPr>
+        <w:ind w:left="720" w:hanging="360"/>
+      </w:pPr>
+      <w:rPr>
+        <w:rFonts w:hint="default"/>
+      </w:rPr>
+    </w:lvl>
+    <w:lvl w:ilvl="1" w:tplc="FFFFFFFF" w:tentative="1">
+      <w:start w:val="1"/>
+      <w:numFmt w:val="lowerLetter"/>
+      <w:lvlText w:val="%2."/>
+      <w:lvlJc w:val="left"/>
+      <w:pPr>
+        <w:ind w:left="1440" w:hanging="360"/>
+      </w:pPr>
+    </w:lvl>
+    <w:lvl w:ilvl="2" w:tplc="FFFFFFFF" w:tentative="1">
+      <w:start w:val="1"/>
+      <w:numFmt w:val="lowerRoman"/>
+      <w:lvlText w:val="%3."/>
+      <w:lvlJc w:val="right"/>
+      <w:pPr>
+        <w:ind w:left="2160" w:hanging="180"/>
+      </w:pPr>
+    </w:lvl>
+    <w:lvl w:ilvl="3" w:tplc="FFFFFFFF" w:tentative="1">
+      <w:start w:val="1"/>
+      <w:numFmt w:val="decimal"/>
+      <w:lvlText w:val="%4."/>
+      <w:lvlJc w:val="left"/>
+      <w:pPr>
+        <w:ind w:left="2880" w:hanging="360"/>
+      </w:pPr>
+    </w:lvl>
+    <w:lvl w:ilvl="4" w:tplc="FFFFFFFF" w:tentative="1">
+      <w:start w:val="1"/>
+      <w:numFmt w:val="lowerLetter"/>
+      <w:lvlText w:val="%5."/>
+      <w:lvlJc w:val="left"/>
+      <w:pPr>
+        <w:ind w:left="3600" w:hanging="360"/>
+      </w:pPr>
+    </w:lvl>
+    <w:lvl w:ilvl="5" w:tplc="FFFFFFFF" w:tentative="1">
+      <w:start w:val="1"/>
+      <w:numFmt w:val="lowerRoman"/>
+      <w:lvlText w:val="%6."/>
+      <w:lvlJc w:val="right"/>
+      <w:pPr>
+        <w:ind w:left="4320" w:hanging="180"/>
+      </w:pPr>
+    </w:lvl>
+    <w:lvl w:ilvl="6" w:tplc="FFFFFFFF" w:tentative="1">
+      <w:start w:val="1"/>
+      <w:numFmt w:val="decimal"/>
+      <w:lvlText w:val="%7."/>
+      <w:lvlJc w:val="left"/>
+      <w:pPr>
+        <w:ind w:left="5040" w:hanging="360"/>
+      </w:pPr>
+    </w:lvl>
+    <w:lvl w:ilvl="7" w:tplc="FFFFFFFF" w:tentative="1">
+      <w:start w:val="1"/>
+      <w:numFmt w:val="lowerLetter"/>
+      <w:lvlText w:val="%8."/>
+      <w:lvlJc w:val="left"/>
+      <w:pPr>
+        <w:ind w:left="5760" w:hanging="360"/>
+      </w:pPr>
+    </w:lvl>
+    <w:lvl w:ilvl="8" w:tplc="FFFFFFFF" w:tentative="1">
+      <w:start w:val="1"/>
+      <w:numFmt w:val="lowerRoman"/>
+      <w:lvlText w:val="%9."/>
+      <w:lvlJc w:val="right"/>
+      <w:pPr>
+        <w:ind w:left="6480" w:hanging="180"/>
+      </w:pPr>
+    </w:lvl>
+  </w:abstractNum>
+  <w:abstractNum w:abstractNumId="2" w15:restartNumberingAfterBreak="0">
     <w:nsid w:val="349C7012"/>
     <w:multiLevelType w:val="hybridMultilevel"/>
     <w:tmpl w:val="6742F05E"/>
@@ -4192,7 +4893,7 @@
       </w:rPr>
     </w:lvl>
   </w:abstractNum>
-  <w:abstractNum w:abstractNumId="2" w15:restartNumberingAfterBreak="0">
+  <w:abstractNum w:abstractNumId="3" w15:restartNumberingAfterBreak="0">
     <w:nsid w:val="48E37EC9"/>
     <w:multiLevelType w:val="hybridMultilevel"/>
     <w:tmpl w:val="D1540488"/>
@@ -4281,7 +4982,7 @@
       </w:pPr>
     </w:lvl>
   </w:abstractNum>
-  <w:abstractNum w:abstractNumId="3" w15:restartNumberingAfterBreak="0">
+  <w:abstractNum w:abstractNumId="4" w15:restartNumberingAfterBreak="0">
     <w:nsid w:val="53291EB2"/>
     <w:multiLevelType w:val="hybridMultilevel"/>
     <w:tmpl w:val="2370D1CE"/>
@@ -4370,7 +5071,7 @@
       </w:pPr>
     </w:lvl>
   </w:abstractNum>
-  <w:abstractNum w:abstractNumId="4" w15:restartNumberingAfterBreak="0">
+  <w:abstractNum w:abstractNumId="5" w15:restartNumberingAfterBreak="0">
     <w:nsid w:val="5AB5225E"/>
     <w:multiLevelType w:val="hybridMultilevel"/>
     <w:tmpl w:val="D1540488"/>
@@ -4459,7 +5160,7 @@
       </w:pPr>
     </w:lvl>
   </w:abstractNum>
-  <w:abstractNum w:abstractNumId="5" w15:restartNumberingAfterBreak="0">
+  <w:abstractNum w:abstractNumId="6" w15:restartNumberingAfterBreak="0">
     <w:nsid w:val="63393F70"/>
     <w:multiLevelType w:val="hybridMultilevel"/>
     <w:tmpl w:val="2370D1CE"/>
@@ -4548,7 +5249,7 @@
       </w:pPr>
     </w:lvl>
   </w:abstractNum>
-  <w:abstractNum w:abstractNumId="6" w15:restartNumberingAfterBreak="0">
+  <w:abstractNum w:abstractNumId="7" w15:restartNumberingAfterBreak="0">
     <w:nsid w:val="7EFE334F"/>
     <w:multiLevelType w:val="hybridMultilevel"/>
     <w:tmpl w:val="D1540488"/>
@@ -4638,25 +5339,28 @@
     </w:lvl>
   </w:abstractNum>
   <w:num w:numId="1" w16cid:durableId="1615090466">
+    <w:abstractNumId w:val="4"/>
+  </w:num>
+  <w:num w:numId="2" w16cid:durableId="1937785345">
+    <w:abstractNumId w:val="7"/>
+  </w:num>
+  <w:num w:numId="3" w16cid:durableId="907227653">
+    <w:abstractNumId w:val="5"/>
+  </w:num>
+  <w:num w:numId="4" w16cid:durableId="1882202708">
+    <w:abstractNumId w:val="6"/>
+  </w:num>
+  <w:num w:numId="5" w16cid:durableId="682174581">
     <w:abstractNumId w:val="3"/>
   </w:num>
-  <w:num w:numId="2" w16cid:durableId="1937785345">
-    <w:abstractNumId w:val="6"/>
-  </w:num>
-  <w:num w:numId="3" w16cid:durableId="907227653">
-    <w:abstractNumId w:val="4"/>
-  </w:num>
-  <w:num w:numId="4" w16cid:durableId="1882202708">
-    <w:abstractNumId w:val="5"/>
-  </w:num>
-  <w:num w:numId="5" w16cid:durableId="682174581">
+  <w:num w:numId="6" w16cid:durableId="687873659">
     <w:abstractNumId w:val="2"/>
-  </w:num>
-  <w:num w:numId="6" w16cid:durableId="687873659">
-    <w:abstractNumId w:val="1"/>
   </w:num>
   <w:num w:numId="7" w16cid:durableId="870269603">
     <w:abstractNumId w:val="0"/>
+  </w:num>
+  <w:num w:numId="8" w16cid:durableId="1249541801">
+    <w:abstractNumId w:val="1"/>
   </w:num>
 </w:numbering>
 </file>

--- a/400 HKD Meal Plan.docx
+++ b/400 HKD Meal Plan.docx
@@ -440,20 +440,92 @@
           <w:rFonts w:ascii="Arial" w:hAnsi="Arial" w:cs="Arial"/>
           <w:szCs w:val="24"/>
         </w:rPr>
-        <w:t xml:space="preserve">(each packet 10 </w:t>
-      </w:r>
-      <w:proofErr w:type="spellStart"/>
-      <w:r>
-        <w:rPr>
-          <w:rFonts w:ascii="Arial" w:hAnsi="Arial" w:cs="Arial"/>
-          <w:szCs w:val="24"/>
-        </w:rPr>
-        <w:t>psc</w:t>
-      </w:r>
-      <w:proofErr w:type="spellEnd"/>
-      <w:r>
-        <w:rPr>
-          <w:rFonts w:ascii="Arial" w:hAnsi="Arial" w:cs="Arial"/>
+        <w:t>(each packet 10 psc)</w:t>
+      </w:r>
+    </w:p>
+    <w:p>
+      <w:pPr>
+        <w:rPr>
+          <w:rFonts w:ascii="Arial" w:hAnsi="Arial" w:cs="Arial"/>
+          <w:szCs w:val="24"/>
+        </w:rPr>
+      </w:pPr>
+      <w:r>
+        <w:rPr>
+          <w:rFonts w:ascii="Arial" w:hAnsi="Arial" w:cs="Arial"/>
+          <w:szCs w:val="24"/>
+        </w:rPr>
+        <w:t>Price: $</w:t>
+      </w:r>
+      <w:r>
+        <w:rPr>
+          <w:rFonts w:ascii="Arial" w:hAnsi="Arial" w:cs="Arial"/>
+          <w:szCs w:val="24"/>
+        </w:rPr>
+        <w:t>4</w:t>
+      </w:r>
+      <w:r>
+        <w:rPr>
+          <w:rFonts w:ascii="Arial" w:hAnsi="Arial" w:cs="Arial"/>
+          <w:szCs w:val="24"/>
+        </w:rPr>
+        <w:t>6</w:t>
+      </w:r>
+    </w:p>
+    <w:p>
+      <w:pPr>
+        <w:rPr>
+          <w:rFonts w:ascii="Arial" w:hAnsi="Arial" w:cs="Arial"/>
+          <w:szCs w:val="24"/>
+        </w:rPr>
+      </w:pPr>
+    </w:p>
+    <w:p>
+      <w:pPr>
+        <w:rPr>
+          <w:rFonts w:ascii="Arial" w:hAnsi="Arial" w:cs="Arial"/>
+          <w:szCs w:val="24"/>
+        </w:rPr>
+      </w:pPr>
+      <w:r>
+        <w:rPr>
+          <w:rFonts w:ascii="Arial" w:hAnsi="Arial" w:cs="Arial"/>
+          <w:szCs w:val="24"/>
+        </w:rPr>
+        <w:t xml:space="preserve">Product: </w:t>
+      </w:r>
+      <w:r>
+        <w:rPr>
+          <w:rFonts w:ascii="Arial" w:hAnsi="Arial" w:cs="Arial" w:hint="eastAsia"/>
+          <w:b/>
+          <w:bCs/>
+          <w:szCs w:val="24"/>
+        </w:rPr>
+        <w:t>薯仔</w:t>
+      </w:r>
+      <w:r>
+        <w:rPr>
+          <w:rFonts w:ascii="Arial" w:hAnsi="Arial" w:cs="Arial"/>
+          <w:b/>
+          <w:bCs/>
+          <w:szCs w:val="24"/>
+        </w:rPr>
+        <w:t xml:space="preserve"> (</w:t>
+      </w:r>
+      <w:r>
+        <w:rPr>
+          <w:rFonts w:ascii="Arial" w:hAnsi="Arial" w:cs="Arial"/>
+          <w:b/>
+          <w:bCs/>
+          <w:szCs w:val="24"/>
+        </w:rPr>
+        <w:t>Potato</w:t>
+      </w:r>
+      <w:r>
+        <w:rPr>
+          <w:rFonts w:ascii="Arial" w:hAnsi="Arial" w:cs="Arial"/>
+          <w:b/>
+          <w:bCs/>
           <w:szCs w:val="24"/>
         </w:rPr>
         <w:t>)</w:t>
@@ -471,6 +543,57 @@
           <w:rFonts w:ascii="Arial" w:hAnsi="Arial" w:cs="Arial"/>
           <w:szCs w:val="24"/>
         </w:rPr>
+        <w:t>Brought From: Chuk Yuen Market</w:t>
+      </w:r>
+    </w:p>
+    <w:p>
+      <w:pPr>
+        <w:rPr>
+          <w:rFonts w:ascii="Arial" w:hAnsi="Arial" w:cs="Arial"/>
+          <w:szCs w:val="24"/>
+        </w:rPr>
+      </w:pPr>
+      <w:r>
+        <w:rPr>
+          <w:rFonts w:ascii="Arial" w:hAnsi="Arial" w:cs="Arial"/>
+          <w:szCs w:val="24"/>
+        </w:rPr>
+        <w:t xml:space="preserve">Quantity: </w:t>
+      </w:r>
+      <w:r>
+        <w:rPr>
+          <w:rFonts w:ascii="Arial" w:hAnsi="Arial" w:cs="Arial"/>
+          <w:szCs w:val="24"/>
+        </w:rPr>
+        <w:t>1</w:t>
+      </w:r>
+      <w:r>
+        <w:rPr>
+          <w:rFonts w:ascii="Arial" w:hAnsi="Arial" w:cs="Arial"/>
+          <w:szCs w:val="24"/>
+        </w:rPr>
+        <w:t>5</w:t>
+      </w:r>
+      <w:r>
+        <w:rPr>
+          <w:rFonts w:ascii="Arial" w:hAnsi="Arial" w:cs="Arial"/>
+          <w:szCs w:val="24"/>
+        </w:rPr>
+        <w:t xml:space="preserve"> pcs ($4 for each)</w:t>
+      </w:r>
+    </w:p>
+    <w:p>
+      <w:pPr>
+        <w:rPr>
+          <w:rFonts w:ascii="Arial" w:hAnsi="Arial" w:cs="Arial"/>
+          <w:szCs w:val="24"/>
+        </w:rPr>
+      </w:pPr>
+      <w:r>
+        <w:rPr>
+          <w:rFonts w:ascii="Arial" w:hAnsi="Arial" w:cs="Arial"/>
+          <w:szCs w:val="24"/>
+        </w:rPr>
         <w:t>Price: $</w:t>
       </w:r>
       <w:r>
@@ -478,146 +601,14 @@
           <w:rFonts w:ascii="Arial" w:hAnsi="Arial" w:cs="Arial"/>
           <w:szCs w:val="24"/>
         </w:rPr>
-        <w:t>4</w:t>
-      </w:r>
-      <w:r>
-        <w:rPr>
-          <w:rFonts w:ascii="Arial" w:hAnsi="Arial" w:cs="Arial"/>
-          <w:szCs w:val="24"/>
-        </w:rPr>
         <w:t>6</w:t>
       </w:r>
-    </w:p>
-    <w:p>
-      <w:pPr>
-        <w:rPr>
-          <w:rFonts w:ascii="Arial" w:hAnsi="Arial" w:cs="Arial"/>
-          <w:szCs w:val="24"/>
-        </w:rPr>
-      </w:pPr>
-    </w:p>
-    <w:p>
-      <w:pPr>
-        <w:rPr>
-          <w:rFonts w:ascii="Arial" w:hAnsi="Arial" w:cs="Arial"/>
-          <w:szCs w:val="24"/>
-        </w:rPr>
-      </w:pPr>
-      <w:r>
-        <w:rPr>
-          <w:rFonts w:ascii="Arial" w:hAnsi="Arial" w:cs="Arial"/>
-          <w:szCs w:val="24"/>
-        </w:rPr>
-        <w:t xml:space="preserve">Product: </w:t>
-      </w:r>
-      <w:r>
-        <w:rPr>
-          <w:rFonts w:ascii="Arial" w:hAnsi="Arial" w:cs="Arial" w:hint="eastAsia"/>
-          <w:b/>
-          <w:bCs/>
-          <w:szCs w:val="24"/>
-        </w:rPr>
-        <w:t>薯仔</w:t>
-      </w:r>
-      <w:r>
-        <w:rPr>
-          <w:rFonts w:ascii="Arial" w:hAnsi="Arial" w:cs="Arial"/>
-          <w:b/>
-          <w:bCs/>
-          <w:szCs w:val="24"/>
-        </w:rPr>
-        <w:t xml:space="preserve"> (</w:t>
-      </w:r>
-      <w:r>
-        <w:rPr>
-          <w:rFonts w:ascii="Arial" w:hAnsi="Arial" w:cs="Arial"/>
-          <w:b/>
-          <w:bCs/>
-          <w:szCs w:val="24"/>
-        </w:rPr>
-        <w:t>Potato</w:t>
-      </w:r>
-      <w:r>
-        <w:rPr>
-          <w:rFonts w:ascii="Arial" w:hAnsi="Arial" w:cs="Arial"/>
-          <w:b/>
-          <w:bCs/>
-          <w:szCs w:val="24"/>
-        </w:rPr>
-        <w:t>)</w:t>
-      </w:r>
-    </w:p>
-    <w:p>
-      <w:pPr>
-        <w:rPr>
-          <w:rFonts w:ascii="Arial" w:hAnsi="Arial" w:cs="Arial"/>
-          <w:szCs w:val="24"/>
-        </w:rPr>
-      </w:pPr>
-      <w:r>
-        <w:rPr>
-          <w:rFonts w:ascii="Arial" w:hAnsi="Arial" w:cs="Arial"/>
-          <w:szCs w:val="24"/>
-        </w:rPr>
-        <w:t>Brought From: Chuk Yuen Market</w:t>
-      </w:r>
-    </w:p>
-    <w:p>
-      <w:pPr>
-        <w:rPr>
-          <w:rFonts w:ascii="Arial" w:hAnsi="Arial" w:cs="Arial"/>
-          <w:szCs w:val="24"/>
-        </w:rPr>
-      </w:pPr>
-      <w:r>
-        <w:rPr>
-          <w:rFonts w:ascii="Arial" w:hAnsi="Arial" w:cs="Arial"/>
-          <w:szCs w:val="24"/>
-        </w:rPr>
-        <w:t xml:space="preserve">Quantity: </w:t>
-      </w:r>
-      <w:r>
-        <w:rPr>
-          <w:rFonts w:ascii="Arial" w:hAnsi="Arial" w:cs="Arial"/>
-          <w:szCs w:val="24"/>
-        </w:rPr>
-        <w:t>1</w:t>
-      </w:r>
-      <w:r>
-        <w:rPr>
-          <w:rFonts w:ascii="Arial" w:hAnsi="Arial" w:cs="Arial"/>
-          <w:szCs w:val="24"/>
-        </w:rPr>
-        <w:t>6</w:t>
-      </w:r>
-      <w:r>
-        <w:rPr>
-          <w:rFonts w:ascii="Arial" w:hAnsi="Arial" w:cs="Arial"/>
-          <w:szCs w:val="24"/>
-        </w:rPr>
-        <w:t xml:space="preserve"> pcs ($4 for each)</w:t>
-      </w:r>
-    </w:p>
-    <w:p>
-      <w:pPr>
-        <w:rPr>
-          <w:rFonts w:ascii="Arial" w:hAnsi="Arial" w:cs="Arial"/>
-          <w:szCs w:val="24"/>
-        </w:rPr>
-      </w:pPr>
-      <w:r>
-        <w:rPr>
-          <w:rFonts w:ascii="Arial" w:hAnsi="Arial" w:cs="Arial"/>
-          <w:szCs w:val="24"/>
-        </w:rPr>
-        <w:t>Price: $</w:t>
-      </w:r>
-      <w:r>
-        <w:rPr>
-          <w:rFonts w:ascii="Arial" w:hAnsi="Arial" w:cs="Arial"/>
-          <w:szCs w:val="24"/>
-        </w:rPr>
-        <w:t>64</w:t>
+      <w:r>
+        <w:rPr>
+          <w:rFonts w:ascii="Arial" w:hAnsi="Arial" w:cs="Arial"/>
+          <w:szCs w:val="24"/>
+        </w:rPr>
+        <w:t>0</w:t>
       </w:r>
     </w:p>
     <w:p>
@@ -1355,155 +1346,6 @@
           <w:szCs w:val="24"/>
         </w:rPr>
       </w:pPr>
-    </w:p>
-    <w:p>
-      <w:pPr>
-        <w:rPr>
-          <w:rFonts w:ascii="Arial" w:hAnsi="Arial" w:cs="Arial"/>
-          <w:szCs w:val="24"/>
-        </w:rPr>
-      </w:pPr>
-      <w:r>
-        <w:rPr>
-          <w:rFonts w:ascii="Arial" w:hAnsi="Arial" w:cs="Arial"/>
-          <w:szCs w:val="24"/>
-        </w:rPr>
-        <w:t xml:space="preserve">Product: </w:t>
-      </w:r>
-      <w:r>
-        <w:rPr>
-          <w:rFonts w:ascii="Arial" w:hAnsi="Arial" w:cs="Arial"/>
-          <w:b/>
-          <w:bCs/>
-          <w:szCs w:val="24"/>
-        </w:rPr>
-        <w:t>李錦記黑椒汁</w:t>
-      </w:r>
-      <w:r>
-        <w:rPr>
-          <w:rFonts w:ascii="Arial" w:hAnsi="Arial" w:cs="Arial"/>
-          <w:b/>
-          <w:bCs/>
-          <w:szCs w:val="24"/>
-        </w:rPr>
-        <w:t xml:space="preserve"> 230GM</w:t>
-      </w:r>
-      <w:r>
-        <w:rPr>
-          <w:rFonts w:ascii="Arial" w:hAnsi="Arial" w:cs="Arial"/>
-          <w:b/>
-          <w:bCs/>
-          <w:szCs w:val="24"/>
-        </w:rPr>
-        <w:t xml:space="preserve"> (</w:t>
-      </w:r>
-      <w:r>
-        <w:rPr>
-          <w:rFonts w:ascii="Arial" w:hAnsi="Arial" w:cs="Arial"/>
-          <w:b/>
-          <w:bCs/>
-          <w:szCs w:val="24"/>
-        </w:rPr>
-        <w:t>Lee Kum Kee Jar Black Pepper 230GM</w:t>
-      </w:r>
-      <w:r>
-        <w:rPr>
-          <w:rFonts w:ascii="Arial" w:hAnsi="Arial" w:cs="Arial"/>
-          <w:b/>
-          <w:bCs/>
-          <w:szCs w:val="24"/>
-        </w:rPr>
-        <w:t>)</w:t>
-      </w:r>
-    </w:p>
-    <w:p>
-      <w:pPr>
-        <w:rPr>
-          <w:rFonts w:ascii="Arial" w:hAnsi="Arial" w:cs="Arial"/>
-          <w:szCs w:val="24"/>
-        </w:rPr>
-      </w:pPr>
-      <w:r>
-        <w:rPr>
-          <w:rFonts w:ascii="Arial" w:hAnsi="Arial" w:cs="Arial"/>
-          <w:szCs w:val="24"/>
-        </w:rPr>
-        <w:t xml:space="preserve">Brought From: </w:t>
-      </w:r>
-      <w:r>
-        <w:rPr>
-          <w:rFonts w:ascii="Arial" w:hAnsi="Arial" w:cs="Arial"/>
-          <w:szCs w:val="24"/>
-        </w:rPr>
-        <w:t>W</w:t>
-      </w:r>
-      <w:r>
-        <w:rPr>
-          <w:rFonts w:ascii="Arial" w:hAnsi="Arial" w:cs="Arial"/>
-          <w:szCs w:val="24"/>
-        </w:rPr>
-        <w:t>ellcome supermarket</w:t>
-      </w:r>
-    </w:p>
-    <w:p>
-      <w:pPr>
-        <w:rPr>
-          <w:rFonts w:ascii="Arial" w:hAnsi="Arial" w:cs="Arial"/>
-          <w:szCs w:val="24"/>
-        </w:rPr>
-      </w:pPr>
-      <w:r>
-        <w:rPr>
-          <w:rFonts w:ascii="Arial" w:hAnsi="Arial" w:cs="Arial"/>
-          <w:szCs w:val="24"/>
-        </w:rPr>
-        <w:t xml:space="preserve">Quantity: 1 </w:t>
-      </w:r>
-      <w:r>
-        <w:rPr>
-          <w:rFonts w:ascii="Arial" w:hAnsi="Arial" w:cs="Arial"/>
-          <w:szCs w:val="24"/>
-        </w:rPr>
-        <w:t>bottle</w:t>
-      </w:r>
-    </w:p>
-    <w:p>
-      <w:pPr>
-        <w:rPr>
-          <w:rFonts w:ascii="Arial" w:hAnsi="Arial" w:cs="Arial"/>
-          <w:szCs w:val="24"/>
-        </w:rPr>
-      </w:pPr>
-      <w:r>
-        <w:rPr>
-          <w:rFonts w:ascii="Arial" w:hAnsi="Arial" w:cs="Arial"/>
-          <w:szCs w:val="24"/>
-        </w:rPr>
-        <w:t>Price: $1</w:t>
-      </w:r>
-      <w:r>
-        <w:rPr>
-          <w:rFonts w:ascii="Arial" w:hAnsi="Arial" w:cs="Arial"/>
-          <w:szCs w:val="24"/>
-        </w:rPr>
-        <w:t>8</w:t>
-      </w:r>
-    </w:p>
-    <w:p>
-      <w:pPr>
-        <w:rPr>
-          <w:rFonts w:ascii="Arial" w:hAnsi="Arial" w:cs="Arial"/>
-          <w:szCs w:val="24"/>
-        </w:rPr>
-      </w:pPr>
-    </w:p>
-    <w:p>
-      <w:pPr>
-        <w:rPr>
-          <w:rFonts w:ascii="Arial" w:hAnsi="Arial" w:cs="Arial"/>
-          <w:szCs w:val="24"/>
-        </w:rPr>
-      </w:pPr>
       <w:r>
         <w:rPr>
           <w:rFonts w:ascii="Arial" w:hAnsi="Arial" w:cs="Arial"/>
@@ -1780,7 +1622,7 @@
           <w:rFonts w:ascii="Arial" w:hAnsi="Arial" w:cs="Arial"/>
           <w:szCs w:val="24"/>
         </w:rPr>
-        <w:t>1</w:t>
+        <w:t>2</w:t>
       </w:r>
       <w:r>
         <w:rPr>
@@ -1796,6 +1638,13 @@
         </w:rPr>
         <w:t>bottle</w:t>
       </w:r>
+      <w:r>
+        <w:rPr>
+          <w:rFonts w:ascii="Arial" w:hAnsi="Arial" w:cs="Arial"/>
+          <w:szCs w:val="24"/>
+        </w:rPr>
+        <w:t>s</w:t>
+      </w:r>
     </w:p>
     <w:p>
       <w:pPr>
@@ -1816,7 +1665,7 @@
           <w:rFonts w:ascii="Arial" w:hAnsi="Arial" w:cs="Arial"/>
           <w:szCs w:val="24"/>
         </w:rPr>
-        <w:t>18</w:t>
+        <w:t>36</w:t>
       </w:r>
     </w:p>
     <w:p>
@@ -1948,7 +1797,7 @@
           <w:rFonts w:ascii="Arial" w:hAnsi="Arial" w:cs="Arial"/>
           <w:szCs w:val="24"/>
         </w:rPr>
-        <w:t>1</w:t>
+        <w:t>2</w:t>
       </w:r>
       <w:r>
         <w:rPr>
@@ -1977,7 +1826,7 @@
           <w:rFonts w:ascii="Arial" w:hAnsi="Arial" w:cs="Arial"/>
           <w:szCs w:val="24"/>
         </w:rPr>
-        <w:t>6</w:t>
+        <w:t>12</w:t>
       </w:r>
     </w:p>
     <w:p>
@@ -2047,7 +1896,7 @@
           <w:color w:val="4C94D8" w:themeColor="text2" w:themeTint="80"/>
           <w:szCs w:val="24"/>
         </w:rPr>
-        <w:t>399</w:t>
+        <w:t>401</w:t>
       </w:r>
       <w:r>
         <w:rPr>
@@ -2538,14 +2387,7 @@
           <w:rFonts w:ascii="Arial" w:hAnsi="Arial" w:cs="Arial"/>
           <w:szCs w:val="24"/>
         </w:rPr>
-        <w:t xml:space="preserve">     Meal </w:t>
-      </w:r>
-      <w:r>
-        <w:rPr>
-          <w:rFonts w:ascii="Arial" w:hAnsi="Arial" w:cs="Arial"/>
-          <w:szCs w:val="24"/>
-        </w:rPr>
-        <w:t>2</w:t>
+        <w:t xml:space="preserve">     Meal 2</w:t>
       </w:r>
       <w:r>
         <w:rPr>
@@ -2559,14 +2401,7 @@
           <w:rFonts w:ascii="Arial" w:hAnsi="Arial" w:cs="Arial"/>
           <w:szCs w:val="24"/>
         </w:rPr>
-        <w:t xml:space="preserve">– </w:t>
-      </w:r>
-      <w:r>
-        <w:rPr>
-          <w:rFonts w:ascii="Arial" w:hAnsi="Arial" w:cs="Arial"/>
-          <w:szCs w:val="24"/>
-        </w:rPr>
-        <w:t>Shrimp</w:t>
+        <w:t>– Shrimp</w:t>
       </w:r>
       <w:r>
         <w:rPr>
@@ -2918,7 +2753,7 @@
           <w:rFonts w:ascii="Arial" w:hAnsi="Arial" w:cs="Arial"/>
           <w:szCs w:val="24"/>
         </w:rPr>
-        <w:t>8</w:t>
+        <w:t>15</w:t>
       </w:r>
       <w:r>
         <w:rPr>
@@ -2991,14 +2826,28 @@
           <w:rFonts w:ascii="Arial" w:hAnsi="Arial" w:cs="Arial"/>
           <w:szCs w:val="24"/>
         </w:rPr>
-        <w:t>1</w:t>
-      </w:r>
-      <w:r>
-        <w:rPr>
-          <w:rFonts w:ascii="Arial" w:hAnsi="Arial" w:cs="Arial"/>
-          <w:szCs w:val="24"/>
-        </w:rPr>
-        <w:t xml:space="preserve"> bottle, </w:t>
+        <w:t>2</w:t>
+      </w:r>
+      <w:r>
+        <w:rPr>
+          <w:rFonts w:ascii="Arial" w:hAnsi="Arial" w:cs="Arial"/>
+          <w:szCs w:val="24"/>
+        </w:rPr>
+        <w:t xml:space="preserve"> bottle</w:t>
+      </w:r>
+      <w:r>
+        <w:rPr>
+          <w:rFonts w:ascii="Arial" w:hAnsi="Arial" w:cs="Arial"/>
+          <w:szCs w:val="24"/>
+        </w:rPr>
+        <w:t>s</w:t>
+      </w:r>
+      <w:r>
+        <w:rPr>
+          <w:rFonts w:ascii="Arial" w:hAnsi="Arial" w:cs="Arial"/>
+          <w:szCs w:val="24"/>
+        </w:rPr>
+        <w:t xml:space="preserve">, </w:t>
       </w:r>
       <w:r>
         <w:rPr>
@@ -3012,7 +2861,7 @@
           <w:rFonts w:ascii="Arial" w:hAnsi="Arial" w:cs="Arial"/>
           <w:szCs w:val="24"/>
         </w:rPr>
-        <w:t>3</w:t>
+        <w:t>5</w:t>
       </w:r>
       <w:r>
         <w:rPr>
@@ -3033,7 +2882,7 @@
           <w:rFonts w:ascii="Arial" w:hAnsi="Arial" w:cs="Arial"/>
           <w:szCs w:val="24"/>
         </w:rPr>
-        <w:t>2</w:t>
+        <w:t>5</w:t>
       </w:r>
       <w:r>
         <w:rPr>
@@ -3062,7 +2911,7 @@
           <w:rFonts w:ascii="Arial" w:hAnsi="Arial" w:cs="Arial"/>
           <w:szCs w:val="24"/>
         </w:rPr>
-        <w:t>2.5</w:t>
+        <w:t>5</w:t>
       </w:r>
       <w:r>
         <w:rPr>
@@ -3076,7 +2925,7 @@
           <w:rFonts w:ascii="Arial" w:hAnsi="Arial" w:cs="Arial"/>
           <w:szCs w:val="24"/>
         </w:rPr>
-        <w:t>1</w:t>
+        <w:t>2</w:t>
       </w:r>
       <w:r>
         <w:rPr>
@@ -3090,7 +2939,7 @@
           <w:rFonts w:ascii="Arial" w:hAnsi="Arial" w:cs="Arial"/>
           <w:szCs w:val="24"/>
         </w:rPr>
-        <w:t>1</w:t>
+        <w:t>2</w:t>
       </w:r>
       <w:r>
         <w:rPr>
@@ -3104,6 +2953,13 @@
           <w:rFonts w:ascii="Arial" w:hAnsi="Arial" w:cs="Arial"/>
           <w:szCs w:val="24"/>
         </w:rPr>
+        <w:t>s</w:t>
+      </w:r>
+      <w:r>
+        <w:rPr>
+          <w:rFonts w:ascii="Arial" w:hAnsi="Arial" w:cs="Arial"/>
+          <w:szCs w:val="24"/>
+        </w:rPr>
         <w:t xml:space="preserve"> </w:t>
       </w:r>
       <w:r>
@@ -3126,6 +2982,54 @@
           <w:szCs w:val="24"/>
         </w:rPr>
         <w:t>, salt</w:t>
+      </w:r>
+      <w:r>
+        <w:rPr>
+          <w:rFonts w:ascii="Arial" w:hAnsi="Arial" w:cs="Arial"/>
+          <w:szCs w:val="24"/>
+        </w:rPr>
+        <w:t>.</w:t>
+      </w:r>
+    </w:p>
+    <w:p>
+      <w:pPr>
+        <w:ind w:firstLine="360"/>
+        <w:jc w:val="both"/>
+        <w:rPr>
+          <w:rFonts w:ascii="Arial" w:hAnsi="Arial" w:cs="Arial"/>
+          <w:szCs w:val="24"/>
+        </w:rPr>
+      </w:pPr>
+      <w:r>
+        <w:rPr>
+          <w:rFonts w:ascii="Arial" w:hAnsi="Arial" w:cs="Arial"/>
+          <w:szCs w:val="24"/>
+        </w:rPr>
+        <w:tab/>
+        <w:t xml:space="preserve">        When cutting try to divide equally. One potato divides into 6 pieces, when </w:t>
+      </w:r>
+      <w:r>
+        <w:rPr>
+          <w:rFonts w:ascii="Arial" w:hAnsi="Arial" w:cs="Arial"/>
+          <w:szCs w:val="24"/>
+        </w:rPr>
+        <w:tab/>
+        <w:t xml:space="preserve">        serving, 2 bite sizes potato per meal. This also applies to apple and </w:t>
+      </w:r>
+      <w:r>
+        <w:rPr>
+          <w:rFonts w:ascii="Arial" w:hAnsi="Arial" w:cs="Arial"/>
+          <w:szCs w:val="24"/>
+        </w:rPr>
+        <w:tab/>
+      </w:r>
+      <w:r>
+        <w:rPr>
+          <w:rFonts w:ascii="Arial" w:hAnsi="Arial" w:cs="Arial"/>
+          <w:szCs w:val="24"/>
+        </w:rPr>
+        <w:tab/>
+        <w:t xml:space="preserve">        chicken.</w:t>
       </w:r>
     </w:p>
     <w:p>
@@ -3300,56 +3204,8 @@
           <w:rFonts w:ascii="Arial" w:hAnsi="Arial" w:cs="Arial"/>
           <w:szCs w:val="24"/>
         </w:rPr>
-        <w:t>Fill the pot with water</w:t>
-      </w:r>
-      <w:r>
-        <w:rPr>
-          <w:rFonts w:ascii="Arial" w:hAnsi="Arial" w:cs="Arial"/>
-          <w:szCs w:val="24"/>
-        </w:rPr>
-        <w:t xml:space="preserve"> (fill up to almost full of the pot</w:t>
-      </w:r>
-      <w:r>
-        <w:rPr>
-          <w:rFonts w:ascii="Arial" w:hAnsi="Arial" w:cs="Arial"/>
-          <w:szCs w:val="24"/>
-        </w:rPr>
-        <w:t xml:space="preserve"> ~ </w:t>
-      </w:r>
-      <w:r>
-        <w:rPr>
-          <w:rFonts w:ascii="Arial" w:hAnsi="Arial" w:cs="Arial"/>
-          <w:szCs w:val="24"/>
-        </w:rPr>
-        <w:t>1</w:t>
-      </w:r>
-      <w:r>
-        <w:rPr>
-          <w:rFonts w:ascii="Arial" w:hAnsi="Arial" w:cs="Arial"/>
-          <w:szCs w:val="24"/>
-        </w:rPr>
-        <w:t>2</w:t>
-      </w:r>
-      <w:r>
-        <w:rPr>
-          <w:rFonts w:ascii="Arial" w:hAnsi="Arial" w:cs="Arial"/>
-          <w:szCs w:val="24"/>
-        </w:rPr>
-        <w:t>00ml</w:t>
-      </w:r>
-      <w:r>
-        <w:rPr>
-          <w:rFonts w:ascii="Arial" w:hAnsi="Arial" w:cs="Arial"/>
-          <w:szCs w:val="24"/>
-        </w:rPr>
-        <w:t>)</w:t>
-      </w:r>
-      <w:r>
-        <w:rPr>
-          <w:rFonts w:ascii="Arial" w:hAnsi="Arial" w:cs="Arial"/>
-          <w:szCs w:val="24"/>
-        </w:rPr>
-        <w:t>.</w:t>
+        <w:lastRenderedPageBreak/>
+        <w:t>Fried the Potato and Apple.</w:t>
       </w:r>
     </w:p>
     <w:p>
@@ -3370,14 +3226,21 @@
           <w:rFonts w:ascii="Arial" w:hAnsi="Arial" w:cs="Arial"/>
           <w:szCs w:val="24"/>
         </w:rPr>
-        <w:t>Wait till water boils, a</w:t>
-      </w:r>
-      <w:r>
-        <w:rPr>
-          <w:rFonts w:ascii="Arial" w:hAnsi="Arial" w:cs="Arial"/>
-          <w:szCs w:val="24"/>
-        </w:rPr>
-        <w:t xml:space="preserve">dd </w:t>
+        <w:t>Fill the pot with water</w:t>
+      </w:r>
+      <w:r>
+        <w:rPr>
+          <w:rFonts w:ascii="Arial" w:hAnsi="Arial" w:cs="Arial"/>
+          <w:szCs w:val="24"/>
+        </w:rPr>
+        <w:t xml:space="preserve"> (fill up to almost full of the pot</w:t>
+      </w:r>
+      <w:r>
+        <w:rPr>
+          <w:rFonts w:ascii="Arial" w:hAnsi="Arial" w:cs="Arial"/>
+          <w:szCs w:val="24"/>
+        </w:rPr>
+        <w:t xml:space="preserve"> ~ </w:t>
       </w:r>
       <w:r>
         <w:rPr>
@@ -3391,21 +3254,28 @@
           <w:rFonts w:ascii="Arial" w:hAnsi="Arial" w:cs="Arial"/>
           <w:szCs w:val="24"/>
         </w:rPr>
-        <w:t xml:space="preserve"> </w:t>
-      </w:r>
-      <w:r>
-        <w:rPr>
-          <w:rFonts w:ascii="Arial" w:hAnsi="Arial" w:cs="Arial"/>
-          <w:szCs w:val="24"/>
-        </w:rPr>
-        <w:t>bottle</w:t>
-      </w:r>
-      <w:r>
-        <w:rPr>
-          <w:rFonts w:ascii="Arial" w:hAnsi="Arial" w:cs="Arial"/>
-          <w:szCs w:val="24"/>
-        </w:rPr>
-        <w:t xml:space="preserve"> of curry sauce into it.</w:t>
+        <w:t>2</w:t>
+      </w:r>
+      <w:r>
+        <w:rPr>
+          <w:rFonts w:ascii="Arial" w:hAnsi="Arial" w:cs="Arial"/>
+          <w:szCs w:val="24"/>
+        </w:rPr>
+        <w:t>00ml</w:t>
+      </w:r>
+      <w:r>
+        <w:rPr>
+          <w:rFonts w:ascii="Arial" w:hAnsi="Arial" w:cs="Arial"/>
+          <w:szCs w:val="24"/>
+        </w:rPr>
+        <w:t>)</w:t>
+      </w:r>
+      <w:r>
+        <w:rPr>
+          <w:rFonts w:ascii="Arial" w:hAnsi="Arial" w:cs="Arial"/>
+          <w:szCs w:val="24"/>
+        </w:rPr>
+        <w:t>.</w:t>
       </w:r>
     </w:p>
     <w:p>
@@ -3426,14 +3296,49 @@
           <w:rFonts w:ascii="Arial" w:hAnsi="Arial" w:cs="Arial"/>
           <w:szCs w:val="24"/>
         </w:rPr>
-        <w:t>Stir it as you keep boiling</w:t>
-      </w:r>
-      <w:r>
-        <w:rPr>
-          <w:rFonts w:ascii="Arial" w:hAnsi="Arial" w:cs="Arial"/>
-          <w:szCs w:val="24"/>
-        </w:rPr>
-        <w:t>.</w:t>
+        <w:t>Wait till water boils, a</w:t>
+      </w:r>
+      <w:r>
+        <w:rPr>
+          <w:rFonts w:ascii="Arial" w:hAnsi="Arial" w:cs="Arial"/>
+          <w:szCs w:val="24"/>
+        </w:rPr>
+        <w:t xml:space="preserve">dd </w:t>
+      </w:r>
+      <w:r>
+        <w:rPr>
+          <w:rFonts w:ascii="Arial" w:hAnsi="Arial" w:cs="Arial"/>
+          <w:szCs w:val="24"/>
+        </w:rPr>
+        <w:t>2</w:t>
+      </w:r>
+      <w:r>
+        <w:rPr>
+          <w:rFonts w:ascii="Arial" w:hAnsi="Arial" w:cs="Arial"/>
+          <w:szCs w:val="24"/>
+        </w:rPr>
+        <w:t xml:space="preserve"> </w:t>
+      </w:r>
+      <w:r>
+        <w:rPr>
+          <w:rFonts w:ascii="Arial" w:hAnsi="Arial" w:cs="Arial"/>
+          <w:szCs w:val="24"/>
+        </w:rPr>
+        <w:t>bottle</w:t>
+      </w:r>
+      <w:r>
+        <w:rPr>
+          <w:rFonts w:ascii="Arial" w:hAnsi="Arial" w:cs="Arial"/>
+          <w:szCs w:val="24"/>
+        </w:rPr>
+        <w:t>s</w:t>
+      </w:r>
+      <w:r>
+        <w:rPr>
+          <w:rFonts w:ascii="Arial" w:hAnsi="Arial" w:cs="Arial"/>
+          <w:szCs w:val="24"/>
+        </w:rPr>
+        <w:t xml:space="preserve"> of curry sauce into it.</w:t>
       </w:r>
     </w:p>
     <w:p>
@@ -3454,8 +3359,14 @@
           <w:rFonts w:ascii="Arial" w:hAnsi="Arial" w:cs="Arial"/>
           <w:szCs w:val="24"/>
         </w:rPr>
-        <w:lastRenderedPageBreak/>
-        <w:t>Add onion.</w:t>
+        <w:t>Stir it as you keep boiling</w:t>
+      </w:r>
+      <w:r>
+        <w:rPr>
+          <w:rFonts w:ascii="Arial" w:hAnsi="Arial" w:cs="Arial"/>
+          <w:szCs w:val="24"/>
+        </w:rPr>
+        <w:t>.</w:t>
       </w:r>
     </w:p>
     <w:p>
@@ -3476,49 +3387,14 @@
           <w:rFonts w:ascii="Arial" w:hAnsi="Arial" w:cs="Arial"/>
           <w:szCs w:val="24"/>
         </w:rPr>
-        <w:t xml:space="preserve">Add </w:t>
-      </w:r>
-      <w:r>
-        <w:rPr>
-          <w:rFonts w:ascii="Arial" w:hAnsi="Arial" w:cs="Arial"/>
-          <w:szCs w:val="24"/>
-        </w:rPr>
-        <w:t>1</w:t>
-      </w:r>
-      <w:r>
-        <w:rPr>
-          <w:rFonts w:ascii="Arial" w:hAnsi="Arial" w:cs="Arial"/>
-          <w:szCs w:val="24"/>
-        </w:rPr>
-        <w:t xml:space="preserve"> </w:t>
-      </w:r>
-      <w:r>
-        <w:rPr>
-          <w:rFonts w:ascii="Arial" w:hAnsi="Arial" w:cs="Arial"/>
-          <w:szCs w:val="24"/>
-        </w:rPr>
-        <w:t>packet:</w:t>
-      </w:r>
-      <w:r>
-        <w:rPr>
-          <w:rFonts w:ascii="Arial" w:hAnsi="Arial" w:cs="Arial"/>
-          <w:szCs w:val="24"/>
-        </w:rPr>
-        <w:t xml:space="preserve"> of coconut cream into it. keep boiling, the curry sauce will be very </w:t>
-      </w:r>
-      <w:r>
-        <w:rPr>
-          <w:rFonts w:ascii="Arial" w:hAnsi="Arial" w:cs="Arial"/>
-          <w:szCs w:val="24"/>
-        </w:rPr>
-        <w:t>condensed</w:t>
-      </w:r>
-      <w:r>
-        <w:rPr>
-          <w:rFonts w:ascii="Arial" w:hAnsi="Arial" w:cs="Arial"/>
-          <w:szCs w:val="24"/>
-        </w:rPr>
-        <w:t xml:space="preserve"> and thick.</w:t>
+        <w:t>Add onion</w:t>
+      </w:r>
+      <w:r>
+        <w:rPr>
+          <w:rFonts w:ascii="Arial" w:hAnsi="Arial" w:cs="Arial"/>
+          <w:szCs w:val="24"/>
+        </w:rPr>
+        <w:t>, potato and apple.</w:t>
       </w:r>
     </w:p>
     <w:p>
@@ -3539,7 +3415,70 @@
           <w:rFonts w:ascii="Arial" w:hAnsi="Arial" w:cs="Arial"/>
           <w:szCs w:val="24"/>
         </w:rPr>
-        <w:t>Add salt when necessary.</w:t>
+        <w:t xml:space="preserve">Add </w:t>
+      </w:r>
+      <w:r>
+        <w:rPr>
+          <w:rFonts w:ascii="Arial" w:hAnsi="Arial" w:cs="Arial"/>
+          <w:szCs w:val="24"/>
+        </w:rPr>
+        <w:t>2</w:t>
+      </w:r>
+      <w:r>
+        <w:rPr>
+          <w:rFonts w:ascii="Arial" w:hAnsi="Arial" w:cs="Arial"/>
+          <w:szCs w:val="24"/>
+        </w:rPr>
+        <w:t xml:space="preserve"> </w:t>
+      </w:r>
+      <w:r>
+        <w:rPr>
+          <w:rFonts w:ascii="Arial" w:hAnsi="Arial" w:cs="Arial"/>
+          <w:szCs w:val="24"/>
+        </w:rPr>
+        <w:t>packet</w:t>
+      </w:r>
+      <w:r>
+        <w:rPr>
+          <w:rFonts w:ascii="Arial" w:hAnsi="Arial" w:cs="Arial"/>
+          <w:szCs w:val="24"/>
+        </w:rPr>
+        <w:t>s</w:t>
+      </w:r>
+      <w:r>
+        <w:rPr>
+          <w:rFonts w:ascii="Arial" w:hAnsi="Arial" w:cs="Arial"/>
+          <w:szCs w:val="24"/>
+        </w:rPr>
+        <w:t>:</w:t>
+      </w:r>
+      <w:r>
+        <w:rPr>
+          <w:rFonts w:ascii="Arial" w:hAnsi="Arial" w:cs="Arial"/>
+          <w:szCs w:val="24"/>
+        </w:rPr>
+        <w:t xml:space="preserve"> of coconut cream into it. keep boiling, the curry sauce will be very </w:t>
+      </w:r>
+      <w:r>
+        <w:rPr>
+          <w:rFonts w:ascii="Arial" w:hAnsi="Arial" w:cs="Arial"/>
+          <w:szCs w:val="24"/>
+        </w:rPr>
+        <w:t>condensed</w:t>
+      </w:r>
+      <w:r>
+        <w:rPr>
+          <w:rFonts w:ascii="Arial" w:hAnsi="Arial" w:cs="Arial"/>
+          <w:szCs w:val="24"/>
+        </w:rPr>
+        <w:t xml:space="preserve"> and thick</w:t>
+      </w:r>
+      <w:r>
+        <w:rPr>
+          <w:rFonts w:ascii="Arial" w:hAnsi="Arial" w:cs="Arial"/>
+          <w:szCs w:val="24"/>
+        </w:rPr>
+        <w:t xml:space="preserve"> as you keep boiling.</w:t>
       </w:r>
     </w:p>
     <w:p>
@@ -3560,7 +3499,7 @@
           <w:rFonts w:ascii="Arial" w:hAnsi="Arial" w:cs="Arial"/>
           <w:szCs w:val="24"/>
         </w:rPr>
-        <w:t>When preparing for a meal, just fry the chicken, potato and apple, when serve, just pour the curry sauce on it.</w:t>
+        <w:t>Add salt when necessary.</w:t>
       </w:r>
     </w:p>
     <w:p>
@@ -3581,7 +3520,7 @@
           <w:rFonts w:ascii="Arial" w:hAnsi="Arial" w:cs="Arial"/>
           <w:szCs w:val="24"/>
         </w:rPr>
-        <w:t>Served with Rice.</w:t>
+        <w:t>When preparing for a meal, just fry the chicken, when serve, just pour the curry sauce on it.</w:t>
       </w:r>
     </w:p>
     <w:p>
@@ -3602,266 +3541,7 @@
           <w:rFonts w:ascii="Arial" w:hAnsi="Arial" w:cs="Arial"/>
           <w:szCs w:val="24"/>
         </w:rPr>
-        <w:t>For the remaining</w:t>
-      </w:r>
-      <w:r>
-        <w:rPr>
-          <w:rFonts w:ascii="Arial" w:hAnsi="Arial" w:cs="Arial"/>
-          <w:szCs w:val="24"/>
-        </w:rPr>
-        <w:t xml:space="preserve"> curry</w:t>
-      </w:r>
-      <w:r>
-        <w:rPr>
-          <w:rFonts w:ascii="Arial" w:hAnsi="Arial" w:cs="Arial"/>
-          <w:szCs w:val="24"/>
-        </w:rPr>
-        <w:t xml:space="preserve"> sauce, potato</w:t>
-      </w:r>
-      <w:r>
-        <w:rPr>
-          <w:rFonts w:ascii="Arial" w:hAnsi="Arial" w:cs="Arial"/>
-          <w:szCs w:val="24"/>
-        </w:rPr>
-        <w:t>, apple</w:t>
-      </w:r>
-      <w:r>
-        <w:rPr>
-          <w:rFonts w:ascii="Arial" w:hAnsi="Arial" w:cs="Arial"/>
-          <w:szCs w:val="24"/>
-        </w:rPr>
-        <w:t xml:space="preserve"> and chicken. Put inside the fridge</w:t>
-      </w:r>
-      <w:r>
-        <w:rPr>
-          <w:rFonts w:ascii="Arial" w:hAnsi="Arial" w:cs="Arial"/>
-          <w:szCs w:val="24"/>
-        </w:rPr>
-        <w:t>. When prepare next meal, you need to just fry the potato</w:t>
-      </w:r>
-      <w:r>
-        <w:rPr>
-          <w:rFonts w:ascii="Arial" w:hAnsi="Arial" w:cs="Arial"/>
-          <w:szCs w:val="24"/>
-        </w:rPr>
-        <w:t xml:space="preserve">, apple and </w:t>
-      </w:r>
-      <w:r>
-        <w:rPr>
-          <w:rFonts w:ascii="Arial" w:hAnsi="Arial" w:cs="Arial"/>
-          <w:szCs w:val="24"/>
-        </w:rPr>
-        <w:t>chicken and re-boil the curry sauce.</w:t>
-      </w:r>
-      <w:r>
-        <w:rPr>
-          <w:rFonts w:ascii="Arial" w:hAnsi="Arial" w:cs="Arial"/>
-          <w:szCs w:val="24"/>
-        </w:rPr>
-        <w:t xml:space="preserve"> </w:t>
-      </w:r>
-    </w:p>
-    <w:p>
-      <w:pPr>
-        <w:jc w:val="both"/>
-        <w:rPr>
-          <w:rFonts w:ascii="Arial" w:hAnsi="Arial" w:cs="Arial"/>
-          <w:szCs w:val="24"/>
-        </w:rPr>
-      </w:pPr>
-    </w:p>
-    <w:p>
-      <w:pPr>
-        <w:jc w:val="both"/>
-        <w:rPr>
-          <w:rFonts w:ascii="Arial" w:hAnsi="Arial" w:cs="Arial"/>
-          <w:szCs w:val="24"/>
-        </w:rPr>
-      </w:pPr>
-      <w:r>
-        <w:rPr>
-          <w:rFonts w:ascii="Arial" w:hAnsi="Arial" w:cs="Arial"/>
-          <w:szCs w:val="24"/>
-        </w:rPr>
-        <w:t xml:space="preserve">     </w:t>
-      </w:r>
-      <w:r>
-        <w:rPr>
-          <w:rFonts w:ascii="Arial" w:hAnsi="Arial" w:cs="Arial"/>
-          <w:szCs w:val="24"/>
-        </w:rPr>
-        <w:t xml:space="preserve">Meal 4 </w:t>
-      </w:r>
-      <w:r>
-        <w:rPr>
-          <w:rFonts w:ascii="Arial" w:hAnsi="Arial" w:cs="Arial"/>
-          <w:szCs w:val="24"/>
-        </w:rPr>
-        <w:t>– Black Pepper sauce with potato chicken (</w:t>
-      </w:r>
-      <w:r>
-        <w:rPr>
-          <w:rFonts w:ascii="Arial" w:hAnsi="Arial" w:cs="Arial"/>
-          <w:szCs w:val="24"/>
-        </w:rPr>
-        <w:t>7</w:t>
-      </w:r>
-      <w:r>
-        <w:rPr>
-          <w:rFonts w:ascii="Arial" w:hAnsi="Arial" w:cs="Arial"/>
-          <w:szCs w:val="24"/>
-        </w:rPr>
-        <w:t xml:space="preserve"> meals)</w:t>
-      </w:r>
-    </w:p>
-    <w:p>
-      <w:pPr>
-        <w:ind w:firstLine="360"/>
-        <w:jc w:val="both"/>
-        <w:rPr>
-          <w:rFonts w:ascii="Arial" w:hAnsi="Arial" w:cs="Arial"/>
-          <w:szCs w:val="24"/>
-        </w:rPr>
-      </w:pPr>
-      <w:r>
-        <w:rPr>
-          <w:rFonts w:ascii="Arial" w:hAnsi="Arial" w:cs="Arial"/>
-          <w:szCs w:val="24"/>
-        </w:rPr>
-        <w:t xml:space="preserve">Portion: Rice 100g, </w:t>
-      </w:r>
-      <w:r>
-        <w:rPr>
-          <w:rFonts w:ascii="Arial" w:hAnsi="Arial" w:cs="Arial"/>
-          <w:szCs w:val="24"/>
-        </w:rPr>
-        <w:t>L</w:t>
-      </w:r>
-      <w:r>
-        <w:rPr>
-          <w:rFonts w:ascii="Arial" w:hAnsi="Arial" w:cs="Arial"/>
-          <w:szCs w:val="24"/>
-        </w:rPr>
-        <w:t xml:space="preserve">ee </w:t>
-      </w:r>
-      <w:r>
-        <w:rPr>
-          <w:rFonts w:ascii="Arial" w:hAnsi="Arial" w:cs="Arial"/>
-          <w:szCs w:val="24"/>
-        </w:rPr>
-        <w:t>K</w:t>
-      </w:r>
-      <w:r>
-        <w:rPr>
-          <w:rFonts w:ascii="Arial" w:hAnsi="Arial" w:cs="Arial"/>
-          <w:szCs w:val="24"/>
-        </w:rPr>
-        <w:t xml:space="preserve">am </w:t>
-      </w:r>
-      <w:r>
-        <w:rPr>
-          <w:rFonts w:ascii="Arial" w:hAnsi="Arial" w:cs="Arial"/>
-          <w:szCs w:val="24"/>
-        </w:rPr>
-        <w:t>K</w:t>
-      </w:r>
-      <w:r>
-        <w:rPr>
-          <w:rFonts w:ascii="Arial" w:hAnsi="Arial" w:cs="Arial"/>
-          <w:szCs w:val="24"/>
-        </w:rPr>
-        <w:t xml:space="preserve">ee pepper sauce 1 bottle, potato </w:t>
-      </w:r>
-      <w:r>
-        <w:rPr>
-          <w:rFonts w:ascii="Arial" w:hAnsi="Arial" w:cs="Arial"/>
-          <w:szCs w:val="24"/>
-        </w:rPr>
-        <w:t>2</w:t>
-      </w:r>
-      <w:r>
-        <w:rPr>
-          <w:rFonts w:ascii="Arial" w:hAnsi="Arial" w:cs="Arial"/>
-          <w:szCs w:val="24"/>
-        </w:rPr>
-        <w:t xml:space="preserve"> pcs, apple </w:t>
-      </w:r>
-      <w:r>
-        <w:rPr>
-          <w:rFonts w:ascii="Arial" w:hAnsi="Arial" w:cs="Arial"/>
-          <w:szCs w:val="24"/>
-        </w:rPr>
-        <w:t>3</w:t>
-      </w:r>
-      <w:r>
-        <w:rPr>
-          <w:rFonts w:ascii="Arial" w:hAnsi="Arial" w:cs="Arial"/>
-          <w:szCs w:val="24"/>
-        </w:rPr>
-        <w:t xml:space="preserve"> </w:t>
-      </w:r>
-      <w:r>
-        <w:rPr>
-          <w:rFonts w:ascii="Arial" w:hAnsi="Arial" w:cs="Arial"/>
-          <w:szCs w:val="24"/>
-        </w:rPr>
-        <w:t xml:space="preserve">pcs, </w:t>
-      </w:r>
-      <w:r>
-        <w:rPr>
-          <w:rFonts w:ascii="Arial" w:hAnsi="Arial" w:cs="Arial"/>
-          <w:szCs w:val="24"/>
-        </w:rPr>
-        <w:tab/>
-      </w:r>
-      <w:r>
-        <w:rPr>
-          <w:rFonts w:ascii="Arial" w:hAnsi="Arial" w:cs="Arial"/>
-          <w:szCs w:val="24"/>
-        </w:rPr>
-        <w:t xml:space="preserve">        chicken </w:t>
-      </w:r>
-      <w:r>
-        <w:rPr>
-          <w:rFonts w:ascii="Arial" w:hAnsi="Arial" w:cs="Arial"/>
-          <w:szCs w:val="24"/>
-        </w:rPr>
-        <w:t>2.5</w:t>
-      </w:r>
-      <w:r>
-        <w:rPr>
-          <w:rFonts w:ascii="Arial" w:hAnsi="Arial" w:cs="Arial"/>
-          <w:szCs w:val="24"/>
-        </w:rPr>
-        <w:t xml:space="preserve"> large pcs, Onion </w:t>
-      </w:r>
-      <w:r>
-        <w:rPr>
-          <w:rFonts w:ascii="Arial" w:hAnsi="Arial" w:cs="Arial"/>
-          <w:szCs w:val="24"/>
-        </w:rPr>
-        <w:t>1</w:t>
-      </w:r>
-      <w:r>
-        <w:rPr>
-          <w:rFonts w:ascii="Arial" w:hAnsi="Arial" w:cs="Arial"/>
-          <w:szCs w:val="24"/>
-        </w:rPr>
-        <w:t xml:space="preserve"> large</w:t>
-      </w:r>
-      <w:r>
-        <w:rPr>
-          <w:rFonts w:ascii="Arial" w:hAnsi="Arial" w:cs="Arial"/>
-          <w:szCs w:val="24"/>
-        </w:rPr>
-        <w:t xml:space="preserve"> and</w:t>
-      </w:r>
-      <w:r>
-        <w:rPr>
-          <w:rFonts w:ascii="Arial" w:hAnsi="Arial" w:cs="Arial"/>
-          <w:szCs w:val="24"/>
-        </w:rPr>
-        <w:t xml:space="preserve"> salt</w:t>
+        <w:t>Served with Rice.</w:t>
       </w:r>
     </w:p>
     <w:p>
@@ -3869,7 +3549,7 @@
         <w:pStyle w:val="ListParagraph"/>
         <w:numPr>
           <w:ilvl w:val="0"/>
-          <w:numId w:val="8"/>
+          <w:numId w:val="2"/>
         </w:numPr>
         <w:jc w:val="both"/>
         <w:rPr>
@@ -3882,294 +3562,28 @@
           <w:rFonts w:ascii="Arial" w:hAnsi="Arial" w:cs="Arial"/>
           <w:szCs w:val="24"/>
         </w:rPr>
-        <w:t>Cook Rice (100 gram of raw rice)</w:t>
-      </w:r>
-    </w:p>
-    <w:p>
-      <w:pPr>
-        <w:pStyle w:val="ListParagraph"/>
-        <w:numPr>
-          <w:ilvl w:val="0"/>
-          <w:numId w:val="8"/>
-        </w:numPr>
-        <w:jc w:val="both"/>
-        <w:rPr>
-          <w:rFonts w:ascii="Arial" w:hAnsi="Arial" w:cs="Arial"/>
-          <w:szCs w:val="24"/>
-        </w:rPr>
-      </w:pPr>
-      <w:r>
-        <w:rPr>
-          <w:rFonts w:ascii="Arial" w:hAnsi="Arial" w:cs="Arial"/>
-          <w:szCs w:val="24"/>
-        </w:rPr>
-        <w:t>Cut the chicken into bite sizes.</w:t>
-      </w:r>
-    </w:p>
-    <w:p>
-      <w:pPr>
-        <w:pStyle w:val="ListParagraph"/>
-        <w:numPr>
-          <w:ilvl w:val="0"/>
-          <w:numId w:val="8"/>
-        </w:numPr>
-        <w:jc w:val="both"/>
-        <w:rPr>
-          <w:rFonts w:ascii="Arial" w:hAnsi="Arial" w:cs="Arial"/>
-          <w:szCs w:val="24"/>
-        </w:rPr>
-      </w:pPr>
-      <w:r>
-        <w:rPr>
-          <w:rFonts w:ascii="Arial" w:hAnsi="Arial" w:cs="Arial"/>
-          <w:szCs w:val="24"/>
-        </w:rPr>
-        <w:t>Cut the potato into bite sizes.</w:t>
-      </w:r>
-    </w:p>
-    <w:p>
-      <w:pPr>
-        <w:pStyle w:val="ListParagraph"/>
-        <w:numPr>
-          <w:ilvl w:val="0"/>
-          <w:numId w:val="8"/>
-        </w:numPr>
-        <w:jc w:val="both"/>
-        <w:rPr>
-          <w:rFonts w:ascii="Arial" w:hAnsi="Arial" w:cs="Arial"/>
-          <w:szCs w:val="24"/>
-        </w:rPr>
-      </w:pPr>
-      <w:r>
-        <w:rPr>
-          <w:rFonts w:ascii="Arial" w:hAnsi="Arial" w:cs="Arial"/>
-          <w:szCs w:val="24"/>
-        </w:rPr>
-        <w:t>Cut the apple into bite sizes.</w:t>
-      </w:r>
-    </w:p>
-    <w:p>
-      <w:pPr>
-        <w:pStyle w:val="ListParagraph"/>
-        <w:numPr>
-          <w:ilvl w:val="0"/>
-          <w:numId w:val="8"/>
-        </w:numPr>
-        <w:jc w:val="both"/>
-        <w:rPr>
-          <w:rFonts w:ascii="Arial" w:hAnsi="Arial" w:cs="Arial"/>
-          <w:szCs w:val="24"/>
-        </w:rPr>
-      </w:pPr>
-      <w:r>
-        <w:rPr>
-          <w:rFonts w:ascii="Arial" w:hAnsi="Arial" w:cs="Arial"/>
-          <w:szCs w:val="24"/>
-        </w:rPr>
-        <w:t>Ferment the chicken with salt and pepper.</w:t>
-      </w:r>
-    </w:p>
-    <w:p>
-      <w:pPr>
-        <w:pStyle w:val="ListParagraph"/>
-        <w:numPr>
-          <w:ilvl w:val="0"/>
-          <w:numId w:val="8"/>
-        </w:numPr>
-        <w:jc w:val="both"/>
-        <w:rPr>
-          <w:rFonts w:ascii="Arial" w:hAnsi="Arial" w:cs="Arial"/>
-          <w:szCs w:val="24"/>
-        </w:rPr>
-      </w:pPr>
-      <w:r>
-        <w:rPr>
-          <w:rFonts w:ascii="Arial" w:hAnsi="Arial" w:cs="Arial"/>
-          <w:szCs w:val="24"/>
-        </w:rPr>
-        <w:t>Cut the onion.</w:t>
-      </w:r>
-    </w:p>
-    <w:p>
-      <w:pPr>
-        <w:pStyle w:val="ListParagraph"/>
-        <w:numPr>
-          <w:ilvl w:val="0"/>
-          <w:numId w:val="8"/>
-        </w:numPr>
-        <w:jc w:val="both"/>
-        <w:rPr>
-          <w:rFonts w:ascii="Arial" w:hAnsi="Arial" w:cs="Arial"/>
-          <w:szCs w:val="24"/>
-        </w:rPr>
-      </w:pPr>
-      <w:r>
-        <w:rPr>
-          <w:rFonts w:ascii="Arial" w:hAnsi="Arial" w:cs="Arial"/>
-          <w:szCs w:val="24"/>
-        </w:rPr>
-        <w:t>Fried the onion till it is transparent.</w:t>
-      </w:r>
-    </w:p>
-    <w:p>
-      <w:pPr>
-        <w:pStyle w:val="ListParagraph"/>
-        <w:numPr>
-          <w:ilvl w:val="0"/>
-          <w:numId w:val="8"/>
-        </w:numPr>
-        <w:jc w:val="both"/>
-        <w:rPr>
-          <w:rFonts w:ascii="Arial" w:hAnsi="Arial" w:cs="Arial"/>
-          <w:szCs w:val="24"/>
-        </w:rPr>
-      </w:pPr>
-      <w:r>
-        <w:rPr>
-          <w:rFonts w:ascii="Arial" w:hAnsi="Arial" w:cs="Arial"/>
-          <w:szCs w:val="24"/>
-        </w:rPr>
-        <w:t>Fried the chicken, potato and apple.</w:t>
-      </w:r>
-    </w:p>
-    <w:p>
-      <w:pPr>
-        <w:pStyle w:val="ListParagraph"/>
-        <w:numPr>
-          <w:ilvl w:val="0"/>
-          <w:numId w:val="8"/>
-        </w:numPr>
-        <w:jc w:val="both"/>
-        <w:rPr>
-          <w:rFonts w:ascii="Arial" w:hAnsi="Arial" w:cs="Arial"/>
-          <w:szCs w:val="24"/>
-        </w:rPr>
-      </w:pPr>
-      <w:r>
-        <w:rPr>
-          <w:rFonts w:ascii="Arial" w:hAnsi="Arial" w:cs="Arial"/>
-          <w:szCs w:val="24"/>
-        </w:rPr>
-        <w:t>A</w:t>
-      </w:r>
-      <w:r>
-        <w:rPr>
-          <w:rFonts w:ascii="Arial" w:hAnsi="Arial" w:cs="Arial"/>
-          <w:szCs w:val="24"/>
-        </w:rPr>
-        <w:t xml:space="preserve">dd </w:t>
-      </w:r>
-      <w:r>
-        <w:rPr>
-          <w:rFonts w:ascii="Arial" w:hAnsi="Arial" w:cs="Arial"/>
-          <w:szCs w:val="24"/>
-        </w:rPr>
-        <w:t>some pepper sauce into the pot, add some water.</w:t>
-      </w:r>
-    </w:p>
-    <w:p>
-      <w:pPr>
-        <w:pStyle w:val="ListParagraph"/>
-        <w:numPr>
-          <w:ilvl w:val="0"/>
-          <w:numId w:val="8"/>
-        </w:numPr>
-        <w:jc w:val="both"/>
-        <w:rPr>
-          <w:rFonts w:ascii="Arial" w:hAnsi="Arial" w:cs="Arial"/>
-          <w:szCs w:val="24"/>
-        </w:rPr>
-      </w:pPr>
-      <w:r>
-        <w:rPr>
-          <w:rFonts w:ascii="Arial" w:hAnsi="Arial" w:cs="Arial"/>
-          <w:szCs w:val="24"/>
-        </w:rPr>
-        <w:t>Stir it as you keep boiling.</w:t>
-      </w:r>
-    </w:p>
-    <w:p>
-      <w:pPr>
-        <w:pStyle w:val="ListParagraph"/>
-        <w:numPr>
-          <w:ilvl w:val="0"/>
-          <w:numId w:val="8"/>
-        </w:numPr>
-        <w:jc w:val="both"/>
-        <w:rPr>
-          <w:rFonts w:ascii="Arial" w:hAnsi="Arial" w:cs="Arial"/>
-          <w:szCs w:val="24"/>
-        </w:rPr>
-      </w:pPr>
-      <w:r>
-        <w:rPr>
-          <w:rFonts w:ascii="Arial" w:hAnsi="Arial" w:cs="Arial"/>
-          <w:szCs w:val="24"/>
-        </w:rPr>
-        <w:t>Add onion</w:t>
-      </w:r>
-      <w:r>
-        <w:rPr>
-          <w:rFonts w:ascii="Arial" w:hAnsi="Arial" w:cs="Arial"/>
-          <w:szCs w:val="24"/>
-        </w:rPr>
-        <w:t>, chicken, potato and apple in the pepper sauce pot.</w:t>
-      </w:r>
-    </w:p>
-    <w:p>
-      <w:pPr>
-        <w:pStyle w:val="ListParagraph"/>
-        <w:numPr>
-          <w:ilvl w:val="0"/>
-          <w:numId w:val="8"/>
-        </w:numPr>
-        <w:jc w:val="both"/>
-        <w:rPr>
-          <w:rFonts w:ascii="Arial" w:hAnsi="Arial" w:cs="Arial"/>
-          <w:szCs w:val="24"/>
-        </w:rPr>
-      </w:pPr>
-      <w:r>
-        <w:rPr>
-          <w:rFonts w:ascii="Arial" w:hAnsi="Arial" w:cs="Arial"/>
-          <w:szCs w:val="24"/>
-        </w:rPr>
-        <w:t>Served with Rice.</w:t>
-      </w:r>
-    </w:p>
-    <w:p>
-      <w:pPr>
-        <w:pStyle w:val="ListParagraph"/>
-        <w:numPr>
-          <w:ilvl w:val="0"/>
-          <w:numId w:val="8"/>
-        </w:numPr>
-        <w:jc w:val="both"/>
-        <w:rPr>
-          <w:rFonts w:ascii="Arial" w:hAnsi="Arial" w:cs="Arial"/>
-          <w:szCs w:val="24"/>
-        </w:rPr>
-      </w:pPr>
-      <w:r>
-        <w:rPr>
-          <w:rFonts w:ascii="Arial" w:hAnsi="Arial" w:cs="Arial"/>
-          <w:szCs w:val="24"/>
-        </w:rPr>
-        <w:t xml:space="preserve">For the remaining </w:t>
-      </w:r>
-      <w:r>
-        <w:rPr>
-          <w:rFonts w:ascii="Arial" w:hAnsi="Arial" w:cs="Arial"/>
-          <w:szCs w:val="24"/>
-        </w:rPr>
-        <w:t>pepper</w:t>
-      </w:r>
-      <w:r>
-        <w:rPr>
-          <w:rFonts w:ascii="Arial" w:hAnsi="Arial" w:cs="Arial"/>
-          <w:szCs w:val="24"/>
-        </w:rPr>
-        <w:t xml:space="preserve"> sauce, potato, apple and chicken. Put inside the fridge. When prepare next meal, you need to just fry the potato, apple and chicken.</w:t>
+        <w:t>For the remaining</w:t>
+      </w:r>
+      <w:r>
+        <w:rPr>
+          <w:rFonts w:ascii="Arial" w:hAnsi="Arial" w:cs="Arial"/>
+          <w:szCs w:val="24"/>
+        </w:rPr>
+        <w:t xml:space="preserve"> curry</w:t>
+      </w:r>
+      <w:r>
+        <w:rPr>
+          <w:rFonts w:ascii="Arial" w:hAnsi="Arial" w:cs="Arial"/>
+          <w:szCs w:val="24"/>
+        </w:rPr>
+        <w:t xml:space="preserve"> sauce and chicken. Put inside the fridge</w:t>
+      </w:r>
+      <w:r>
+        <w:rPr>
+          <w:rFonts w:ascii="Arial" w:hAnsi="Arial" w:cs="Arial"/>
+          <w:szCs w:val="24"/>
+        </w:rPr>
+        <w:t>. When prepare next meal, you need to just fry the chicken and re-boil the curry sauce.</w:t>
       </w:r>
       <w:r>
         <w:rPr>
@@ -4177,13 +3591,6 @@
           <w:szCs w:val="24"/>
         </w:rPr>
         <w:t xml:space="preserve"> </w:t>
-      </w:r>
-      <w:r>
-        <w:rPr>
-          <w:rFonts w:ascii="Arial" w:hAnsi="Arial" w:cs="Arial"/>
-          <w:szCs w:val="24"/>
-        </w:rPr>
-        <w:t>Re-boiled the sauce.</w:t>
       </w:r>
     </w:p>
     <w:p>
@@ -4208,7 +3615,21 @@
           <w:rFonts w:ascii="Arial" w:hAnsi="Arial" w:cs="Arial"/>
           <w:szCs w:val="24"/>
         </w:rPr>
-        <w:t xml:space="preserve">Meal 5 </w:t>
+        <w:t xml:space="preserve">Meal </w:t>
+      </w:r>
+      <w:r>
+        <w:rPr>
+          <w:rFonts w:ascii="Arial" w:hAnsi="Arial" w:cs="Arial"/>
+          <w:szCs w:val="24"/>
+        </w:rPr>
+        <w:t>4</w:t>
+      </w:r>
+      <w:r>
+        <w:rPr>
+          <w:rFonts w:ascii="Arial" w:hAnsi="Arial" w:cs="Arial"/>
+          <w:szCs w:val="24"/>
+        </w:rPr>
+        <w:t xml:space="preserve"> </w:t>
       </w:r>
       <w:r>
         <w:rPr>
@@ -4339,7 +3760,14 @@
           <w:rFonts w:ascii="Arial" w:hAnsi="Arial" w:cs="Arial"/>
           <w:szCs w:val="24"/>
         </w:rPr>
-        <w:t>11</w:t>
+        <w:t>1</w:t>
+      </w:r>
+      <w:r>
+        <w:rPr>
+          <w:rFonts w:ascii="Arial" w:hAnsi="Arial" w:cs="Arial"/>
+          <w:szCs w:val="24"/>
+        </w:rPr>
+        <w:t>0</w:t>
       </w:r>
       <w:r>
         <w:rPr>

--- a/400 HKD Meal Plan.docx
+++ b/400 HKD Meal Plan.docx
@@ -114,7 +114,14 @@
           <w:rFonts w:ascii="Arial" w:hAnsi="Arial" w:cs="Arial"/>
           <w:szCs w:val="24"/>
         </w:rPr>
-        <w:t>15</w:t>
+        <w:t>1</w:t>
+      </w:r>
+      <w:r>
+        <w:rPr>
+          <w:rFonts w:ascii="Arial" w:hAnsi="Arial" w:cs="Arial"/>
+          <w:szCs w:val="24"/>
+        </w:rPr>
+        <w:t>6</w:t>
       </w:r>
       <w:r>
         <w:rPr>
@@ -158,7 +165,14 @@
           <w:rFonts w:ascii="Arial" w:hAnsi="Arial" w:cs="Arial"/>
           <w:szCs w:val="24"/>
         </w:rPr>
-        <w:t>54</w:t>
+        <w:t>5</w:t>
+      </w:r>
+      <w:r>
+        <w:rPr>
+          <w:rFonts w:ascii="Arial" w:hAnsi="Arial" w:cs="Arial"/>
+          <w:szCs w:val="24"/>
+        </w:rPr>
+        <w:t>7.6</w:t>
       </w:r>
     </w:p>
     <w:p>
@@ -247,7 +261,28 @@
           <w:rFonts w:ascii="Arial" w:hAnsi="Arial" w:cs="Arial"/>
           <w:szCs w:val="24"/>
         </w:rPr>
-        <w:t>Quantity: 20psc</w:t>
+        <w:t xml:space="preserve">Quantity: </w:t>
+      </w:r>
+      <w:r>
+        <w:rPr>
+          <w:rFonts w:ascii="Arial" w:hAnsi="Arial" w:cs="Arial"/>
+          <w:szCs w:val="24"/>
+        </w:rPr>
+        <w:t>3</w:t>
+      </w:r>
+      <w:r>
+        <w:rPr>
+          <w:rFonts w:ascii="Arial" w:hAnsi="Arial" w:cs="Arial"/>
+          <w:szCs w:val="24"/>
+        </w:rPr>
+        <w:t>0psc</w:t>
+      </w:r>
+      <w:r>
+        <w:rPr>
+          <w:rFonts w:ascii="Arial" w:hAnsi="Arial" w:cs="Arial"/>
+          <w:szCs w:val="24"/>
+        </w:rPr>
+        <w:t xml:space="preserve"> (10 pcs per packet)</w:t>
       </w:r>
     </w:p>
     <w:p>
@@ -277,7 +312,14 @@
           <w:rFonts w:ascii="Arial" w:hAnsi="Arial" w:cs="Arial"/>
           <w:szCs w:val="24"/>
         </w:rPr>
-        <w:t>Total: $19.8</w:t>
+        <w:t>Total: $</w:t>
+      </w:r>
+      <w:r>
+        <w:rPr>
+          <w:rFonts w:ascii="Arial" w:hAnsi="Arial" w:cs="Arial"/>
+          <w:szCs w:val="24"/>
+        </w:rPr>
+        <w:t>29.7</w:t>
       </w:r>
     </w:p>
     <w:p>
@@ -601,14 +643,7 @@
           <w:rFonts w:ascii="Arial" w:hAnsi="Arial" w:cs="Arial"/>
           <w:szCs w:val="24"/>
         </w:rPr>
-        <w:t>6</w:t>
-      </w:r>
-      <w:r>
-        <w:rPr>
-          <w:rFonts w:ascii="Arial" w:hAnsi="Arial" w:cs="Arial"/>
-          <w:szCs w:val="24"/>
-        </w:rPr>
-        <w:t>0</w:t>
+        <w:t>60</w:t>
       </w:r>
     </w:p>
     <w:p>
@@ -671,7 +706,14 @@
           <w:rFonts w:ascii="Arial" w:hAnsi="Arial" w:cs="Arial"/>
           <w:szCs w:val="24"/>
         </w:rPr>
-        <w:t xml:space="preserve"> Best Mart 360</w:t>
+        <w:t xml:space="preserve"> </w:t>
+      </w:r>
+      <w:r>
+        <w:rPr>
+          <w:rFonts w:ascii="Arial" w:hAnsi="Arial" w:cs="Arial"/>
+          <w:szCs w:val="24"/>
+        </w:rPr>
+        <w:t>Chuk Yuen Market</w:t>
       </w:r>
     </w:p>
     <w:p>
@@ -708,7 +750,14 @@
           <w:rFonts w:ascii="Arial" w:hAnsi="Arial" w:cs="Arial"/>
           <w:szCs w:val="24"/>
         </w:rPr>
-        <w:t>17</w:t>
+        <w:t>1</w:t>
+      </w:r>
+      <w:r>
+        <w:rPr>
+          <w:rFonts w:ascii="Arial" w:hAnsi="Arial" w:cs="Arial"/>
+          <w:szCs w:val="24"/>
+        </w:rPr>
+        <w:t>3</w:t>
       </w:r>
     </w:p>
     <w:p>
@@ -1336,7 +1385,14 @@
           <w:rFonts w:ascii="Arial" w:hAnsi="Arial" w:cs="Arial"/>
           <w:szCs w:val="24"/>
         </w:rPr>
-        <w:t>55</w:t>
+        <w:t>5</w:t>
+      </w:r>
+      <w:r>
+        <w:rPr>
+          <w:rFonts w:ascii="Arial" w:hAnsi="Arial" w:cs="Arial"/>
+          <w:szCs w:val="24"/>
+        </w:rPr>
+        <w:t>6</w:t>
       </w:r>
     </w:p>
     <w:p>
@@ -1376,7 +1432,7 @@
           <w:bCs/>
           <w:szCs w:val="24"/>
         </w:rPr>
-        <w:t>金滿堂</w:t>
+        <w:t>金象牌</w:t>
       </w:r>
       <w:r>
         <w:rPr>
@@ -1394,16 +1450,25 @@
           <w:bCs/>
           <w:szCs w:val="24"/>
         </w:rPr>
-        <w:t>頂級東北大米</w:t>
-      </w:r>
-      <w:r>
-        <w:rPr>
-          <w:rFonts w:ascii="Arial" w:hAnsi="Arial" w:cs="Arial"/>
-          <w:b/>
-          <w:bCs/>
-          <w:szCs w:val="24"/>
-        </w:rPr>
-        <w:t xml:space="preserve"> 3 KG </w:t>
+        <w:t>頂上苿莉香米</w:t>
+      </w:r>
+      <w:r>
+        <w:rPr>
+          <w:rFonts w:ascii="Arial" w:hAnsi="Arial" w:cs="Arial"/>
+          <w:b/>
+          <w:bCs/>
+          <w:szCs w:val="24"/>
+        </w:rPr>
+        <w:t xml:space="preserve"> 1KG</w:t>
+      </w:r>
+      <w:r>
+        <w:rPr>
+          <w:rFonts w:ascii="Arial" w:hAnsi="Arial" w:cs="Arial"/>
+          <w:b/>
+          <w:bCs/>
+          <w:szCs w:val="24"/>
+        </w:rPr>
+        <w:t xml:space="preserve"> </w:t>
       </w:r>
       <w:r>
         <w:rPr>
@@ -1421,7 +1486,7 @@
           <w:bCs/>
           <w:szCs w:val="24"/>
         </w:rPr>
-        <w:t>Golden Hall Premium Short Grain White Rice 3KG</w:t>
+        <w:t>Golden Elephant Premium Jasmine Rice 1KG</w:t>
       </w:r>
       <w:r>
         <w:rPr>
@@ -1503,7 +1568,7 @@
           <w:rFonts w:ascii="Arial" w:hAnsi="Arial" w:cs="Arial"/>
           <w:szCs w:val="24"/>
         </w:rPr>
-        <w:t>38</w:t>
+        <w:t>25</w:t>
       </w:r>
     </w:p>
     <w:p>
@@ -1896,7 +1961,7 @@
           <w:color w:val="4C94D8" w:themeColor="text2" w:themeTint="80"/>
           <w:szCs w:val="24"/>
         </w:rPr>
-        <w:t>401</w:t>
+        <w:t>39</w:t>
       </w:r>
       <w:r>
         <w:rPr>
@@ -1908,7 +1973,19 @@
           <w:color w:val="4C94D8" w:themeColor="text2" w:themeTint="80"/>
           <w:szCs w:val="24"/>
         </w:rPr>
-        <w:t>.8</w:t>
+        <w:t>9</w:t>
+      </w:r>
+      <w:r>
+        <w:rPr>
+          <w:rFonts w:ascii="Arial" w:hAnsi="Arial" w:cs="Arial"/>
+          <w:b/>
+          <w:bCs/>
+          <w:i/>
+          <w:iCs/>
+          <w:color w:val="4C94D8" w:themeColor="text2" w:themeTint="80"/>
+          <w:szCs w:val="24"/>
+        </w:rPr>
+        <w:t>.3</w:t>
       </w:r>
     </w:p>
     <w:p>
@@ -2170,7 +2247,14 @@
           <w:rFonts w:ascii="Arial" w:hAnsi="Arial" w:cs="Arial"/>
           <w:szCs w:val="24"/>
         </w:rPr>
-        <w:t>15</w:t>
+        <w:t>1</w:t>
+      </w:r>
+      <w:r>
+        <w:rPr>
+          <w:rFonts w:ascii="Arial" w:hAnsi="Arial" w:cs="Arial"/>
+          <w:szCs w:val="24"/>
+        </w:rPr>
+        <w:t>6</w:t>
       </w:r>
       <w:r>
         <w:rPr>
@@ -2622,6 +2706,270 @@
     </w:p>
     <w:p>
       <w:pPr>
+        <w:jc w:val="both"/>
+        <w:rPr>
+          <w:rFonts w:ascii="Arial" w:hAnsi="Arial" w:cs="Arial"/>
+          <w:szCs w:val="24"/>
+        </w:rPr>
+      </w:pPr>
+    </w:p>
+    <w:p>
+      <w:pPr>
+        <w:jc w:val="both"/>
+        <w:rPr>
+          <w:rFonts w:ascii="Arial" w:hAnsi="Arial" w:cs="Arial"/>
+          <w:szCs w:val="24"/>
+        </w:rPr>
+      </w:pPr>
+      <w:r>
+        <w:rPr>
+          <w:rFonts w:ascii="Arial" w:hAnsi="Arial" w:cs="Arial"/>
+          <w:szCs w:val="24"/>
+        </w:rPr>
+        <w:t xml:space="preserve">     Meal </w:t>
+      </w:r>
+      <w:r>
+        <w:rPr>
+          <w:rFonts w:ascii="Arial" w:hAnsi="Arial" w:cs="Arial"/>
+          <w:szCs w:val="24"/>
+        </w:rPr>
+        <w:t>3</w:t>
+      </w:r>
+      <w:r>
+        <w:rPr>
+          <w:rFonts w:ascii="Arial" w:hAnsi="Arial" w:cs="Arial"/>
+          <w:szCs w:val="24"/>
+        </w:rPr>
+        <w:t xml:space="preserve"> – Shrimp</w:t>
+      </w:r>
+      <w:r>
+        <w:rPr>
+          <w:rFonts w:ascii="Arial" w:hAnsi="Arial" w:cs="Arial"/>
+          <w:szCs w:val="24"/>
+        </w:rPr>
+        <w:t xml:space="preserve"> Noodle</w:t>
+      </w:r>
+      <w:r>
+        <w:rPr>
+          <w:rFonts w:ascii="Arial" w:hAnsi="Arial" w:cs="Arial"/>
+          <w:szCs w:val="24"/>
+        </w:rPr>
+        <w:t xml:space="preserve"> with </w:t>
+      </w:r>
+      <w:r>
+        <w:rPr>
+          <w:rFonts w:ascii="Arial" w:hAnsi="Arial" w:cs="Arial"/>
+          <w:szCs w:val="24"/>
+        </w:rPr>
+        <w:t>egg</w:t>
+      </w:r>
+      <w:r>
+        <w:rPr>
+          <w:rFonts w:ascii="Arial" w:hAnsi="Arial" w:cs="Arial"/>
+          <w:szCs w:val="24"/>
+        </w:rPr>
+        <w:t xml:space="preserve"> (</w:t>
+      </w:r>
+      <w:r>
+        <w:rPr>
+          <w:rFonts w:ascii="Arial" w:hAnsi="Arial" w:cs="Arial"/>
+          <w:szCs w:val="24"/>
+        </w:rPr>
+        <w:t>10</w:t>
+      </w:r>
+      <w:r>
+        <w:rPr>
+          <w:rFonts w:ascii="Arial" w:hAnsi="Arial" w:cs="Arial"/>
+          <w:szCs w:val="24"/>
+        </w:rPr>
+        <w:t xml:space="preserve"> meals)</w:t>
+      </w:r>
+    </w:p>
+    <w:p>
+      <w:pPr>
+        <w:ind w:firstLine="360"/>
+        <w:jc w:val="both"/>
+        <w:rPr>
+          <w:rFonts w:ascii="Arial" w:hAnsi="Arial" w:cs="Arial"/>
+          <w:szCs w:val="24"/>
+        </w:rPr>
+      </w:pPr>
+      <w:r>
+        <w:rPr>
+          <w:rFonts w:ascii="Arial" w:hAnsi="Arial" w:cs="Arial"/>
+          <w:szCs w:val="24"/>
+        </w:rPr>
+        <w:t xml:space="preserve">Portion: One unit of Shrimp Noodle, One </w:t>
+      </w:r>
+      <w:r>
+        <w:rPr>
+          <w:rFonts w:ascii="Arial" w:hAnsi="Arial" w:cs="Arial"/>
+          <w:szCs w:val="24"/>
+        </w:rPr>
+        <w:t>egg</w:t>
+      </w:r>
+      <w:r>
+        <w:rPr>
+          <w:rFonts w:ascii="Arial" w:hAnsi="Arial" w:cs="Arial"/>
+          <w:szCs w:val="24"/>
+        </w:rPr>
+        <w:t xml:space="preserve">, chicken powder or </w:t>
+      </w:r>
+      <w:r>
+        <w:rPr>
+          <w:rFonts w:ascii="Arial" w:hAnsi="Arial" w:cs="Arial"/>
+          <w:szCs w:val="24"/>
+        </w:rPr>
+        <w:tab/>
+        <w:t xml:space="preserve">         </w:t>
+      </w:r>
+      <w:r>
+        <w:rPr>
+          <w:rFonts w:ascii="Arial" w:hAnsi="Arial" w:cs="Arial"/>
+          <w:szCs w:val="24"/>
+        </w:rPr>
+        <w:tab/>
+        <w:t xml:space="preserve">  </w:t>
+      </w:r>
+      <w:r>
+        <w:rPr>
+          <w:rFonts w:ascii="Arial" w:hAnsi="Arial" w:cs="Arial"/>
+          <w:szCs w:val="24"/>
+        </w:rPr>
+        <w:tab/>
+        <w:t xml:space="preserve">        simply salt.</w:t>
+      </w:r>
+    </w:p>
+    <w:p>
+      <w:pPr>
+        <w:pStyle w:val="ListParagraph"/>
+        <w:numPr>
+          <w:ilvl w:val="0"/>
+          <w:numId w:val="4"/>
+        </w:numPr>
+        <w:jc w:val="both"/>
+        <w:rPr>
+          <w:rFonts w:ascii="Arial" w:hAnsi="Arial" w:cs="Arial"/>
+          <w:szCs w:val="24"/>
+        </w:rPr>
+      </w:pPr>
+      <w:r>
+        <w:rPr>
+          <w:rFonts w:ascii="Arial" w:hAnsi="Arial" w:cs="Arial"/>
+          <w:szCs w:val="24"/>
+        </w:rPr>
+        <w:t>Fill the pot with water.</w:t>
+      </w:r>
+    </w:p>
+    <w:p>
+      <w:pPr>
+        <w:pStyle w:val="ListParagraph"/>
+        <w:numPr>
+          <w:ilvl w:val="0"/>
+          <w:numId w:val="4"/>
+        </w:numPr>
+        <w:jc w:val="both"/>
+        <w:rPr>
+          <w:rFonts w:ascii="Arial" w:hAnsi="Arial" w:cs="Arial"/>
+          <w:szCs w:val="24"/>
+        </w:rPr>
+      </w:pPr>
+      <w:r>
+        <w:rPr>
+          <w:rFonts w:ascii="Arial" w:hAnsi="Arial" w:cs="Arial"/>
+          <w:szCs w:val="24"/>
+        </w:rPr>
+        <w:t>Fry the egg.</w:t>
+      </w:r>
+    </w:p>
+    <w:p>
+      <w:pPr>
+        <w:pStyle w:val="ListParagraph"/>
+        <w:numPr>
+          <w:ilvl w:val="0"/>
+          <w:numId w:val="4"/>
+        </w:numPr>
+        <w:jc w:val="both"/>
+        <w:rPr>
+          <w:rFonts w:ascii="Arial" w:hAnsi="Arial" w:cs="Arial"/>
+          <w:szCs w:val="24"/>
+        </w:rPr>
+      </w:pPr>
+      <w:r>
+        <w:rPr>
+          <w:rFonts w:ascii="Arial" w:hAnsi="Arial" w:cs="Arial"/>
+          <w:szCs w:val="24"/>
+        </w:rPr>
+        <w:t xml:space="preserve">Add salt, noodle and </w:t>
+      </w:r>
+      <w:r>
+        <w:rPr>
+          <w:rFonts w:ascii="Arial" w:hAnsi="Arial" w:cs="Arial"/>
+          <w:szCs w:val="24"/>
+        </w:rPr>
+        <w:t>fried egg</w:t>
+      </w:r>
+      <w:r>
+        <w:rPr>
+          <w:rFonts w:ascii="Arial" w:hAnsi="Arial" w:cs="Arial"/>
+          <w:szCs w:val="24"/>
+        </w:rPr>
+        <w:t xml:space="preserve"> when boiled.</w:t>
+      </w:r>
+    </w:p>
+    <w:p>
+      <w:pPr>
+        <w:pStyle w:val="ListParagraph"/>
+        <w:numPr>
+          <w:ilvl w:val="0"/>
+          <w:numId w:val="4"/>
+        </w:numPr>
+        <w:jc w:val="both"/>
+        <w:rPr>
+          <w:rFonts w:ascii="Arial" w:hAnsi="Arial" w:cs="Arial"/>
+          <w:szCs w:val="24"/>
+        </w:rPr>
+      </w:pPr>
+      <w:r>
+        <w:rPr>
+          <w:rFonts w:ascii="Arial" w:hAnsi="Arial" w:cs="Arial"/>
+          <w:szCs w:val="24"/>
+        </w:rPr>
+        <w:t>Wait till fully boiled.</w:t>
+      </w:r>
+    </w:p>
+    <w:p>
+      <w:pPr>
+        <w:pStyle w:val="ListParagraph"/>
+        <w:numPr>
+          <w:ilvl w:val="0"/>
+          <w:numId w:val="4"/>
+        </w:numPr>
+        <w:jc w:val="both"/>
+        <w:rPr>
+          <w:rFonts w:ascii="Arial" w:hAnsi="Arial" w:cs="Arial"/>
+          <w:szCs w:val="24"/>
+        </w:rPr>
+      </w:pPr>
+      <w:r>
+        <w:rPr>
+          <w:rFonts w:ascii="Arial" w:hAnsi="Arial" w:cs="Arial"/>
+          <w:szCs w:val="24"/>
+        </w:rPr>
+        <w:t>Severed.</w:t>
+      </w:r>
+    </w:p>
+    <w:p>
+      <w:pPr>
+        <w:jc w:val="both"/>
+        <w:rPr>
+          <w:rFonts w:ascii="Arial" w:hAnsi="Arial" w:cs="Arial"/>
+          <w:szCs w:val="24"/>
+        </w:rPr>
+      </w:pPr>
+    </w:p>
+    <w:p>
+      <w:pPr>
         <w:pStyle w:val="ListParagraph"/>
         <w:jc w:val="both"/>
         <w:rPr>
@@ -2632,6 +2980,25 @@
     </w:p>
     <w:p>
       <w:pPr>
+        <w:rPr>
+          <w:rFonts w:ascii="Arial" w:hAnsi="Arial" w:cs="Arial"/>
+          <w:b/>
+          <w:bCs/>
+          <w:szCs w:val="24"/>
+        </w:rPr>
+      </w:pPr>
+      <w:r>
+        <w:rPr>
+          <w:rFonts w:ascii="Arial" w:hAnsi="Arial" w:cs="Arial"/>
+          <w:b/>
+          <w:bCs/>
+          <w:szCs w:val="24"/>
+        </w:rPr>
+        <w:br w:type="page"/>
+      </w:r>
+    </w:p>
+    <w:p>
+      <w:pPr>
         <w:jc w:val="both"/>
         <w:rPr>
           <w:rFonts w:ascii="Arial" w:hAnsi="Arial" w:cs="Arial"/>
@@ -2645,6 +3012,7 @@
           <w:bCs/>
           <w:szCs w:val="24"/>
         </w:rPr>
+        <w:lastRenderedPageBreak/>
         <w:t>Lunch</w:t>
       </w:r>
       <w:r>
@@ -2711,7 +3079,21 @@
           <w:rFonts w:ascii="Arial" w:hAnsi="Arial" w:cs="Arial"/>
           <w:szCs w:val="24"/>
         </w:rPr>
-        <w:t xml:space="preserve">Meal 3 </w:t>
+        <w:t xml:space="preserve">Meal </w:t>
+      </w:r>
+      <w:r>
+        <w:rPr>
+          <w:rFonts w:ascii="Arial" w:hAnsi="Arial" w:cs="Arial"/>
+          <w:szCs w:val="24"/>
+        </w:rPr>
+        <w:t>4</w:t>
+      </w:r>
+      <w:r>
+        <w:rPr>
+          <w:rFonts w:ascii="Arial" w:hAnsi="Arial" w:cs="Arial"/>
+          <w:szCs w:val="24"/>
+        </w:rPr>
+        <w:t xml:space="preserve"> </w:t>
       </w:r>
       <w:r>
         <w:rPr>
@@ -2753,7 +3135,14 @@
           <w:rFonts w:ascii="Arial" w:hAnsi="Arial" w:cs="Arial"/>
           <w:szCs w:val="24"/>
         </w:rPr>
-        <w:t>15</w:t>
+        <w:t>1</w:t>
+      </w:r>
+      <w:r>
+        <w:rPr>
+          <w:rFonts w:ascii="Arial" w:hAnsi="Arial" w:cs="Arial"/>
+          <w:szCs w:val="24"/>
+        </w:rPr>
+        <w:t>0</w:t>
       </w:r>
       <w:r>
         <w:rPr>
@@ -2777,7 +3166,42 @@
           <w:rFonts w:ascii="Arial" w:hAnsi="Arial" w:cs="Arial"/>
           <w:szCs w:val="24"/>
         </w:rPr>
-        <w:t xml:space="preserve">Portion: Rice 100g, </w:t>
+        <w:t xml:space="preserve">Portion: Rice </w:t>
+      </w:r>
+      <w:r>
+        <w:rPr>
+          <w:rFonts w:ascii="Arial" w:hAnsi="Arial" w:cs="Arial"/>
+          <w:szCs w:val="24"/>
+        </w:rPr>
+        <w:t>66</w:t>
+      </w:r>
+      <w:r>
+        <w:rPr>
+          <w:rFonts w:ascii="Arial" w:hAnsi="Arial" w:cs="Arial"/>
+          <w:szCs w:val="24"/>
+        </w:rPr>
+        <w:t xml:space="preserve"> </w:t>
+      </w:r>
+      <w:r>
+        <w:rPr>
+          <w:rFonts w:ascii="Arial" w:hAnsi="Arial" w:cs="Arial"/>
+          <w:szCs w:val="24"/>
+        </w:rPr>
+        <w:t>g</w:t>
+      </w:r>
+      <w:r>
+        <w:rPr>
+          <w:rFonts w:ascii="Arial" w:hAnsi="Arial" w:cs="Arial"/>
+          <w:szCs w:val="24"/>
+        </w:rPr>
+        <w:t>ram</w:t>
+      </w:r>
+      <w:r>
+        <w:rPr>
+          <w:rFonts w:ascii="Arial" w:hAnsi="Arial" w:cs="Arial"/>
+          <w:szCs w:val="24"/>
+        </w:rPr>
+        <w:t xml:space="preserve">, </w:t>
       </w:r>
       <w:r>
         <w:rPr>
@@ -3006,7 +3430,21 @@
           <w:szCs w:val="24"/>
         </w:rPr>
         <w:tab/>
-        <w:t xml:space="preserve">        When cutting try to divide equally. One potato divides into 6 pieces, when </w:t>
+        <w:t xml:space="preserve">        When cutting try to divide equally. One potato divides into </w:t>
+      </w:r>
+      <w:r>
+        <w:rPr>
+          <w:rFonts w:ascii="Arial" w:hAnsi="Arial" w:cs="Arial"/>
+          <w:szCs w:val="24"/>
+        </w:rPr>
+        <w:t>4</w:t>
+      </w:r>
+      <w:r>
+        <w:rPr>
+          <w:rFonts w:ascii="Arial" w:hAnsi="Arial" w:cs="Arial"/>
+          <w:szCs w:val="24"/>
+        </w:rPr>
+        <w:t xml:space="preserve"> pieces, when </w:t>
       </w:r>
       <w:r>
         <w:rPr>
@@ -3057,7 +3495,21 @@
           <w:rFonts w:ascii="Arial" w:hAnsi="Arial" w:cs="Arial"/>
           <w:szCs w:val="24"/>
         </w:rPr>
-        <w:t xml:space="preserve"> (100 gram of raw rice)</w:t>
+        <w:t xml:space="preserve"> (</w:t>
+      </w:r>
+      <w:r>
+        <w:rPr>
+          <w:rFonts w:ascii="Arial" w:hAnsi="Arial" w:cs="Arial"/>
+          <w:szCs w:val="24"/>
+        </w:rPr>
+        <w:t>66</w:t>
+      </w:r>
+      <w:r>
+        <w:rPr>
+          <w:rFonts w:ascii="Arial" w:hAnsi="Arial" w:cs="Arial"/>
+          <w:szCs w:val="24"/>
+        </w:rPr>
+        <w:t xml:space="preserve"> gram of raw rice)</w:t>
       </w:r>
     </w:p>
     <w:p>
@@ -3204,7 +3656,6 @@
           <w:rFonts w:ascii="Arial" w:hAnsi="Arial" w:cs="Arial"/>
           <w:szCs w:val="24"/>
         </w:rPr>
-        <w:lastRenderedPageBreak/>
         <w:t>Fried the Potato and Apple.</w:t>
       </w:r>
     </w:p>
@@ -3622,7 +4073,7 @@
           <w:rFonts w:ascii="Arial" w:hAnsi="Arial" w:cs="Arial"/>
           <w:szCs w:val="24"/>
         </w:rPr>
-        <w:t>4</w:t>
+        <w:t>5</w:t>
       </w:r>
       <w:r>
         <w:rPr>
@@ -3685,14 +4136,14 @@
           <w:rFonts w:ascii="Arial" w:hAnsi="Arial" w:cs="Arial"/>
           <w:szCs w:val="24"/>
         </w:rPr>
-        <w:t xml:space="preserve"> (1</w:t>
-      </w:r>
-      <w:r>
-        <w:rPr>
-          <w:rFonts w:ascii="Arial" w:hAnsi="Arial" w:cs="Arial"/>
-          <w:szCs w:val="24"/>
-        </w:rPr>
-        <w:t>5</w:t>
+        <w:t xml:space="preserve"> (</w:t>
+      </w:r>
+      <w:r>
+        <w:rPr>
+          <w:rFonts w:ascii="Arial" w:hAnsi="Arial" w:cs="Arial"/>
+          <w:szCs w:val="24"/>
+        </w:rPr>
+        <w:t>9</w:t>
       </w:r>
       <w:r>
         <w:rPr>
@@ -3802,7 +4253,14 @@
           <w:rFonts w:ascii="Arial" w:hAnsi="Arial" w:cs="Arial"/>
           <w:szCs w:val="24"/>
         </w:rPr>
-        <w:t>gg 15</w:t>
+        <w:t xml:space="preserve">gg </w:t>
+      </w:r>
+      <w:r>
+        <w:rPr>
+          <w:rFonts w:ascii="Arial" w:hAnsi="Arial" w:cs="Arial"/>
+          <w:szCs w:val="24"/>
+        </w:rPr>
+        <w:t>5</w:t>
       </w:r>
       <w:r>
         <w:rPr>
@@ -3956,7 +4414,7 @@
           <w:rFonts w:ascii="Arial" w:hAnsi="Arial" w:cs="Arial"/>
           <w:szCs w:val="24"/>
         </w:rPr>
-        <w:t>Meadows Caesar Dressing</w:t>
+        <w:t>Kewpie Mayonnaise</w:t>
       </w:r>
       <w:r>
         <w:rPr>
@@ -5396,7 +5854,6 @@
   <w:style w:type="character" w:default="1" w:styleId="DefaultParagraphFont">
     <w:name w:val="Default Paragraph Font"/>
     <w:uiPriority w:val="1"/>
-    <w:semiHidden/>
     <w:unhideWhenUsed/>
   </w:style>
   <w:style w:type="table" w:default="1" w:styleId="TableNormal">

--- a/400 HKD Meal Plan.docx
+++ b/400 HKD Meal Plan.docx
@@ -121,59 +121,412 @@
           <w:rFonts w:ascii="Arial" w:hAnsi="Arial" w:cs="Arial"/>
           <w:szCs w:val="24"/>
         </w:rPr>
+        <w:t>9</w:t>
+      </w:r>
+      <w:r>
+        <w:rPr>
+          <w:rFonts w:ascii="Arial" w:hAnsi="Arial" w:cs="Arial"/>
+          <w:szCs w:val="24"/>
+        </w:rPr>
+        <w:t xml:space="preserve"> </w:t>
+      </w:r>
+      <w:r>
+        <w:rPr>
+          <w:rFonts w:ascii="Arial" w:hAnsi="Arial" w:cs="Arial"/>
+          <w:szCs w:val="24"/>
+        </w:rPr>
+        <w:t>p</w:t>
+      </w:r>
+      <w:r>
+        <w:rPr>
+          <w:rFonts w:ascii="Arial" w:hAnsi="Arial" w:cs="Arial"/>
+          <w:szCs w:val="24"/>
+        </w:rPr>
+        <w:t>cs</w:t>
+      </w:r>
+    </w:p>
+    <w:p>
+      <w:pPr>
+        <w:rPr>
+          <w:rFonts w:ascii="Arial" w:hAnsi="Arial" w:cs="Arial"/>
+          <w:szCs w:val="24"/>
+        </w:rPr>
+      </w:pPr>
+      <w:r>
+        <w:rPr>
+          <w:rFonts w:ascii="Arial" w:hAnsi="Arial" w:cs="Arial"/>
+          <w:szCs w:val="24"/>
+        </w:rPr>
+        <w:t>Price: $3.6 per pack</w:t>
+      </w:r>
+    </w:p>
+    <w:p>
+      <w:pPr>
+        <w:rPr>
+          <w:rFonts w:ascii="Arial" w:hAnsi="Arial" w:cs="Arial"/>
+          <w:szCs w:val="24"/>
+        </w:rPr>
+      </w:pPr>
+      <w:r>
+        <w:rPr>
+          <w:rFonts w:ascii="Arial" w:hAnsi="Arial" w:cs="Arial"/>
+          <w:szCs w:val="24"/>
+        </w:rPr>
+        <w:t>Total: $</w:t>
+      </w:r>
+      <w:r>
+        <w:rPr>
+          <w:rFonts w:ascii="Arial" w:hAnsi="Arial" w:cs="Arial"/>
+          <w:szCs w:val="24"/>
+        </w:rPr>
+        <w:t>68.4</w:t>
+      </w:r>
+    </w:p>
+    <w:p>
+      <w:pPr>
+        <w:rPr>
+          <w:rFonts w:ascii="Arial" w:hAnsi="Arial" w:cs="Arial"/>
+          <w:szCs w:val="24"/>
+        </w:rPr>
+      </w:pPr>
+    </w:p>
+    <w:p>
+      <w:pPr>
+        <w:rPr>
+          <w:rFonts w:ascii="Arial" w:hAnsi="Arial" w:cs="Arial"/>
+          <w:szCs w:val="24"/>
+        </w:rPr>
+      </w:pPr>
+      <w:r>
+        <w:rPr>
+          <w:rFonts w:ascii="Arial" w:hAnsi="Arial" w:cs="Arial"/>
+          <w:szCs w:val="24"/>
+        </w:rPr>
+        <w:t xml:space="preserve">Product: </w:t>
+      </w:r>
+      <w:r>
+        <w:rPr>
+          <w:rFonts w:ascii="Arial" w:hAnsi="Arial" w:cs="Arial" w:hint="eastAsia"/>
+          <w:b/>
+          <w:bCs/>
+          <w:szCs w:val="24"/>
+        </w:rPr>
+        <w:t>蝦子麵</w:t>
+      </w:r>
+      <w:r>
+        <w:rPr>
+          <w:rFonts w:ascii="Arial" w:hAnsi="Arial" w:cs="Arial"/>
+          <w:b/>
+          <w:bCs/>
+          <w:szCs w:val="24"/>
+        </w:rPr>
+        <w:t xml:space="preserve"> (</w:t>
+      </w:r>
+      <w:r>
+        <w:rPr>
+          <w:rFonts w:ascii="Arial" w:hAnsi="Arial" w:cs="Arial"/>
+          <w:b/>
+          <w:bCs/>
+          <w:szCs w:val="24"/>
+        </w:rPr>
+        <w:t>Shrimp Noodle</w:t>
+      </w:r>
+      <w:r>
+        <w:rPr>
+          <w:rFonts w:ascii="Arial" w:hAnsi="Arial" w:cs="Arial"/>
+          <w:b/>
+          <w:bCs/>
+          <w:szCs w:val="24"/>
+        </w:rPr>
+        <w:t>)</w:t>
+      </w:r>
+    </w:p>
+    <w:p>
+      <w:pPr>
+        <w:rPr>
+          <w:rFonts w:ascii="Arial" w:hAnsi="Arial" w:cs="Arial"/>
+          <w:szCs w:val="24"/>
+        </w:rPr>
+      </w:pPr>
+      <w:r>
+        <w:rPr>
+          <w:rFonts w:ascii="Arial" w:hAnsi="Arial" w:cs="Arial"/>
+          <w:szCs w:val="24"/>
+        </w:rPr>
+        <w:t>Brought From: U-mart</w:t>
+      </w:r>
+    </w:p>
+    <w:p>
+      <w:pPr>
+        <w:rPr>
+          <w:rFonts w:ascii="Arial" w:hAnsi="Arial" w:cs="Arial"/>
+          <w:szCs w:val="24"/>
+        </w:rPr>
+      </w:pPr>
+      <w:r>
+        <w:rPr>
+          <w:rFonts w:ascii="Arial" w:hAnsi="Arial" w:cs="Arial"/>
+          <w:szCs w:val="24"/>
+        </w:rPr>
+        <w:t xml:space="preserve">Quantity: </w:t>
+      </w:r>
+      <w:r>
+        <w:rPr>
+          <w:rFonts w:ascii="Arial" w:hAnsi="Arial" w:cs="Arial"/>
+          <w:szCs w:val="24"/>
+        </w:rPr>
+        <w:t>3</w:t>
+      </w:r>
+      <w:r>
+        <w:rPr>
+          <w:rFonts w:ascii="Arial" w:hAnsi="Arial" w:cs="Arial"/>
+          <w:szCs w:val="24"/>
+        </w:rPr>
+        <w:t>0</w:t>
+      </w:r>
+      <w:r>
+        <w:rPr>
+          <w:rFonts w:ascii="Arial" w:hAnsi="Arial" w:cs="Arial"/>
+          <w:szCs w:val="24"/>
+        </w:rPr>
+        <w:t xml:space="preserve"> pcs</w:t>
+      </w:r>
+      <w:r>
+        <w:rPr>
+          <w:rFonts w:ascii="Arial" w:hAnsi="Arial" w:cs="Arial"/>
+          <w:szCs w:val="24"/>
+        </w:rPr>
+        <w:t xml:space="preserve"> (10 pcs per packet)</w:t>
+      </w:r>
+    </w:p>
+    <w:p>
+      <w:pPr>
+        <w:rPr>
+          <w:rFonts w:ascii="Arial" w:hAnsi="Arial" w:cs="Arial"/>
+          <w:szCs w:val="24"/>
+        </w:rPr>
+      </w:pPr>
+      <w:r>
+        <w:rPr>
+          <w:rFonts w:ascii="Arial" w:hAnsi="Arial" w:cs="Arial"/>
+          <w:szCs w:val="24"/>
+        </w:rPr>
+        <w:t>Price: $9.9 per pack</w:t>
+      </w:r>
+    </w:p>
+    <w:p>
+      <w:pPr>
+        <w:rPr>
+          <w:rFonts w:ascii="Arial" w:hAnsi="Arial" w:cs="Arial"/>
+          <w:szCs w:val="24"/>
+        </w:rPr>
+      </w:pPr>
+      <w:r>
+        <w:rPr>
+          <w:rFonts w:ascii="Arial" w:hAnsi="Arial" w:cs="Arial"/>
+          <w:szCs w:val="24"/>
+        </w:rPr>
+        <w:t>Total: $</w:t>
+      </w:r>
+      <w:r>
+        <w:rPr>
+          <w:rFonts w:ascii="Arial" w:hAnsi="Arial" w:cs="Arial"/>
+          <w:szCs w:val="24"/>
+        </w:rPr>
+        <w:t>29.7</w:t>
+      </w:r>
+    </w:p>
+    <w:p>
+      <w:pPr>
+        <w:rPr>
+          <w:rFonts w:ascii="Arial" w:hAnsi="Arial" w:cs="Arial"/>
+          <w:szCs w:val="24"/>
+        </w:rPr>
+      </w:pPr>
+    </w:p>
+    <w:p>
+      <w:pPr>
+        <w:rPr>
+          <w:rFonts w:ascii="Arial" w:hAnsi="Arial" w:cs="Arial"/>
+          <w:szCs w:val="24"/>
+        </w:rPr>
+      </w:pPr>
+      <w:r>
+        <w:rPr>
+          <w:rFonts w:ascii="Arial" w:hAnsi="Arial" w:cs="Arial"/>
+          <w:szCs w:val="24"/>
+        </w:rPr>
+        <w:t xml:space="preserve">Product: </w:t>
+      </w:r>
+      <w:r>
+        <w:rPr>
+          <w:rFonts w:ascii="Arial" w:hAnsi="Arial" w:cs="Arial"/>
+          <w:b/>
+          <w:bCs/>
+          <w:szCs w:val="24"/>
+        </w:rPr>
+        <w:t>Doux</w:t>
+      </w:r>
+      <w:r>
+        <w:rPr>
+          <w:rFonts w:ascii="Arial" w:hAnsi="Arial" w:cs="Arial"/>
+          <w:b/>
+          <w:bCs/>
+          <w:szCs w:val="24"/>
+        </w:rPr>
+        <w:t>法國雞肉腸原味</w:t>
+      </w:r>
+      <w:r>
+        <w:rPr>
+          <w:rFonts w:ascii="Arial" w:hAnsi="Arial" w:cs="Arial"/>
+          <w:b/>
+          <w:bCs/>
+          <w:szCs w:val="24"/>
+        </w:rPr>
+        <w:t xml:space="preserve"> 340GM </w:t>
+      </w:r>
+      <w:r>
+        <w:rPr>
+          <w:rFonts w:ascii="Arial" w:hAnsi="Arial" w:cs="Arial"/>
+          <w:b/>
+          <w:bCs/>
+          <w:szCs w:val="24"/>
+        </w:rPr>
+        <w:t>(</w:t>
+      </w:r>
+      <w:r>
+        <w:rPr>
+          <w:rFonts w:ascii="Arial" w:hAnsi="Arial" w:cs="Arial"/>
+          <w:b/>
+          <w:bCs/>
+          <w:szCs w:val="24"/>
+        </w:rPr>
+        <w:t>Doux Chicken Franks 340GM</w:t>
+      </w:r>
+      <w:r>
+        <w:rPr>
+          <w:rFonts w:ascii="Arial" w:hAnsi="Arial" w:cs="Arial"/>
+          <w:b/>
+          <w:bCs/>
+          <w:szCs w:val="24"/>
+        </w:rPr>
+        <w:t>)</w:t>
+      </w:r>
+    </w:p>
+    <w:p>
+      <w:pPr>
+        <w:rPr>
+          <w:rFonts w:ascii="Arial" w:hAnsi="Arial" w:cs="Arial"/>
+          <w:szCs w:val="24"/>
+        </w:rPr>
+      </w:pPr>
+      <w:r>
+        <w:rPr>
+          <w:rFonts w:ascii="Arial" w:hAnsi="Arial" w:cs="Arial"/>
+          <w:szCs w:val="24"/>
+        </w:rPr>
+        <w:t>Brought From: Wellcome Supermarket</w:t>
+      </w:r>
+    </w:p>
+    <w:p>
+      <w:pPr>
+        <w:rPr>
+          <w:rFonts w:ascii="Arial" w:hAnsi="Arial" w:cs="Arial"/>
+          <w:szCs w:val="24"/>
+        </w:rPr>
+      </w:pPr>
+      <w:r>
+        <w:rPr>
+          <w:rFonts w:ascii="Arial" w:hAnsi="Arial" w:cs="Arial"/>
+          <w:szCs w:val="24"/>
+        </w:rPr>
+        <w:t xml:space="preserve">Quantity: </w:t>
+      </w:r>
+      <w:r>
+        <w:rPr>
+          <w:rFonts w:ascii="Arial" w:hAnsi="Arial" w:cs="Arial"/>
+          <w:szCs w:val="24"/>
+        </w:rPr>
+        <w:t>3</w:t>
+      </w:r>
+      <w:r>
+        <w:rPr>
+          <w:rFonts w:ascii="Arial" w:hAnsi="Arial" w:cs="Arial"/>
+          <w:szCs w:val="24"/>
+        </w:rPr>
+        <w:t xml:space="preserve"> packets</w:t>
+      </w:r>
+      <w:r>
+        <w:rPr>
+          <w:rFonts w:ascii="Arial" w:hAnsi="Arial" w:cs="Arial"/>
+          <w:szCs w:val="24"/>
+        </w:rPr>
+        <w:t xml:space="preserve"> for $28</w:t>
+      </w:r>
+      <w:r>
+        <w:rPr>
+          <w:rFonts w:ascii="Arial" w:hAnsi="Arial" w:cs="Arial"/>
+          <w:szCs w:val="24"/>
+        </w:rPr>
+        <w:t xml:space="preserve"> two packet</w:t>
+      </w:r>
+      <w:r>
+        <w:rPr>
+          <w:rFonts w:ascii="Arial" w:hAnsi="Arial" w:cs="Arial"/>
+          <w:szCs w:val="24"/>
+        </w:rPr>
+        <w:t>s</w:t>
+      </w:r>
+      <w:r>
+        <w:rPr>
+          <w:rFonts w:ascii="Arial" w:hAnsi="Arial" w:cs="Arial"/>
+          <w:szCs w:val="24"/>
+        </w:rPr>
+        <w:t xml:space="preserve"> / one packet $18</w:t>
+      </w:r>
+      <w:r>
+        <w:rPr>
+          <w:rFonts w:ascii="Arial" w:hAnsi="Arial" w:cs="Arial"/>
+          <w:szCs w:val="24"/>
+        </w:rPr>
+        <w:t xml:space="preserve"> </w:t>
+      </w:r>
+      <w:r>
+        <w:rPr>
+          <w:rFonts w:ascii="Arial" w:hAnsi="Arial" w:cs="Arial"/>
+          <w:szCs w:val="24"/>
+        </w:rPr>
+        <w:t>(each packet 10 psc)</w:t>
+      </w:r>
+    </w:p>
+    <w:p>
+      <w:pPr>
+        <w:rPr>
+          <w:rFonts w:ascii="Arial" w:hAnsi="Arial" w:cs="Arial"/>
+          <w:szCs w:val="24"/>
+        </w:rPr>
+      </w:pPr>
+      <w:r>
+        <w:rPr>
+          <w:rFonts w:ascii="Arial" w:hAnsi="Arial" w:cs="Arial"/>
+          <w:szCs w:val="24"/>
+        </w:rPr>
+        <w:t>Price: $</w:t>
+      </w:r>
+      <w:r>
+        <w:rPr>
+          <w:rFonts w:ascii="Arial" w:hAnsi="Arial" w:cs="Arial"/>
+          <w:szCs w:val="24"/>
+        </w:rPr>
+        <w:t>4</w:t>
+      </w:r>
+      <w:r>
+        <w:rPr>
+          <w:rFonts w:ascii="Arial" w:hAnsi="Arial" w:cs="Arial"/>
+          <w:szCs w:val="24"/>
+        </w:rPr>
         <w:t>6</w:t>
       </w:r>
-      <w:r>
-        <w:rPr>
-          <w:rFonts w:ascii="Arial" w:hAnsi="Arial" w:cs="Arial"/>
-          <w:szCs w:val="24"/>
-        </w:rPr>
-        <w:t>psc</w:t>
-      </w:r>
-    </w:p>
-    <w:p>
-      <w:pPr>
-        <w:rPr>
-          <w:rFonts w:ascii="Arial" w:hAnsi="Arial" w:cs="Arial"/>
-          <w:szCs w:val="24"/>
-        </w:rPr>
-      </w:pPr>
-      <w:r>
-        <w:rPr>
-          <w:rFonts w:ascii="Arial" w:hAnsi="Arial" w:cs="Arial"/>
-          <w:szCs w:val="24"/>
-        </w:rPr>
-        <w:t>Price: $3.6 per pack</w:t>
-      </w:r>
-    </w:p>
-    <w:p>
-      <w:pPr>
-        <w:rPr>
-          <w:rFonts w:ascii="Arial" w:hAnsi="Arial" w:cs="Arial"/>
-          <w:szCs w:val="24"/>
-        </w:rPr>
-      </w:pPr>
-      <w:r>
-        <w:rPr>
-          <w:rFonts w:ascii="Arial" w:hAnsi="Arial" w:cs="Arial"/>
-          <w:szCs w:val="24"/>
-        </w:rPr>
-        <w:t>Total: $</w:t>
-      </w:r>
-      <w:r>
-        <w:rPr>
-          <w:rFonts w:ascii="Arial" w:hAnsi="Arial" w:cs="Arial"/>
-          <w:szCs w:val="24"/>
-        </w:rPr>
-        <w:t>5</w:t>
-      </w:r>
-      <w:r>
-        <w:rPr>
-          <w:rFonts w:ascii="Arial" w:hAnsi="Arial" w:cs="Arial"/>
-          <w:szCs w:val="24"/>
-        </w:rPr>
-        <w:t>7.6</w:t>
-      </w:r>
     </w:p>
     <w:p>
       <w:pPr>
@@ -204,7 +557,7 @@
           <w:bCs/>
           <w:szCs w:val="24"/>
         </w:rPr>
-        <w:t>蝦子麵</w:t>
+        <w:t>薯仔</w:t>
       </w:r>
       <w:r>
         <w:rPr>
@@ -222,7 +575,7 @@
           <w:bCs/>
           <w:szCs w:val="24"/>
         </w:rPr>
-        <w:t>Shrimp Noodle</w:t>
+        <w:t>Potato</w:t>
       </w:r>
       <w:r>
         <w:rPr>
@@ -246,7 +599,7 @@
           <w:rFonts w:ascii="Arial" w:hAnsi="Arial" w:cs="Arial"/>
           <w:szCs w:val="24"/>
         </w:rPr>
-        <w:t>Brought From: U-mart</w:t>
+        <w:t>Brought From: Chuk Yuen Market</w:t>
       </w:r>
     </w:p>
     <w:p>
@@ -268,221 +621,21 @@
           <w:rFonts w:ascii="Arial" w:hAnsi="Arial" w:cs="Arial"/>
           <w:szCs w:val="24"/>
         </w:rPr>
-        <w:t>3</w:t>
-      </w:r>
-      <w:r>
-        <w:rPr>
-          <w:rFonts w:ascii="Arial" w:hAnsi="Arial" w:cs="Arial"/>
-          <w:szCs w:val="24"/>
-        </w:rPr>
-        <w:t>0psc</w:t>
-      </w:r>
-      <w:r>
-        <w:rPr>
-          <w:rFonts w:ascii="Arial" w:hAnsi="Arial" w:cs="Arial"/>
-          <w:szCs w:val="24"/>
-        </w:rPr>
-        <w:t xml:space="preserve"> (10 pcs per packet)</w:t>
-      </w:r>
-    </w:p>
-    <w:p>
-      <w:pPr>
-        <w:rPr>
-          <w:rFonts w:ascii="Arial" w:hAnsi="Arial" w:cs="Arial"/>
-          <w:szCs w:val="24"/>
-        </w:rPr>
-      </w:pPr>
-      <w:r>
-        <w:rPr>
-          <w:rFonts w:ascii="Arial" w:hAnsi="Arial" w:cs="Arial"/>
-          <w:szCs w:val="24"/>
-        </w:rPr>
-        <w:t>Price: $9.9 per pack</w:t>
-      </w:r>
-    </w:p>
-    <w:p>
-      <w:pPr>
-        <w:rPr>
-          <w:rFonts w:ascii="Arial" w:hAnsi="Arial" w:cs="Arial"/>
-          <w:szCs w:val="24"/>
-        </w:rPr>
-      </w:pPr>
-      <w:r>
-        <w:rPr>
-          <w:rFonts w:ascii="Arial" w:hAnsi="Arial" w:cs="Arial"/>
-          <w:szCs w:val="24"/>
-        </w:rPr>
-        <w:t>Total: $</w:t>
-      </w:r>
-      <w:r>
-        <w:rPr>
-          <w:rFonts w:ascii="Arial" w:hAnsi="Arial" w:cs="Arial"/>
-          <w:szCs w:val="24"/>
-        </w:rPr>
-        <w:t>29.7</w:t>
-      </w:r>
-    </w:p>
-    <w:p>
-      <w:pPr>
-        <w:rPr>
-          <w:rFonts w:ascii="Arial" w:hAnsi="Arial" w:cs="Arial"/>
-          <w:szCs w:val="24"/>
-        </w:rPr>
-      </w:pPr>
-    </w:p>
-    <w:p>
-      <w:pPr>
-        <w:rPr>
-          <w:rFonts w:ascii="Arial" w:hAnsi="Arial" w:cs="Arial"/>
-          <w:szCs w:val="24"/>
-        </w:rPr>
-      </w:pPr>
-      <w:r>
-        <w:rPr>
-          <w:rFonts w:ascii="Arial" w:hAnsi="Arial" w:cs="Arial"/>
-          <w:szCs w:val="24"/>
-        </w:rPr>
-        <w:t xml:space="preserve">Product: </w:t>
-      </w:r>
-      <w:r>
-        <w:rPr>
-          <w:rFonts w:ascii="Arial" w:hAnsi="Arial" w:cs="Arial"/>
-          <w:b/>
-          <w:bCs/>
-          <w:szCs w:val="24"/>
-        </w:rPr>
-        <w:t>Doux</w:t>
-      </w:r>
-      <w:r>
-        <w:rPr>
-          <w:rFonts w:ascii="Arial" w:hAnsi="Arial" w:cs="Arial"/>
-          <w:b/>
-          <w:bCs/>
-          <w:szCs w:val="24"/>
-        </w:rPr>
-        <w:t>法國雞肉腸原味</w:t>
-      </w:r>
-      <w:r>
-        <w:rPr>
-          <w:rFonts w:ascii="Arial" w:hAnsi="Arial" w:cs="Arial"/>
-          <w:b/>
-          <w:bCs/>
-          <w:szCs w:val="24"/>
-        </w:rPr>
-        <w:t xml:space="preserve"> 340GM </w:t>
-      </w:r>
-      <w:r>
-        <w:rPr>
-          <w:rFonts w:ascii="Arial" w:hAnsi="Arial" w:cs="Arial"/>
-          <w:b/>
-          <w:bCs/>
-          <w:szCs w:val="24"/>
-        </w:rPr>
-        <w:t>(</w:t>
-      </w:r>
-      <w:r>
-        <w:rPr>
-          <w:rFonts w:ascii="Arial" w:hAnsi="Arial" w:cs="Arial"/>
-          <w:b/>
-          <w:bCs/>
-          <w:szCs w:val="24"/>
-        </w:rPr>
-        <w:t>Doux Chicken Franks 340GM</w:t>
-      </w:r>
-      <w:r>
-        <w:rPr>
-          <w:rFonts w:ascii="Arial" w:hAnsi="Arial" w:cs="Arial"/>
-          <w:b/>
-          <w:bCs/>
-          <w:szCs w:val="24"/>
-        </w:rPr>
-        <w:t>)</w:t>
-      </w:r>
-    </w:p>
-    <w:p>
-      <w:pPr>
-        <w:rPr>
-          <w:rFonts w:ascii="Arial" w:hAnsi="Arial" w:cs="Arial"/>
-          <w:szCs w:val="24"/>
-        </w:rPr>
-      </w:pPr>
-      <w:r>
-        <w:rPr>
-          <w:rFonts w:ascii="Arial" w:hAnsi="Arial" w:cs="Arial"/>
-          <w:szCs w:val="24"/>
-        </w:rPr>
-        <w:t>Brought From: Wellcome Supermarket</w:t>
-      </w:r>
-    </w:p>
-    <w:p>
-      <w:pPr>
-        <w:rPr>
-          <w:rFonts w:ascii="Arial" w:hAnsi="Arial" w:cs="Arial"/>
-          <w:szCs w:val="24"/>
-        </w:rPr>
-      </w:pPr>
-      <w:r>
-        <w:rPr>
-          <w:rFonts w:ascii="Arial" w:hAnsi="Arial" w:cs="Arial"/>
-          <w:szCs w:val="24"/>
-        </w:rPr>
-        <w:t xml:space="preserve">Quantity: </w:t>
-      </w:r>
-      <w:r>
-        <w:rPr>
-          <w:rFonts w:ascii="Arial" w:hAnsi="Arial" w:cs="Arial"/>
-          <w:szCs w:val="24"/>
-        </w:rPr>
-        <w:t>3</w:t>
-      </w:r>
-      <w:r>
-        <w:rPr>
-          <w:rFonts w:ascii="Arial" w:hAnsi="Arial" w:cs="Arial"/>
-          <w:szCs w:val="24"/>
-        </w:rPr>
-        <w:t xml:space="preserve"> packets</w:t>
-      </w:r>
-      <w:r>
-        <w:rPr>
-          <w:rFonts w:ascii="Arial" w:hAnsi="Arial" w:cs="Arial"/>
-          <w:szCs w:val="24"/>
-        </w:rPr>
-        <w:t xml:space="preserve"> for $28</w:t>
-      </w:r>
-      <w:r>
-        <w:rPr>
-          <w:rFonts w:ascii="Arial" w:hAnsi="Arial" w:cs="Arial"/>
-          <w:szCs w:val="24"/>
-        </w:rPr>
-        <w:t xml:space="preserve"> two packet</w:t>
-      </w:r>
-      <w:r>
-        <w:rPr>
-          <w:rFonts w:ascii="Arial" w:hAnsi="Arial" w:cs="Arial"/>
-          <w:szCs w:val="24"/>
-        </w:rPr>
-        <w:t>s</w:t>
-      </w:r>
-      <w:r>
-        <w:rPr>
-          <w:rFonts w:ascii="Arial" w:hAnsi="Arial" w:cs="Arial"/>
-          <w:szCs w:val="24"/>
-        </w:rPr>
-        <w:t xml:space="preserve"> / one packet $18</w:t>
-      </w:r>
-      <w:r>
-        <w:rPr>
-          <w:rFonts w:ascii="Arial" w:hAnsi="Arial" w:cs="Arial"/>
-          <w:szCs w:val="24"/>
-        </w:rPr>
-        <w:t xml:space="preserve"> </w:t>
-      </w:r>
-      <w:r>
-        <w:rPr>
-          <w:rFonts w:ascii="Arial" w:hAnsi="Arial" w:cs="Arial"/>
-          <w:szCs w:val="24"/>
-        </w:rPr>
-        <w:t>(each packet 10 psc)</w:t>
+        <w:t>1</w:t>
+      </w:r>
+      <w:r>
+        <w:rPr>
+          <w:rFonts w:ascii="Arial" w:hAnsi="Arial" w:cs="Arial"/>
+          <w:szCs w:val="24"/>
+        </w:rPr>
+        <w:t>2</w:t>
+      </w:r>
+      <w:r>
+        <w:rPr>
+          <w:rFonts w:ascii="Arial" w:hAnsi="Arial" w:cs="Arial"/>
+          <w:szCs w:val="24"/>
+        </w:rPr>
+        <w:t xml:space="preserve"> pcs ($4 for each)</w:t>
       </w:r>
     </w:p>
     <w:p>
@@ -504,146 +657,7 @@
           <w:rFonts w:ascii="Arial" w:hAnsi="Arial" w:cs="Arial"/>
           <w:szCs w:val="24"/>
         </w:rPr>
-        <w:t>4</w:t>
-      </w:r>
-      <w:r>
-        <w:rPr>
-          <w:rFonts w:ascii="Arial" w:hAnsi="Arial" w:cs="Arial"/>
-          <w:szCs w:val="24"/>
-        </w:rPr>
-        <w:t>6</w:t>
-      </w:r>
-    </w:p>
-    <w:p>
-      <w:pPr>
-        <w:rPr>
-          <w:rFonts w:ascii="Arial" w:hAnsi="Arial" w:cs="Arial"/>
-          <w:szCs w:val="24"/>
-        </w:rPr>
-      </w:pPr>
-    </w:p>
-    <w:p>
-      <w:pPr>
-        <w:rPr>
-          <w:rFonts w:ascii="Arial" w:hAnsi="Arial" w:cs="Arial"/>
-          <w:szCs w:val="24"/>
-        </w:rPr>
-      </w:pPr>
-      <w:r>
-        <w:rPr>
-          <w:rFonts w:ascii="Arial" w:hAnsi="Arial" w:cs="Arial"/>
-          <w:szCs w:val="24"/>
-        </w:rPr>
-        <w:t xml:space="preserve">Product: </w:t>
-      </w:r>
-      <w:r>
-        <w:rPr>
-          <w:rFonts w:ascii="Arial" w:hAnsi="Arial" w:cs="Arial" w:hint="eastAsia"/>
-          <w:b/>
-          <w:bCs/>
-          <w:szCs w:val="24"/>
-        </w:rPr>
-        <w:t>薯仔</w:t>
-      </w:r>
-      <w:r>
-        <w:rPr>
-          <w:rFonts w:ascii="Arial" w:hAnsi="Arial" w:cs="Arial"/>
-          <w:b/>
-          <w:bCs/>
-          <w:szCs w:val="24"/>
-        </w:rPr>
-        <w:t xml:space="preserve"> (</w:t>
-      </w:r>
-      <w:r>
-        <w:rPr>
-          <w:rFonts w:ascii="Arial" w:hAnsi="Arial" w:cs="Arial"/>
-          <w:b/>
-          <w:bCs/>
-          <w:szCs w:val="24"/>
-        </w:rPr>
-        <w:t>Potato</w:t>
-      </w:r>
-      <w:r>
-        <w:rPr>
-          <w:rFonts w:ascii="Arial" w:hAnsi="Arial" w:cs="Arial"/>
-          <w:b/>
-          <w:bCs/>
-          <w:szCs w:val="24"/>
-        </w:rPr>
-        <w:t>)</w:t>
-      </w:r>
-    </w:p>
-    <w:p>
-      <w:pPr>
-        <w:rPr>
-          <w:rFonts w:ascii="Arial" w:hAnsi="Arial" w:cs="Arial"/>
-          <w:szCs w:val="24"/>
-        </w:rPr>
-      </w:pPr>
-      <w:r>
-        <w:rPr>
-          <w:rFonts w:ascii="Arial" w:hAnsi="Arial" w:cs="Arial"/>
-          <w:szCs w:val="24"/>
-        </w:rPr>
-        <w:t>Brought From: Chuk Yuen Market</w:t>
-      </w:r>
-    </w:p>
-    <w:p>
-      <w:pPr>
-        <w:rPr>
-          <w:rFonts w:ascii="Arial" w:hAnsi="Arial" w:cs="Arial"/>
-          <w:szCs w:val="24"/>
-        </w:rPr>
-      </w:pPr>
-      <w:r>
-        <w:rPr>
-          <w:rFonts w:ascii="Arial" w:hAnsi="Arial" w:cs="Arial"/>
-          <w:szCs w:val="24"/>
-        </w:rPr>
-        <w:t xml:space="preserve">Quantity: </w:t>
-      </w:r>
-      <w:r>
-        <w:rPr>
-          <w:rFonts w:ascii="Arial" w:hAnsi="Arial" w:cs="Arial"/>
-          <w:szCs w:val="24"/>
-        </w:rPr>
-        <w:t>1</w:t>
-      </w:r>
-      <w:r>
-        <w:rPr>
-          <w:rFonts w:ascii="Arial" w:hAnsi="Arial" w:cs="Arial"/>
-          <w:szCs w:val="24"/>
-        </w:rPr>
-        <w:t>5</w:t>
-      </w:r>
-      <w:r>
-        <w:rPr>
-          <w:rFonts w:ascii="Arial" w:hAnsi="Arial" w:cs="Arial"/>
-          <w:szCs w:val="24"/>
-        </w:rPr>
-        <w:t xml:space="preserve"> pcs ($4 for each)</w:t>
-      </w:r>
-    </w:p>
-    <w:p>
-      <w:pPr>
-        <w:rPr>
-          <w:rFonts w:ascii="Arial" w:hAnsi="Arial" w:cs="Arial"/>
-          <w:szCs w:val="24"/>
-        </w:rPr>
-      </w:pPr>
-      <w:r>
-        <w:rPr>
-          <w:rFonts w:ascii="Arial" w:hAnsi="Arial" w:cs="Arial"/>
-          <w:szCs w:val="24"/>
-        </w:rPr>
-        <w:t>Price: $</w:t>
-      </w:r>
-      <w:r>
-        <w:rPr>
-          <w:rFonts w:ascii="Arial" w:hAnsi="Arial" w:cs="Arial"/>
-          <w:szCs w:val="24"/>
-        </w:rPr>
-        <w:t>60</w:t>
+        <w:t>48</w:t>
       </w:r>
     </w:p>
     <w:p>
@@ -1459,16 +1473,7 @@
           <w:bCs/>
           <w:szCs w:val="24"/>
         </w:rPr>
-        <w:t xml:space="preserve"> 1KG</w:t>
-      </w:r>
-      <w:r>
-        <w:rPr>
-          <w:rFonts w:ascii="Arial" w:hAnsi="Arial" w:cs="Arial"/>
-          <w:b/>
-          <w:bCs/>
-          <w:szCs w:val="24"/>
-        </w:rPr>
-        <w:t xml:space="preserve"> </w:t>
+        <w:t xml:space="preserve"> 1KG </w:t>
       </w:r>
       <w:r>
         <w:rPr>
@@ -1973,7 +1978,7 @@
           <w:color w:val="4C94D8" w:themeColor="text2" w:themeTint="80"/>
           <w:szCs w:val="24"/>
         </w:rPr>
-        <w:t>9</w:t>
+        <w:t>8</w:t>
       </w:r>
       <w:r>
         <w:rPr>
@@ -1985,7 +1990,19 @@
           <w:color w:val="4C94D8" w:themeColor="text2" w:themeTint="80"/>
           <w:szCs w:val="24"/>
         </w:rPr>
-        <w:t>.3</w:t>
+        <w:t>.</w:t>
+      </w:r>
+      <w:r>
+        <w:rPr>
+          <w:rFonts w:ascii="Arial" w:hAnsi="Arial" w:cs="Arial"/>
+          <w:b/>
+          <w:bCs/>
+          <w:i/>
+          <w:iCs/>
+          <w:color w:val="4C94D8" w:themeColor="text2" w:themeTint="80"/>
+          <w:szCs w:val="24"/>
+        </w:rPr>
+        <w:t>1</w:t>
       </w:r>
     </w:p>
     <w:p>
@@ -2233,7 +2250,21 @@
           <w:rFonts w:ascii="Arial" w:hAnsi="Arial" w:cs="Arial"/>
           <w:szCs w:val="24"/>
         </w:rPr>
-        <w:t>with sausage</w:t>
+        <w:t>with</w:t>
+      </w:r>
+      <w:r>
+        <w:rPr>
+          <w:rFonts w:ascii="Arial" w:hAnsi="Arial" w:cs="Arial"/>
+          <w:szCs w:val="24"/>
+        </w:rPr>
+        <w:t xml:space="preserve"> or without</w:t>
+      </w:r>
+      <w:r>
+        <w:rPr>
+          <w:rFonts w:ascii="Arial" w:hAnsi="Arial" w:cs="Arial"/>
+          <w:szCs w:val="24"/>
+        </w:rPr>
+        <w:t xml:space="preserve"> sausage</w:t>
       </w:r>
       <w:r>
         <w:rPr>
@@ -2254,7 +2285,7 @@
           <w:rFonts w:ascii="Arial" w:hAnsi="Arial" w:cs="Arial"/>
           <w:szCs w:val="24"/>
         </w:rPr>
-        <w:t>6</w:t>
+        <w:t>9</w:t>
       </w:r>
       <w:r>
         <w:rPr>
@@ -2726,21 +2757,7 @@
           <w:rFonts w:ascii="Arial" w:hAnsi="Arial" w:cs="Arial"/>
           <w:szCs w:val="24"/>
         </w:rPr>
-        <w:t xml:space="preserve">     Meal </w:t>
-      </w:r>
-      <w:r>
-        <w:rPr>
-          <w:rFonts w:ascii="Arial" w:hAnsi="Arial" w:cs="Arial"/>
-          <w:szCs w:val="24"/>
-        </w:rPr>
-        <w:t>3</w:t>
-      </w:r>
-      <w:r>
-        <w:rPr>
-          <w:rFonts w:ascii="Arial" w:hAnsi="Arial" w:cs="Arial"/>
-          <w:szCs w:val="24"/>
-        </w:rPr>
-        <w:t xml:space="preserve"> – Shrimp</w:t>
+        <w:t xml:space="preserve">     Meal 3 – Shrimp</w:t>
       </w:r>
       <w:r>
         <w:rPr>
@@ -2754,21 +2771,7 @@
           <w:rFonts w:ascii="Arial" w:hAnsi="Arial" w:cs="Arial"/>
           <w:szCs w:val="24"/>
         </w:rPr>
-        <w:t xml:space="preserve"> with </w:t>
-      </w:r>
-      <w:r>
-        <w:rPr>
-          <w:rFonts w:ascii="Arial" w:hAnsi="Arial" w:cs="Arial"/>
-          <w:szCs w:val="24"/>
-        </w:rPr>
-        <w:t>egg</w:t>
-      </w:r>
-      <w:r>
-        <w:rPr>
-          <w:rFonts w:ascii="Arial" w:hAnsi="Arial" w:cs="Arial"/>
-          <w:szCs w:val="24"/>
-        </w:rPr>
-        <w:t xml:space="preserve"> (</w:t>
+        <w:t xml:space="preserve"> with egg (</w:t>
       </w:r>
       <w:r>
         <w:rPr>
@@ -2799,21 +2802,7 @@
           <w:rFonts w:ascii="Arial" w:hAnsi="Arial" w:cs="Arial"/>
           <w:szCs w:val="24"/>
         </w:rPr>
-        <w:t xml:space="preserve">Portion: One unit of Shrimp Noodle, One </w:t>
-      </w:r>
-      <w:r>
-        <w:rPr>
-          <w:rFonts w:ascii="Arial" w:hAnsi="Arial" w:cs="Arial"/>
-          <w:szCs w:val="24"/>
-        </w:rPr>
-        <w:t>egg</w:t>
-      </w:r>
-      <w:r>
-        <w:rPr>
-          <w:rFonts w:ascii="Arial" w:hAnsi="Arial" w:cs="Arial"/>
-          <w:szCs w:val="24"/>
-        </w:rPr>
-        <w:t xml:space="preserve">, chicken powder or </w:t>
+        <w:t xml:space="preserve">Portion: One unit of Shrimp Noodle, One egg, chicken powder or </w:t>
       </w:r>
       <w:r>
         <w:rPr>
@@ -2900,21 +2889,7 @@
           <w:rFonts w:ascii="Arial" w:hAnsi="Arial" w:cs="Arial"/>
           <w:szCs w:val="24"/>
         </w:rPr>
-        <w:t xml:space="preserve">Add salt, noodle and </w:t>
-      </w:r>
-      <w:r>
-        <w:rPr>
-          <w:rFonts w:ascii="Arial" w:hAnsi="Arial" w:cs="Arial"/>
-          <w:szCs w:val="24"/>
-        </w:rPr>
-        <w:t>fried egg</w:t>
-      </w:r>
-      <w:r>
-        <w:rPr>
-          <w:rFonts w:ascii="Arial" w:hAnsi="Arial" w:cs="Arial"/>
-          <w:szCs w:val="24"/>
-        </w:rPr>
-        <w:t xml:space="preserve"> when boiled.</w:t>
+        <w:t>Add salt, noodle and fried egg when boiled.</w:t>
       </w:r>
     </w:p>
     <w:p>
@@ -4143,7 +4118,7 @@
           <w:rFonts w:ascii="Arial" w:hAnsi="Arial" w:cs="Arial"/>
           <w:szCs w:val="24"/>
         </w:rPr>
-        <w:t>9</w:t>
+        <w:t>6</w:t>
       </w:r>
       <w:r>
         <w:rPr>
@@ -4211,14 +4186,7 @@
           <w:rFonts w:ascii="Arial" w:hAnsi="Arial" w:cs="Arial"/>
           <w:szCs w:val="24"/>
         </w:rPr>
-        <w:t>1</w:t>
-      </w:r>
-      <w:r>
-        <w:rPr>
-          <w:rFonts w:ascii="Arial" w:hAnsi="Arial" w:cs="Arial"/>
-          <w:szCs w:val="24"/>
-        </w:rPr>
-        <w:t>0</w:t>
+        <w:t>7</w:t>
       </w:r>
       <w:r>
         <w:rPr>
@@ -5854,6 +5822,7 @@
   <w:style w:type="character" w:default="1" w:styleId="DefaultParagraphFont">
     <w:name w:val="Default Paragraph Font"/>
     <w:uiPriority w:val="1"/>
+    <w:semiHidden/>
     <w:unhideWhenUsed/>
   </w:style>
   <w:style w:type="table" w:default="1" w:styleId="TableNormal">

--- a/400 HKD Meal Plan.docx
+++ b/400 HKD Meal Plan.docx
@@ -61,14 +61,25 @@
         </w:rPr>
         <w:t>(</w:t>
       </w:r>
-      <w:r>
-        <w:rPr>
-          <w:rFonts w:ascii="Arial" w:hAnsi="Arial" w:cs="Arial"/>
-          <w:b/>
-          <w:bCs/>
-          <w:szCs w:val="24"/>
-        </w:rPr>
-        <w:t>Demae Sesame Oil Noodle 91GM</w:t>
+      <w:proofErr w:type="spellStart"/>
+      <w:r>
+        <w:rPr>
+          <w:rFonts w:ascii="Arial" w:hAnsi="Arial" w:cs="Arial"/>
+          <w:b/>
+          <w:bCs/>
+          <w:szCs w:val="24"/>
+        </w:rPr>
+        <w:t>Demae</w:t>
+      </w:r>
+      <w:proofErr w:type="spellEnd"/>
+      <w:r>
+        <w:rPr>
+          <w:rFonts w:ascii="Arial" w:hAnsi="Arial" w:cs="Arial"/>
+          <w:b/>
+          <w:bCs/>
+          <w:szCs w:val="24"/>
+        </w:rPr>
+        <w:t xml:space="preserve"> Sesame Oil Noodle 91GM</w:t>
       </w:r>
       <w:r>
         <w:rPr>
@@ -425,7 +436,23 @@
           <w:rFonts w:ascii="Arial" w:hAnsi="Arial" w:cs="Arial"/>
           <w:szCs w:val="24"/>
         </w:rPr>
-        <w:t>Brought From: Wellcome Supermarket</w:t>
+        <w:t xml:space="preserve">Brought From: </w:t>
+      </w:r>
+      <w:proofErr w:type="spellStart"/>
+      <w:r>
+        <w:rPr>
+          <w:rFonts w:ascii="Arial" w:hAnsi="Arial" w:cs="Arial"/>
+          <w:szCs w:val="24"/>
+        </w:rPr>
+        <w:t>Wellcome</w:t>
+      </w:r>
+      <w:proofErr w:type="spellEnd"/>
+      <w:r>
+        <w:rPr>
+          <w:rFonts w:ascii="Arial" w:hAnsi="Arial" w:cs="Arial"/>
+          <w:szCs w:val="24"/>
+        </w:rPr>
+        <w:t xml:space="preserve"> Supermarket</w:t>
       </w:r>
     </w:p>
     <w:p>
@@ -496,7 +523,23 @@
           <w:rFonts w:ascii="Arial" w:hAnsi="Arial" w:cs="Arial"/>
           <w:szCs w:val="24"/>
         </w:rPr>
-        <w:t>(each packet 10 psc)</w:t>
+        <w:t xml:space="preserve">(each packet 10 </w:t>
+      </w:r>
+      <w:proofErr w:type="spellStart"/>
+      <w:r>
+        <w:rPr>
+          <w:rFonts w:ascii="Arial" w:hAnsi="Arial" w:cs="Arial"/>
+          <w:szCs w:val="24"/>
+        </w:rPr>
+        <w:t>psc</w:t>
+      </w:r>
+      <w:proofErr w:type="spellEnd"/>
+      <w:r>
+        <w:rPr>
+          <w:rFonts w:ascii="Arial" w:hAnsi="Arial" w:cs="Arial"/>
+          <w:szCs w:val="24"/>
+        </w:rPr>
+        <w:t>)</w:t>
       </w:r>
     </w:p>
     <w:p>
@@ -891,12 +934,21 @@
         </w:rPr>
         <w:t xml:space="preserve">Brought From: </w:t>
       </w:r>
-      <w:r>
-        <w:rPr>
-          <w:rFonts w:ascii="Arial" w:hAnsi="Arial" w:cs="Arial"/>
-          <w:szCs w:val="24"/>
-        </w:rPr>
-        <w:t>Wellcome supermarket</w:t>
+      <w:proofErr w:type="spellStart"/>
+      <w:r>
+        <w:rPr>
+          <w:rFonts w:ascii="Arial" w:hAnsi="Arial" w:cs="Arial"/>
+          <w:szCs w:val="24"/>
+        </w:rPr>
+        <w:t>Wellcome</w:t>
+      </w:r>
+      <w:proofErr w:type="spellEnd"/>
+      <w:r>
+        <w:rPr>
+          <w:rFonts w:ascii="Arial" w:hAnsi="Arial" w:cs="Arial"/>
+          <w:szCs w:val="24"/>
+        </w:rPr>
+        <w:t xml:space="preserve"> supermarket</w:t>
       </w:r>
     </w:p>
     <w:p>
@@ -1053,12 +1105,21 @@
         </w:rPr>
         <w:t xml:space="preserve">Brought From: </w:t>
       </w:r>
-      <w:r>
-        <w:rPr>
-          <w:rFonts w:ascii="Arial" w:hAnsi="Arial" w:cs="Arial"/>
-          <w:szCs w:val="24"/>
-        </w:rPr>
-        <w:t>Wellcome Supermarket</w:t>
+      <w:proofErr w:type="spellStart"/>
+      <w:r>
+        <w:rPr>
+          <w:rFonts w:ascii="Arial" w:hAnsi="Arial" w:cs="Arial"/>
+          <w:szCs w:val="24"/>
+        </w:rPr>
+        <w:t>Wellcome</w:t>
+      </w:r>
+      <w:proofErr w:type="spellEnd"/>
+      <w:r>
+        <w:rPr>
+          <w:rFonts w:ascii="Arial" w:hAnsi="Arial" w:cs="Arial"/>
+          <w:szCs w:val="24"/>
+        </w:rPr>
+        <w:t xml:space="preserve"> Supermarket</w:t>
       </w:r>
     </w:p>
     <w:p>
@@ -1658,12 +1719,21 @@
         </w:rPr>
         <w:t xml:space="preserve">Brought From: </w:t>
       </w:r>
-      <w:r>
-        <w:rPr>
-          <w:rFonts w:ascii="Arial" w:hAnsi="Arial" w:cs="Arial"/>
-          <w:szCs w:val="24"/>
-        </w:rPr>
-        <w:t xml:space="preserve">Wellcome super </w:t>
+      <w:proofErr w:type="spellStart"/>
+      <w:r>
+        <w:rPr>
+          <w:rFonts w:ascii="Arial" w:hAnsi="Arial" w:cs="Arial"/>
+          <w:szCs w:val="24"/>
+        </w:rPr>
+        <w:t>Wellcome</w:t>
+      </w:r>
+      <w:proofErr w:type="spellEnd"/>
+      <w:r>
+        <w:rPr>
+          <w:rFonts w:ascii="Arial" w:hAnsi="Arial" w:cs="Arial"/>
+          <w:szCs w:val="24"/>
+        </w:rPr>
+        <w:t xml:space="preserve"> super </w:t>
       </w:r>
       <w:r>
         <w:rPr>
@@ -1845,7 +1915,23 @@
           <w:rFonts w:ascii="Arial" w:hAnsi="Arial" w:cs="Arial"/>
           <w:szCs w:val="24"/>
         </w:rPr>
-        <w:t>Brought From: Wellcome super Market</w:t>
+        <w:t xml:space="preserve">Brought From: </w:t>
+      </w:r>
+      <w:proofErr w:type="spellStart"/>
+      <w:r>
+        <w:rPr>
+          <w:rFonts w:ascii="Arial" w:hAnsi="Arial" w:cs="Arial"/>
+          <w:szCs w:val="24"/>
+        </w:rPr>
+        <w:t>Wellcome</w:t>
+      </w:r>
+      <w:proofErr w:type="spellEnd"/>
+      <w:r>
+        <w:rPr>
+          <w:rFonts w:ascii="Arial" w:hAnsi="Arial" w:cs="Arial"/>
+          <w:szCs w:val="24"/>
+        </w:rPr>
+        <w:t xml:space="preserve"> super Market</w:t>
       </w:r>
     </w:p>
     <w:p>
@@ -2231,12 +2317,21 @@
         </w:rPr>
         <w:t xml:space="preserve">– </w:t>
       </w:r>
-      <w:r>
-        <w:rPr>
-          <w:rFonts w:ascii="Arial" w:hAnsi="Arial" w:cs="Arial"/>
-          <w:szCs w:val="24"/>
-        </w:rPr>
-        <w:t>Demae Sesame Oil Noodle</w:t>
+      <w:proofErr w:type="spellStart"/>
+      <w:r>
+        <w:rPr>
+          <w:rFonts w:ascii="Arial" w:hAnsi="Arial" w:cs="Arial"/>
+          <w:szCs w:val="24"/>
+        </w:rPr>
+        <w:t>Demae</w:t>
+      </w:r>
+      <w:proofErr w:type="spellEnd"/>
+      <w:r>
+        <w:rPr>
+          <w:rFonts w:ascii="Arial" w:hAnsi="Arial" w:cs="Arial"/>
+          <w:szCs w:val="24"/>
+        </w:rPr>
+        <w:t xml:space="preserve"> Sesame Oil Noodle</w:t>
       </w:r>
       <w:r>
         <w:rPr>
@@ -2318,12 +2413,21 @@
         </w:rPr>
         <w:t xml:space="preserve">packet </w:t>
       </w:r>
-      <w:r>
-        <w:rPr>
-          <w:rFonts w:ascii="Arial" w:hAnsi="Arial" w:cs="Arial"/>
-          <w:szCs w:val="24"/>
-        </w:rPr>
-        <w:t>Demae Sesame Oil Noodle</w:t>
+      <w:proofErr w:type="spellStart"/>
+      <w:r>
+        <w:rPr>
+          <w:rFonts w:ascii="Arial" w:hAnsi="Arial" w:cs="Arial"/>
+          <w:szCs w:val="24"/>
+        </w:rPr>
+        <w:t>Demae</w:t>
+      </w:r>
+      <w:proofErr w:type="spellEnd"/>
+      <w:r>
+        <w:rPr>
+          <w:rFonts w:ascii="Arial" w:hAnsi="Arial" w:cs="Arial"/>
+          <w:szCs w:val="24"/>
+        </w:rPr>
+        <w:t xml:space="preserve"> Sesame Oil Noodle</w:t>
       </w:r>
       <w:r>
         <w:rPr>
@@ -2564,6 +2668,7 @@
         <w:tab/>
         <w:t xml:space="preserve">         </w:t>
       </w:r>
+      <w:proofErr w:type="gramStart"/>
       <w:r>
         <w:rPr>
           <w:rFonts w:ascii="Arial" w:hAnsi="Arial" w:cs="Arial"/>
@@ -2578,6 +2683,13 @@
           <w:szCs w:val="24"/>
         </w:rPr>
         <w:tab/>
+      </w:r>
+      <w:proofErr w:type="gramEnd"/>
+      <w:r>
+        <w:rPr>
+          <w:rFonts w:ascii="Arial" w:hAnsi="Arial" w:cs="Arial"/>
+          <w:szCs w:val="24"/>
+        </w:rPr>
         <w:t xml:space="preserve">        </w:t>
       </w:r>
       <w:r>
@@ -2812,6 +2924,7 @@
         <w:tab/>
         <w:t xml:space="preserve">         </w:t>
       </w:r>
+      <w:proofErr w:type="gramStart"/>
       <w:r>
         <w:rPr>
           <w:rFonts w:ascii="Arial" w:hAnsi="Arial" w:cs="Arial"/>
@@ -2826,6 +2939,13 @@
           <w:szCs w:val="24"/>
         </w:rPr>
         <w:tab/>
+      </w:r>
+      <w:proofErr w:type="gramEnd"/>
+      <w:r>
+        <w:rPr>
+          <w:rFonts w:ascii="Arial" w:hAnsi="Arial" w:cs="Arial"/>
+          <w:szCs w:val="24"/>
+        </w:rPr>
         <w:t xml:space="preserve">        simply salt.</w:t>
       </w:r>
     </w:p>
@@ -3148,28 +3268,14 @@
           <w:rFonts w:ascii="Arial" w:hAnsi="Arial" w:cs="Arial"/>
           <w:szCs w:val="24"/>
         </w:rPr>
-        <w:t>66</w:t>
-      </w:r>
-      <w:r>
-        <w:rPr>
-          <w:rFonts w:ascii="Arial" w:hAnsi="Arial" w:cs="Arial"/>
-          <w:szCs w:val="24"/>
-        </w:rPr>
-        <w:t xml:space="preserve"> </w:t>
-      </w:r>
-      <w:r>
-        <w:rPr>
-          <w:rFonts w:ascii="Arial" w:hAnsi="Arial" w:cs="Arial"/>
-          <w:szCs w:val="24"/>
-        </w:rPr>
-        <w:t>g</w:t>
-      </w:r>
-      <w:r>
-        <w:rPr>
-          <w:rFonts w:ascii="Arial" w:hAnsi="Arial" w:cs="Arial"/>
-          <w:szCs w:val="24"/>
-        </w:rPr>
-        <w:t>ram</w:t>
+        <w:t>100-gram</w:t>
+      </w:r>
+      <w:r>
+        <w:rPr>
+          <w:rFonts w:ascii="Arial" w:hAnsi="Arial" w:cs="Arial"/>
+          <w:szCs w:val="24"/>
+        </w:rPr>
+        <w:t xml:space="preserve"> raw rice</w:t>
       </w:r>
       <w:r>
         <w:rPr>
@@ -3275,27 +3381,6 @@
           <w:szCs w:val="24"/>
         </w:rPr>
         <w:t xml:space="preserve">apple </w:t>
-      </w:r>
-      <w:r>
-        <w:rPr>
-          <w:rFonts w:ascii="Arial" w:hAnsi="Arial" w:cs="Arial"/>
-          <w:szCs w:val="24"/>
-        </w:rPr>
-        <w:t>5</w:t>
-      </w:r>
-      <w:r>
-        <w:rPr>
-          <w:rFonts w:ascii="Arial" w:hAnsi="Arial" w:cs="Arial"/>
-          <w:szCs w:val="24"/>
-        </w:rPr>
-        <w:t xml:space="preserve"> pcs, </w:t>
-      </w:r>
-      <w:r>
-        <w:rPr>
-          <w:rFonts w:ascii="Arial" w:hAnsi="Arial" w:cs="Arial"/>
-          <w:szCs w:val="24"/>
-        </w:rPr>
-        <w:t xml:space="preserve">chicken </w:t>
       </w:r>
       <w:r>
         <w:rPr>
@@ -3317,6 +3402,27 @@
           <w:rFonts w:ascii="Arial" w:hAnsi="Arial" w:cs="Arial"/>
           <w:szCs w:val="24"/>
         </w:rPr>
+        <w:t xml:space="preserve"> pcs, </w:t>
+      </w:r>
+      <w:r>
+        <w:rPr>
+          <w:rFonts w:ascii="Arial" w:hAnsi="Arial" w:cs="Arial"/>
+          <w:szCs w:val="24"/>
+        </w:rPr>
+        <w:t xml:space="preserve">chicken </w:t>
+      </w:r>
+      <w:r>
+        <w:rPr>
+          <w:rFonts w:ascii="Arial" w:hAnsi="Arial" w:cs="Arial"/>
+          <w:szCs w:val="24"/>
+        </w:rPr>
+        <w:t>5</w:t>
+      </w:r>
+      <w:r>
+        <w:rPr>
+          <w:rFonts w:ascii="Arial" w:hAnsi="Arial" w:cs="Arial"/>
+          <w:szCs w:val="24"/>
+        </w:rPr>
         <w:t xml:space="preserve"> large pcs, Onion </w:t>
       </w:r>
       <w:r>
@@ -3405,7 +3511,23 @@
           <w:szCs w:val="24"/>
         </w:rPr>
         <w:tab/>
-        <w:t xml:space="preserve">        When cutting try to divide equally. One potato divides into </w:t>
+        <w:t xml:space="preserve">        When cutting try to divide equally. One potato </w:t>
+      </w:r>
+      <w:proofErr w:type="gramStart"/>
+      <w:r>
+        <w:rPr>
+          <w:rFonts w:ascii="Arial" w:hAnsi="Arial" w:cs="Arial"/>
+          <w:szCs w:val="24"/>
+        </w:rPr>
+        <w:t>divides</w:t>
+      </w:r>
+      <w:proofErr w:type="gramEnd"/>
+      <w:r>
+        <w:rPr>
+          <w:rFonts w:ascii="Arial" w:hAnsi="Arial" w:cs="Arial"/>
+          <w:szCs w:val="24"/>
+        </w:rPr>
+        <w:t xml:space="preserve"> into </w:t>
       </w:r>
       <w:r>
         <w:rPr>
@@ -3477,7 +3599,7 @@
           <w:rFonts w:ascii="Arial" w:hAnsi="Arial" w:cs="Arial"/>
           <w:szCs w:val="24"/>
         </w:rPr>
-        <w:t>66</w:t>
+        <w:t>100</w:t>
       </w:r>
       <w:r>
         <w:rPr>
